--- a/_book/A-flexible-modelling-framework-for-estimating-thermal-sensitivity-across-life.docx
+++ b/_book/A-flexible-modelling-framework-for-estimating-thermal-sensitivity-across-life.docx
@@ -18589,6 +18589,36 @@
       <w:pPr>
         <w:pStyle w:val="SourceCode"/>
       </w:pPr>
+      <w:r>
+        <w:rPr>
+          <w:rStyle w:val="CommentTok"/>
+        </w:rPr>
+        <w:t xml:space="preserve"># Disable Quarto chunk caching: brms's `file = ...` / `file_refit = "on_change"`</w:t>
+      </w:r>
+      <w:r>
+        <w:br/>
+      </w:r>
+      <w:r>
+        <w:rPr>
+          <w:rStyle w:val="CommentTok"/>
+        </w:rPr>
+        <w:t xml:space="preserve"># already handles refitting on formula/data changes. Quarto's own cache would</w:t>
+      </w:r>
+      <w:r>
+        <w:br/>
+      </w:r>
+      <w:r>
+        <w:rPr>
+          <w:rStyle w:val="CommentTok"/>
+        </w:rPr>
+        <w:t xml:space="preserve"># hold a stale fit object across renders.</w:t>
+      </w:r>
+      <w:r>
+        <w:br/>
+      </w:r>
+      <w:r>
+        <w:br/>
+      </w:r>
       <w:r>
         <w:rPr>
           <w:rStyle w:val="NormalTok"/>
@@ -36993,6 +37023,45 @@
         <w:rPr>
           <w:rStyle w:val="CommentTok"/>
         </w:rPr>
+        <w:t xml:space="preserve"># Disable Quarto chunk caching here so brms's own `file = ...` /</w:t>
+      </w:r>
+      <w:r>
+        <w:br/>
+      </w:r>
+      <w:r>
+        <w:rPr>
+          <w:rStyle w:val="CommentTok"/>
+        </w:rPr>
+        <w:t xml:space="preserve"># `file_refit = "on_change"` mechanism is the sole source of truth for whether</w:t>
+      </w:r>
+      <w:r>
+        <w:br/>
+      </w:r>
+      <w:r>
+        <w:rPr>
+          <w:rStyle w:val="CommentTok"/>
+        </w:rPr>
+        <w:t xml:space="preserve"># to refit. Without this, the project default `cache: true` can hold an old</w:t>
+      </w:r>
+      <w:r>
+        <w:br/>
+      </w:r>
+      <w:r>
+        <w:rPr>
+          <w:rStyle w:val="CommentTok"/>
+        </w:rPr>
+        <w:t xml:space="preserve"># fit object even after the formula or priors change.</w:t>
+      </w:r>
+      <w:r>
+        <w:br/>
+      </w:r>
+      <w:r>
+        <w:br/>
+      </w:r>
+      <w:r>
+        <w:rPr>
+          <w:rStyle w:val="CommentTok"/>
+        </w:rPr>
         <w:t xml:space="preserve"># Same 4PL likelihood as before, but with constrained transformations:</w:t>
       </w:r>
       <w:r>
@@ -38828,6 +38897,33 @@
       </w:pPr>
       <w:r>
         <w:rPr>
+          <w:rStyle w:val="CommentTok"/>
+        </w:rPr>
+        <w:t xml:space="preserve"># Force this chunk to re-run on every render so the printed summary always</w:t>
+      </w:r>
+      <w:r>
+        <w:br/>
+      </w:r>
+      <w:r>
+        <w:rPr>
+          <w:rStyle w:val="CommentTok"/>
+        </w:rPr>
+        <w:t xml:space="preserve"># reflects the current `fit_bb_ext` object (the project default `cache: true`</w:t>
+      </w:r>
+      <w:r>
+        <w:br/>
+      </w:r>
+      <w:r>
+        <w:rPr>
+          <w:rStyle w:val="CommentTok"/>
+        </w:rPr>
+        <w:t xml:space="preserve"># would otherwise hold onto a stale snapshot when the model is refit upstream).</w:t>
+      </w:r>
+      <w:r>
+        <w:br/>
+      </w:r>
+      <w:r>
+        <w:rPr>
           <w:rStyle w:val="NormalTok"/>
         </w:rPr>
         <w:t xml:space="preserve">fit_bb_ext</w:t>
@@ -38859,7 +38955,7 @@
         <w:rPr>
           <w:rStyle w:val="VerbatimChar"/>
         </w:rPr>
-        <w:t xml:space="preserve">Formula: y | trials(n) ~ ell + (u - ell)/(1 + exp(k * (log10_t - mid))) </w:t>
+        <w:t xml:space="preserve">Formula: y | trials(n) ~ 0.49 * inv_logit(ellraw) + ((0.51 + 0.49 * inv_logit(uraw)) - 0.49 * inv_logit(ellraw))/(1 + exp(exp(logk) * (log10_t - mid))) </w:t>
       </w:r>
       <w:r>
         <w:br/>
@@ -38868,7 +38964,7 @@
         <w:rPr>
           <w:rStyle w:val="VerbatimChar"/>
         </w:rPr>
-        <w:t xml:space="preserve">         ell ~ 1</w:t>
+        <w:t xml:space="preserve">         ellraw ~ 1</w:t>
       </w:r>
       <w:r>
         <w:br/>
@@ -38877,7 +38973,7 @@
         <w:rPr>
           <w:rStyle w:val="VerbatimChar"/>
         </w:rPr>
-        <w:t xml:space="preserve">         u ~ T_c</w:t>
+        <w:t xml:space="preserve">         uraw ~ T_c</w:t>
       </w:r>
       <w:r>
         <w:br/>
@@ -38886,7 +38982,7 @@
         <w:rPr>
           <w:rStyle w:val="VerbatimChar"/>
         </w:rPr>
-        <w:t xml:space="preserve">         k ~ T_c</w:t>
+        <w:t xml:space="preserve">         logk ~ T_c</w:t>
       </w:r>
       <w:r>
         <w:br/>
@@ -38943,7 +39039,7 @@
         <w:rPr>
           <w:rStyle w:val="VerbatimChar"/>
         </w:rPr>
-        <w:t xml:space="preserve">              Estimate Est.Error l-95% CI u-95% CI Rhat Bulk_ESS Tail_ESS</w:t>
+        <w:t xml:space="preserve">                 Estimate Est.Error l-95% CI u-95% CI Rhat Bulk_ESS Tail_ESS</w:t>
       </w:r>
       <w:r>
         <w:br/>
@@ -38952,7 +39048,7 @@
         <w:rPr>
           <w:rStyle w:val="VerbatimChar"/>
         </w:rPr>
-        <w:t xml:space="preserve">ell_Intercept     0.26      0.38     0.03     0.94 1.53        7       30</w:t>
+        <w:t xml:space="preserve">ellraw_Intercept    -2.32      0.11    -2.54    -2.12 1.00     3257     2894</w:t>
       </w:r>
       <w:r>
         <w:br/>
@@ -38961,7 +39057,7 @@
         <w:rPr>
           <w:rStyle w:val="VerbatimChar"/>
         </w:rPr>
-        <w:t xml:space="preserve">u_Intercept       0.69      0.38     0.03     0.93 1.53        7       29</w:t>
+        <w:t xml:space="preserve">uraw_Intercept       1.60      0.09     1.42     1.78 1.00     3165     3234</w:t>
       </w:r>
       <w:r>
         <w:br/>
@@ -38970,7 +39066,7 @@
         <w:rPr>
           <w:rStyle w:val="VerbatimChar"/>
         </w:rPr>
-        <w:t xml:space="preserve">u_T_c            -0.01      0.01    -0.02     0.00 1.53        7       35</w:t>
+        <w:t xml:space="preserve">uraw_T_c            -0.20      0.03    -0.26    -0.15 1.00     3844     2983</w:t>
       </w:r>
       <w:r>
         <w:br/>
@@ -38979,7 +39075,7 @@
         <w:rPr>
           <w:rStyle w:val="VerbatimChar"/>
         </w:rPr>
-        <w:t xml:space="preserve">k_Intercept       4.03      6.25    -7.35     8.85 1.53        7       29</w:t>
+        <w:t xml:space="preserve">logk_Intercept       2.17      0.07     2.03     2.33 1.00     3204     2945</w:t>
       </w:r>
       <w:r>
         <w:br/>
@@ -38988,7 +39084,7 @@
         <w:rPr>
           <w:rStyle w:val="VerbatimChar"/>
         </w:rPr>
-        <w:t xml:space="preserve">k_T_c             0.62      0.73    -0.79     1.36 1.53        7       31</w:t>
+        <w:t xml:space="preserve">logk_T_c             0.13      0.02     0.09     0.18 1.00     3572     3059</w:t>
       </w:r>
       <w:r>
         <w:br/>
@@ -38997,7 +39093,7 @@
         <w:rPr>
           <w:rStyle w:val="VerbatimChar"/>
         </w:rPr>
-        <w:t xml:space="preserve">mid_Intercept     1.50      0.01     1.47     1.52 1.01     1906     2321</w:t>
+        <w:t xml:space="preserve">mid_Intercept        1.51      0.01     1.48     1.53 1.00     3516     3127</w:t>
       </w:r>
       <w:r>
         <w:br/>
@@ -39006,7 +39102,7 @@
         <w:rPr>
           <w:rStyle w:val="VerbatimChar"/>
         </w:rPr>
-        <w:t xml:space="preserve">mid_T_c          -0.16      0.01    -0.17    -0.14 1.40        8       30</w:t>
+        <w:t xml:space="preserve">mid_T_c             -0.15      0.00    -0.16    -0.14 1.00     5514     3074</w:t>
       </w:r>
       <w:r>
         <w:br/>
@@ -39036,7 +39132,7 @@
         <w:rPr>
           <w:rStyle w:val="VerbatimChar"/>
         </w:rPr>
-        <w:t xml:space="preserve">phi     5.51      0.44     4.66     6.40 1.13       22      104</w:t>
+        <w:t xml:space="preserve">phi     5.79      0.44     4.97     6.67 1.00     3487     2727</w:t>
       </w:r>
       <w:r>
         <w:br/>

--- a/_book/A-flexible-modelling-framework-for-estimating-thermal-sensitivity-across-life.docx
+++ b/_book/A-flexible-modelling-framework-for-estimating-thermal-sensitivity-across-life.docx
@@ -39,7 +39,7 @@
         <w:pStyle w:val="Date"/>
       </w:pPr>
       <w:r>
-        <w:t xml:space="preserve">2026-05-06</w:t>
+        <w:t xml:space="preserve">2026-05-07</w:t>
       </w:r>
     </w:p>
     <w:sdt>
@@ -699,6 +699,46 @@
       <w:r>
         <w:t xml:space="preserve"> </w:t>
       </w:r>
+      <w:hyperlink w:anchor="ref-jorgensen_nature_2022">
+        <w:r>
+          <w:rPr>
+            <w:rStyle w:val="Hyperlink"/>
+          </w:rPr>
+          <w:t xml:space="preserve">Jørgensen</w:t>
+        </w:r>
+        <w:r>
+          <w:rPr>
+            <w:rStyle w:val="Hyperlink"/>
+          </w:rPr>
+          <w:t xml:space="preserve"> </w:t>
+        </w:r>
+        <w:r>
+          <w:rPr>
+            <w:rStyle w:val="Hyperlink"/>
+            <w:i/>
+            <w:iCs/>
+          </w:rPr>
+          <w:t xml:space="preserve">et al.</w:t>
+        </w:r>
+        <w:r>
+          <w:rPr>
+            <w:rStyle w:val="Hyperlink"/>
+          </w:rPr>
+          <w:t xml:space="preserve"> </w:t>
+        </w:r>
+        <w:r>
+          <w:rPr>
+            <w:rStyle w:val="Hyperlink"/>
+          </w:rPr>
+          <w:t xml:space="preserve">2022</w:t>
+        </w:r>
+      </w:hyperlink>
+      <w:r>
+        <w:t xml:space="preserve">;</w:t>
+      </w:r>
+      <w:r>
+        <w:t xml:space="preserve"> </w:t>
+      </w:r>
       <w:hyperlink w:anchor="ref-pinsky_marine_2019">
         <w:r>
           <w:rPr>
@@ -1182,7 +1222,7 @@
       <w:r>
         <w:t xml:space="preserve"> </w:t>
       </w:r>
-      <w:hyperlink w:anchor="ref-jorgensen_nature_2022">
+      <w:hyperlink w:anchor="ref-jorgensen_drosophila_2019">
         <w:r>
           <w:rPr>
             <w:rStyle w:val="Hyperlink"/>
@@ -1213,7 +1253,61 @@
           <w:rPr>
             <w:rStyle w:val="Hyperlink"/>
           </w:rPr>
+          <w:t xml:space="preserve">2019</w:t>
+        </w:r>
+      </w:hyperlink>
+      <w:r>
+        <w:t xml:space="preserve">,</w:t>
+      </w:r>
+      <w:r>
+        <w:t xml:space="preserve"> </w:t>
+      </w:r>
+      <w:hyperlink w:anchor="ref-jorgensen_nature_2022">
+        <w:r>
+          <w:rPr>
+            <w:rStyle w:val="Hyperlink"/>
+          </w:rPr>
           <w:t xml:space="preserve">2022</w:t>
+        </w:r>
+      </w:hyperlink>
+      <w:r>
+        <w:t xml:space="preserve">;</w:t>
+      </w:r>
+      <w:r>
+        <w:t xml:space="preserve"> </w:t>
+      </w:r>
+      <w:hyperlink w:anchor="ref-noble2026">
+        <w:r>
+          <w:rPr>
+            <w:rStyle w:val="Hyperlink"/>
+          </w:rPr>
+          <w:t xml:space="preserve">Noble</w:t>
+        </w:r>
+        <w:r>
+          <w:rPr>
+            <w:rStyle w:val="Hyperlink"/>
+          </w:rPr>
+          <w:t xml:space="preserve"> </w:t>
+        </w:r>
+        <w:r>
+          <w:rPr>
+            <w:rStyle w:val="Hyperlink"/>
+            <w:i/>
+            <w:iCs/>
+          </w:rPr>
+          <w:t xml:space="preserve">et al.</w:t>
+        </w:r>
+        <w:r>
+          <w:rPr>
+            <w:rStyle w:val="Hyperlink"/>
+          </w:rPr>
+          <w:t xml:space="preserve"> </w:t>
+        </w:r>
+        <w:r>
+          <w:rPr>
+            <w:rStyle w:val="Hyperlink"/>
+          </w:rPr>
+          <w:t xml:space="preserve">2026</w:t>
         </w:r>
       </w:hyperlink>
       <w:r>
@@ -1351,6 +1445,46 @@
       <w:r>
         <w:t xml:space="preserve"> </w:t>
       </w:r>
+      <w:hyperlink w:anchor="ref-jorgensen_drosophila_2019">
+        <w:r>
+          <w:rPr>
+            <w:rStyle w:val="Hyperlink"/>
+          </w:rPr>
+          <w:t xml:space="preserve">Jørgensen</w:t>
+        </w:r>
+        <w:r>
+          <w:rPr>
+            <w:rStyle w:val="Hyperlink"/>
+          </w:rPr>
+          <w:t xml:space="preserve"> </w:t>
+        </w:r>
+        <w:r>
+          <w:rPr>
+            <w:rStyle w:val="Hyperlink"/>
+            <w:i/>
+            <w:iCs/>
+          </w:rPr>
+          <w:t xml:space="preserve">et al.</w:t>
+        </w:r>
+        <w:r>
+          <w:rPr>
+            <w:rStyle w:val="Hyperlink"/>
+          </w:rPr>
+          <w:t xml:space="preserve"> </w:t>
+        </w:r>
+        <w:r>
+          <w:rPr>
+            <w:rStyle w:val="Hyperlink"/>
+          </w:rPr>
+          <w:t xml:space="preserve">2019</w:t>
+        </w:r>
+      </w:hyperlink>
+      <w:r>
+        <w:t xml:space="preserve">;</w:t>
+      </w:r>
+      <w:r>
+        <w:t xml:space="preserve"> </w:t>
+      </w:r>
       <w:hyperlink w:anchor="ref-orsted_finding_2022">
         <w:r>
           <w:rPr>
@@ -1571,6 +1705,86 @@
       <w:r>
         <w:t xml:space="preserve">(</w:t>
       </w:r>
+      <w:hyperlink w:anchor="ref-jorgensen_drosophila_2019">
+        <w:r>
+          <w:rPr>
+            <w:rStyle w:val="Hyperlink"/>
+          </w:rPr>
+          <w:t xml:space="preserve">Jørgensen</w:t>
+        </w:r>
+        <w:r>
+          <w:rPr>
+            <w:rStyle w:val="Hyperlink"/>
+          </w:rPr>
+          <w:t xml:space="preserve"> </w:t>
+        </w:r>
+        <w:r>
+          <w:rPr>
+            <w:rStyle w:val="Hyperlink"/>
+            <w:i/>
+            <w:iCs/>
+          </w:rPr>
+          <w:t xml:space="preserve">et al.</w:t>
+        </w:r>
+        <w:r>
+          <w:rPr>
+            <w:rStyle w:val="Hyperlink"/>
+          </w:rPr>
+          <w:t xml:space="preserve"> </w:t>
+        </w:r>
+        <w:r>
+          <w:rPr>
+            <w:rStyle w:val="Hyperlink"/>
+          </w:rPr>
+          <w:t xml:space="preserve">2019</w:t>
+        </w:r>
+      </w:hyperlink>
+      <w:r>
+        <w:t xml:space="preserve">;</w:t>
+      </w:r>
+      <w:r>
+        <w:t xml:space="preserve"> </w:t>
+      </w:r>
+      <w:hyperlink w:anchor="ref-li2023">
+        <w:r>
+          <w:rPr>
+            <w:rStyle w:val="Hyperlink"/>
+          </w:rPr>
+          <w:t xml:space="preserve">Li</w:t>
+        </w:r>
+        <w:r>
+          <w:rPr>
+            <w:rStyle w:val="Hyperlink"/>
+          </w:rPr>
+          <w:t xml:space="preserve"> </w:t>
+        </w:r>
+        <w:r>
+          <w:rPr>
+            <w:rStyle w:val="Hyperlink"/>
+            <w:i/>
+            <w:iCs/>
+          </w:rPr>
+          <w:t xml:space="preserve">et al.</w:t>
+        </w:r>
+        <w:r>
+          <w:rPr>
+            <w:rStyle w:val="Hyperlink"/>
+          </w:rPr>
+          <w:t xml:space="preserve"> </w:t>
+        </w:r>
+        <w:r>
+          <w:rPr>
+            <w:rStyle w:val="Hyperlink"/>
+          </w:rPr>
+          <w:t xml:space="preserve">2023</w:t>
+        </w:r>
+      </w:hyperlink>
+      <w:r>
+        <w:t xml:space="preserve">;</w:t>
+      </w:r>
+      <w:r>
+        <w:t xml:space="preserve"> </w:t>
+      </w:r>
       <w:hyperlink w:anchor="ref-orsted_finding_2022">
         <w:r>
           <w:rPr>
@@ -1643,6 +1857,46 @@
             <w:rStyle w:val="Hyperlink"/>
           </w:rPr>
           <w:t xml:space="preserve">2020</w:t>
+        </w:r>
+      </w:hyperlink>
+      <w:r>
+        <w:t xml:space="preserve">;</w:t>
+      </w:r>
+      <w:r>
+        <w:t xml:space="preserve"> </w:t>
+      </w:r>
+      <w:hyperlink w:anchor="ref-truebano2018">
+        <w:r>
+          <w:rPr>
+            <w:rStyle w:val="Hyperlink"/>
+          </w:rPr>
+          <w:t xml:space="preserve">Truebano</w:t>
+        </w:r>
+        <w:r>
+          <w:rPr>
+            <w:rStyle w:val="Hyperlink"/>
+          </w:rPr>
+          <w:t xml:space="preserve"> </w:t>
+        </w:r>
+        <w:r>
+          <w:rPr>
+            <w:rStyle w:val="Hyperlink"/>
+            <w:i/>
+            <w:iCs/>
+          </w:rPr>
+          <w:t xml:space="preserve">et al.</w:t>
+        </w:r>
+        <w:r>
+          <w:rPr>
+            <w:rStyle w:val="Hyperlink"/>
+          </w:rPr>
+          <w:t xml:space="preserve"> </w:t>
+        </w:r>
+        <w:r>
+          <w:rPr>
+            <w:rStyle w:val="Hyperlink"/>
+          </w:rPr>
+          <w:t xml:space="preserve">2018</w:t>
         </w:r>
       </w:hyperlink>
       <w:r>
@@ -1917,7 +2171,53 @@
         <w:t xml:space="preserve"> </w:t>
       </w:r>
       <w:r>
-        <w:t xml:space="preserve">is usually computed at 1 min or 1 hour duration. Thermal sensitivity and</w:t>
+        <w:t xml:space="preserve">is usually computed at 1 min or 1 hour duration. The 1 hour reference falls within typical assay durations avoiding substantial extrapolation which is why it is recommended</w:t>
+      </w:r>
+      <w:r>
+        <w:t xml:space="preserve"> </w:t>
+      </w:r>
+      <w:r>
+        <w:t xml:space="preserve">(</w:t>
+      </w:r>
+      <w:hyperlink w:anchor="ref-jorgensen_drosophila_2019">
+        <w:r>
+          <w:rPr>
+            <w:rStyle w:val="Hyperlink"/>
+          </w:rPr>
+          <w:t xml:space="preserve">Jørgensen</w:t>
+        </w:r>
+        <w:r>
+          <w:rPr>
+            <w:rStyle w:val="Hyperlink"/>
+          </w:rPr>
+          <w:t xml:space="preserve"> </w:t>
+        </w:r>
+        <w:r>
+          <w:rPr>
+            <w:rStyle w:val="Hyperlink"/>
+            <w:i/>
+            <w:iCs/>
+          </w:rPr>
+          <w:t xml:space="preserve">et al.</w:t>
+        </w:r>
+        <w:r>
+          <w:rPr>
+            <w:rStyle w:val="Hyperlink"/>
+          </w:rPr>
+          <w:t xml:space="preserve"> </w:t>
+        </w:r>
+        <w:r>
+          <w:rPr>
+            <w:rStyle w:val="Hyperlink"/>
+          </w:rPr>
+          <w:t xml:space="preserve">2019</w:t>
+        </w:r>
+      </w:hyperlink>
+      <w:r>
+        <w:t xml:space="preserve">)</w:t>
+      </w:r>
+      <w:r>
+        <w:t xml:space="preserve">. Thermal sensitivity and</w:t>
       </w:r>
       <w:r>
         <w:t xml:space="preserve"> </w:t>
@@ -2169,7 +2469,7 @@
         <w:t xml:space="preserve"> </w:t>
       </w:r>
       <w:r>
-        <w:t xml:space="preserve">estimates are estimates with non-negligible sampling variance. Treating them as fixed inputs to the regression discards that variance and miscalibrates the standard errors on the slope (</w:t>
+        <w:t xml:space="preserve">estimates are estimates with non-negligible sampling variance. Treating them as fixed inputs to the regression discards that variance which can lead to miscalibrated standard errors on the slope (</w:t>
       </w:r>
       <m:oMath>
         <m:r>
@@ -5532,7 +5832,7 @@
           <w:rPr>
             <w:rStyle w:val="Hyperlink"/>
           </w:rPr>
-          <w:t xml:space="preserve">Equation 8</w:t>
+          <w:t xml:space="preserve">Equation 12</w:t>
         </w:r>
       </w:hyperlink>
       <w:r>
@@ -6564,17 +6864,2462 @@
       </w:r>
     </w:p>
     <w:bookmarkEnd w:id="32"/>
-    <w:bookmarkStart w:id="33" w:name="predicting-heat-injury-under-dynamic"/>
+    <w:bookmarkStart w:id="37" w:name="X748caa9d6c5389c1517c1b3b0c0fd7ca3896022"/>
     <w:p>
       <w:pPr>
         <w:pStyle w:val="Heading1"/>
       </w:pPr>
       <w:r>
-        <w:t xml:space="preserve">6. Predicting heat injury under dynamic</w:t>
+        <w:t xml:space="preserve">6. Predicting heat injury and survival under dynamic thermal environments</w:t>
       </w:r>
     </w:p>
-    <w:bookmarkEnd w:id="33"/>
-    <w:bookmarkStart w:id="36" w:name="X874ed648d04cd4061333629ea007cfb78435af7"/>
+    <w:p>
+      <w:pPr>
+        <w:pStyle w:val="FirstParagraph"/>
+      </w:pPr>
+      <w:r>
+        <w:t xml:space="preserve">A particularly powerful aspect of TLS models are their ability to translate dynamic temperature times series’ from nature to predict heat injury (HI) accumulation</w:t>
+      </w:r>
+      <w:r>
+        <w:t xml:space="preserve"> </w:t>
+      </w:r>
+      <w:r>
+        <w:t xml:space="preserve">(</w:t>
+      </w:r>
+      <w:hyperlink w:anchor="ref-jorgensen_unifying_2021">
+        <w:r>
+          <w:rPr>
+            <w:rStyle w:val="Hyperlink"/>
+          </w:rPr>
+          <w:t xml:space="preserve">Jørgensen</w:t>
+        </w:r>
+        <w:r>
+          <w:rPr>
+            <w:rStyle w:val="Hyperlink"/>
+          </w:rPr>
+          <w:t xml:space="preserve"> </w:t>
+        </w:r>
+        <w:r>
+          <w:rPr>
+            <w:rStyle w:val="Hyperlink"/>
+            <w:i/>
+            <w:iCs/>
+          </w:rPr>
+          <w:t xml:space="preserve">et al.</w:t>
+        </w:r>
+        <w:r>
+          <w:rPr>
+            <w:rStyle w:val="Hyperlink"/>
+          </w:rPr>
+          <w:t xml:space="preserve"> </w:t>
+        </w:r>
+        <w:r>
+          <w:rPr>
+            <w:rStyle w:val="Hyperlink"/>
+          </w:rPr>
+          <w:t xml:space="preserve">2021</w:t>
+        </w:r>
+      </w:hyperlink>
+      <w:r>
+        <w:t xml:space="preserve">;</w:t>
+      </w:r>
+      <w:r>
+        <w:t xml:space="preserve"> </w:t>
+      </w:r>
+      <w:hyperlink w:anchor="ref-li2023">
+        <w:r>
+          <w:rPr>
+            <w:rStyle w:val="Hyperlink"/>
+          </w:rPr>
+          <w:t xml:space="preserve">Li</w:t>
+        </w:r>
+        <w:r>
+          <w:rPr>
+            <w:rStyle w:val="Hyperlink"/>
+          </w:rPr>
+          <w:t xml:space="preserve"> </w:t>
+        </w:r>
+        <w:r>
+          <w:rPr>
+            <w:rStyle w:val="Hyperlink"/>
+            <w:i/>
+            <w:iCs/>
+          </w:rPr>
+          <w:t xml:space="preserve">et al.</w:t>
+        </w:r>
+        <w:r>
+          <w:rPr>
+            <w:rStyle w:val="Hyperlink"/>
+          </w:rPr>
+          <w:t xml:space="preserve"> </w:t>
+        </w:r>
+        <w:r>
+          <w:rPr>
+            <w:rStyle w:val="Hyperlink"/>
+          </w:rPr>
+          <w:t xml:space="preserve">2023</w:t>
+        </w:r>
+      </w:hyperlink>
+      <w:r>
+        <w:t xml:space="preserve">;</w:t>
+      </w:r>
+      <w:r>
+        <w:t xml:space="preserve"> </w:t>
+      </w:r>
+      <w:hyperlink w:anchor="ref-orsted_finding_2022">
+        <w:r>
+          <w:rPr>
+            <w:rStyle w:val="Hyperlink"/>
+          </w:rPr>
+          <w:t xml:space="preserve">Ørsted</w:t>
+        </w:r>
+        <w:r>
+          <w:rPr>
+            <w:rStyle w:val="Hyperlink"/>
+          </w:rPr>
+          <w:t xml:space="preserve"> </w:t>
+        </w:r>
+        <w:r>
+          <w:rPr>
+            <w:rStyle w:val="Hyperlink"/>
+            <w:i/>
+            <w:iCs/>
+          </w:rPr>
+          <w:t xml:space="preserve">et al.</w:t>
+        </w:r>
+        <w:r>
+          <w:rPr>
+            <w:rStyle w:val="Hyperlink"/>
+          </w:rPr>
+          <w:t xml:space="preserve"> </w:t>
+        </w:r>
+        <w:r>
+          <w:rPr>
+            <w:rStyle w:val="Hyperlink"/>
+          </w:rPr>
+          <w:t xml:space="preserve">2022</w:t>
+        </w:r>
+      </w:hyperlink>
+      <w:r>
+        <w:t xml:space="preserve">,</w:t>
+      </w:r>
+      <w:r>
+        <w:t xml:space="preserve"> </w:t>
+      </w:r>
+      <w:hyperlink w:anchor="ref-orsted_suzukii_2024">
+        <w:r>
+          <w:rPr>
+            <w:rStyle w:val="Hyperlink"/>
+          </w:rPr>
+          <w:t xml:space="preserve">2024</w:t>
+        </w:r>
+      </w:hyperlink>
+      <w:r>
+        <w:t xml:space="preserve">;</w:t>
+      </w:r>
+      <w:r>
+        <w:t xml:space="preserve"> </w:t>
+      </w:r>
+      <w:hyperlink w:anchor="ref-rezende_drosophila_mortality_2020">
+        <w:r>
+          <w:rPr>
+            <w:rStyle w:val="Hyperlink"/>
+          </w:rPr>
+          <w:t xml:space="preserve">Rezende</w:t>
+        </w:r>
+        <w:r>
+          <w:rPr>
+            <w:rStyle w:val="Hyperlink"/>
+          </w:rPr>
+          <w:t xml:space="preserve"> </w:t>
+        </w:r>
+        <w:r>
+          <w:rPr>
+            <w:rStyle w:val="Hyperlink"/>
+            <w:i/>
+            <w:iCs/>
+          </w:rPr>
+          <w:t xml:space="preserve">et al.</w:t>
+        </w:r>
+        <w:r>
+          <w:rPr>
+            <w:rStyle w:val="Hyperlink"/>
+          </w:rPr>
+          <w:t xml:space="preserve"> </w:t>
+        </w:r>
+        <w:r>
+          <w:rPr>
+            <w:rStyle w:val="Hyperlink"/>
+          </w:rPr>
+          <w:t xml:space="preserve">2020</w:t>
+        </w:r>
+      </w:hyperlink>
+      <w:r>
+        <w:t xml:space="preserve">)</w:t>
+      </w:r>
+      <w:r>
+        <w:t xml:space="preserve">. Heat injury accumulates as the time spent at a given temperature divided by the median lethal time at that temperature, integrated across the temperature trajectory</w:t>
+      </w:r>
+      <w:r>
+        <w:t xml:space="preserve"> </w:t>
+      </w:r>
+      <m:oMath>
+        <m:r>
+          <m:t>T</m:t>
+        </m:r>
+        <m:d>
+          <m:dPr>
+            <m:begChr m:val="("/>
+            <m:sepChr m:val=""/>
+            <m:endChr m:val=")"/>
+            <m:grow/>
+          </m:dPr>
+          <m:e>
+            <m:r>
+              <m:t>i</m:t>
+            </m:r>
+          </m:e>
+        </m:d>
+      </m:oMath>
+      <w:r>
+        <w:t xml:space="preserve"> </w:t>
+      </w:r>
+      <w:r>
+        <w:t xml:space="preserve">as follows:</w:t>
+      </w:r>
+    </w:p>
+    <w:p>
+      <w:pPr>
+        <w:pStyle w:val="BodyText"/>
+      </w:pPr>
+      <w:bookmarkStart w:id="33" w:name="eq-hi"/>
+      <m:oMathPara>
+        <m:oMathParaPr>
+          <m:jc m:val="center"/>
+        </m:oMathParaPr>
+        <m:oMath>
+          <m:r>
+            <m:t>H</m:t>
+          </m:r>
+          <m:r>
+            <m:t>I</m:t>
+          </m:r>
+          <m:d>
+            <m:dPr>
+              <m:begChr m:val="("/>
+              <m:sepChr m:val=""/>
+              <m:endChr m:val=")"/>
+              <m:grow/>
+            </m:dPr>
+            <m:e>
+              <m:r>
+                <m:t>t</m:t>
+              </m:r>
+            </m:e>
+          </m:d>
+          <m:r>
+            <m:t> </m:t>
+          </m:r>
+          <m:r>
+            <m:rPr>
+              <m:sty m:val="p"/>
+            </m:rPr>
+            <m:t>=</m:t>
+          </m:r>
+          <m:r>
+            <m:t> </m:t>
+          </m:r>
+          <m:r>
+            <m:t>100</m:t>
+          </m:r>
+          <m:nary>
+            <m:naryPr>
+              <m:chr m:val="∫"/>
+              <m:limLoc m:val="subSup"/>
+              <m:subHide m:val="off"/>
+              <m:supHide m:val="off"/>
+            </m:naryPr>
+            <m:sub>
+              <m:r>
+                <m:t>0</m:t>
+              </m:r>
+            </m:sub>
+            <m:sup>
+              <m:r>
+                <m:t>t</m:t>
+              </m:r>
+            </m:sup>
+            <m:e>
+              <m:sSup>
+                <m:e>
+                  <m:r>
+                    <m:t>10</m:t>
+                  </m:r>
+                </m:e>
+                <m:sup>
+                  <m:r>
+                    <m:t> </m:t>
+                  </m:r>
+                  <m:d>
+                    <m:dPr>
+                      <m:begChr m:val="("/>
+                      <m:sepChr m:val=""/>
+                      <m:endChr m:val=")"/>
+                      <m:grow/>
+                    </m:dPr>
+                    <m:e>
+                      <m:r>
+                        <m:t>T</m:t>
+                      </m:r>
+                      <m:d>
+                        <m:dPr>
+                          <m:begChr m:val="("/>
+                          <m:sepChr m:val=""/>
+                          <m:endChr m:val=")"/>
+                          <m:grow/>
+                        </m:dPr>
+                        <m:e>
+                          <m:r>
+                            <m:t>i</m:t>
+                          </m:r>
+                        </m:e>
+                      </m:d>
+                      <m:r>
+                        <m:t> </m:t>
+                      </m:r>
+                      <m:r>
+                        <m:rPr>
+                          <m:sty m:val="p"/>
+                        </m:rPr>
+                        <m:t>−</m:t>
+                      </m:r>
+                      <m:r>
+                        <m:t> </m:t>
+                      </m:r>
+                      <m:r>
+                        <m:t>C</m:t>
+                      </m:r>
+                      <m:sSub>
+                        <m:e>
+                          <m:r>
+                            <m:t>T</m:t>
+                          </m:r>
+                        </m:e>
+                        <m:sub>
+                          <m:r>
+                            <m:t>m</m:t>
+                          </m:r>
+                          <m:r>
+                            <m:t>a</m:t>
+                          </m:r>
+                          <m:sSub>
+                            <m:e>
+                              <m:r>
+                                <m:t>x</m:t>
+                              </m:r>
+                            </m:e>
+                            <m:sub>
+                              <m:r>
+                                <m:t>1</m:t>
+                              </m:r>
+                              <m:r>
+                                <m:rPr>
+                                  <m:nor/>
+                                  <m:sty m:val="p"/>
+                                </m:rPr>
+                                <m:t>hr</m:t>
+                              </m:r>
+                            </m:sub>
+                          </m:sSub>
+                        </m:sub>
+                      </m:sSub>
+                    </m:e>
+                  </m:d>
+                  <m:r>
+                    <m:rPr>
+                      <m:sty m:val="p"/>
+                    </m:rPr>
+                    <m:t>/</m:t>
+                  </m:r>
+                  <m:r>
+                    <m:t>z</m:t>
+                  </m:r>
+                </m:sup>
+              </m:sSup>
+            </m:e>
+          </m:nary>
+          <m:r>
+            <m:t> </m:t>
+          </m:r>
+          <m:r>
+            <m:t>d</m:t>
+          </m:r>
+          <m:r>
+            <m:t>i</m:t>
+          </m:r>
+          <m:r>
+            <m:rPr>
+              <m:sty m:val="p"/>
+            </m:rPr>
+            <m:t>,</m:t>
+          </m:r>
+          <m:r>
+            <m:t>  </m:t>
+          </m:r>
+          <m:d>
+            <m:dPr>
+              <m:begChr m:val="("/>
+              <m:sepChr m:val=""/>
+              <m:endChr m:val=")"/>
+              <m:grow/>
+            </m:dPr>
+            <m:e>
+              <m:r>
+                <m:t>7</m:t>
+              </m:r>
+            </m:e>
+          </m:d>
+        </m:oMath>
+      </m:oMathPara>
+      <w:bookmarkEnd w:id="33"/>
+    </w:p>
+    <w:p>
+      <w:pPr>
+        <w:pStyle w:val="FirstParagraph"/>
+      </w:pPr>
+      <w:r>
+        <w:t xml:space="preserve">where</w:t>
+      </w:r>
+      <w:r>
+        <w:t xml:space="preserve"> </w:t>
+      </w:r>
+      <m:oMath>
+        <m:r>
+          <m:t>z</m:t>
+        </m:r>
+      </m:oMath>
+      <w:r>
+        <w:t xml:space="preserve"> </w:t>
+      </w:r>
+      <w:r>
+        <w:t xml:space="preserve">is the thermal sensitivity and</w:t>
+      </w:r>
+      <w:r>
+        <w:t xml:space="preserve"> </w:t>
+      </w:r>
+      <m:oMath>
+        <m:r>
+          <m:t>C</m:t>
+        </m:r>
+        <m:sSub>
+          <m:e>
+            <m:r>
+              <m:t>T</m:t>
+            </m:r>
+          </m:e>
+          <m:sub>
+            <m:r>
+              <m:t>m</m:t>
+            </m:r>
+            <m:r>
+              <m:t>a</m:t>
+            </m:r>
+            <m:sSub>
+              <m:e>
+                <m:r>
+                  <m:t>x</m:t>
+                </m:r>
+              </m:e>
+              <m:sub>
+                <m:r>
+                  <m:t>1</m:t>
+                </m:r>
+                <m:r>
+                  <m:rPr>
+                    <m:nor/>
+                    <m:sty m:val="p"/>
+                  </m:rPr>
+                  <m:t>hr</m:t>
+                </m:r>
+              </m:sub>
+            </m:sSub>
+          </m:sub>
+        </m:sSub>
+      </m:oMath>
+      <w:r>
+        <w:t xml:space="preserve"> </w:t>
+      </w:r>
+      <w:r>
+        <w:t xml:space="preserve">is the static temperature at which 50% of the population reaches the assayed endpoint after one hour of exposure. When</w:t>
+      </w:r>
+      <w:r>
+        <w:t xml:space="preserve"> </w:t>
+      </w:r>
+      <m:oMath>
+        <m:r>
+          <m:t>H</m:t>
+        </m:r>
+        <m:r>
+          <m:t>I</m:t>
+        </m:r>
+        <m:d>
+          <m:dPr>
+            <m:begChr m:val="("/>
+            <m:sepChr m:val=""/>
+            <m:endChr m:val=")"/>
+            <m:grow/>
+          </m:dPr>
+          <m:e>
+            <m:r>
+              <m:t>t</m:t>
+            </m:r>
+          </m:e>
+        </m:d>
+        <m:r>
+          <m:rPr>
+            <m:sty m:val="p"/>
+          </m:rPr>
+          <m:t>=</m:t>
+        </m:r>
+        <m:r>
+          <m:t>100</m:t>
+        </m:r>
+        <m:r>
+          <m:rPr>
+            <m:sty m:val="p"/>
+          </m:rPr>
+          <m:t>%</m:t>
+        </m:r>
+      </m:oMath>
+      <w:r>
+        <w:t xml:space="preserve">, the cumulative dose equals one</w:t>
+      </w:r>
+      <w:r>
+        <w:t xml:space="preserve"> </w:t>
+      </w:r>
+      <m:oMath>
+        <m:r>
+          <m:t>L</m:t>
+        </m:r>
+        <m:sSub>
+          <m:e>
+            <m:r>
+              <m:t>T</m:t>
+            </m:r>
+          </m:e>
+          <m:sub>
+            <m:r>
+              <m:t>50</m:t>
+            </m:r>
+          </m:sub>
+        </m:sSub>
+      </m:oMath>
+      <w:r>
+        <w:t xml:space="preserve"> </w:t>
+      </w:r>
+      <w:r>
+        <w:t xml:space="preserve">at the 1-hour reference, predicting 50% mortality (or 50% loss of the assayed sublethal endpoint, e.g. fertility;</w:t>
+      </w:r>
+      <w:r>
+        <w:t xml:space="preserve"> </w:t>
+      </w:r>
+      <w:r>
+        <w:t xml:space="preserve">Ørsted</w:t>
+      </w:r>
+      <w:r>
+        <w:t xml:space="preserve"> </w:t>
+      </w:r>
+      <w:r>
+        <w:rPr>
+          <w:i/>
+          <w:iCs/>
+        </w:rPr>
+        <w:t xml:space="preserve">et al.</w:t>
+      </w:r>
+      <w:r>
+        <w:t xml:space="preserve"> </w:t>
+      </w:r>
+      <w:r>
+        <w:t xml:space="preserve">(</w:t>
+      </w:r>
+      <w:hyperlink w:anchor="ref-orsted_suzukii_2024">
+        <w:r>
+          <w:rPr>
+            <w:rStyle w:val="Hyperlink"/>
+          </w:rPr>
+          <w:t xml:space="preserve">2024</w:t>
+        </w:r>
+      </w:hyperlink>
+      <w:r>
+        <w:t xml:space="preserve">)</w:t>
+      </w:r>
+      <w:r>
+        <w:t xml:space="preserve">). Injury accumulates only when</w:t>
+      </w:r>
+      <w:r>
+        <w:t xml:space="preserve"> </w:t>
+      </w:r>
+      <m:oMath>
+        <m:r>
+          <m:t>T</m:t>
+        </m:r>
+        <m:d>
+          <m:dPr>
+            <m:begChr m:val="("/>
+            <m:sepChr m:val=""/>
+            <m:endChr m:val=")"/>
+            <m:grow/>
+          </m:dPr>
+          <m:e>
+            <m:r>
+              <m:t>i</m:t>
+            </m:r>
+          </m:e>
+        </m:d>
+      </m:oMath>
+      <w:r>
+        <w:t xml:space="preserve"> </w:t>
+      </w:r>
+      <w:r>
+        <w:t xml:space="preserve">exceeds a critical temperature</w:t>
+      </w:r>
+      <w:r>
+        <w:t xml:space="preserve"> </w:t>
+      </w:r>
+      <m:oMath>
+        <m:sSub>
+          <m:e>
+            <m:r>
+              <m:t>T</m:t>
+            </m:r>
+          </m:e>
+          <m:sub>
+            <m:r>
+              <m:t>c</m:t>
+            </m:r>
+          </m:sub>
+        </m:sSub>
+      </m:oMath>
+      <w:r>
+        <w:t xml:space="preserve"> </w:t>
+      </w:r>
+      <w:r>
+        <w:t xml:space="preserve">below which damage is repaired as fast as it accrues</w:t>
+      </w:r>
+      <w:r>
+        <w:t xml:space="preserve"> </w:t>
+      </w:r>
+      <w:r>
+        <w:t xml:space="preserve">(</w:t>
+      </w:r>
+      <w:hyperlink w:anchor="ref-jorgensen_unifying_2021">
+        <w:r>
+          <w:rPr>
+            <w:rStyle w:val="Hyperlink"/>
+          </w:rPr>
+          <w:t xml:space="preserve">Jørgensen</w:t>
+        </w:r>
+        <w:r>
+          <w:rPr>
+            <w:rStyle w:val="Hyperlink"/>
+          </w:rPr>
+          <w:t xml:space="preserve"> </w:t>
+        </w:r>
+        <w:r>
+          <w:rPr>
+            <w:rStyle w:val="Hyperlink"/>
+            <w:i/>
+            <w:iCs/>
+          </w:rPr>
+          <w:t xml:space="preserve">et al.</w:t>
+        </w:r>
+        <w:r>
+          <w:rPr>
+            <w:rStyle w:val="Hyperlink"/>
+          </w:rPr>
+          <w:t xml:space="preserve"> </w:t>
+        </w:r>
+        <w:r>
+          <w:rPr>
+            <w:rStyle w:val="Hyperlink"/>
+          </w:rPr>
+          <w:t xml:space="preserve">2021</w:t>
+        </w:r>
+      </w:hyperlink>
+      <w:r>
+        <w:t xml:space="preserve">;</w:t>
+      </w:r>
+      <w:r>
+        <w:t xml:space="preserve"> </w:t>
+      </w:r>
+      <w:hyperlink w:anchor="ref-orsted_finding_2022">
+        <w:r>
+          <w:rPr>
+            <w:rStyle w:val="Hyperlink"/>
+          </w:rPr>
+          <w:t xml:space="preserve">Ørsted</w:t>
+        </w:r>
+        <w:r>
+          <w:rPr>
+            <w:rStyle w:val="Hyperlink"/>
+          </w:rPr>
+          <w:t xml:space="preserve"> </w:t>
+        </w:r>
+        <w:r>
+          <w:rPr>
+            <w:rStyle w:val="Hyperlink"/>
+            <w:i/>
+            <w:iCs/>
+          </w:rPr>
+          <w:t xml:space="preserve">et al.</w:t>
+        </w:r>
+        <w:r>
+          <w:rPr>
+            <w:rStyle w:val="Hyperlink"/>
+          </w:rPr>
+          <w:t xml:space="preserve"> </w:t>
+        </w:r>
+        <w:r>
+          <w:rPr>
+            <w:rStyle w:val="Hyperlink"/>
+          </w:rPr>
+          <w:t xml:space="preserve">2022</w:t>
+        </w:r>
+      </w:hyperlink>
+      <w:r>
+        <w:t xml:space="preserve">)</w:t>
+      </w:r>
+      <w:r>
+        <w:t xml:space="preserve">. Field temperature records are typically available at hourly resolution;</w:t>
+      </w:r>
+      <w:r>
+        <w:t xml:space="preserve"> </w:t>
+      </w:r>
+      <w:hyperlink w:anchor="eq-hi">
+        <w:r>
+          <w:rPr>
+            <w:rStyle w:val="Hyperlink"/>
+          </w:rPr>
+          <w:t xml:space="preserve">Equation 7</w:t>
+        </w:r>
+      </w:hyperlink>
+      <w:r>
+        <w:t xml:space="preserve"> </w:t>
+      </w:r>
+      <w:r>
+        <w:t xml:space="preserve">is then evaluated by summing</w:t>
+      </w:r>
+      <w:r>
+        <w:t xml:space="preserve"> </w:t>
+      </w:r>
+      <m:oMath>
+        <m:r>
+          <m:t>100</m:t>
+        </m:r>
+        <m:r>
+          <m:rPr>
+            <m:sty m:val="p"/>
+          </m:rPr>
+          <m:t>⋅</m:t>
+        </m:r>
+        <m:sSup>
+          <m:e>
+            <m:r>
+              <m:t>10</m:t>
+            </m:r>
+          </m:e>
+          <m:sup>
+            <m:d>
+              <m:dPr>
+                <m:begChr m:val="("/>
+                <m:sepChr m:val=""/>
+                <m:endChr m:val=")"/>
+                <m:grow/>
+              </m:dPr>
+              <m:e>
+                <m:sSub>
+                  <m:e>
+                    <m:r>
+                      <m:t>T</m:t>
+                    </m:r>
+                  </m:e>
+                  <m:sub>
+                    <m:r>
+                      <m:t>i</m:t>
+                    </m:r>
+                  </m:sub>
+                </m:sSub>
+                <m:r>
+                  <m:rPr>
+                    <m:sty m:val="p"/>
+                  </m:rPr>
+                  <m:t>−</m:t>
+                </m:r>
+                <m:r>
+                  <m:t>C</m:t>
+                </m:r>
+                <m:sSub>
+                  <m:e>
+                    <m:r>
+                      <m:t>T</m:t>
+                    </m:r>
+                  </m:e>
+                  <m:sub>
+                    <m:r>
+                      <m:t>m</m:t>
+                    </m:r>
+                    <m:r>
+                      <m:t>a</m:t>
+                    </m:r>
+                    <m:sSub>
+                      <m:e>
+                        <m:r>
+                          <m:t>x</m:t>
+                        </m:r>
+                      </m:e>
+                      <m:sub>
+                        <m:r>
+                          <m:t>1</m:t>
+                        </m:r>
+                        <m:r>
+                          <m:rPr>
+                            <m:nor/>
+                            <m:sty m:val="p"/>
+                          </m:rPr>
+                          <m:t>hr</m:t>
+                        </m:r>
+                      </m:sub>
+                    </m:sSub>
+                  </m:sub>
+                </m:sSub>
+              </m:e>
+            </m:d>
+            <m:r>
+              <m:rPr>
+                <m:sty m:val="p"/>
+              </m:rPr>
+              <m:t>/</m:t>
+            </m:r>
+            <m:r>
+              <m:t>z</m:t>
+            </m:r>
+          </m:sup>
+        </m:sSup>
+      </m:oMath>
+      <w:r>
+        <w:t xml:space="preserve"> </w:t>
+      </w:r>
+      <w:r>
+        <w:t xml:space="preserve">across each hourly interval whose temperature</w:t>
+      </w:r>
+      <w:r>
+        <w:t xml:space="preserve"> </w:t>
+      </w:r>
+      <m:oMath>
+        <m:sSub>
+          <m:e>
+            <m:r>
+              <m:t>T</m:t>
+            </m:r>
+          </m:e>
+          <m:sub>
+            <m:r>
+              <m:t>i</m:t>
+            </m:r>
+          </m:sub>
+        </m:sSub>
+      </m:oMath>
+      <w:r>
+        <w:t xml:space="preserve"> </w:t>
+      </w:r>
+      <w:r>
+        <w:t xml:space="preserve">exceeds</w:t>
+      </w:r>
+      <w:r>
+        <w:t xml:space="preserve"> </w:t>
+      </w:r>
+      <m:oMath>
+        <m:sSub>
+          <m:e>
+            <m:r>
+              <m:t>T</m:t>
+            </m:r>
+          </m:e>
+          <m:sub>
+            <m:r>
+              <m:t>c</m:t>
+            </m:r>
+          </m:sub>
+        </m:sSub>
+      </m:oMath>
+      <w:r>
+        <w:t xml:space="preserve">, following the implementations in</w:t>
+      </w:r>
+      <w:r>
+        <w:t xml:space="preserve"> </w:t>
+      </w:r>
+      <w:r>
+        <w:t xml:space="preserve">Jørgensen</w:t>
+      </w:r>
+      <w:r>
+        <w:t xml:space="preserve"> </w:t>
+      </w:r>
+      <w:r>
+        <w:rPr>
+          <w:i/>
+          <w:iCs/>
+        </w:rPr>
+        <w:t xml:space="preserve">et al.</w:t>
+      </w:r>
+      <w:r>
+        <w:t xml:space="preserve"> </w:t>
+      </w:r>
+      <w:r>
+        <w:t xml:space="preserve">(</w:t>
+      </w:r>
+      <w:hyperlink w:anchor="ref-jorgensen_unifying_2021">
+        <w:r>
+          <w:rPr>
+            <w:rStyle w:val="Hyperlink"/>
+          </w:rPr>
+          <w:t xml:space="preserve">2021</w:t>
+        </w:r>
+      </w:hyperlink>
+      <w:r>
+        <w:t xml:space="preserve">)</w:t>
+      </w:r>
+      <w:r>
+        <w:t xml:space="preserve">,</w:t>
+      </w:r>
+      <w:r>
+        <w:t xml:space="preserve"> </w:t>
+      </w:r>
+      <w:r>
+        <w:t xml:space="preserve">Ørsted</w:t>
+      </w:r>
+      <w:r>
+        <w:t xml:space="preserve"> </w:t>
+      </w:r>
+      <w:r>
+        <w:rPr>
+          <w:i/>
+          <w:iCs/>
+        </w:rPr>
+        <w:t xml:space="preserve">et al.</w:t>
+      </w:r>
+      <w:r>
+        <w:t xml:space="preserve"> </w:t>
+      </w:r>
+      <w:r>
+        <w:t xml:space="preserve">(</w:t>
+      </w:r>
+      <w:hyperlink w:anchor="ref-orsted_suzukii_2024">
+        <w:r>
+          <w:rPr>
+            <w:rStyle w:val="Hyperlink"/>
+          </w:rPr>
+          <w:t xml:space="preserve">2024</w:t>
+        </w:r>
+      </w:hyperlink>
+      <w:r>
+        <w:t xml:space="preserve">)</w:t>
+      </w:r>
+      <w:r>
+        <w:t xml:space="preserve">, and</w:t>
+      </w:r>
+      <w:r>
+        <w:t xml:space="preserve"> </w:t>
+      </w:r>
+      <w:r>
+        <w:t xml:space="preserve">Li</w:t>
+      </w:r>
+      <w:r>
+        <w:t xml:space="preserve"> </w:t>
+      </w:r>
+      <w:r>
+        <w:rPr>
+          <w:i/>
+          <w:iCs/>
+        </w:rPr>
+        <w:t xml:space="preserve">et al.</w:t>
+      </w:r>
+      <w:r>
+        <w:t xml:space="preserve"> </w:t>
+      </w:r>
+      <w:r>
+        <w:t xml:space="preserve">(</w:t>
+      </w:r>
+      <w:hyperlink w:anchor="ref-li2023">
+        <w:r>
+          <w:rPr>
+            <w:rStyle w:val="Hyperlink"/>
+          </w:rPr>
+          <w:t xml:space="preserve">2023</w:t>
+        </w:r>
+      </w:hyperlink>
+      <w:r>
+        <w:t xml:space="preserve">)</w:t>
+      </w:r>
+      <w:r>
+        <w:t xml:space="preserve">. The key parameters,</w:t>
+      </w:r>
+      <w:r>
+        <w:t xml:space="preserve"> </w:t>
+      </w:r>
+      <m:oMath>
+        <m:r>
+          <m:rPr>
+            <m:sty m:val="p"/>
+          </m:rPr>
+          <m:t>*</m:t>
+        </m:r>
+      </m:oMath>
+      <w:r>
+        <w:t xml:space="preserve">z$ and</w:t>
+      </w:r>
+      <w:r>
+        <w:t xml:space="preserve"> </w:t>
+      </w:r>
+      <m:oMath>
+        <m:r>
+          <m:t>C</m:t>
+        </m:r>
+        <m:sSub>
+          <m:e>
+            <m:r>
+              <m:t>T</m:t>
+            </m:r>
+          </m:e>
+          <m:sub>
+            <m:r>
+              <m:t>m</m:t>
+            </m:r>
+            <m:r>
+              <m:t>a</m:t>
+            </m:r>
+            <m:sSub>
+              <m:e>
+                <m:r>
+                  <m:t>x</m:t>
+                </m:r>
+              </m:e>
+              <m:sub>
+                <m:r>
+                  <m:t>1</m:t>
+                </m:r>
+                <m:r>
+                  <m:rPr>
+                    <m:nor/>
+                    <m:sty m:val="p"/>
+                  </m:rPr>
+                  <m:t>hr</m:t>
+                </m:r>
+              </m:sub>
+            </m:sSub>
+          </m:sub>
+        </m:sSub>
+      </m:oMath>
+      <w:r>
+        <w:t xml:space="preserve">, calculated from our Bayesian dose-response model can be used to calculate</w:t>
+      </w:r>
+      <w:r>
+        <w:t xml:space="preserve"> </w:t>
+      </w:r>
+      <m:oMath>
+        <m:r>
+          <m:t>H</m:t>
+        </m:r>
+        <m:r>
+          <m:t>I</m:t>
+        </m:r>
+        <m:d>
+          <m:dPr>
+            <m:begChr m:val="("/>
+            <m:sepChr m:val=""/>
+            <m:endChr m:val=")"/>
+            <m:grow/>
+          </m:dPr>
+          <m:e>
+            <m:r>
+              <m:t>t</m:t>
+            </m:r>
+          </m:e>
+        </m:d>
+      </m:oMath>
+      <w:r>
+        <w:t xml:space="preserve"> </w:t>
+      </w:r>
+      <w:r>
+        <w:t xml:space="preserve">through time by substituting samples from the posterior distribution for each parameter into</w:t>
+      </w:r>
+      <w:r>
+        <w:t xml:space="preserve"> </w:t>
+      </w:r>
+      <w:hyperlink w:anchor="eq-hi">
+        <w:r>
+          <w:rPr>
+            <w:rStyle w:val="Hyperlink"/>
+          </w:rPr>
+          <w:t xml:space="preserve">Equation 7</w:t>
+        </w:r>
+      </w:hyperlink>
+      <w:r>
+        <w:t xml:space="preserve"> </w:t>
+      </w:r>
+      <w:r>
+        <w:t xml:space="preserve">— propagating parameter uncertainty directly into the resulting</w:t>
+      </w:r>
+      <w:r>
+        <w:t xml:space="preserve"> </w:t>
+      </w:r>
+      <m:oMath>
+        <m:r>
+          <m:t>H</m:t>
+        </m:r>
+        <m:r>
+          <m:t>I</m:t>
+        </m:r>
+      </m:oMath>
+      <w:r>
+        <w:t xml:space="preserve"> </w:t>
+      </w:r>
+      <w:r>
+        <w:t xml:space="preserve">predictions.</w:t>
+      </w:r>
+    </w:p>
+    <w:p>
+      <w:pPr>
+        <w:pStyle w:val="BodyText"/>
+      </w:pPr>
+      <w:r>
+        <w:t xml:space="preserve">Importantly, the Bayesian dose-response model can also be used directly to calculate survival and / or</w:t>
+      </w:r>
+      <w:r>
+        <w:t xml:space="preserve"> </w:t>
+      </w:r>
+      <m:oMath>
+        <m:r>
+          <m:t>H</m:t>
+        </m:r>
+        <m:r>
+          <m:t>I</m:t>
+        </m:r>
+      </m:oMath>
+      <w:r>
+        <w:t xml:space="preserve"> </w:t>
+      </w:r>
+      <w:r>
+        <w:t xml:space="preserve">at any survival threshold that is of interest</w:t>
+      </w:r>
+      <w:r>
+        <w:t xml:space="preserve"> </w:t>
+      </w:r>
+      <w:r>
+        <w:t xml:space="preserve">(</w:t>
+      </w:r>
+      <w:hyperlink w:anchor="ref-jorgensen_unifying_2021">
+        <w:r>
+          <w:rPr>
+            <w:rStyle w:val="Hyperlink"/>
+          </w:rPr>
+          <w:t xml:space="preserve">Jørgensen</w:t>
+        </w:r>
+        <w:r>
+          <w:rPr>
+            <w:rStyle w:val="Hyperlink"/>
+          </w:rPr>
+          <w:t xml:space="preserve"> </w:t>
+        </w:r>
+        <w:r>
+          <w:rPr>
+            <w:rStyle w:val="Hyperlink"/>
+            <w:i/>
+            <w:iCs/>
+          </w:rPr>
+          <w:t xml:space="preserve">et al.</w:t>
+        </w:r>
+        <w:r>
+          <w:rPr>
+            <w:rStyle w:val="Hyperlink"/>
+          </w:rPr>
+          <w:t xml:space="preserve"> </w:t>
+        </w:r>
+        <w:r>
+          <w:rPr>
+            <w:rStyle w:val="Hyperlink"/>
+          </w:rPr>
+          <w:t xml:space="preserve">2021</w:t>
+        </w:r>
+      </w:hyperlink>
+      <w:r>
+        <w:t xml:space="preserve">;</w:t>
+      </w:r>
+      <w:r>
+        <w:t xml:space="preserve"> </w:t>
+      </w:r>
+      <w:hyperlink w:anchor="ref-rezende_drosophila_mortality_2020">
+        <w:r>
+          <w:rPr>
+            <w:rStyle w:val="Hyperlink"/>
+          </w:rPr>
+          <w:t xml:space="preserve">Rezende</w:t>
+        </w:r>
+        <w:r>
+          <w:rPr>
+            <w:rStyle w:val="Hyperlink"/>
+          </w:rPr>
+          <w:t xml:space="preserve"> </w:t>
+        </w:r>
+        <w:r>
+          <w:rPr>
+            <w:rStyle w:val="Hyperlink"/>
+            <w:i/>
+            <w:iCs/>
+          </w:rPr>
+          <w:t xml:space="preserve">et al.</w:t>
+        </w:r>
+        <w:r>
+          <w:rPr>
+            <w:rStyle w:val="Hyperlink"/>
+          </w:rPr>
+          <w:t xml:space="preserve"> </w:t>
+        </w:r>
+        <w:r>
+          <w:rPr>
+            <w:rStyle w:val="Hyperlink"/>
+          </w:rPr>
+          <w:t xml:space="preserve">2020</w:t>
+        </w:r>
+      </w:hyperlink>
+      <w:r>
+        <w:t xml:space="preserve">)</w:t>
+      </w:r>
+      <w:r>
+        <w:t xml:space="preserve">. For example, the same posterior draws of</w:t>
+      </w:r>
+      <w:r>
+        <w:t xml:space="preserve"> </w:t>
+      </w:r>
+      <m:oMath>
+        <m:d>
+          <m:dPr>
+            <m:begChr m:val="("/>
+            <m:sepChr m:val=""/>
+            <m:endChr m:val=")"/>
+            <m:grow/>
+          </m:dPr>
+          <m:e>
+            <m:r>
+              <m:rPr>
+                <m:sty m:val="p"/>
+              </m:rPr>
+              <m:t>ℓ</m:t>
+            </m:r>
+            <m:r>
+              <m:rPr>
+                <m:sty m:val="p"/>
+              </m:rPr>
+              <m:t>,</m:t>
+            </m:r>
+            <m:r>
+              <m:t>u</m:t>
+            </m:r>
+            <m:r>
+              <m:rPr>
+                <m:sty m:val="p"/>
+              </m:rPr>
+              <m:t>,</m:t>
+            </m:r>
+            <m:r>
+              <m:t>k</m:t>
+            </m:r>
+            <m:r>
+              <m:rPr>
+                <m:sty m:val="p"/>
+              </m:rPr>
+              <m:t>,</m:t>
+            </m:r>
+            <m:r>
+              <m:t>m</m:t>
+            </m:r>
+            <m:d>
+              <m:dPr>
+                <m:begChr m:val="("/>
+                <m:sepChr m:val=""/>
+                <m:endChr m:val=")"/>
+                <m:grow/>
+              </m:dPr>
+              <m:e>
+                <m:r>
+                  <m:t>T</m:t>
+                </m:r>
+              </m:e>
+            </m:d>
+          </m:e>
+        </m:d>
+      </m:oMath>
+      <w:r>
+        <w:t xml:space="preserve"> </w:t>
+      </w:r>
+      <w:r>
+        <w:t xml:space="preserve">give access to any percentile</w:t>
+      </w:r>
+      <w:r>
+        <w:t xml:space="preserve"> </w:t>
+      </w:r>
+      <m:oMath>
+        <m:r>
+          <m:t>L</m:t>
+        </m:r>
+        <m:sSub>
+          <m:e>
+            <m:r>
+              <m:t>T</m:t>
+            </m:r>
+          </m:e>
+          <m:sub>
+            <m:r>
+              <m:t>x</m:t>
+            </m:r>
+          </m:sub>
+        </m:sSub>
+      </m:oMath>
+      <w:r>
+        <w:t xml:space="preserve"> </w:t>
+      </w:r>
+      <w:r>
+        <w:t xml:space="preserve">(the time at which</w:t>
+      </w:r>
+      <w:r>
+        <w:t xml:space="preserve"> </w:t>
+      </w:r>
+      <m:oMath>
+        <m:r>
+          <m:t>x</m:t>
+        </m:r>
+        <m:r>
+          <m:rPr>
+            <m:sty m:val="p"/>
+          </m:rPr>
+          <m:t>%</m:t>
+        </m:r>
+      </m:oMath>
+      <w:r>
+        <w:t xml:space="preserve"> </w:t>
+      </w:r>
+      <w:r>
+        <w:t xml:space="preserve">of the population reaches the assayed endpoint) as follows:</w:t>
+      </w:r>
+    </w:p>
+    <w:p>
+      <w:pPr>
+        <w:pStyle w:val="BodyText"/>
+      </w:pPr>
+      <w:bookmarkStart w:id="34" w:name="eq-LTx"/>
+      <m:oMathPara>
+        <m:oMathParaPr>
+          <m:jc m:val="center"/>
+        </m:oMathParaPr>
+        <m:oMath>
+          <m:sSub>
+            <m:e>
+              <m:r>
+                <m:rPr>
+                  <m:sty m:val="p"/>
+                </m:rPr>
+                <m:t>log</m:t>
+              </m:r>
+            </m:e>
+            <m:sub>
+              <m:r>
+                <m:t>10</m:t>
+              </m:r>
+            </m:sub>
+          </m:sSub>
+          <m:r>
+            <m:t>L</m:t>
+          </m:r>
+          <m:sSub>
+            <m:e>
+              <m:r>
+                <m:t>T</m:t>
+              </m:r>
+            </m:e>
+            <m:sub>
+              <m:r>
+                <m:t>x</m:t>
+              </m:r>
+            </m:sub>
+          </m:sSub>
+          <m:d>
+            <m:dPr>
+              <m:begChr m:val="("/>
+              <m:sepChr m:val=""/>
+              <m:endChr m:val=")"/>
+              <m:grow/>
+            </m:dPr>
+            <m:e>
+              <m:r>
+                <m:t>T</m:t>
+              </m:r>
+            </m:e>
+          </m:d>
+          <m:r>
+            <m:t> </m:t>
+          </m:r>
+          <m:r>
+            <m:rPr>
+              <m:sty m:val="p"/>
+            </m:rPr>
+            <m:t>=</m:t>
+          </m:r>
+          <m:r>
+            <m:t> </m:t>
+          </m:r>
+          <m:r>
+            <m:t>m</m:t>
+          </m:r>
+          <m:d>
+            <m:dPr>
+              <m:begChr m:val="("/>
+              <m:sepChr m:val=""/>
+              <m:endChr m:val=")"/>
+              <m:grow/>
+            </m:dPr>
+            <m:e>
+              <m:r>
+                <m:t>T</m:t>
+              </m:r>
+            </m:e>
+          </m:d>
+          <m:r>
+            <m:t> </m:t>
+          </m:r>
+          <m:r>
+            <m:rPr>
+              <m:sty m:val="p"/>
+            </m:rPr>
+            <m:t>−</m:t>
+          </m:r>
+          <m:r>
+            <m:t> </m:t>
+          </m:r>
+          <m:f>
+            <m:fPr>
+              <m:type m:val="bar"/>
+            </m:fPr>
+            <m:num>
+              <m:r>
+                <m:t>1</m:t>
+              </m:r>
+            </m:num>
+            <m:den>
+              <m:r>
+                <m:t>k</m:t>
+              </m:r>
+            </m:den>
+          </m:f>
+          <m:r>
+            <m:t> </m:t>
+          </m:r>
+          <m:r>
+            <m:rPr>
+              <m:sty m:val="p"/>
+            </m:rPr>
+            <m:t>ln</m:t>
+          </m:r>
+          <m:r>
+            <m:t>​</m:t>
+          </m:r>
+          <m:f>
+            <m:fPr>
+              <m:type m:val="bar"/>
+            </m:fPr>
+            <m:num>
+              <m:r>
+                <m:t>u</m:t>
+              </m:r>
+              <m:r>
+                <m:rPr>
+                  <m:sty m:val="p"/>
+                </m:rPr>
+                <m:t>−</m:t>
+              </m:r>
+              <m:r>
+                <m:t>x</m:t>
+              </m:r>
+              <m:r>
+                <m:rPr>
+                  <m:sty m:val="p"/>
+                </m:rPr>
+                <m:t>/</m:t>
+              </m:r>
+              <m:r>
+                <m:t>100</m:t>
+              </m:r>
+            </m:num>
+            <m:den>
+              <m:r>
+                <m:t>x</m:t>
+              </m:r>
+              <m:r>
+                <m:rPr>
+                  <m:sty m:val="p"/>
+                </m:rPr>
+                <m:t>/</m:t>
+              </m:r>
+              <m:r>
+                <m:t>100</m:t>
+              </m:r>
+              <m:r>
+                <m:rPr>
+                  <m:sty m:val="p"/>
+                </m:rPr>
+                <m:t>−</m:t>
+              </m:r>
+              <m:r>
+                <m:rPr>
+                  <m:sty m:val="p"/>
+                </m:rPr>
+                <m:t>ℓ</m:t>
+              </m:r>
+            </m:den>
+          </m:f>
+          <m:r>
+            <m:rPr>
+              <m:sty m:val="p"/>
+            </m:rPr>
+            <m:t>,</m:t>
+          </m:r>
+          <m:r>
+            <m:t>  </m:t>
+          </m:r>
+          <m:d>
+            <m:dPr>
+              <m:begChr m:val="("/>
+              <m:sepChr m:val=""/>
+              <m:endChr m:val=")"/>
+              <m:grow/>
+            </m:dPr>
+            <m:e>
+              <m:r>
+                <m:t>8</m:t>
+              </m:r>
+            </m:e>
+          </m:d>
+        </m:oMath>
+      </m:oMathPara>
+      <w:bookmarkEnd w:id="34"/>
+    </w:p>
+    <w:p>
+      <w:pPr>
+        <w:pStyle w:val="FirstParagraph"/>
+      </w:pPr>
+      <w:r>
+        <w:t xml:space="preserve">Substituting</w:t>
+      </w:r>
+      <w:r>
+        <w:t xml:space="preserve"> </w:t>
+      </w:r>
+      <m:oMath>
+        <m:r>
+          <m:t>L</m:t>
+        </m:r>
+        <m:sSub>
+          <m:e>
+            <m:r>
+              <m:t>T</m:t>
+            </m:r>
+          </m:e>
+          <m:sub>
+            <m:r>
+              <m:t>x</m:t>
+            </m:r>
+          </m:sub>
+        </m:sSub>
+        <m:d>
+          <m:dPr>
+            <m:begChr m:val="("/>
+            <m:sepChr m:val=""/>
+            <m:endChr m:val=")"/>
+            <m:grow/>
+          </m:dPr>
+          <m:e>
+            <m:r>
+              <m:t>T</m:t>
+            </m:r>
+          </m:e>
+        </m:d>
+      </m:oMath>
+      <w:r>
+        <w:t xml:space="preserve"> </w:t>
+      </w:r>
+      <w:r>
+        <w:t xml:space="preserve">for</w:t>
+      </w:r>
+      <w:r>
+        <w:t xml:space="preserve"> </w:t>
+      </w:r>
+      <m:oMath>
+        <m:r>
+          <m:t>L</m:t>
+        </m:r>
+        <m:sSub>
+          <m:e>
+            <m:r>
+              <m:t>T</m:t>
+            </m:r>
+          </m:e>
+          <m:sub>
+            <m:r>
+              <m:t>50</m:t>
+            </m:r>
+          </m:sub>
+        </m:sSub>
+        <m:d>
+          <m:dPr>
+            <m:begChr m:val="("/>
+            <m:sepChr m:val=""/>
+            <m:endChr m:val=")"/>
+            <m:grow/>
+          </m:dPr>
+          <m:e>
+            <m:r>
+              <m:t>T</m:t>
+            </m:r>
+          </m:e>
+        </m:d>
+      </m:oMath>
+      <w:r>
+        <w:t xml:space="preserve"> </w:t>
+      </w:r>
+      <w:r>
+        <w:t xml:space="preserve">in the HI equation returns</w:t>
+      </w:r>
+      <w:r>
+        <w:t xml:space="preserve"> </w:t>
+      </w:r>
+      <m:oMath>
+        <m:r>
+          <m:t>H</m:t>
+        </m:r>
+        <m:sSub>
+          <m:e>
+            <m:r>
+              <m:t>I</m:t>
+            </m:r>
+          </m:e>
+          <m:sub>
+            <m:r>
+              <m:t>x</m:t>
+            </m:r>
+          </m:sub>
+        </m:sSub>
+      </m:oMath>
+      <w:r>
+        <w:t xml:space="preserve"> </w:t>
+      </w:r>
+      <w:r>
+        <w:t xml:space="preserve">anchored at any survival threshold of interest —</w:t>
+      </w:r>
+      <w:r>
+        <w:t xml:space="preserve"> </w:t>
+      </w:r>
+      <m:oMath>
+        <m:r>
+          <m:t>L</m:t>
+        </m:r>
+        <m:sSub>
+          <m:e>
+            <m:r>
+              <m:t>T</m:t>
+            </m:r>
+          </m:e>
+          <m:sub>
+            <m:r>
+              <m:t>10</m:t>
+            </m:r>
+          </m:sub>
+        </m:sSub>
+      </m:oMath>
+      <w:r>
+        <w:t xml:space="preserve"> </w:t>
+      </w:r>
+      <w:r>
+        <w:t xml:space="preserve">for the onset of mortality (useful for sublethal early-warning predictions) or</w:t>
+      </w:r>
+      <w:r>
+        <w:t xml:space="preserve"> </w:t>
+      </w:r>
+      <m:oMath>
+        <m:r>
+          <m:t>L</m:t>
+        </m:r>
+        <m:sSub>
+          <m:e>
+            <m:r>
+              <m:t>T</m:t>
+            </m:r>
+          </m:e>
+          <m:sub>
+            <m:r>
+              <m:t>90</m:t>
+            </m:r>
+          </m:sub>
+        </m:sSub>
+      </m:oMath>
+      <w:r>
+        <w:t xml:space="preserve"> </w:t>
+      </w:r>
+      <w:r>
+        <w:t xml:space="preserve">for catastrophic loss (useful for population-collapse thresholds), with the same posterior uncertainty propagation as</w:t>
+      </w:r>
+      <w:r>
+        <w:t xml:space="preserve"> </w:t>
+      </w:r>
+      <w:hyperlink w:anchor="eq-hi">
+        <w:r>
+          <w:rPr>
+            <w:rStyle w:val="Hyperlink"/>
+          </w:rPr>
+          <w:t xml:space="preserve">Equation 7</w:t>
+        </w:r>
+      </w:hyperlink>
+      <w:r>
+        <w:t xml:space="preserve">.</w:t>
+      </w:r>
+    </w:p>
+    <w:p>
+      <w:pPr>
+        <w:pStyle w:val="BodyText"/>
+      </w:pPr>
+      <w:r>
+        <w:t xml:space="preserve">A more natural prediction to make would be instead to predict population-level survival probability over time through accumulated damage. This has the advantage of allowing for a more natural connection to population dynamical modelling</w:t>
+      </w:r>
+      <w:r>
+        <w:t xml:space="preserve"> </w:t>
+      </w:r>
+      <w:r>
+        <w:t xml:space="preserve">(</w:t>
+      </w:r>
+      <w:hyperlink w:anchor="ref-noble2026">
+        <w:r>
+          <w:rPr>
+            <w:rStyle w:val="Hyperlink"/>
+          </w:rPr>
+          <w:t xml:space="preserve">Noble</w:t>
+        </w:r>
+        <w:r>
+          <w:rPr>
+            <w:rStyle w:val="Hyperlink"/>
+          </w:rPr>
+          <w:t xml:space="preserve"> </w:t>
+        </w:r>
+        <w:r>
+          <w:rPr>
+            <w:rStyle w:val="Hyperlink"/>
+            <w:i/>
+            <w:iCs/>
+          </w:rPr>
+          <w:t xml:space="preserve">et al.</w:t>
+        </w:r>
+        <w:r>
+          <w:rPr>
+            <w:rStyle w:val="Hyperlink"/>
+          </w:rPr>
+          <w:t xml:space="preserve"> </w:t>
+        </w:r>
+        <w:r>
+          <w:rPr>
+            <w:rStyle w:val="Hyperlink"/>
+          </w:rPr>
+          <w:t xml:space="preserve">2026</w:t>
+        </w:r>
+      </w:hyperlink>
+      <w:r>
+        <w:t xml:space="preserve">)</w:t>
+      </w:r>
+      <w:r>
+        <w:t xml:space="preserve">. Concretely, given any temperature trajectory</w:t>
+      </w:r>
+      <w:r>
+        <w:t xml:space="preserve"> </w:t>
+      </w:r>
+      <m:oMath>
+        <m:r>
+          <m:t>T</m:t>
+        </m:r>
+        <m:d>
+          <m:dPr>
+            <m:begChr m:val="("/>
+            <m:sepChr m:val=""/>
+            <m:endChr m:val=")"/>
+            <m:grow/>
+          </m:dPr>
+          <m:e>
+            <m:r>
+              <m:t>i</m:t>
+            </m:r>
+          </m:e>
+        </m:d>
+      </m:oMath>
+      <w:r>
+        <w:t xml:space="preserve">, we accumulate the</w:t>
+      </w:r>
+      <w:r>
+        <w:t xml:space="preserve"> </w:t>
+      </w:r>
+      <w:r>
+        <w:rPr>
+          <w:i/>
+          <w:iCs/>
+        </w:rPr>
+        <w:t xml:space="preserve">effective exposure time</w:t>
+      </w:r>
+      <w:r>
+        <w:t xml:space="preserve"> </w:t>
+      </w:r>
+      <w:r>
+        <w:t xml:space="preserve">at a chosen reference temperature</w:t>
+      </w:r>
+      <w:r>
+        <w:t xml:space="preserve"> </w:t>
+      </w:r>
+      <m:oMath>
+        <m:sSub>
+          <m:e>
+            <m:r>
+              <m:t>T</m:t>
+            </m:r>
+          </m:e>
+          <m:sub>
+            <m:r>
+              <m:rPr>
+                <m:nor/>
+                <m:sty m:val="p"/>
+              </m:rPr>
+              <m:t>ref</m:t>
+            </m:r>
+          </m:sub>
+        </m:sSub>
+      </m:oMath>
+      <w:r>
+        <w:t xml:space="preserve"> </w:t>
+      </w:r>
+      <w:r>
+        <w:t xml:space="preserve">— adding more effective time at hot temperatures and less at cool ones, in proportion to the TDT scaling factor</w:t>
+      </w:r>
+      <w:r>
+        <w:t xml:space="preserve"> </w:t>
+      </w:r>
+      <m:oMath>
+        <m:sSup>
+          <m:e>
+            <m:r>
+              <m:t>10</m:t>
+            </m:r>
+          </m:e>
+          <m:sup>
+            <m:d>
+              <m:dPr>
+                <m:begChr m:val="("/>
+                <m:sepChr m:val=""/>
+                <m:endChr m:val=")"/>
+                <m:grow/>
+              </m:dPr>
+              <m:e>
+                <m:r>
+                  <m:t>T</m:t>
+                </m:r>
+                <m:d>
+                  <m:dPr>
+                    <m:begChr m:val="("/>
+                    <m:sepChr m:val=""/>
+                    <m:endChr m:val=")"/>
+                    <m:grow/>
+                  </m:dPr>
+                  <m:e>
+                    <m:r>
+                      <m:t>i</m:t>
+                    </m:r>
+                  </m:e>
+                </m:d>
+                <m:r>
+                  <m:rPr>
+                    <m:sty m:val="p"/>
+                  </m:rPr>
+                  <m:t>−</m:t>
+                </m:r>
+                <m:sSub>
+                  <m:e>
+                    <m:r>
+                      <m:t>T</m:t>
+                    </m:r>
+                  </m:e>
+                  <m:sub>
+                    <m:r>
+                      <m:rPr>
+                        <m:nor/>
+                        <m:sty m:val="p"/>
+                      </m:rPr>
+                      <m:t>ref</m:t>
+                    </m:r>
+                  </m:sub>
+                </m:sSub>
+              </m:e>
+            </m:d>
+            <m:r>
+              <m:rPr>
+                <m:sty m:val="p"/>
+              </m:rPr>
+              <m:t>/</m:t>
+            </m:r>
+            <m:r>
+              <m:t>z</m:t>
+            </m:r>
+          </m:sup>
+        </m:sSup>
+      </m:oMath>
+      <w:r>
+        <w:t xml:space="preserve">,</w:t>
+      </w:r>
+    </w:p>
+    <w:p>
+      <w:pPr>
+        <w:pStyle w:val="BodyText"/>
+      </w:pPr>
+      <w:bookmarkStart w:id="35" w:name="eq-tau-eff"/>
+      <m:oMathPara>
+        <m:oMathParaPr>
+          <m:jc m:val="center"/>
+        </m:oMathParaPr>
+        <m:oMath>
+          <m:sSub>
+            <m:e>
+              <m:r>
+                <m:t>τ</m:t>
+              </m:r>
+            </m:e>
+            <m:sub>
+              <m:r>
+                <m:rPr>
+                  <m:nor/>
+                  <m:sty m:val="p"/>
+                </m:rPr>
+                <m:t>eff</m:t>
+              </m:r>
+            </m:sub>
+          </m:sSub>
+          <m:d>
+            <m:dPr>
+              <m:begChr m:val="("/>
+              <m:sepChr m:val=""/>
+              <m:endChr m:val=")"/>
+              <m:grow/>
+            </m:dPr>
+            <m:e>
+              <m:r>
+                <m:t>t</m:t>
+              </m:r>
+            </m:e>
+          </m:d>
+          <m:r>
+            <m:t> </m:t>
+          </m:r>
+          <m:r>
+            <m:rPr>
+              <m:sty m:val="p"/>
+            </m:rPr>
+            <m:t>=</m:t>
+          </m:r>
+          <m:r>
+            <m:t> </m:t>
+          </m:r>
+          <m:nary>
+            <m:naryPr>
+              <m:chr m:val="∫"/>
+              <m:limLoc m:val="subSup"/>
+              <m:subHide m:val="off"/>
+              <m:supHide m:val="off"/>
+            </m:naryPr>
+            <m:sub>
+              <m:r>
+                <m:t>0</m:t>
+              </m:r>
+            </m:sub>
+            <m:sup>
+              <m:r>
+                <m:t>t</m:t>
+              </m:r>
+            </m:sup>
+            <m:e>
+              <m:sSup>
+                <m:e>
+                  <m:r>
+                    <m:t>10</m:t>
+                  </m:r>
+                </m:e>
+                <m:sup>
+                  <m:r>
+                    <m:t> </m:t>
+                  </m:r>
+                  <m:d>
+                    <m:dPr>
+                      <m:begChr m:val="("/>
+                      <m:sepChr m:val=""/>
+                      <m:endChr m:val=")"/>
+                      <m:grow/>
+                    </m:dPr>
+                    <m:e>
+                      <m:r>
+                        <m:t>T</m:t>
+                      </m:r>
+                      <m:d>
+                        <m:dPr>
+                          <m:begChr m:val="("/>
+                          <m:sepChr m:val=""/>
+                          <m:endChr m:val=")"/>
+                          <m:grow/>
+                        </m:dPr>
+                        <m:e>
+                          <m:r>
+                            <m:t>i</m:t>
+                          </m:r>
+                        </m:e>
+                      </m:d>
+                      <m:r>
+                        <m:rPr>
+                          <m:sty m:val="p"/>
+                        </m:rPr>
+                        <m:t>−</m:t>
+                      </m:r>
+                      <m:sSub>
+                        <m:e>
+                          <m:r>
+                            <m:t>T</m:t>
+                          </m:r>
+                        </m:e>
+                        <m:sub>
+                          <m:r>
+                            <m:rPr>
+                              <m:nor/>
+                              <m:sty m:val="p"/>
+                            </m:rPr>
+                            <m:t>ref</m:t>
+                          </m:r>
+                        </m:sub>
+                      </m:sSub>
+                    </m:e>
+                  </m:d>
+                  <m:r>
+                    <m:rPr>
+                      <m:sty m:val="p"/>
+                    </m:rPr>
+                    <m:t>/</m:t>
+                  </m:r>
+                  <m:r>
+                    <m:t>z</m:t>
+                  </m:r>
+                </m:sup>
+              </m:sSup>
+            </m:e>
+          </m:nary>
+          <m:r>
+            <m:t> </m:t>
+          </m:r>
+          <m:r>
+            <m:t>d</m:t>
+          </m:r>
+          <m:r>
+            <m:t>i</m:t>
+          </m:r>
+          <m:r>
+            <m:rPr>
+              <m:sty m:val="p"/>
+            </m:rPr>
+            <m:t>,</m:t>
+          </m:r>
+          <m:r>
+            <m:t>  </m:t>
+          </m:r>
+          <m:d>
+            <m:dPr>
+              <m:begChr m:val="("/>
+              <m:sepChr m:val=""/>
+              <m:endChr m:val=")"/>
+              <m:grow/>
+            </m:dPr>
+            <m:e>
+              <m:r>
+                <m:t>9</m:t>
+              </m:r>
+            </m:e>
+          </m:d>
+        </m:oMath>
+      </m:oMathPara>
+      <w:bookmarkEnd w:id="35"/>
+    </w:p>
+    <w:p>
+      <w:pPr>
+        <w:pStyle w:val="FirstParagraph"/>
+      </w:pPr>
+      <w:r>
+        <w:t xml:space="preserve">and evaluate the 4PL surface once at the cumulative effective exposure to obtain the predicted population-level survival fraction at every point in the trajectory:</w:t>
+      </w:r>
+    </w:p>
+    <w:p>
+      <w:pPr>
+        <w:pStyle w:val="BodyText"/>
+      </w:pPr>
+      <w:bookmarkStart w:id="36" w:name="eq-S-pred"/>
+      <m:oMathPara>
+        <m:oMathParaPr>
+          <m:jc m:val="center"/>
+        </m:oMathParaPr>
+        <m:oMath>
+          <m:sSub>
+            <m:e>
+              <m:r>
+                <m:t>S</m:t>
+              </m:r>
+            </m:e>
+            <m:sub>
+              <m:r>
+                <m:rPr>
+                  <m:nor/>
+                  <m:sty m:val="p"/>
+                </m:rPr>
+                <m:t>pred</m:t>
+              </m:r>
+            </m:sub>
+          </m:sSub>
+          <m:d>
+            <m:dPr>
+              <m:begChr m:val="("/>
+              <m:sepChr m:val=""/>
+              <m:endChr m:val=")"/>
+              <m:grow/>
+            </m:dPr>
+            <m:e>
+              <m:r>
+                <m:t>t</m:t>
+              </m:r>
+            </m:e>
+          </m:d>
+          <m:r>
+            <m:t> </m:t>
+          </m:r>
+          <m:r>
+            <m:rPr>
+              <m:sty m:val="p"/>
+            </m:rPr>
+            <m:t>=</m:t>
+          </m:r>
+          <m:r>
+            <m:t> </m:t>
+          </m:r>
+          <m:r>
+            <m:t>S</m:t>
+          </m:r>
+          <m:r>
+            <m:t>​</m:t>
+          </m:r>
+          <m:d>
+            <m:dPr>
+              <m:begChr m:val="("/>
+              <m:sepChr m:val=""/>
+              <m:endChr m:val=")"/>
+              <m:grow/>
+            </m:dPr>
+            <m:e>
+              <m:sSub>
+                <m:e>
+                  <m:r>
+                    <m:t>T</m:t>
+                  </m:r>
+                </m:e>
+                <m:sub>
+                  <m:r>
+                    <m:rPr>
+                      <m:nor/>
+                      <m:sty m:val="p"/>
+                    </m:rPr>
+                    <m:t>ref</m:t>
+                  </m:r>
+                </m:sub>
+              </m:sSub>
+              <m:r>
+                <m:rPr>
+                  <m:sty m:val="p"/>
+                </m:rPr>
+                <m:t>,</m:t>
+              </m:r>
+              <m:r>
+                <m:t> </m:t>
+              </m:r>
+              <m:sSub>
+                <m:e>
+                  <m:r>
+                    <m:t>τ</m:t>
+                  </m:r>
+                </m:e>
+                <m:sub>
+                  <m:r>
+                    <m:rPr>
+                      <m:nor/>
+                      <m:sty m:val="p"/>
+                    </m:rPr>
+                    <m:t>eff</m:t>
+                  </m:r>
+                </m:sub>
+              </m:sSub>
+              <m:d>
+                <m:dPr>
+                  <m:begChr m:val="("/>
+                  <m:sepChr m:val=""/>
+                  <m:endChr m:val=")"/>
+                  <m:grow/>
+                </m:dPr>
+                <m:e>
+                  <m:r>
+                    <m:t>t</m:t>
+                  </m:r>
+                </m:e>
+              </m:d>
+            </m:e>
+          </m:d>
+          <m:r>
+            <m:rPr>
+              <m:sty m:val="p"/>
+            </m:rPr>
+            <m:t>.</m:t>
+          </m:r>
+          <m:r>
+            <m:t>  </m:t>
+          </m:r>
+          <m:d>
+            <m:dPr>
+              <m:begChr m:val="("/>
+              <m:sepChr m:val=""/>
+              <m:endChr m:val=")"/>
+              <m:grow/>
+            </m:dPr>
+            <m:e>
+              <m:r>
+                <m:t>10</m:t>
+              </m:r>
+            </m:e>
+          </m:d>
+        </m:oMath>
+      </m:oMathPara>
+      <w:bookmarkEnd w:id="36"/>
+    </w:p>
+    <w:p>
+      <w:pPr>
+        <w:pStyle w:val="FirstParagraph"/>
+      </w:pPr>
+      <w:r>
+        <w:t xml:space="preserve">Here</w:t>
+      </w:r>
+      <w:r>
+        <w:t xml:space="preserve"> </w:t>
+      </w:r>
+      <m:oMath>
+        <m:r>
+          <m:t>S</m:t>
+        </m:r>
+        <m:d>
+          <m:dPr>
+            <m:begChr m:val="("/>
+            <m:sepChr m:val=""/>
+            <m:endChr m:val=")"/>
+            <m:grow/>
+          </m:dPr>
+          <m:e>
+            <m:r>
+              <m:t>T</m:t>
+            </m:r>
+            <m:r>
+              <m:rPr>
+                <m:sty m:val="p"/>
+              </m:rPr>
+              <m:t>,</m:t>
+            </m:r>
+            <m:r>
+              <m:t>τ</m:t>
+            </m:r>
+          </m:e>
+        </m:d>
+      </m:oMath>
+      <w:r>
+        <w:t xml:space="preserve"> </w:t>
+      </w:r>
+      <w:r>
+        <w:t xml:space="preserve">is the 4PL survival surface fitted by the dose-response model, so</w:t>
+      </w:r>
+      <w:r>
+        <w:t xml:space="preserve"> </w:t>
+      </w:r>
+      <m:oMath>
+        <m:sSub>
+          <m:e>
+            <m:r>
+              <m:t>S</m:t>
+            </m:r>
+          </m:e>
+          <m:sub>
+            <m:r>
+              <m:rPr>
+                <m:nor/>
+                <m:sty m:val="p"/>
+              </m:rPr>
+              <m:t>pred</m:t>
+            </m:r>
+          </m:sub>
+        </m:sSub>
+        <m:d>
+          <m:dPr>
+            <m:begChr m:val="("/>
+            <m:sepChr m:val=""/>
+            <m:endChr m:val=")"/>
+            <m:grow/>
+          </m:dPr>
+          <m:e>
+            <m:r>
+              <m:t>t</m:t>
+            </m:r>
+          </m:e>
+        </m:d>
+      </m:oMath>
+      <w:r>
+        <w:t xml:space="preserve"> </w:t>
+      </w:r>
+      <w:r>
+        <w:t xml:space="preserve">is the survival probability for an organism held at</w:t>
+      </w:r>
+      <w:r>
+        <w:t xml:space="preserve"> </w:t>
+      </w:r>
+      <w:r>
+        <w:rPr>
+          <w:i/>
+          <w:iCs/>
+        </w:rPr>
+        <w:t xml:space="preserve">constant</w:t>
+      </w:r>
+      <w:r>
+        <w:t xml:space="preserve"> </w:t>
+      </w:r>
+      <m:oMath>
+        <m:sSub>
+          <m:e>
+            <m:r>
+              <m:t>T</m:t>
+            </m:r>
+          </m:e>
+          <m:sub>
+            <m:r>
+              <m:rPr>
+                <m:nor/>
+                <m:sty m:val="p"/>
+              </m:rPr>
+              <m:t>ref</m:t>
+            </m:r>
+          </m:sub>
+        </m:sSub>
+      </m:oMath>
+      <w:r>
+        <w:t xml:space="preserve"> </w:t>
+      </w:r>
+      <w:r>
+        <w:t xml:space="preserve">after exposure duration</w:t>
+      </w:r>
+      <w:r>
+        <w:t xml:space="preserve"> </w:t>
+      </w:r>
+      <m:oMath>
+        <m:sSub>
+          <m:e>
+            <m:r>
+              <m:t>τ</m:t>
+            </m:r>
+          </m:e>
+          <m:sub>
+            <m:r>
+              <m:rPr>
+                <m:nor/>
+                <m:sty m:val="p"/>
+              </m:rPr>
+              <m:t>eff</m:t>
+            </m:r>
+          </m:sub>
+        </m:sSub>
+        <m:d>
+          <m:dPr>
+            <m:begChr m:val="("/>
+            <m:sepChr m:val=""/>
+            <m:endChr m:val=")"/>
+            <m:grow/>
+          </m:dPr>
+          <m:e>
+            <m:r>
+              <m:t>t</m:t>
+            </m:r>
+          </m:e>
+        </m:d>
+      </m:oMath>
+      <w:r>
+        <w:t xml:space="preserve">. The per-time posterior survival is the quantity that feeds directly into demographic and population-dynamical models, where per-period mortality enters as a hazard term</w:t>
+      </w:r>
+      <w:r>
+        <w:t xml:space="preserve"> </w:t>
+      </w:r>
+      <w:r>
+        <w:t xml:space="preserve">(</w:t>
+      </w:r>
+      <w:hyperlink w:anchor="ref-noble2026">
+        <w:r>
+          <w:rPr>
+            <w:rStyle w:val="Hyperlink"/>
+          </w:rPr>
+          <w:t xml:space="preserve">Noble</w:t>
+        </w:r>
+        <w:r>
+          <w:rPr>
+            <w:rStyle w:val="Hyperlink"/>
+          </w:rPr>
+          <w:t xml:space="preserve"> </w:t>
+        </w:r>
+        <w:r>
+          <w:rPr>
+            <w:rStyle w:val="Hyperlink"/>
+            <w:i/>
+            <w:iCs/>
+          </w:rPr>
+          <w:t xml:space="preserve">et al.</w:t>
+        </w:r>
+        <w:r>
+          <w:rPr>
+            <w:rStyle w:val="Hyperlink"/>
+          </w:rPr>
+          <w:t xml:space="preserve"> </w:t>
+        </w:r>
+        <w:r>
+          <w:rPr>
+            <w:rStyle w:val="Hyperlink"/>
+          </w:rPr>
+          <w:t xml:space="preserve">2026</w:t>
+        </w:r>
+      </w:hyperlink>
+      <w:r>
+        <w:t xml:space="preserve">)</w:t>
+      </w:r>
+      <w:r>
+        <w:t xml:space="preserve">.</w:t>
+      </w:r>
+    </w:p>
+    <w:bookmarkEnd w:id="37"/>
+    <w:bookmarkStart w:id="40" w:name="X874ed648d04cd4061333629ea007cfb78435af7"/>
     <w:p>
       <w:pPr>
         <w:pStyle w:val="Heading1"/>
@@ -6714,7 +9459,7 @@
       <w:pPr>
         <w:pStyle w:val="BodyText"/>
       </w:pPr>
-      <w:bookmarkStart w:id="34" w:name="eq-reparam"/>
+      <w:bookmarkStart w:id="38" w:name="eq-reparam"/>
       <m:oMathPara>
         <m:oMathParaPr>
           <m:jc m:val="center"/>
@@ -6913,13 +9658,13 @@
             </m:dPr>
             <m:e>
               <m:r>
-                <m:t>7</m:t>
+                <m:t>11</m:t>
               </m:r>
             </m:e>
           </m:d>
         </m:oMath>
       </m:oMathPara>
-      <w:bookmarkEnd w:id="34"/>
+      <w:bookmarkEnd w:id="38"/>
     </w:p>
     <w:p>
       <w:pPr>
@@ -7153,7 +9898,7 @@
       <w:pPr>
         <w:pStyle w:val="BodyText"/>
       </w:pPr>
-      <w:bookmarkStart w:id="35" w:name="eq-linpred"/>
+      <w:bookmarkStart w:id="39" w:name="eq-linpred"/>
       <m:oMathPara>
         <m:oMathParaPr>
           <m:jc m:val="center"/>
@@ -7379,13 +10124,13 @@
             </m:dPr>
             <m:e>
               <m:r>
-                <m:t>8</m:t>
+                <m:t>12</m:t>
               </m:r>
             </m:e>
           </m:d>
         </m:oMath>
       </m:oMathPara>
-      <w:bookmarkEnd w:id="35"/>
+      <w:bookmarkEnd w:id="39"/>
     </w:p>
     <w:p>
       <w:pPr>
@@ -7654,7 +10399,7 @@
           <w:rPr>
             <w:rStyle w:val="Hyperlink"/>
           </w:rPr>
-          <w:t xml:space="preserve">Equation 8</w:t>
+          <w:t xml:space="preserve">Equation 12</w:t>
         </w:r>
       </w:hyperlink>
       <w:r>
@@ -7686,8 +10431,8 @@
         <w:t xml:space="preserve">.</w:t>
       </w:r>
     </w:p>
-    <w:bookmarkEnd w:id="36"/>
-    <w:bookmarkStart w:id="40" w:name="Xec90b6140c5c716811717eebe02c3ac6d8434ca"/>
+    <w:bookmarkEnd w:id="40"/>
+    <w:bookmarkStart w:id="44" w:name="Xec90b6140c5c716811717eebe02c3ac6d8434ca"/>
     <w:p>
       <w:pPr>
         <w:pStyle w:val="Heading1"/>
@@ -7696,7 +10441,7 @@
         <w:t xml:space="preserve">8. Case Study 1: Thermal sensitivity estimation across life stages in shrimp</w:t>
       </w:r>
     </w:p>
-    <w:bookmarkStart w:id="37" w:name="priors"/>
+    <w:bookmarkStart w:id="41" w:name="priors"/>
     <w:p>
       <w:pPr>
         <w:pStyle w:val="Heading2"/>
@@ -7705,8 +10450,8 @@
         <w:t xml:space="preserve">8.1 Priors</w:t>
       </w:r>
     </w:p>
-    <w:bookmarkEnd w:id="37"/>
-    <w:bookmarkStart w:id="38" w:name="random-effects-structure"/>
+    <w:bookmarkEnd w:id="41"/>
+    <w:bookmarkStart w:id="42" w:name="random-effects-structure"/>
     <w:p>
       <w:pPr>
         <w:pStyle w:val="Heading2"/>
@@ -7715,8 +10460,8 @@
         <w:t xml:space="preserve">8.2 Random-effects structure</w:t>
       </w:r>
     </w:p>
-    <w:bookmarkEnd w:id="38"/>
-    <w:bookmarkStart w:id="39" w:name="X7839395c41f468ab598ec75c59409da598c1b4c"/>
+    <w:bookmarkEnd w:id="42"/>
+    <w:bookmarkStart w:id="43" w:name="X7839395c41f468ab598ec75c59409da598c1b4c"/>
     <w:p>
       <w:pPr>
         <w:pStyle w:val="Heading2"/>
@@ -7725,9 +10470,9 @@
         <w:t xml:space="preserve">8.3 Censoring, boundary observations, and overdispersion</w:t>
       </w:r>
     </w:p>
-    <w:bookmarkEnd w:id="39"/>
-    <w:bookmarkEnd w:id="40"/>
-    <w:bookmarkStart w:id="44" w:name="equivalence-with-the-classical-pipeline"/>
+    <w:bookmarkEnd w:id="43"/>
+    <w:bookmarkEnd w:id="44"/>
+    <w:bookmarkStart w:id="48" w:name="equivalence-with-the-classical-pipeline"/>
     <w:p>
       <w:pPr>
         <w:pStyle w:val="Heading1"/>
@@ -7736,7 +10481,7 @@
         <w:t xml:space="preserve">9. Equivalence with the classical pipeline</w:t>
       </w:r>
     </w:p>
-    <w:bookmarkStart w:id="41" w:name="X43ae953c0209c15e66f3a02d5fd4343f128bc42"/>
+    <w:bookmarkStart w:id="45" w:name="X43ae953c0209c15e66f3a02d5fd4343f128bc42"/>
     <w:p>
       <w:pPr>
         <w:pStyle w:val="Heading2"/>
@@ -7745,8 +10490,8 @@
         <w:t xml:space="preserve">9.1 Closed-form mapping from 4PL parameters to z and CTmax</w:t>
       </w:r>
     </w:p>
-    <w:bookmarkEnd w:id="41"/>
-    <w:bookmarkStart w:id="42" w:name="X0147c344e2b16a1aac605c4fe4f2946da80fb47"/>
+    <w:bookmarkEnd w:id="45"/>
+    <w:bookmarkStart w:id="46" w:name="X0147c344e2b16a1aac605c4fe4f2946da80fb47"/>
     <w:p>
       <w:pPr>
         <w:pStyle w:val="Heading2"/>
@@ -7755,8 +10500,8 @@
         <w:t xml:space="preserve">9.2 Heat-injury integral as a posterior quantity</w:t>
       </w:r>
     </w:p>
-    <w:bookmarkEnd w:id="42"/>
-    <w:bookmarkStart w:id="43" w:name="X83c280133a78de915d3b14a666f30d6a82dc387"/>
+    <w:bookmarkEnd w:id="46"/>
+    <w:bookmarkStart w:id="47" w:name="X83c280133a78de915d3b14a666f30d6a82dc387"/>
     <w:p>
       <w:pPr>
         <w:pStyle w:val="Heading2"/>
@@ -7765,9 +10510,9 @@
         <w:t xml:space="preserve">9.3 What the 4PL delivers that the two-step cannot</w:t>
       </w:r>
     </w:p>
-    <w:bookmarkEnd w:id="43"/>
-    <w:bookmarkEnd w:id="44"/>
-    <w:bookmarkStart w:id="51" w:name="X2a14174f4c72db593bce4e6516c6528cdb497de"/>
+    <w:bookmarkEnd w:id="47"/>
+    <w:bookmarkEnd w:id="48"/>
+    <w:bookmarkStart w:id="55" w:name="X2a14174f4c72db593bce4e6516c6528cdb497de"/>
     <w:p>
       <w:pPr>
         <w:pStyle w:val="Heading1"/>
@@ -7776,7 +10521,7 @@
         <w:t xml:space="preserve">10. Worked example: brown shrimp thermal tolerance</w:t>
       </w:r>
     </w:p>
-    <w:bookmarkStart w:id="45" w:name="data-and-experimental-design"/>
+    <w:bookmarkStart w:id="49" w:name="data-and-experimental-design"/>
     <w:p>
       <w:pPr>
         <w:pStyle w:val="Heading2"/>
@@ -7785,8 +10530,8 @@
         <w:t xml:space="preserve">10.1 Data and experimental design</w:t>
       </w:r>
     </w:p>
-    <w:bookmarkEnd w:id="45"/>
-    <w:bookmarkStart w:id="46" w:name="lethal-tdt-hierarchical-4pl-on-counts"/>
+    <w:bookmarkEnd w:id="49"/>
+    <w:bookmarkStart w:id="50" w:name="lethal-tdt-hierarchical-4pl-on-counts"/>
     <w:p>
       <w:pPr>
         <w:pStyle w:val="Heading2"/>
@@ -7795,8 +10540,8 @@
         <w:t xml:space="preserve">10.2 Lethal TDT — hierarchical 4PL on counts</w:t>
       </w:r>
     </w:p>
-    <w:bookmarkEnd w:id="46"/>
-    <w:bookmarkStart w:id="47" w:name="sublethal-time-to-death"/>
+    <w:bookmarkEnd w:id="50"/>
+    <w:bookmarkStart w:id="51" w:name="sublethal-time-to-death"/>
     <w:p>
       <w:pPr>
         <w:pStyle w:val="Heading2"/>
@@ -7805,8 +10550,8 @@
         <w:t xml:space="preserve">10.3 Sublethal time-to-death</w:t>
       </w:r>
     </w:p>
-    <w:bookmarkEnd w:id="47"/>
-    <w:bookmarkStart w:id="48" w:name="dynamic-ctmax-across-ramping-rates"/>
+    <w:bookmarkEnd w:id="51"/>
+    <w:bookmarkStart w:id="52" w:name="dynamic-ctmax-across-ramping-rates"/>
     <w:p>
       <w:pPr>
         <w:pStyle w:val="Heading2"/>
@@ -7815,8 +10560,8 @@
         <w:t xml:space="preserve">10.4 Dynamic CTmax across ramping rates</w:t>
       </w:r>
     </w:p>
-    <w:bookmarkEnd w:id="48"/>
-    <w:bookmarkStart w:id="49" w:name="Xa764bbb0ef06e1b16f1b866442815364d0000f8"/>
+    <w:bookmarkEnd w:id="52"/>
+    <w:bookmarkStart w:id="53" w:name="Xa764bbb0ef06e1b16f1b866442815364d0000f8"/>
     <w:p>
       <w:pPr>
         <w:pStyle w:val="Heading2"/>
@@ -7825,8 +10570,8 @@
         <w:t xml:space="preserve">10.5 Reconciling the three endpoints via the Jørgensen ramping equation</w:t>
       </w:r>
     </w:p>
-    <w:bookmarkEnd w:id="49"/>
-    <w:bookmarkStart w:id="50" w:name="Xc9d8a39a8777a97080af0145482f0bf85ce7458"/>
+    <w:bookmarkEnd w:id="53"/>
+    <w:bookmarkStart w:id="54" w:name="Xc9d8a39a8777a97080af0145482f0bf85ce7458"/>
     <w:p>
       <w:pPr>
         <w:pStyle w:val="Heading2"/>
@@ -7835,9 +10580,9 @@
         <w:t xml:space="preserve">10.6 Field-temperature heat-injury projections under warming scenarios</w:t>
       </w:r>
     </w:p>
-    <w:bookmarkEnd w:id="50"/>
-    <w:bookmarkEnd w:id="51"/>
-    <w:bookmarkStart w:id="55" w:name="discussion"/>
+    <w:bookmarkEnd w:id="54"/>
+    <w:bookmarkEnd w:id="55"/>
+    <w:bookmarkStart w:id="59" w:name="discussion"/>
     <w:p>
       <w:pPr>
         <w:pStyle w:val="Heading1"/>
@@ -7846,7 +10591,7 @@
         <w:t xml:space="preserve">11. Discussion</w:t>
       </w:r>
     </w:p>
-    <w:bookmarkStart w:id="52" w:name="X5dac85fa1a4411486a220dbeaf8627ab0091f32"/>
+    <w:bookmarkStart w:id="56" w:name="X5dac85fa1a4411486a220dbeaf8627ab0091f32"/>
     <w:p>
       <w:pPr>
         <w:pStyle w:val="Heading2"/>
@@ -7855,8 +10600,8 @@
         <w:t xml:space="preserve">11.1 What changes for the field if the hierarchical 4PL becomes the default</w:t>
       </w:r>
     </w:p>
-    <w:bookmarkEnd w:id="52"/>
-    <w:bookmarkStart w:id="53" w:name="limits-of-the-present-analysis"/>
+    <w:bookmarkEnd w:id="56"/>
+    <w:bookmarkStart w:id="57" w:name="limits-of-the-present-analysis"/>
     <w:p>
       <w:pPr>
         <w:pStyle w:val="Heading2"/>
@@ -7865,8 +10610,8 @@
         <w:t xml:space="preserve">11.2 Limits of the present analysis</w:t>
       </w:r>
     </w:p>
-    <w:bookmarkEnd w:id="53"/>
-    <w:bookmarkStart w:id="54" w:name="Xf0d52b04feeaedf0b5abcee2b4d231c85971023"/>
+    <w:bookmarkEnd w:id="57"/>
+    <w:bookmarkStart w:id="58" w:name="Xf0d52b04feeaedf0b5abcee2b4d231c85971023"/>
     <w:p>
       <w:pPr>
         <w:pStyle w:val="Heading2"/>
@@ -7875,9 +10620,9 @@
         <w:t xml:space="preserve">11.3 Recommendations for primary studies and meta-analyses</w:t>
       </w:r>
     </w:p>
-    <w:bookmarkEnd w:id="54"/>
-    <w:bookmarkEnd w:id="55"/>
-    <w:bookmarkStart w:id="56" w:name="conclusions"/>
+    <w:bookmarkEnd w:id="58"/>
+    <w:bookmarkEnd w:id="59"/>
+    <w:bookmarkStart w:id="60" w:name="conclusions"/>
     <w:p>
       <w:pPr>
         <w:pStyle w:val="Heading1"/>
@@ -7886,8 +10631,8 @@
         <w:t xml:space="preserve">12. Conclusions</w:t>
       </w:r>
     </w:p>
-    <w:bookmarkEnd w:id="56"/>
-    <w:bookmarkStart w:id="57" w:name="acknowledgements"/>
+    <w:bookmarkEnd w:id="60"/>
+    <w:bookmarkStart w:id="61" w:name="acknowledgements"/>
     <w:p>
       <w:pPr>
         <w:pStyle w:val="Heading1"/>
@@ -7896,8 +10641,8 @@
         <w:t xml:space="preserve">13. Acknowledgements</w:t>
       </w:r>
     </w:p>
-    <w:bookmarkEnd w:id="57"/>
-    <w:bookmarkStart w:id="58" w:name="author-contributions"/>
+    <w:bookmarkEnd w:id="61"/>
+    <w:bookmarkStart w:id="62" w:name="author-contributions"/>
     <w:p>
       <w:pPr>
         <w:pStyle w:val="Heading1"/>
@@ -7914,8 +10659,8 @@
         <w:t xml:space="preserve">DN conceived the project, performed the analyses, and wrote the manuscript.</w:t>
       </w:r>
     </w:p>
-    <w:bookmarkEnd w:id="58"/>
-    <w:bookmarkStart w:id="62" w:name="data-and-code-availability"/>
+    <w:bookmarkEnd w:id="62"/>
+    <w:bookmarkStart w:id="66" w:name="data-and-code-availability"/>
     <w:p>
       <w:pPr>
         <w:pStyle w:val="Heading1"/>
@@ -7934,7 +10679,7 @@
       <w:r>
         <w:t xml:space="preserve"> </w:t>
       </w:r>
-      <w:hyperlink r:id="rId59">
+      <w:hyperlink r:id="rId63">
         <w:r>
           <w:rPr>
             <w:rStyle w:val="Hyperlink"/>
@@ -7948,7 +10693,7 @@
       <w:r>
         <w:t xml:space="preserve"> </w:t>
       </w:r>
-      <w:hyperlink r:id="rId60">
+      <w:hyperlink r:id="rId64">
         <w:r>
           <w:rPr>
             <w:rStyle w:val="VerbatimChar"/>
@@ -7982,7 +10727,7 @@
       <w:r>
         <w:t xml:space="preserve"> </w:t>
       </w:r>
-      <w:hyperlink r:id="rId61">
+      <w:hyperlink r:id="rId65">
         <w:r>
           <w:rPr>
             <w:rStyle w:val="VerbatimChar"/>
@@ -7997,8 +10742,8 @@
         <w:t xml:space="preserve">as the Stan backend.</w:t>
       </w:r>
     </w:p>
-    <w:bookmarkEnd w:id="62"/>
-    <w:bookmarkStart w:id="63" w:name="conflict-of-interest"/>
+    <w:bookmarkEnd w:id="66"/>
+    <w:bookmarkStart w:id="67" w:name="conflict-of-interest"/>
     <w:p>
       <w:pPr>
         <w:pStyle w:val="Heading1"/>
@@ -8015,8 +10760,8 @@
         <w:t xml:space="preserve">The authors declare no competing interests.</w:t>
       </w:r>
     </w:p>
-    <w:bookmarkEnd w:id="63"/>
-    <w:bookmarkStart w:id="131" w:name="references"/>
+    <w:bookmarkEnd w:id="67"/>
+    <w:bookmarkStart w:id="140" w:name="references"/>
     <w:p>
       <w:pPr>
         <w:pStyle w:val="Heading1"/>
@@ -8025,8 +10770,8 @@
         <w:t xml:space="preserve">References</w:t>
       </w:r>
     </w:p>
-    <w:bookmarkStart w:id="130" w:name="refs"/>
-    <w:bookmarkStart w:id="65" w:name="ref-arnold_thermal_2025"/>
+    <w:bookmarkStart w:id="139" w:name="refs"/>
+    <w:bookmarkStart w:id="69" w:name="ref-arnold_thermal_2025"/>
     <w:p>
       <w:pPr>
         <w:pStyle w:val="Bibliography"/>
@@ -8050,7 +10795,7 @@
       <w:r>
         <w:t xml:space="preserve"> </w:t>
       </w:r>
-      <w:hyperlink r:id="rId64">
+      <w:hyperlink r:id="rId68">
         <w:r>
           <w:rPr>
             <w:rStyle w:val="Hyperlink"/>
@@ -8075,8 +10820,8 @@
         <w:t xml:space="preserve">, 31, e70315.</w:t>
       </w:r>
     </w:p>
-    <w:bookmarkEnd w:id="65"/>
-    <w:bookmarkStart w:id="67" w:name="ref-bolker_ecologicalmodels_2008"/>
+    <w:bookmarkEnd w:id="69"/>
+    <w:bookmarkStart w:id="70" w:name="ref-bolker_ecologicalmodels_2008"/>
     <w:p>
       <w:pPr>
         <w:pStyle w:val="Bibliography"/>
@@ -8087,38 +10832,33 @@
       <w:r>
         <w:t xml:space="preserve"> </w:t>
       </w:r>
-      <w:hyperlink r:id="rId66">
-        <w:r>
-          <w:rPr>
-            <w:rStyle w:val="Hyperlink"/>
-            <w:i/>
-            <w:iCs/>
-          </w:rPr>
-          <w:t xml:space="preserve">Ecological models and data in</w:t>
-        </w:r>
-        <w:r>
-          <w:rPr>
-            <w:rStyle w:val="Hyperlink"/>
-            <w:i/>
-            <w:iCs/>
-          </w:rPr>
-          <w:t xml:space="preserve"> </w:t>
-        </w:r>
-        <w:r>
-          <w:rPr>
-            <w:rStyle w:val="Hyperlink"/>
-            <w:i/>
-            <w:iCs/>
-          </w:rPr>
-          <w:t xml:space="preserve">R</w:t>
-        </w:r>
-      </w:hyperlink>
+      <w:r>
+        <w:rPr>
+          <w:i/>
+          <w:iCs/>
+        </w:rPr>
+        <w:t xml:space="preserve">Ecological models and data in</w:t>
+      </w:r>
+      <w:r>
+        <w:rPr>
+          <w:i/>
+          <w:iCs/>
+        </w:rPr>
+        <w:t xml:space="preserve"> </w:t>
+      </w:r>
+      <w:r>
+        <w:rPr>
+          <w:i/>
+          <w:iCs/>
+        </w:rPr>
+        <w:t xml:space="preserve">R</w:t>
+      </w:r>
       <w:r>
         <w:t xml:space="preserve">. Princeton University Press, Princeton, NJ.</w:t>
       </w:r>
     </w:p>
-    <w:bookmarkEnd w:id="67"/>
-    <w:bookmarkStart w:id="69" w:name="ref-buckley_damage_2025"/>
+    <w:bookmarkEnd w:id="70"/>
+    <w:bookmarkStart w:id="72" w:name="ref-buckley_damage_2025"/>
     <w:p>
       <w:pPr>
         <w:pStyle w:val="Bibliography"/>
@@ -8129,7 +10869,7 @@
       <w:r>
         <w:t xml:space="preserve"> </w:t>
       </w:r>
-      <w:hyperlink r:id="rId68">
+      <w:hyperlink r:id="rId71">
         <w:r>
           <w:rPr>
             <w:rStyle w:val="Hyperlink"/>
@@ -8154,8 +10894,8 @@
         <w:t xml:space="preserve">, 65, 1061–1075.</w:t>
       </w:r>
     </w:p>
-    <w:bookmarkEnd w:id="69"/>
-    <w:bookmarkStart w:id="71" w:name="ref-burke_ipd_2017"/>
+    <w:bookmarkEnd w:id="72"/>
+    <w:bookmarkStart w:id="74" w:name="ref-burke_ipd_2017"/>
     <w:p>
       <w:pPr>
         <w:pStyle w:val="Bibliography"/>
@@ -8166,7 +10906,7 @@
       <w:r>
         <w:t xml:space="preserve"> </w:t>
       </w:r>
-      <w:hyperlink r:id="rId70">
+      <w:hyperlink r:id="rId73">
         <w:r>
           <w:rPr>
             <w:rStyle w:val="Hyperlink"/>
@@ -8191,8 +10931,8 @@
         <w:t xml:space="preserve">, 36, 855–875.</w:t>
       </w:r>
     </w:p>
-    <w:bookmarkEnd w:id="71"/>
-    <w:bookmarkStart w:id="73" w:name="ref-burkner_brms_2017"/>
+    <w:bookmarkEnd w:id="74"/>
+    <w:bookmarkStart w:id="76" w:name="ref-burkner_brms_2017"/>
     <w:p>
       <w:pPr>
         <w:pStyle w:val="Bibliography"/>
@@ -8203,7 +10943,7 @@
       <w:r>
         <w:t xml:space="preserve"> </w:t>
       </w:r>
-      <w:hyperlink r:id="rId72">
+      <w:hyperlink r:id="rId75">
         <w:r>
           <w:rPr>
             <w:rStyle w:val="Hyperlink"/>
@@ -8214,7 +10954,7 @@
           <w:rPr>
             <w:rStyle w:val="Hyperlink"/>
           </w:rPr>
-          <w:t xml:space="preserve">: An</w:t>
+          <w:t xml:space="preserve">:</w:t>
         </w:r>
         <w:r>
           <w:rPr>
@@ -8226,7 +10966,7 @@
           <w:rPr>
             <w:rStyle w:val="Hyperlink"/>
           </w:rPr>
-          <w:t xml:space="preserve">R</w:t>
+          <w:t xml:space="preserve">An R</w:t>
         </w:r>
         <w:r>
           <w:rPr>
@@ -8250,13 +10990,7 @@
           <w:rPr>
             <w:rStyle w:val="Hyperlink"/>
           </w:rPr>
-          <w:t xml:space="preserve">B</w:t>
-        </w:r>
-        <w:r>
-          <w:rPr>
-            <w:rStyle w:val="Hyperlink"/>
-          </w:rPr>
-          <w:t xml:space="preserve">ayesian multilevel models using</w:t>
+          <w:t xml:space="preserve">Bayesian</w:t>
         </w:r>
         <w:r>
           <w:rPr>
@@ -8268,13 +11002,19 @@
           <w:rPr>
             <w:rStyle w:val="Hyperlink"/>
           </w:rPr>
-          <w:t xml:space="preserve">S</w:t>
+          <w:t xml:space="preserve">multilevel models using</w:t>
         </w:r>
         <w:r>
           <w:rPr>
             <w:rStyle w:val="Hyperlink"/>
           </w:rPr>
-          <w:t xml:space="preserve">tan</w:t>
+          <w:t xml:space="preserve"> </w:t>
+        </w:r>
+        <w:r>
+          <w:rPr>
+            <w:rStyle w:val="Hyperlink"/>
+          </w:rPr>
+          <w:t xml:space="preserve">Stan</w:t>
         </w:r>
       </w:hyperlink>
       <w:r>
@@ -8294,8 +11034,8 @@
         <w:t xml:space="preserve">, 80, 1–28.</w:t>
       </w:r>
     </w:p>
-    <w:bookmarkEnd w:id="73"/>
-    <w:bookmarkStart w:id="75" w:name="ref-carroll_measurement_2006"/>
+    <w:bookmarkEnd w:id="76"/>
+    <w:bookmarkStart w:id="78" w:name="ref-carroll_measurement_2006"/>
     <w:p>
       <w:pPr>
         <w:pStyle w:val="Bibliography"/>
@@ -8306,7 +11046,7 @@
       <w:r>
         <w:t xml:space="preserve"> </w:t>
       </w:r>
-      <w:hyperlink r:id="rId74">
+      <w:hyperlink r:id="rId77">
         <w:r>
           <w:rPr>
             <w:rStyle w:val="Hyperlink"/>
@@ -8317,11 +11057,20 @@
         </w:r>
       </w:hyperlink>
       <w:r>
-        <w:t xml:space="preserve">. 2nd edn. Chapman; Hall/CRC.</w:t>
+        <w:t xml:space="preserve">. 2nd edn.</w:t>
+      </w:r>
+      <w:r>
+        <w:t xml:space="preserve"> </w:t>
+      </w:r>
+      <w:r>
+        <w:t xml:space="preserve">Chapman and Hall/CRC</w:t>
+      </w:r>
+      <w:r>
+        <w:t xml:space="preserve">.</w:t>
       </w:r>
     </w:p>
-    <w:bookmarkEnd w:id="75"/>
-    <w:bookmarkStart w:id="77" w:name="ref-deutsch_latitude_2008"/>
+    <w:bookmarkEnd w:id="78"/>
+    <w:bookmarkStart w:id="80" w:name="ref-deutsch_latitude_2008"/>
     <w:p>
       <w:pPr>
         <w:pStyle w:val="Bibliography"/>
@@ -8345,7 +11094,7 @@
       <w:r>
         <w:t xml:space="preserve"> </w:t>
       </w:r>
-      <w:hyperlink r:id="rId76">
+      <w:hyperlink r:id="rId79">
         <w:r>
           <w:rPr>
             <w:rStyle w:val="Hyperlink"/>
@@ -8370,8 +11119,8 @@
         <w:t xml:space="preserve">, 105, 6668–6672.</w:t>
       </w:r>
     </w:p>
-    <w:bookmarkEnd w:id="77"/>
-    <w:bookmarkStart w:id="79" w:name="ref-gelman_priors_2006"/>
+    <w:bookmarkEnd w:id="80"/>
+    <w:bookmarkStart w:id="82" w:name="ref-gelman_priors_2006"/>
     <w:p>
       <w:pPr>
         <w:pStyle w:val="Bibliography"/>
@@ -8382,7 +11131,7 @@
       <w:r>
         <w:t xml:space="preserve"> </w:t>
       </w:r>
-      <w:hyperlink r:id="rId78">
+      <w:hyperlink r:id="rId81">
         <w:r>
           <w:rPr>
             <w:rStyle w:val="Hyperlink"/>
@@ -8399,13 +11148,7 @@
           <w:rPr>
             <w:rStyle w:val="Hyperlink"/>
           </w:rPr>
-          <w:t xml:space="preserve">B</w:t>
-        </w:r>
-        <w:r>
-          <w:rPr>
-            <w:rStyle w:val="Hyperlink"/>
-          </w:rPr>
-          <w:t xml:space="preserve">rowne and</w:t>
+          <w:t xml:space="preserve">Browne</w:t>
         </w:r>
         <w:r>
           <w:rPr>
@@ -8417,13 +11160,25 @@
           <w:rPr>
             <w:rStyle w:val="Hyperlink"/>
           </w:rPr>
-          <w:t xml:space="preserve">D</w:t>
+          <w:t xml:space="preserve">and</w:t>
         </w:r>
         <w:r>
           <w:rPr>
             <w:rStyle w:val="Hyperlink"/>
           </w:rPr>
-          <w:t xml:space="preserve">raper)</w:t>
+          <w:t xml:space="preserve"> </w:t>
+        </w:r>
+        <w:r>
+          <w:rPr>
+            <w:rStyle w:val="Hyperlink"/>
+          </w:rPr>
+          <w:t xml:space="preserve">Draper</w:t>
+        </w:r>
+        <w:r>
+          <w:rPr>
+            <w:rStyle w:val="Hyperlink"/>
+          </w:rPr>
+          <w:t xml:space="preserve">)</w:t>
         </w:r>
       </w:hyperlink>
       <w:r>
@@ -8443,8 +11198,8 @@
         <w:t xml:space="preserve">, 1, 515–534.</w:t>
       </w:r>
     </w:p>
-    <w:bookmarkEnd w:id="79"/>
-    <w:bookmarkStart w:id="81" w:name="ref-harrison_olre_2014"/>
+    <w:bookmarkEnd w:id="82"/>
+    <w:bookmarkStart w:id="84" w:name="ref-harrison_olre_2014"/>
     <w:p>
       <w:pPr>
         <w:pStyle w:val="Bibliography"/>
@@ -8455,7 +11210,7 @@
       <w:r>
         <w:t xml:space="preserve"> </w:t>
       </w:r>
-      <w:hyperlink r:id="rId80">
+      <w:hyperlink r:id="rId83">
         <w:r>
           <w:rPr>
             <w:rStyle w:val="Hyperlink"/>
@@ -8480,8 +11235,8 @@
         <w:t xml:space="preserve">, 2, e616.</w:t>
       </w:r>
     </w:p>
-    <w:bookmarkEnd w:id="81"/>
-    <w:bookmarkStart w:id="83" w:name="ref-harrison_mixed_2018"/>
+    <w:bookmarkEnd w:id="84"/>
+    <w:bookmarkStart w:id="86" w:name="ref-harrison_mixed_2018"/>
     <w:p>
       <w:pPr>
         <w:pStyle w:val="Bibliography"/>
@@ -8505,7 +11260,7 @@
       <w:r>
         <w:t xml:space="preserve"> </w:t>
       </w:r>
-      <w:hyperlink r:id="rId82">
+      <w:hyperlink r:id="rId85">
         <w:r>
           <w:rPr>
             <w:rStyle w:val="Hyperlink"/>
@@ -8530,8 +11285,8 @@
         <w:t xml:space="preserve">, 6, e4794.</w:t>
       </w:r>
     </w:p>
-    <w:bookmarkEnd w:id="83"/>
-    <w:bookmarkStart w:id="85" w:name="ref-jorgensen_drosophila_2019"/>
+    <w:bookmarkEnd w:id="86"/>
+    <w:bookmarkStart w:id="88" w:name="ref-jorgensen_drosophila_2019"/>
     <w:p>
       <w:pPr>
         <w:pStyle w:val="Bibliography"/>
@@ -8542,7 +11297,7 @@
       <w:r>
         <w:t xml:space="preserve"> </w:t>
       </w:r>
-      <w:hyperlink r:id="rId84">
+      <w:hyperlink r:id="rId87">
         <w:r>
           <w:rPr>
             <w:rStyle w:val="Hyperlink"/>
@@ -8559,13 +11314,19 @@
           <w:rPr>
             <w:rStyle w:val="Hyperlink"/>
           </w:rPr>
-          <w:t xml:space="preserve">D</w:t>
+          <w:t xml:space="preserve">Drosophila</w:t>
         </w:r>
         <w:r>
           <w:rPr>
             <w:rStyle w:val="Hyperlink"/>
           </w:rPr>
-          <w:t xml:space="preserve">rosophila heat tolerance: Unifying static and dynamic tolerance assays to predict heat distribution limits</w:t>
+          <w:t xml:space="preserve"> </w:t>
+        </w:r>
+        <w:r>
+          <w:rPr>
+            <w:rStyle w:val="Hyperlink"/>
+          </w:rPr>
+          <w:t xml:space="preserve">heat tolerance: Unifying static and dynamic tolerance assays to predict heat distribution limits</w:t>
         </w:r>
       </w:hyperlink>
       <w:r>
@@ -8585,8 +11346,8 @@
         <w:t xml:space="preserve">, 33, 629–642.</w:t>
       </w:r>
     </w:p>
-    <w:bookmarkEnd w:id="85"/>
-    <w:bookmarkStart w:id="87" w:name="ref-jorgensen_unifying_2021"/>
+    <w:bookmarkEnd w:id="88"/>
+    <w:bookmarkStart w:id="90" w:name="ref-jorgensen_unifying_2021"/>
     <w:p>
       <w:pPr>
         <w:pStyle w:val="Bibliography"/>
@@ -8597,7 +11358,7 @@
       <w:r>
         <w:t xml:space="preserve"> </w:t>
       </w:r>
-      <w:hyperlink r:id="rId86">
+      <w:hyperlink r:id="rId89">
         <w:r>
           <w:rPr>
             <w:rStyle w:val="Hyperlink"/>
@@ -8622,8 +11383,8 @@
         <w:t xml:space="preserve">, 11, 12840.</w:t>
       </w:r>
     </w:p>
-    <w:bookmarkEnd w:id="87"/>
-    <w:bookmarkStart w:id="89" w:name="ref-jorgensen_nature_2022"/>
+    <w:bookmarkEnd w:id="90"/>
+    <w:bookmarkStart w:id="92" w:name="ref-jorgensen_nature_2022"/>
     <w:p>
       <w:pPr>
         <w:pStyle w:val="Bibliography"/>
@@ -8634,7 +11395,7 @@
       <w:r>
         <w:t xml:space="preserve"> </w:t>
       </w:r>
-      <w:hyperlink r:id="rId88">
+      <w:hyperlink r:id="rId91">
         <w:r>
           <w:rPr>
             <w:rStyle w:val="Hyperlink"/>
@@ -8659,8 +11420,8 @@
         <w:t xml:space="preserve">, 611, 93–98.</w:t>
       </w:r>
     </w:p>
-    <w:bookmarkEnd w:id="89"/>
-    <w:bookmarkStart w:id="91" w:name="ref-kingsolver_umbanhowar_2018"/>
+    <w:bookmarkEnd w:id="92"/>
+    <w:bookmarkStart w:id="94" w:name="ref-kingsolver_umbanhowar_2018"/>
     <w:p>
       <w:pPr>
         <w:pStyle w:val="Bibliography"/>
@@ -8671,7 +11432,7 @@
       <w:r>
         <w:t xml:space="preserve"> </w:t>
       </w:r>
-      <w:hyperlink r:id="rId90">
+      <w:hyperlink r:id="rId93">
         <w:r>
           <w:rPr>
             <w:rStyle w:val="Hyperlink"/>
@@ -8696,19 +11457,69 @@
         <w:t xml:space="preserve">, 221, jeb167858.</w:t>
       </w:r>
     </w:p>
-    <w:bookmarkEnd w:id="91"/>
-    <w:bookmarkStart w:id="93" w:name="ref-nakagawa_santos_2012"/>
+    <w:bookmarkEnd w:id="94"/>
+    <w:bookmarkStart w:id="96" w:name="ref-li2023"/>
     <w:p>
       <w:pPr>
         <w:pStyle w:val="Bibliography"/>
       </w:pPr>
       <w:r>
+        <w:t xml:space="preserve">Li, Y.-J., Chen, S.-Y., Jørgensen, L.B., Overgaard, J., Renault, D., Colinet, H.,</w:t>
+      </w:r>
+      <w:r>
+        <w:t xml:space="preserve"> </w:t>
+      </w:r>
+      <w:r>
+        <w:rPr>
+          <w:i/>
+          <w:iCs/>
+        </w:rPr>
+        <w:t xml:space="preserve">et al.</w:t>
+      </w:r>
+      <w:r>
+        <w:t xml:space="preserve"> (2023).</w:t>
+      </w:r>
+      <w:r>
+        <w:t xml:space="preserve"> </w:t>
+      </w:r>
+      <w:hyperlink r:id="rId95">
+        <w:r>
+          <w:rPr>
+            <w:rStyle w:val="Hyperlink"/>
+          </w:rPr>
+          <w:t xml:space="preserve">Interspecific differences in thermal tolerance landscape explain aphid community abundance under climate change</w:t>
+        </w:r>
+      </w:hyperlink>
+      <w:r>
+        <w:t xml:space="preserve">.</w:t>
+      </w:r>
+      <w:r>
+        <w:t xml:space="preserve"> </w:t>
+      </w:r>
+      <w:r>
+        <w:rPr>
+          <w:i/>
+          <w:iCs/>
+        </w:rPr>
+        <w:t xml:space="preserve">Journal of Thermal Biology</w:t>
+      </w:r>
+      <w:r>
+        <w:t xml:space="preserve">, 114, 103583.</w:t>
+      </w:r>
+    </w:p>
+    <w:bookmarkEnd w:id="96"/>
+    <w:bookmarkStart w:id="98" w:name="ref-nakagawa_santos_2012"/>
+    <w:p>
+      <w:pPr>
+        <w:pStyle w:val="Bibliography"/>
+      </w:pPr>
+      <w:r>
         <w:t xml:space="preserve">Nakagawa, S. &amp; Santos, E.S.A. (2012).</w:t>
       </w:r>
       <w:r>
         <w:t xml:space="preserve"> </w:t>
       </w:r>
-      <w:hyperlink r:id="rId92">
+      <w:hyperlink r:id="rId97">
         <w:r>
           <w:rPr>
             <w:rStyle w:val="Hyperlink"/>
@@ -8733,8 +11544,8 @@
         <w:t xml:space="preserve">, 26, 1253–1274.</w:t>
       </w:r>
     </w:p>
-    <w:bookmarkEnd w:id="93"/>
-    <w:bookmarkStart w:id="95" w:name="ref-nielsen_nlmm_2004"/>
+    <w:bookmarkEnd w:id="98"/>
+    <w:bookmarkStart w:id="100" w:name="ref-nielsen_nlmm_2004"/>
     <w:p>
       <w:pPr>
         <w:pStyle w:val="Bibliography"/>
@@ -8745,7 +11556,7 @@
       <w:r>
         <w:t xml:space="preserve"> </w:t>
       </w:r>
-      <w:hyperlink r:id="rId94">
+      <w:hyperlink r:id="rId99">
         <w:r>
           <w:rPr>
             <w:rStyle w:val="Hyperlink"/>
@@ -8770,19 +11581,69 @@
         <w:t xml:space="preserve">, 18, 30–37.</w:t>
       </w:r>
     </w:p>
-    <w:bookmarkEnd w:id="95"/>
-    <w:bookmarkStart w:id="97" w:name="ref-orsted_finding_2022"/>
+    <w:bookmarkEnd w:id="100"/>
+    <w:bookmarkStart w:id="102" w:name="ref-noble2026"/>
     <w:p>
       <w:pPr>
         <w:pStyle w:val="Bibliography"/>
       </w:pPr>
       <w:r>
+        <w:t xml:space="preserve">Noble, D.W.A., Mayfield, M.M., Hoffmann, A.A., Chen, Z.-H., Lade, S.J., Bai, X.,</w:t>
+      </w:r>
+      <w:r>
+        <w:t xml:space="preserve"> </w:t>
+      </w:r>
+      <w:r>
+        <w:rPr>
+          <w:i/>
+          <w:iCs/>
+        </w:rPr>
+        <w:t xml:space="preserve">et al.</w:t>
+      </w:r>
+      <w:r>
+        <w:t xml:space="preserve"> (2026).</w:t>
+      </w:r>
+      <w:r>
+        <w:t xml:space="preserve"> </w:t>
+      </w:r>
+      <w:hyperlink r:id="rId101">
+        <w:r>
+          <w:rPr>
+            <w:rStyle w:val="Hyperlink"/>
+          </w:rPr>
+          <w:t xml:space="preserve">A systems modelling approach to predict biological responses to extreme heat</w:t>
+        </w:r>
+      </w:hyperlink>
+      <w:r>
+        <w:t xml:space="preserve">.</w:t>
+      </w:r>
+      <w:r>
+        <w:t xml:space="preserve"> </w:t>
+      </w:r>
+      <w:r>
+        <w:rPr>
+          <w:i/>
+          <w:iCs/>
+        </w:rPr>
+        <w:t xml:space="preserve">Trends in Ecology &amp; Evolution</w:t>
+      </w:r>
+      <w:r>
+        <w:t xml:space="preserve">.</w:t>
+      </w:r>
+    </w:p>
+    <w:bookmarkEnd w:id="102"/>
+    <w:bookmarkStart w:id="104" w:name="ref-orsted_finding_2022"/>
+    <w:p>
+      <w:pPr>
+        <w:pStyle w:val="Bibliography"/>
+      </w:pPr>
+      <w:r>
         <w:t xml:space="preserve">Ørsted, M., Jørgensen, L.B. &amp; Overgaard, J. (2022).</w:t>
       </w:r>
       <w:r>
         <w:t xml:space="preserve"> </w:t>
       </w:r>
-      <w:hyperlink r:id="rId96">
+      <w:hyperlink r:id="rId103">
         <w:r>
           <w:rPr>
             <w:rStyle w:val="Hyperlink"/>
@@ -8799,13 +11660,19 @@
           <w:rPr>
             <w:rStyle w:val="Hyperlink"/>
           </w:rPr>
-          <w:t xml:space="preserve">CT</w:t>
+          <w:t xml:space="preserve">CTmax</w:t>
         </w:r>
         <w:r>
           <w:rPr>
             <w:rStyle w:val="Hyperlink"/>
           </w:rPr>
-          <w:t xml:space="preserve">max in ectotherms</w:t>
+          <w:t xml:space="preserve"> </w:t>
+        </w:r>
+        <w:r>
+          <w:rPr>
+            <w:rStyle w:val="Hyperlink"/>
+          </w:rPr>
+          <w:t xml:space="preserve">in ectotherms</w:t>
         </w:r>
       </w:hyperlink>
       <w:r>
@@ -8825,8 +11692,8 @@
         <w:t xml:space="preserve">, 225, jeb244514.</w:t>
       </w:r>
     </w:p>
-    <w:bookmarkEnd w:id="97"/>
-    <w:bookmarkStart w:id="99" w:name="ref-orsted_suzukii_2024"/>
+    <w:bookmarkEnd w:id="104"/>
+    <w:bookmarkStart w:id="106" w:name="ref-orsted_suzukii_2024"/>
     <w:p>
       <w:pPr>
         <w:pStyle w:val="Bibliography"/>
@@ -8837,7 +11704,7 @@
       <w:r>
         <w:t xml:space="preserve"> </w:t>
       </w:r>
-      <w:hyperlink r:id="rId98">
+      <w:hyperlink r:id="rId105">
         <w:r>
           <w:rPr>
             <w:rStyle w:val="Hyperlink"/>
@@ -8854,13 +11721,19 @@
           <w:rPr>
             <w:rStyle w:val="Hyperlink"/>
           </w:rPr>
-          <w:t xml:space="preserve">D</w:t>
+          <w:t xml:space="preserve">Drosophila</w:t>
         </w:r>
         <w:r>
           <w:rPr>
             <w:rStyle w:val="Hyperlink"/>
           </w:rPr>
-          <w:t xml:space="preserve">rosophila suzukii</w:t>
+          <w:t xml:space="preserve"> </w:t>
+        </w:r>
+        <w:r>
+          <w:rPr>
+            <w:rStyle w:val="Hyperlink"/>
+          </w:rPr>
+          <w:t xml:space="preserve">suzukii</w:t>
         </w:r>
       </w:hyperlink>
       <w:r>
@@ -8880,8 +11753,8 @@
         <w:t xml:space="preserve">, 27, e14421.</w:t>
       </w:r>
     </w:p>
-    <w:bookmarkEnd w:id="99"/>
-    <w:bookmarkStart w:id="101" w:name="ref-pinsky_marine_2019"/>
+    <w:bookmarkEnd w:id="106"/>
+    <w:bookmarkStart w:id="108" w:name="ref-pinsky_marine_2019"/>
     <w:p>
       <w:pPr>
         <w:pStyle w:val="Bibliography"/>
@@ -8892,7 +11765,7 @@
       <w:r>
         <w:t xml:space="preserve"> </w:t>
       </w:r>
-      <w:hyperlink r:id="rId100">
+      <w:hyperlink r:id="rId107">
         <w:r>
           <w:rPr>
             <w:rStyle w:val="Hyperlink"/>
@@ -8917,8 +11790,8 @@
         <w:t xml:space="preserve">, 569, 108–111.</w:t>
       </w:r>
     </w:p>
-    <w:bookmarkEnd w:id="101"/>
-    <w:bookmarkStart w:id="103" w:name="ref-pottier_amphibians_2025"/>
+    <w:bookmarkEnd w:id="108"/>
+    <w:bookmarkStart w:id="110" w:name="ref-pottier_amphibians_2025"/>
     <w:p>
       <w:pPr>
         <w:pStyle w:val="Bibliography"/>
@@ -8942,7 +11815,7 @@
       <w:r>
         <w:t xml:space="preserve"> </w:t>
       </w:r>
-      <w:hyperlink r:id="rId102">
+      <w:hyperlink r:id="rId109">
         <w:r>
           <w:rPr>
             <w:rStyle w:val="Hyperlink"/>
@@ -8967,8 +11840,8 @@
         <w:t xml:space="preserve">, 639, 954–961.</w:t>
       </w:r>
     </w:p>
-    <w:bookmarkEnd w:id="103"/>
-    <w:bookmarkStart w:id="105" w:name="ref-rezende_drosophila_mortality_2020"/>
+    <w:bookmarkEnd w:id="110"/>
+    <w:bookmarkStart w:id="112" w:name="ref-rezende_drosophila_mortality_2020"/>
     <w:p>
       <w:pPr>
         <w:pStyle w:val="Bibliography"/>
@@ -8979,7 +11852,7 @@
       <w:r>
         <w:t xml:space="preserve"> </w:t>
       </w:r>
-      <w:hyperlink r:id="rId104">
+      <w:hyperlink r:id="rId111">
         <w:r>
           <w:rPr>
             <w:rStyle w:val="Hyperlink"/>
@@ -8996,13 +11869,19 @@
           <w:rPr>
             <w:rStyle w:val="Hyperlink"/>
           </w:rPr>
-          <w:t xml:space="preserve">D</w:t>
+          <w:t xml:space="preserve">Drosophila</w:t>
         </w:r>
         <w:r>
           <w:rPr>
             <w:rStyle w:val="Hyperlink"/>
           </w:rPr>
-          <w:t xml:space="preserve">rosophila populations</w:t>
+          <w:t xml:space="preserve"> </w:t>
+        </w:r>
+        <w:r>
+          <w:rPr>
+            <w:rStyle w:val="Hyperlink"/>
+          </w:rPr>
+          <w:t xml:space="preserve">populations</w:t>
         </w:r>
       </w:hyperlink>
       <w:r>
@@ -9022,8 +11901,8 @@
         <w:t xml:space="preserve">, 369, 1242–1245.</w:t>
       </w:r>
     </w:p>
-    <w:bookmarkEnd w:id="105"/>
-    <w:bookmarkStart w:id="107" w:name="ref-rezende_landscapes_2014"/>
+    <w:bookmarkEnd w:id="112"/>
+    <w:bookmarkStart w:id="114" w:name="ref-rezende_landscapes_2014"/>
     <w:p>
       <w:pPr>
         <w:pStyle w:val="Bibliography"/>
@@ -9034,7 +11913,7 @@
       <w:r>
         <w:t xml:space="preserve"> </w:t>
       </w:r>
-      <w:hyperlink r:id="rId106">
+      <w:hyperlink r:id="rId113">
         <w:r>
           <w:rPr>
             <w:rStyle w:val="Hyperlink"/>
@@ -9059,8 +11938,8 @@
         <w:t xml:space="preserve">, 28, 799–809.</w:t>
       </w:r>
     </w:p>
-    <w:bookmarkEnd w:id="107"/>
-    <w:bookmarkStart w:id="109" w:name="ref-ritz_ecotox_2010"/>
+    <w:bookmarkEnd w:id="114"/>
+    <w:bookmarkStart w:id="116" w:name="ref-ritz_ecotox_2010"/>
     <w:p>
       <w:pPr>
         <w:pStyle w:val="Bibliography"/>
@@ -9071,7 +11950,7 @@
       <w:r>
         <w:t xml:space="preserve"> </w:t>
       </w:r>
-      <w:hyperlink r:id="rId108">
+      <w:hyperlink r:id="rId115">
         <w:r>
           <w:rPr>
             <w:rStyle w:val="Hyperlink"/>
@@ -9096,8 +11975,8 @@
         <w:t xml:space="preserve">, 29, 220–229.</w:t>
       </w:r>
     </w:p>
-    <w:bookmarkEnd w:id="109"/>
-    <w:bookmarkStart w:id="111" w:name="ref-ritz_drc_2015"/>
+    <w:bookmarkEnd w:id="116"/>
+    <w:bookmarkStart w:id="118" w:name="ref-ritz_drc_2015"/>
     <w:p>
       <w:pPr>
         <w:pStyle w:val="Bibliography"/>
@@ -9108,7 +11987,7 @@
       <w:r>
         <w:t xml:space="preserve"> </w:t>
       </w:r>
-      <w:hyperlink r:id="rId110">
+      <w:hyperlink r:id="rId117">
         <w:r>
           <w:rPr>
             <w:rStyle w:val="Hyperlink"/>
@@ -9145,8 +12024,8 @@
         <w:t xml:space="preserve">, 10, e0146021.</w:t>
       </w:r>
     </w:p>
-    <w:bookmarkEnd w:id="111"/>
-    <w:bookmarkStart w:id="113" w:name="ref-ritz_streibig_2008"/>
+    <w:bookmarkEnd w:id="118"/>
+    <w:bookmarkStart w:id="120" w:name="ref-ritz_streibig_2008"/>
     <w:p>
       <w:pPr>
         <w:pStyle w:val="Bibliography"/>
@@ -9157,7 +12036,7 @@
       <w:r>
         <w:t xml:space="preserve"> </w:t>
       </w:r>
-      <w:hyperlink r:id="rId112">
+      <w:hyperlink r:id="rId119">
         <w:r>
           <w:rPr>
             <w:rStyle w:val="Hyperlink"/>
@@ -9187,8 +12066,8 @@
         <w:t xml:space="preserve">. Springer-Verlag, New York.</w:t>
       </w:r>
     </w:p>
-    <w:bookmarkEnd w:id="113"/>
-    <w:bookmarkStart w:id="115" w:name="ref-rudemo_random_1989"/>
+    <w:bookmarkEnd w:id="120"/>
+    <w:bookmarkStart w:id="122" w:name="ref-rudemo_random_1989"/>
     <w:p>
       <w:pPr>
         <w:pStyle w:val="Bibliography"/>
@@ -9199,7 +12078,7 @@
       <w:r>
         <w:t xml:space="preserve"> </w:t>
       </w:r>
-      <w:hyperlink r:id="rId114">
+      <w:hyperlink r:id="rId121">
         <w:r>
           <w:rPr>
             <w:rStyle w:val="Hyperlink"/>
@@ -9218,14 +12097,14 @@
           <w:i/>
           <w:iCs/>
         </w:rPr>
-        <w:t xml:space="preserve">Biometrics</w:t>
+        <w:t xml:space="preserve">Biometrics. Journal of the International Biometric Society</w:t>
       </w:r>
       <w:r>
         <w:t xml:space="preserve">, 45, 349–362.</w:t>
       </w:r>
     </w:p>
-    <w:bookmarkEnd w:id="115"/>
-    <w:bookmarkStart w:id="117" w:name="ref-schielzeth_centering_2010"/>
+    <w:bookmarkEnd w:id="122"/>
+    <w:bookmarkStart w:id="124" w:name="ref-schielzeth_centering_2010"/>
     <w:p>
       <w:pPr>
         <w:pStyle w:val="Bibliography"/>
@@ -9236,7 +12115,7 @@
       <w:r>
         <w:t xml:space="preserve"> </w:t>
       </w:r>
-      <w:hyperlink r:id="rId116">
+      <w:hyperlink r:id="rId123">
         <w:r>
           <w:rPr>
             <w:rStyle w:val="Hyperlink"/>
@@ -9261,8 +12140,8 @@
         <w:t xml:space="preserve">, 1, 103–113.</w:t>
       </w:r>
     </w:p>
-    <w:bookmarkEnd w:id="117"/>
-    <w:bookmarkStart w:id="119" w:name="ref-smale_marine_2019"/>
+    <w:bookmarkEnd w:id="124"/>
+    <w:bookmarkStart w:id="126" w:name="ref-smale_marine_2019"/>
     <w:p>
       <w:pPr>
         <w:pStyle w:val="Bibliography"/>
@@ -9286,7 +12165,7 @@
       <w:r>
         <w:t xml:space="preserve"> </w:t>
       </w:r>
-      <w:hyperlink r:id="rId118">
+      <w:hyperlink r:id="rId125">
         <w:r>
           <w:rPr>
             <w:rStyle w:val="Hyperlink"/>
@@ -9311,8 +12190,8 @@
         <w:t xml:space="preserve">, 9, 306–312.</w:t>
       </w:r>
     </w:p>
-    <w:bookmarkEnd w:id="119"/>
-    <w:bookmarkStart w:id="121" w:name="ref-snook_fertility_2026"/>
+    <w:bookmarkEnd w:id="126"/>
+    <w:bookmarkStart w:id="128" w:name="ref-snook_fertility_2026"/>
     <w:p>
       <w:pPr>
         <w:pStyle w:val="Bibliography"/>
@@ -9323,7 +12202,7 @@
       <w:r>
         <w:t xml:space="preserve"> </w:t>
       </w:r>
-      <w:hyperlink r:id="rId120">
+      <w:hyperlink r:id="rId127">
         <w:r>
           <w:rPr>
             <w:rStyle w:val="Hyperlink"/>
@@ -9348,8 +12227,8 @@
         <w:t xml:space="preserve">, 2, 225–241.</w:t>
       </w:r>
     </w:p>
-    <w:bookmarkEnd w:id="121"/>
-    <w:bookmarkStart w:id="123" w:name="ref-sunday_global_2011"/>
+    <w:bookmarkEnd w:id="128"/>
+    <w:bookmarkStart w:id="130" w:name="ref-sunday_global_2011"/>
     <w:p>
       <w:pPr>
         <w:pStyle w:val="Bibliography"/>
@@ -9360,7 +12239,7 @@
       <w:r>
         <w:t xml:space="preserve"> </w:t>
       </w:r>
-      <w:hyperlink r:id="rId122">
+      <w:hyperlink r:id="rId129">
         <w:r>
           <w:rPr>
             <w:rStyle w:val="Hyperlink"/>
@@ -9385,8 +12264,8 @@
         <w:t xml:space="preserve">, 278, 1823–1830.</w:t>
       </w:r>
     </w:p>
-    <w:bookmarkEnd w:id="123"/>
-    <w:bookmarkStart w:id="125" w:name="ref-sunday_redistribution_2012"/>
+    <w:bookmarkEnd w:id="130"/>
+    <w:bookmarkStart w:id="132" w:name="ref-sunday_redistribution_2012"/>
     <w:p>
       <w:pPr>
         <w:pStyle w:val="Bibliography"/>
@@ -9397,7 +12276,7 @@
       <w:r>
         <w:t xml:space="preserve"> </w:t>
       </w:r>
-      <w:hyperlink r:id="rId124">
+      <w:hyperlink r:id="rId131">
         <w:r>
           <w:rPr>
             <w:rStyle w:val="Hyperlink"/>
@@ -9422,19 +12301,56 @@
         <w:t xml:space="preserve">, 2, 686–690.</w:t>
       </w:r>
     </w:p>
-    <w:bookmarkEnd w:id="125"/>
-    <w:bookmarkStart w:id="127" w:name="ref-villeneuve_dynamic_2024"/>
+    <w:bookmarkEnd w:id="132"/>
+    <w:bookmarkStart w:id="134" w:name="ref-truebano2018"/>
     <w:p>
       <w:pPr>
         <w:pStyle w:val="Bibliography"/>
       </w:pPr>
       <w:r>
+        <w:t xml:space="preserve">Truebano, M., Fenner, P., Tills, O., Rundle, S. &amp; Rezende, E. (2018).</w:t>
+      </w:r>
+      <w:r>
+        <w:t xml:space="preserve"> </w:t>
+      </w:r>
+      <w:hyperlink r:id="rId133">
+        <w:r>
+          <w:rPr>
+            <w:rStyle w:val="Hyperlink"/>
+          </w:rPr>
+          <w:t xml:space="preserve">Thermal strategies vary with life history stage</w:t>
+        </w:r>
+      </w:hyperlink>
+      <w:r>
+        <w:t xml:space="preserve">.</w:t>
+      </w:r>
+      <w:r>
+        <w:t xml:space="preserve"> </w:t>
+      </w:r>
+      <w:r>
+        <w:rPr>
+          <w:i/>
+          <w:iCs/>
+        </w:rPr>
+        <w:t xml:space="preserve">Journal of Experimental Biology</w:t>
+      </w:r>
+      <w:r>
+        <w:t xml:space="preserve">, 221, jeb171629.</w:t>
+      </w:r>
+    </w:p>
+    <w:bookmarkEnd w:id="134"/>
+    <w:bookmarkStart w:id="136" w:name="ref-villeneuve_dynamic_2024"/>
+    <w:p>
+      <w:pPr>
+        <w:pStyle w:val="Bibliography"/>
+      </w:pPr>
+      <w:r>
         <w:t xml:space="preserve">Villeneuve, A.R. &amp; White, E.R. (2024).</w:t>
       </w:r>
       <w:r>
         <w:t xml:space="preserve"> </w:t>
       </w:r>
-      <w:hyperlink r:id="rId126">
+      <w:hyperlink r:id="rId135">
         <w:r>
           <w:rPr>
             <w:rStyle w:val="Hyperlink"/>
@@ -9459,8 +12375,8 @@
         <w:t xml:space="preserve">, 94, 1515–1527.</w:t>
       </w:r>
     </w:p>
-    <w:bookmarkEnd w:id="127"/>
-    <w:bookmarkStart w:id="129" w:name="ref-wiens_localextinctions_2016"/>
+    <w:bookmarkEnd w:id="136"/>
+    <w:bookmarkStart w:id="138" w:name="ref-wiens_localextinctions_2016"/>
     <w:p>
       <w:pPr>
         <w:pStyle w:val="Bibliography"/>
@@ -9471,7 +12387,7 @@
       <w:r>
         <w:t xml:space="preserve"> </w:t>
       </w:r>
-      <w:hyperlink r:id="rId128">
+      <w:hyperlink r:id="rId137">
         <w:r>
           <w:rPr>
             <w:rStyle w:val="Hyperlink"/>
@@ -9496,10 +12412,10 @@
         <w:t xml:space="preserve">, 14, e2001104.</w:t>
       </w:r>
     </w:p>
-    <w:bookmarkEnd w:id="129"/>
-    <w:bookmarkEnd w:id="130"/>
-    <w:bookmarkEnd w:id="131"/>
-    <w:bookmarkStart w:id="132" w:name="X0a6b9f6e1b4d87c3bcd816dd30505d2c7e986ca"/>
+    <w:bookmarkEnd w:id="138"/>
+    <w:bookmarkEnd w:id="139"/>
+    <w:bookmarkEnd w:id="140"/>
+    <w:bookmarkStart w:id="141" w:name="X0a6b9f6e1b4d87c3bcd816dd30505d2c7e986ca"/>
     <w:p>
       <w:pPr>
         <w:pStyle w:val="Heading1"/>
@@ -9560,8 +12476,8 @@
         <w:br/>
       </w:r>
     </w:p>
-    <w:bookmarkEnd w:id="132"/>
-    <w:bookmarkStart w:id="187" w:name="a-tutorial-with-simulations"/>
+    <w:bookmarkEnd w:id="141"/>
+    <w:bookmarkStart w:id="197" w:name="a-tutorial-with-simulations"/>
     <w:p>
       <w:pPr>
         <w:pStyle w:val="Heading1"/>
@@ -9640,7 +12556,7 @@
         <w:t xml:space="preserve">from the single joint model, yet provide substantial downstream benefits in terms of propagating uncertainty and giving more flexibility. We then complement the simulation with a few case studies which walk through real data that is presented within the main manuscript in other sections.</w:t>
       </w:r>
     </w:p>
-    <w:bookmarkStart w:id="141" w:name="simulating-data"/>
+    <w:bookmarkStart w:id="150" w:name="simulating-data"/>
     <w:p>
       <w:pPr>
         <w:pStyle w:val="Heading3"/>
@@ -9659,7 +12575,7 @@
         <w:t xml:space="preserve">Simulating Data</w:t>
       </w:r>
     </w:p>
-    <w:bookmarkStart w:id="133" w:name="sec-sim-step1"/>
+    <w:bookmarkStart w:id="142" w:name="sec-sim-step1"/>
     <w:p>
       <w:pPr>
         <w:pStyle w:val="Heading4"/>
@@ -10860,8 +13776,8 @@
         <w:t xml:space="preserve">m_beta1</w:t>
       </w:r>
     </w:p>
-    <w:bookmarkEnd w:id="133"/>
-    <w:bookmarkStart w:id="134" w:name="sec-sim-step2"/>
+    <w:bookmarkEnd w:id="142"/>
+    <w:bookmarkStart w:id="143" w:name="sec-sim-step2"/>
     <w:p>
       <w:pPr>
         <w:pStyle w:val="Heading4"/>
@@ -11687,8 +14603,8 @@
         <w:t xml:space="preserve">  )</w:t>
       </w:r>
     </w:p>
-    <w:bookmarkEnd w:id="134"/>
-    <w:bookmarkStart w:id="139" w:name="sec-sim-step3"/>
+    <w:bookmarkEnd w:id="143"/>
+    <w:bookmarkStart w:id="148" w:name="sec-sim-step3"/>
     <w:p>
       <w:pPr>
         <w:pStyle w:val="Heading4"/>
@@ -11771,7 +14687,7 @@
       <w:tr>
         <w:tc>
           <w:tcPr/>
-          <w:bookmarkStart w:id="138" w:name="suppfig-true-surface"/>
+          <w:bookmarkStart w:id="147" w:name="suppfig-true-surface"/>
           <w:p>
             <w:pPr>
               <w:jc w:val="center"/>
@@ -11781,18 +14697,18 @@
                 <wp:inline>
                   <wp:extent cx="5943600" cy="3396342"/>
                   <wp:effectExtent b="0" l="0" r="0" t="0"/>
-                  <wp:docPr descr="" title="" id="136" name="Picture"/>
+                  <wp:docPr descr="" title="" id="145" name="Picture"/>
                   <a:graphic>
                     <a:graphicData uri="http://schemas.openxmlformats.org/drawingml/2006/picture">
                       <pic:pic>
                         <pic:nvPicPr>
-                          <pic:cNvPr descr="ms/supplement_files/figure-docx/plot-true-surface-1.png" id="137" name="Picture"/>
+                          <pic:cNvPr descr="ms/supplement_files/figure-docx/plot-true-surface-1.png" id="146" name="Picture"/>
                           <pic:cNvPicPr>
                             <a:picLocks noChangeArrowheads="1" noChangeAspect="1"/>
                           </pic:cNvPicPr>
                         </pic:nvPicPr>
                         <pic:blipFill>
-                          <a:blip r:embed="rId135"/>
+                          <a:blip r:embed="rId144"/>
                           <a:stretch>
                             <a:fillRect/>
                           </a:stretch>
@@ -11832,7 +14748,7 @@
               <w:t xml:space="preserve">Figure S1: The known 4PL dose-response surface used to generate the simulated data, evaluated on a dense time grid at each of the five assay temperatures. The horizontal line marks 50% survival; where each curve crosses it gives the true LT50 at that temperature.</w:t>
             </w:r>
           </w:p>
-          <w:bookmarkEnd w:id="138"/>
+          <w:bookmarkEnd w:id="147"/>
         </w:tc>
       </w:tr>
     </w:tbl>
@@ -11867,8 +14783,8 @@
         <w:t xml:space="preserve">encodes.</w:t>
       </w:r>
     </w:p>
-    <w:bookmarkEnd w:id="139"/>
-    <w:bookmarkStart w:id="140" w:name="sec-sim-step4"/>
+    <w:bookmarkEnd w:id="148"/>
+    <w:bookmarkStart w:id="149" w:name="sec-sim-step4"/>
     <w:p>
       <w:pPr>
         <w:pStyle w:val="Heading4"/>
@@ -12420,9 +15336,9 @@
         <w:t xml:space="preserve">  )</w:t>
       </w:r>
     </w:p>
-    <w:bookmarkEnd w:id="140"/>
-    <w:bookmarkEnd w:id="141"/>
-    <w:bookmarkStart w:id="152" w:name="sec-twostage"/>
+    <w:bookmarkEnd w:id="149"/>
+    <w:bookmarkEnd w:id="150"/>
+    <w:bookmarkStart w:id="161" w:name="sec-twostage"/>
     <w:p>
       <w:pPr>
         <w:pStyle w:val="Heading3"/>
@@ -12783,7 +15699,7 @@
         <w:t xml:space="preserve">from the fitted line.</w:t>
       </w:r>
     </w:p>
-    <w:bookmarkStart w:id="143" w:name="sec-twostage-step1"/>
+    <w:bookmarkStart w:id="152" w:name="sec-twostage-step1"/>
     <w:p>
       <w:pPr>
         <w:pStyle w:val="Heading4"/>
@@ -13376,7 +16292,7 @@
       <w:tr>
         <w:tc>
           <w:tcPr/>
-          <w:bookmarkStart w:id="142" w:name="supptbl-stage1-lt50"/>
+          <w:bookmarkStart w:id="151" w:name="supptbl-stage1-lt50"/>
           <w:p>
             <w:pPr>
               <w:jc w:val="center"/>
@@ -14754,7 +17670,7 @@
               </w:tc>
             </w:tr>
           </w:tbl>
-          <w:bookmarkEnd w:id="142"/>
+          <w:bookmarkEnd w:id="151"/>
         </w:tc>
       </w:tr>
     </w:tbl>
@@ -14766,8 +17682,8 @@
         <w:t xml:space="preserve">With the simulation’s true asymptotes near 0 and 1, the 2PL’s forced-asymptote constraint introduces negligible bias here, so each Stage-1 estimate sits close to the simulation truth.</w:t>
       </w:r>
     </w:p>
-    <w:bookmarkEnd w:id="143"/>
-    <w:bookmarkStart w:id="151" w:name="sec-twostage-step2"/>
+    <w:bookmarkEnd w:id="152"/>
+    <w:bookmarkStart w:id="160" w:name="sec-twostage-step2"/>
     <w:p>
       <w:pPr>
         <w:pStyle w:val="Heading4"/>
@@ -15581,40 +18497,7 @@
         <w:t xml:space="preserve"> </w:t>
       </w:r>
       <w:r>
-        <w:t xml:space="preserve">— i.e., the temperature step that changes</w:t>
-      </w:r>
-      <w:r>
-        <w:t xml:space="preserve"> </w:t>
-      </w:r>
-      <m:oMath>
-        <m:sSub>
-          <m:e>
-            <m:r>
-              <m:rPr>
-                <m:sty m:val="p"/>
-              </m:rPr>
-              <m:t>log</m:t>
-            </m:r>
-          </m:e>
-          <m:sub>
-            <m:r>
-              <m:t>10</m:t>
-            </m:r>
-          </m:sub>
-        </m:sSub>
-        <m:r>
-          <m:rPr>
-            <m:nor/>
-            <m:sty m:val="p"/>
-          </m:rPr>
-          <m:t>LT50</m:t>
-        </m:r>
-      </m:oMath>
-      <w:r>
-        <w:t xml:space="preserve"> </w:t>
-      </w:r>
-      <w:r>
-        <w:t xml:space="preserve">by one decade. The line’s height at</w:t>
+        <w:t xml:space="preserve">— i.e., the temperature increase that causes LT50 to change by a factor of 10. The line’s height at</w:t>
       </w:r>
       <w:r>
         <w:t xml:space="preserve"> </w:t>
@@ -15715,7 +18598,7 @@
       <w:tr>
         <w:tc>
           <w:tcPr/>
-          <w:bookmarkStart w:id="147" w:name="suppfig-stage2-regression"/>
+          <w:bookmarkStart w:id="156" w:name="suppfig-stage2-regression"/>
           <w:p>
             <w:pPr>
               <w:jc w:val="center"/>
@@ -15725,18 +18608,18 @@
                 <wp:inline>
                   <wp:extent cx="5943600" cy="3820885"/>
                   <wp:effectExtent b="0" l="0" r="0" t="0"/>
-                  <wp:docPr descr="" title="" id="145" name="Picture"/>
+                  <wp:docPr descr="" title="" id="154" name="Picture"/>
                   <a:graphic>
                     <a:graphicData uri="http://schemas.openxmlformats.org/drawingml/2006/picture">
                       <pic:pic>
                         <pic:nvPicPr>
-                          <pic:cNvPr descr="ms/supplement_files/figure-docx/plot-stage2-regression-1.png" id="146" name="Picture"/>
+                          <pic:cNvPr descr="ms/supplement_files/figure-docx/plot-stage2-regression-1.png" id="155" name="Picture"/>
                           <pic:cNvPicPr>
                             <a:picLocks noChangeArrowheads="1" noChangeAspect="1"/>
                           </pic:cNvPicPr>
                         </pic:nvPicPr>
                         <pic:blipFill>
-                          <a:blip r:embed="rId144"/>
+                          <a:blip r:embed="rId153"/>
                           <a:stretch>
                             <a:fillRect/>
                           </a:stretch>
@@ -15949,7 +18832,7 @@
               <w:t xml:space="preserve">visually.</w:t>
             </w:r>
           </w:p>
-          <w:bookmarkEnd w:id="147"/>
+          <w:bookmarkEnd w:id="156"/>
         </w:tc>
       </w:tr>
     </w:tbl>
@@ -16088,18 +18971,18 @@
                 <wp:inline>
                   <wp:extent cx="152400" cy="152400"/>
                   <wp:effectExtent b="0" l="0" r="0" t="0"/>
-                  <wp:docPr descr="" title="" id="149" name="Picture"/>
+                  <wp:docPr descr="" title="" id="158" name="Picture"/>
                   <a:graphic>
                     <a:graphicData uri="http://schemas.openxmlformats.org/drawingml/2006/picture">
                       <pic:pic>
                         <pic:nvPicPr>
-                          <pic:cNvPr descr="/Applications/quarto/share/formats/docx/important.png" id="150" name="Picture"/>
+                          <pic:cNvPr descr="/Applications/quarto/share/formats/docx/important.png" id="159" name="Picture"/>
                           <pic:cNvPicPr>
                             <a:picLocks noChangeArrowheads="1" noChangeAspect="1"/>
                           </pic:cNvPicPr>
                         </pic:nvPicPr>
                         <pic:blipFill>
-                          <a:blip r:embed="rId148"/>
+                          <a:blip r:embed="rId157"/>
                           <a:stretch>
                             <a:fillRect/>
                           </a:stretch>
@@ -16162,9 +19045,9 @@
         </w:tc>
       </w:tr>
     </w:tbl>
-    <w:bookmarkEnd w:id="151"/>
-    <w:bookmarkEnd w:id="152"/>
-    <w:bookmarkStart w:id="165" w:name="sec-joint"/>
+    <w:bookmarkEnd w:id="160"/>
+    <w:bookmarkEnd w:id="161"/>
+    <w:bookmarkStart w:id="174" w:name="sec-joint"/>
     <w:p>
       <w:pPr>
         <w:pStyle w:val="Heading3"/>
@@ -16334,7 +19217,7 @@
         <w:t xml:space="preserve">from the posterior, in one model rather than two.</w:t>
       </w:r>
     </w:p>
-    <w:bookmarkStart w:id="157" w:name="sec-joint-spec"/>
+    <w:bookmarkStart w:id="166" w:name="sec-joint-spec"/>
     <w:p>
       <w:pPr>
         <w:pStyle w:val="Heading4"/>
@@ -16390,7 +19273,7 @@
       <w:pPr>
         <w:pStyle w:val="BodyText"/>
       </w:pPr>
-      <w:bookmarkStart w:id="153" w:name="eq-supp-4pl"/>
+      <w:bookmarkStart w:id="162" w:name="eq-supp-4pl"/>
       <m:oMathPara>
         <m:oMathParaPr>
           <m:jc m:val="center"/>
@@ -16582,13 +19465,13 @@
             </m:dPr>
             <m:e>
               <m:r>
-                <m:t>9</m:t>
+                <m:t>13</m:t>
               </m:r>
             </m:e>
           </m:d>
         </m:oMath>
       </m:oMathPara>
-      <w:bookmarkEnd w:id="153"/>
+      <w:bookmarkEnd w:id="162"/>
     </w:p>
     <w:p>
       <w:pPr>
@@ -16763,7 +19646,7 @@
       <w:pPr>
         <w:pStyle w:val="BodyText"/>
       </w:pPr>
-      <w:bookmarkStart w:id="154" w:name="eq-supp-mid-temp"/>
+      <w:bookmarkStart w:id="163" w:name="eq-supp-mid-temp"/>
       <m:oMathPara>
         <m:oMathParaPr>
           <m:jc m:val="center"/>
@@ -16892,13 +19775,13 @@
             </m:dPr>
             <m:e>
               <m:r>
-                <m:t>10</m:t>
+                <m:t>14</m:t>
               </m:r>
             </m:e>
           </m:d>
         </m:oMath>
       </m:oMathPara>
-      <w:bookmarkEnd w:id="154"/>
+      <w:bookmarkEnd w:id="163"/>
     </w:p>
     <w:p>
       <w:pPr>
@@ -18290,7 +21173,7 @@
           <w:rPr>
             <w:rStyle w:val="Hyperlink"/>
           </w:rPr>
-          <w:t xml:space="preserve">Equation 9</w:t>
+          <w:t xml:space="preserve">Equation 13</w:t>
         </w:r>
       </w:hyperlink>
       <w:r>
@@ -18346,7 +21229,7 @@
           <w:rPr>
             <w:rStyle w:val="Hyperlink"/>
           </w:rPr>
-          <w:t xml:space="preserve">Equation 10</w:t>
+          <w:t xml:space="preserve">Equation 14</w:t>
         </w:r>
       </w:hyperlink>
       <w:r>
@@ -18395,18 +21278,18 @@
                 <wp:inline>
                   <wp:extent cx="152400" cy="152400"/>
                   <wp:effectExtent b="0" l="0" r="0" t="0"/>
-                  <wp:docPr descr="" title="" id="155" name="Picture"/>
+                  <wp:docPr descr="" title="" id="164" name="Picture"/>
                   <a:graphic>
                     <a:graphicData uri="http://schemas.openxmlformats.org/drawingml/2006/picture">
                       <pic:pic>
                         <pic:nvPicPr>
-                          <pic:cNvPr descr="/Applications/quarto/share/formats/docx/important.png" id="156" name="Picture"/>
+                          <pic:cNvPr descr="/Applications/quarto/share/formats/docx/important.png" id="165" name="Picture"/>
                           <pic:cNvPicPr>
                             <a:picLocks noChangeArrowheads="1" noChangeAspect="1"/>
                           </pic:cNvPicPr>
                         </pic:nvPicPr>
                         <pic:blipFill>
-                          <a:blip r:embed="rId148"/>
+                          <a:blip r:embed="rId157"/>
                           <a:stretch>
                             <a:fillRect/>
                           </a:stretch>
@@ -18510,8 +21393,8 @@
         </w:tc>
       </w:tr>
     </w:tbl>
-    <w:bookmarkEnd w:id="157"/>
-    <w:bookmarkStart w:id="158" w:name="sec-joint-fit"/>
+    <w:bookmarkEnd w:id="166"/>
+    <w:bookmarkStart w:id="167" w:name="sec-joint-fit"/>
     <w:p>
       <w:pPr>
         <w:pStyle w:val="Heading4"/>
@@ -19239,8 +22122,8 @@
         <w:t xml:space="preserve">R2 0.9263016 0.00105021 0.9238746 0.9280369</w:t>
       </w:r>
     </w:p>
-    <w:bookmarkEnd w:id="158"/>
-    <w:bookmarkStart w:id="164" w:name="sec-joint-recovery"/>
+    <w:bookmarkEnd w:id="167"/>
+    <w:bookmarkStart w:id="173" w:name="sec-joint-recovery"/>
     <w:p>
       <w:pPr>
         <w:pStyle w:val="Heading4"/>
@@ -19281,7 +22164,7 @@
       <w:tr>
         <w:tc>
           <w:tcPr/>
-          <w:bookmarkStart w:id="159" w:name="supptbl-recovery"/>
+          <w:bookmarkStart w:id="168" w:name="supptbl-recovery"/>
           <w:p>
             <w:pPr>
               <w:jc w:val="center"/>
@@ -21845,7 +24728,7 @@
               </w:tc>
             </w:tr>
           </w:tbl>
-          <w:bookmarkEnd w:id="159"/>
+          <w:bookmarkEnd w:id="168"/>
         </w:tc>
       </w:tr>
     </w:tbl>
@@ -21881,7 +24764,7 @@
       <w:tr>
         <w:tc>
           <w:tcPr/>
-          <w:bookmarkStart w:id="163" w:name="suppfig-recovery-fit"/>
+          <w:bookmarkStart w:id="172" w:name="suppfig-recovery-fit"/>
           <w:p>
             <w:pPr>
               <w:jc w:val="center"/>
@@ -21891,18 +24774,18 @@
                 <wp:inline>
                   <wp:extent cx="5943600" cy="3714750"/>
                   <wp:effectExtent b="0" l="0" r="0" t="0"/>
-                  <wp:docPr descr="" title="" id="161" name="Picture"/>
+                  <wp:docPr descr="" title="" id="170" name="Picture"/>
                   <a:graphic>
                     <a:graphicData uri="http://schemas.openxmlformats.org/drawingml/2006/picture">
                       <pic:pic>
                         <pic:nvPicPr>
-                          <pic:cNvPr descr="ms/supplement_files/figure-docx/plot-recovery-fit-1.png" id="162" name="Picture"/>
+                          <pic:cNvPr descr="ms/supplement_files/figure-docx/plot-recovery-fit-1.png" id="171" name="Picture"/>
                           <pic:cNvPicPr>
                             <a:picLocks noChangeArrowheads="1" noChangeAspect="1"/>
                           </pic:cNvPicPr>
                         </pic:nvPicPr>
                         <pic:blipFill>
-                          <a:blip r:embed="rId160"/>
+                          <a:blip r:embed="rId169"/>
                           <a:stretch>
                             <a:fillRect/>
                           </a:stretch>
@@ -21942,13 +24825,13 @@
               <w:t xml:space="preserve">Figure S3: Posterior fitted 4PL curves (solid lines, with shaded 95% credible bands) overlaid on the simulated binomial data (points). One panel-coloured line per assay temperature. Where the fitted curves track the simulated proportions across all five temperatures, the model has recovered the underlying dose-response surface.</w:t>
             </w:r>
           </w:p>
-          <w:bookmarkEnd w:id="163"/>
+          <w:bookmarkEnd w:id="172"/>
         </w:tc>
       </w:tr>
     </w:tbl>
-    <w:bookmarkEnd w:id="164"/>
-    <w:bookmarkEnd w:id="165"/>
-    <w:bookmarkStart w:id="174" w:name="sec-joint-derive"/>
+    <w:bookmarkEnd w:id="173"/>
+    <w:bookmarkEnd w:id="174"/>
+    <w:bookmarkStart w:id="183" w:name="sec-joint-derive"/>
     <w:p>
       <w:pPr>
         <w:pStyle w:val="Heading3"/>
@@ -22787,7 +25670,7 @@
       <w:tr>
         <w:tc>
           <w:tcPr/>
-          <w:bookmarkStart w:id="166" w:name="supptbl-tls-recovery"/>
+          <w:bookmarkStart w:id="175" w:name="supptbl-tls-recovery"/>
           <w:p>
             <w:pPr>
               <w:jc w:val="center"/>
@@ -24134,7 +27017,7 @@
               </w:tc>
             </w:tr>
           </w:tbl>
-          <w:bookmarkEnd w:id="166"/>
+          <w:bookmarkEnd w:id="175"/>
         </w:tc>
       </w:tr>
     </w:tbl>
@@ -24159,7 +27042,7 @@
       <w:tr>
         <w:tc>
           <w:tcPr/>
-          <w:bookmarkStart w:id="170" w:name="suppfig-tls-recovery"/>
+          <w:bookmarkStart w:id="179" w:name="suppfig-tls-recovery"/>
           <w:p>
             <w:pPr>
               <w:jc w:val="center"/>
@@ -24169,18 +27052,18 @@
                 <wp:inline>
                   <wp:extent cx="5943600" cy="2971800"/>
                   <wp:effectExtent b="0" l="0" r="0" t="0"/>
-                  <wp:docPr descr="" title="" id="168" name="Picture"/>
+                  <wp:docPr descr="" title="" id="177" name="Picture"/>
                   <a:graphic>
                     <a:graphicData uri="http://schemas.openxmlformats.org/drawingml/2006/picture">
                       <pic:pic>
                         <pic:nvPicPr>
-                          <pic:cNvPr descr="ms/supplement_files/figure-docx/plot-tls-recovery-1.png" id="169" name="Picture"/>
+                          <pic:cNvPr descr="ms/supplement_files/figure-docx/plot-tls-recovery-1.png" id="178" name="Picture"/>
                           <pic:cNvPicPr>
                             <a:picLocks noChangeArrowheads="1" noChangeAspect="1"/>
                           </pic:cNvPicPr>
                         </pic:nvPicPr>
                         <pic:blipFill>
-                          <a:blip r:embed="rId167"/>
+                          <a:blip r:embed="rId176"/>
                           <a:stretch>
                             <a:fillRect/>
                           </a:stretch>
@@ -24275,7 +27158,7 @@
               <w:t xml:space="preserve">from the binomial fit (blue) and beta-binomial fit (orange). Vertical dashed lines mark the simulation truth. Both posteriors are tightly concentrated around the truth, illustrating that the joint Bayesian fit recovers the classical TLS quantities with calibrated uncertainty without any additional regression step.</w:t>
             </w:r>
           </w:p>
-          <w:bookmarkEnd w:id="170"/>
+          <w:bookmarkEnd w:id="179"/>
         </w:tc>
       </w:tr>
     </w:tbl>
@@ -24481,7 +27364,7 @@
       <w:tr>
         <w:tc>
           <w:tcPr/>
-          <w:bookmarkStart w:id="171" w:name="supptbl-uncert-z-ct"/>
+          <w:bookmarkStart w:id="180" w:name="supptbl-uncert-z-ct"/>
           <w:p>
             <w:pPr>
               <w:jc w:val="center"/>
@@ -28553,7 +31436,7 @@
               </w:tc>
             </w:tr>
           </w:tbl>
-          <w:bookmarkEnd w:id="171"/>
+          <w:bookmarkEnd w:id="180"/>
         </w:tc>
       </w:tr>
     </w:tbl>
@@ -28814,18 +31697,18 @@
                 <wp:inline>
                   <wp:extent cx="152400" cy="152400"/>
                   <wp:effectExtent b="0" l="0" r="0" t="0"/>
-                  <wp:docPr descr="" title="" id="172" name="Picture"/>
+                  <wp:docPr descr="" title="" id="181" name="Picture"/>
                   <a:graphic>
                     <a:graphicData uri="http://schemas.openxmlformats.org/drawingml/2006/picture">
                       <pic:pic>
                         <pic:nvPicPr>
-                          <pic:cNvPr descr="/Applications/quarto/share/formats/docx/important.png" id="173" name="Picture"/>
+                          <pic:cNvPr descr="/Applications/quarto/share/formats/docx/important.png" id="182" name="Picture"/>
                           <pic:cNvPicPr>
                             <a:picLocks noChangeArrowheads="1" noChangeAspect="1"/>
                           </pic:cNvPicPr>
                         </pic:nvPicPr>
                         <pic:blipFill>
-                          <a:blip r:embed="rId148"/>
+                          <a:blip r:embed="rId157"/>
                           <a:stretch>
                             <a:fillRect/>
                           </a:stretch>
@@ -28888,8 +31771,8 @@
         </w:tc>
       </w:tr>
     </w:tbl>
-    <w:bookmarkEnd w:id="174"/>
-    <w:bookmarkStart w:id="177" w:name="sec-compare"/>
+    <w:bookmarkEnd w:id="183"/>
+    <w:bookmarkStart w:id="186" w:name="sec-compare"/>
     <w:p>
       <w:pPr>
         <w:pStyle w:val="Heading3"/>
@@ -28908,7 +31791,7 @@
         <w:t xml:space="preserve">Comparing the two pipelines</w:t>
       </w:r>
     </w:p>
-    <w:bookmarkStart w:id="176" w:name="sec-compare-table"/>
+    <w:bookmarkStart w:id="185" w:name="sec-compare-table"/>
     <w:p>
       <w:pPr>
         <w:pStyle w:val="Heading4"/>
@@ -28949,7 +31832,7 @@
       <w:tr>
         <w:tc>
           <w:tcPr/>
-          <w:bookmarkStart w:id="175" w:name="supptbl-twostage-compare"/>
+          <w:bookmarkStart w:id="184" w:name="supptbl-twostage-compare"/>
           <w:p>
             <w:pPr>
               <w:jc w:val="center"/>
@@ -29985,7 +32868,7 @@
               </w:tc>
             </w:tr>
           </w:tbl>
-          <w:bookmarkEnd w:id="175"/>
+          <w:bookmarkEnd w:id="184"/>
         </w:tc>
       </w:tr>
     </w:tbl>
@@ -30071,9 +32954,9 @@
         <w:t xml:space="preserve">in disagreement with the field’s existing point estimates, it reproduces them.</w:t>
       </w:r>
     </w:p>
-    <w:bookmarkEnd w:id="176"/>
-    <w:bookmarkEnd w:id="177"/>
-    <w:bookmarkStart w:id="186" w:name="sec-joint-extend"/>
+    <w:bookmarkEnd w:id="185"/>
+    <w:bookmarkEnd w:id="186"/>
+    <w:bookmarkStart w:id="195" w:name="sec-joint-extend"/>
     <w:p>
       <w:pPr>
         <w:pStyle w:val="Heading3"/>
@@ -30533,7 +33416,7 @@
       <w:pPr>
         <w:pStyle w:val="BodyText"/>
       </w:pPr>
-      <w:bookmarkStart w:id="178" w:name="eq-lt50-tvarying"/>
+      <w:bookmarkStart w:id="187" w:name="eq-lt50-tvarying"/>
       <m:oMathPara>
         <m:oMathParaPr>
           <m:jc m:val="center"/>
@@ -30777,13 +33660,13 @@
             </m:dPr>
             <m:e>
               <m:r>
-                <m:t>11</m:t>
+                <m:t>15</m:t>
               </m:r>
             </m:e>
           </m:d>
         </m:oMath>
       </m:oMathPara>
-      <w:bookmarkEnd w:id="178"/>
+      <w:bookmarkEnd w:id="187"/>
     </w:p>
     <w:p>
       <w:pPr>
@@ -31631,7 +34514,7 @@
         <w:t xml:space="preserve">. The output is the same kind of posterior we already have, just produced numerically rather than algebraically.</w:t>
       </w:r>
     </w:p>
-    <w:bookmarkStart w:id="179" w:name="sec-joint-extend-recipe"/>
+    <w:bookmarkStart w:id="188" w:name="sec-joint-extend-recipe"/>
     <w:p>
       <w:pPr>
         <w:pStyle w:val="Heading4"/>
@@ -34303,8 +37186,8 @@
         <w:t xml:space="preserve">.</w:t>
       </w:r>
     </w:p>
-    <w:bookmarkEnd w:id="179"/>
-    <w:bookmarkStart w:id="185" w:name="sec-joint-extend-example"/>
+    <w:bookmarkEnd w:id="188"/>
+    <w:bookmarkStart w:id="194" w:name="sec-joint-extend-example"/>
     <w:p>
       <w:pPr>
         <w:pStyle w:val="Heading4"/>
@@ -36222,7 +39105,7 @@
       <w:tr>
         <w:tc>
           <w:tcPr/>
-          <w:bookmarkStart w:id="183" w:name="suppfig-true-surface-ext"/>
+          <w:bookmarkStart w:id="192" w:name="suppfig-true-surface-ext"/>
           <w:p>
             <w:pPr>
               <w:jc w:val="center"/>
@@ -36232,18 +39115,18 @@
                 <wp:inline>
                   <wp:extent cx="5943600" cy="3714750"/>
                   <wp:effectExtent b="0" l="0" r="0" t="0"/>
-                  <wp:docPr descr="" title="" id="181" name="Picture"/>
+                  <wp:docPr descr="" title="" id="190" name="Picture"/>
                   <a:graphic>
                     <a:graphicData uri="http://schemas.openxmlformats.org/drawingml/2006/picture">
                       <pic:pic>
                         <pic:nvPicPr>
-                          <pic:cNvPr descr="ms/supplement_files/figure-docx/plot-true-surface-ext-1.png" id="182" name="Picture"/>
+                          <pic:cNvPr descr="ms/supplement_files/figure-docx/plot-true-surface-ext-1.png" id="191" name="Picture"/>
                           <pic:cNvPicPr>
                             <a:picLocks noChangeArrowheads="1" noChangeAspect="1"/>
                           </pic:cNvPicPr>
                         </pic:nvPicPr>
                         <pic:blipFill>
-                          <a:blip r:embed="rId180"/>
+                          <a:blip r:embed="rId189"/>
                           <a:stretch>
                             <a:fillRect/>
                           </a:stretch>
@@ -36311,7 +39194,7 @@
               <w:t xml:space="preserve">falls linearly with assay temperature, overlaid on the simulated beta-binomial counts (points). One coloured curve and a corresponding cloud of points per assay temperature; the horizontal dashed line marks 50% survival.</w:t>
             </w:r>
           </w:p>
-          <w:bookmarkEnd w:id="183"/>
+          <w:bookmarkEnd w:id="192"/>
         </w:tc>
       </w:tr>
     </w:tbl>
@@ -39178,7 +42061,7 @@
       <w:tr>
         <w:tc>
           <w:tcPr/>
-          <w:bookmarkStart w:id="184" w:name="supptbl-ext-recovery"/>
+          <w:bookmarkStart w:id="193" w:name="supptbl-ext-recovery"/>
           <w:p>
             <w:pPr>
               <w:jc w:val="center"/>
@@ -46257,7 +49140,7 @@
               </w:tc>
             </w:tr>
           </w:tbl>
-          <w:bookmarkEnd w:id="184"/>
+          <w:bookmarkEnd w:id="193"/>
         </w:tc>
       </w:tr>
     </w:tbl>
@@ -49337,101 +52220,63 @@
         <w:t xml:space="preserve">curve would have more variation across temperatures and the two summaries would diverge more.</w:t>
       </w:r>
     </w:p>
-    <w:bookmarkEnd w:id="185"/>
-    <w:bookmarkEnd w:id="186"/>
-    <w:bookmarkEnd w:id="187"/>
-    <w:bookmarkStart w:id="222" w:name="references-1"/>
+    <w:bookmarkEnd w:id="194"/>
+    <w:bookmarkEnd w:id="195"/>
+    <w:bookmarkStart w:id="196" w:name="heat-injury-accumulation"/>
     <w:p>
       <w:pPr>
-        <w:pStyle w:val="Heading1"/>
+        <w:pStyle w:val="Heading3"/>
       </w:pPr>
       <w:r>
-        <w:t xml:space="preserve">16. </w:t>
-      </w:r>
-      <w:r>
-        <w:rPr>
-          <w:b/>
-          <w:bCs/>
-        </w:rPr>
-        <w:t xml:space="preserve">References</w:t>
+        <w:t xml:space="preserve">15.0.7 Heat injury accumulation</w:t>
       </w:r>
     </w:p>
-    <w:bookmarkStart w:id="221" w:name="refs"/>
-    <w:bookmarkStart w:id="188" w:name="ref-arnold_thermal_2025"/>
     <w:p>
       <w:pPr>
-        <w:pStyle w:val="Bibliography"/>
+        <w:pStyle w:val="FirstParagraph"/>
       </w:pPr>
       <w:r>
-        <w:t xml:space="preserve">Arnold, P.A., Noble, D.W.A., Nicotra, A.B., Kearney, M.R., Rezende, E.L., Andrew, S.C.,</w:t>
-      </w:r>
-      <w:r>
-        <w:t xml:space="preserve"> </w:t>
-      </w:r>
-      <w:r>
-        <w:rPr>
-          <w:i/>
-          <w:iCs/>
-        </w:rPr>
-        <w:t xml:space="preserve">et al.</w:t>
-      </w:r>
-      <w:r>
-        <w:t xml:space="preserve"> (2025).</w:t>
-      </w:r>
-      <w:r>
-        <w:t xml:space="preserve"> </w:t>
-      </w:r>
-      <w:hyperlink r:id="rId64">
+        <w:t xml:space="preserve">A particularly powerful aspect of TLS models are their ability to translate dynamic temperature times series’ from nature and predict how such temperature leads to heat injury (HI) accumlation towards a threshold (e.g.,</w:t>
+      </w:r>
+      <w:r>
+        <w:t xml:space="preserve"> </w:t>
+      </w:r>
+      <m:oMath>
+        <m:r>
+          <m:t>L</m:t>
+        </m:r>
+        <m:sSub>
+          <m:e>
+            <m:r>
+              <m:t>T</m:t>
+            </m:r>
+          </m:e>
+          <m:sub>
+            <m:r>
+              <m:t>50</m:t>
+            </m:r>
+          </m:sub>
+        </m:sSub>
+      </m:oMath>
+      <w:r>
+        <w:t xml:space="preserve">)</w:t>
+      </w:r>
+      <w:r>
+        <w:t xml:space="preserve"> </w:t>
+      </w:r>
+      <w:r>
+        <w:t xml:space="preserve">(</w:t>
+      </w:r>
+      <w:hyperlink w:anchor="ref-arnold_thermal_2025">
         <w:r>
           <w:rPr>
             <w:rStyle w:val="Hyperlink"/>
           </w:rPr>
-          <w:t xml:space="preserve">A framework for modelling thermal load sensitivity across life</w:t>
-        </w:r>
-      </w:hyperlink>
-      <w:r>
-        <w:t xml:space="preserve">.</w:t>
-      </w:r>
-      <w:r>
-        <w:t xml:space="preserve"> </w:t>
-      </w:r>
-      <w:r>
-        <w:rPr>
-          <w:i/>
-          <w:iCs/>
-        </w:rPr>
-        <w:t xml:space="preserve">Global Change Biology</w:t>
-      </w:r>
-      <w:r>
-        <w:t xml:space="preserve">, 31, e70315.</w:t>
-      </w:r>
-    </w:p>
-    <w:bookmarkEnd w:id="188"/>
-    <w:bookmarkStart w:id="189" w:name="ref-bolker_ecologicalmodels_2008"/>
-    <w:p>
-      <w:pPr>
-        <w:pStyle w:val="Bibliography"/>
-      </w:pPr>
-      <w:r>
-        <w:t xml:space="preserve">Bolker, B.M. (2008).</w:t>
-      </w:r>
-      <w:r>
-        <w:t xml:space="preserve"> </w:t>
-      </w:r>
-      <w:hyperlink r:id="rId66">
-        <w:r>
-          <w:rPr>
-            <w:rStyle w:val="Hyperlink"/>
-            <w:i/>
-            <w:iCs/>
-          </w:rPr>
-          <w:t xml:space="preserve">Ecological models and data in</w:t>
+          <w:t xml:space="preserve">Arnold</w:t>
         </w:r>
         <w:r>
           <w:rPr>
             <w:rStyle w:val="Hyperlink"/>
-            <w:i/>
-            <w:iCs/>
           </w:rPr>
           <w:t xml:space="preserve"> </w:t>
         </w:r>
@@ -49441,111 +52286,7 @@
             <w:i/>
             <w:iCs/>
           </w:rPr>
-          <w:t xml:space="preserve">R</w:t>
-        </w:r>
-      </w:hyperlink>
-      <w:r>
-        <w:t xml:space="preserve">. Princeton University Press, Princeton, NJ.</w:t>
-      </w:r>
-    </w:p>
-    <w:bookmarkEnd w:id="189"/>
-    <w:bookmarkStart w:id="190" w:name="ref-buckley_damage_2025"/>
-    <w:p>
-      <w:pPr>
-        <w:pStyle w:val="Bibliography"/>
-      </w:pPr>
-      <w:r>
-        <w:t xml:space="preserve">Buckley, L.B., Huey, R.B. &amp; Ma, C.-S. (2025).</w:t>
-      </w:r>
-      <w:r>
-        <w:t xml:space="preserve"> </w:t>
-      </w:r>
-      <w:hyperlink r:id="rId68">
-        <w:r>
-          <w:rPr>
-            <w:rStyle w:val="Hyperlink"/>
-          </w:rPr>
-          <w:t xml:space="preserve">How damage, recovery, and repair alter the fitness impacts of thermal stress</w:t>
-        </w:r>
-      </w:hyperlink>
-      <w:r>
-        <w:t xml:space="preserve">.</w:t>
-      </w:r>
-      <w:r>
-        <w:t xml:space="preserve"> </w:t>
-      </w:r>
-      <w:r>
-        <w:rPr>
-          <w:i/>
-          <w:iCs/>
-        </w:rPr>
-        <w:t xml:space="preserve">Integrative and Comparative Biology</w:t>
-      </w:r>
-      <w:r>
-        <w:t xml:space="preserve">, 65, 1061–1075.</w:t>
-      </w:r>
-    </w:p>
-    <w:bookmarkEnd w:id="190"/>
-    <w:bookmarkStart w:id="191" w:name="ref-burke_ipd_2017"/>
-    <w:p>
-      <w:pPr>
-        <w:pStyle w:val="Bibliography"/>
-      </w:pPr>
-      <w:r>
-        <w:t xml:space="preserve">Burke, D.L., Ensor, J. &amp; Riley, R.D. (2017).</w:t>
-      </w:r>
-      <w:r>
-        <w:t xml:space="preserve"> </w:t>
-      </w:r>
-      <w:hyperlink r:id="rId70">
-        <w:r>
-          <w:rPr>
-            <w:rStyle w:val="Hyperlink"/>
-          </w:rPr>
-          <w:t xml:space="preserve">Meta-analysis using individual participant data: One-stage and two-stage approaches, and why they may differ</w:t>
-        </w:r>
-      </w:hyperlink>
-      <w:r>
-        <w:t xml:space="preserve">.</w:t>
-      </w:r>
-      <w:r>
-        <w:t xml:space="preserve"> </w:t>
-      </w:r>
-      <w:r>
-        <w:rPr>
-          <w:i/>
-          <w:iCs/>
-        </w:rPr>
-        <w:t xml:space="preserve">Statistics in Medicine</w:t>
-      </w:r>
-      <w:r>
-        <w:t xml:space="preserve">, 36, 855–875.</w:t>
-      </w:r>
-    </w:p>
-    <w:bookmarkEnd w:id="191"/>
-    <w:bookmarkStart w:id="192" w:name="ref-burkner_brms_2017"/>
-    <w:p>
-      <w:pPr>
-        <w:pStyle w:val="Bibliography"/>
-      </w:pPr>
-      <w:r>
-        <w:t xml:space="preserve">Bürkner, P.-C. (2017).</w:t>
-      </w:r>
-      <w:r>
-        <w:t xml:space="preserve"> </w:t>
-      </w:r>
-      <w:hyperlink r:id="rId72">
-        <w:r>
-          <w:rPr>
-            <w:rStyle w:val="Hyperlink"/>
-          </w:rPr>
-          <w:t xml:space="preserve">brms</w:t>
-        </w:r>
-        <w:r>
-          <w:rPr>
-            <w:rStyle w:val="Hyperlink"/>
-          </w:rPr>
-          <w:t xml:space="preserve">: An</w:t>
+          <w:t xml:space="preserve">et al.</w:t>
         </w:r>
         <w:r>
           <w:rPr>
@@ -49557,7 +52298,391 @@
           <w:rPr>
             <w:rStyle w:val="Hyperlink"/>
           </w:rPr>
-          <w:t xml:space="preserve">R</w:t>
+          <w:t xml:space="preserve">2025</w:t>
+        </w:r>
+      </w:hyperlink>
+      <w:r>
+        <w:t xml:space="preserve">;</w:t>
+      </w:r>
+      <w:r>
+        <w:t xml:space="preserve"> </w:t>
+      </w:r>
+      <w:hyperlink w:anchor="ref-jorgensen_unifying_2021">
+        <w:r>
+          <w:rPr>
+            <w:rStyle w:val="Hyperlink"/>
+          </w:rPr>
+          <w:t xml:space="preserve">Jørgensen</w:t>
+        </w:r>
+        <w:r>
+          <w:rPr>
+            <w:rStyle w:val="Hyperlink"/>
+          </w:rPr>
+          <w:t xml:space="preserve"> </w:t>
+        </w:r>
+        <w:r>
+          <w:rPr>
+            <w:rStyle w:val="Hyperlink"/>
+            <w:i/>
+            <w:iCs/>
+          </w:rPr>
+          <w:t xml:space="preserve">et al.</w:t>
+        </w:r>
+        <w:r>
+          <w:rPr>
+            <w:rStyle w:val="Hyperlink"/>
+          </w:rPr>
+          <w:t xml:space="preserve"> </w:t>
+        </w:r>
+        <w:r>
+          <w:rPr>
+            <w:rStyle w:val="Hyperlink"/>
+          </w:rPr>
+          <w:t xml:space="preserve">2021</w:t>
+        </w:r>
+      </w:hyperlink>
+      <w:r>
+        <w:t xml:space="preserve">;</w:t>
+      </w:r>
+      <w:r>
+        <w:t xml:space="preserve"> </w:t>
+      </w:r>
+      <w:hyperlink w:anchor="ref-noble2026">
+        <w:r>
+          <w:rPr>
+            <w:rStyle w:val="Hyperlink"/>
+          </w:rPr>
+          <w:t xml:space="preserve">Noble</w:t>
+        </w:r>
+        <w:r>
+          <w:rPr>
+            <w:rStyle w:val="Hyperlink"/>
+          </w:rPr>
+          <w:t xml:space="preserve"> </w:t>
+        </w:r>
+        <w:r>
+          <w:rPr>
+            <w:rStyle w:val="Hyperlink"/>
+            <w:i/>
+            <w:iCs/>
+          </w:rPr>
+          <w:t xml:space="preserve">et al.</w:t>
+        </w:r>
+        <w:r>
+          <w:rPr>
+            <w:rStyle w:val="Hyperlink"/>
+          </w:rPr>
+          <w:t xml:space="preserve"> </w:t>
+        </w:r>
+        <w:r>
+          <w:rPr>
+            <w:rStyle w:val="Hyperlink"/>
+          </w:rPr>
+          <w:t xml:space="preserve">2026</w:t>
+        </w:r>
+      </w:hyperlink>
+      <w:r>
+        <w:t xml:space="preserve">;</w:t>
+      </w:r>
+      <w:r>
+        <w:t xml:space="preserve"> </w:t>
+      </w:r>
+      <w:hyperlink w:anchor="ref-orsted_finding_2022">
+        <w:r>
+          <w:rPr>
+            <w:rStyle w:val="Hyperlink"/>
+          </w:rPr>
+          <w:t xml:space="preserve">Ørsted</w:t>
+        </w:r>
+        <w:r>
+          <w:rPr>
+            <w:rStyle w:val="Hyperlink"/>
+          </w:rPr>
+          <w:t xml:space="preserve"> </w:t>
+        </w:r>
+        <w:r>
+          <w:rPr>
+            <w:rStyle w:val="Hyperlink"/>
+            <w:i/>
+            <w:iCs/>
+          </w:rPr>
+          <w:t xml:space="preserve">et al.</w:t>
+        </w:r>
+        <w:r>
+          <w:rPr>
+            <w:rStyle w:val="Hyperlink"/>
+          </w:rPr>
+          <w:t xml:space="preserve"> </w:t>
+        </w:r>
+        <w:r>
+          <w:rPr>
+            <w:rStyle w:val="Hyperlink"/>
+          </w:rPr>
+          <w:t xml:space="preserve">2022</w:t>
+        </w:r>
+      </w:hyperlink>
+      <w:r>
+        <w:t xml:space="preserve">;</w:t>
+      </w:r>
+      <w:r>
+        <w:t xml:space="preserve"> </w:t>
+      </w:r>
+      <w:hyperlink w:anchor="ref-rezende_drosophila_mortality_2020">
+        <w:r>
+          <w:rPr>
+            <w:rStyle w:val="Hyperlink"/>
+          </w:rPr>
+          <w:t xml:space="preserve">Rezende</w:t>
+        </w:r>
+        <w:r>
+          <w:rPr>
+            <w:rStyle w:val="Hyperlink"/>
+          </w:rPr>
+          <w:t xml:space="preserve"> </w:t>
+        </w:r>
+        <w:r>
+          <w:rPr>
+            <w:rStyle w:val="Hyperlink"/>
+            <w:i/>
+            <w:iCs/>
+          </w:rPr>
+          <w:t xml:space="preserve">et al.</w:t>
+        </w:r>
+        <w:r>
+          <w:rPr>
+            <w:rStyle w:val="Hyperlink"/>
+          </w:rPr>
+          <w:t xml:space="preserve"> </w:t>
+        </w:r>
+        <w:r>
+          <w:rPr>
+            <w:rStyle w:val="Hyperlink"/>
+          </w:rPr>
+          <w:t xml:space="preserve">2020</w:t>
+        </w:r>
+      </w:hyperlink>
+      <w:r>
+        <w:t xml:space="preserve">)</w:t>
+      </w:r>
+      <w:r>
+        <w:t xml:space="preserve">. Heat Injury is calculated as:</w:t>
+      </w:r>
+    </w:p>
+    <w:bookmarkEnd w:id="196"/>
+    <w:bookmarkEnd w:id="197"/>
+    <w:bookmarkStart w:id="235" w:name="references-1"/>
+    <w:p>
+      <w:pPr>
+        <w:pStyle w:val="Heading1"/>
+      </w:pPr>
+      <w:r>
+        <w:t xml:space="preserve">16. </w:t>
+      </w:r>
+      <w:r>
+        <w:rPr>
+          <w:b/>
+          <w:bCs/>
+        </w:rPr>
+        <w:t xml:space="preserve">References</w:t>
+      </w:r>
+    </w:p>
+    <w:bookmarkStart w:id="234" w:name="refs"/>
+    <w:bookmarkStart w:id="198" w:name="ref-arnold_thermal_2025"/>
+    <w:p>
+      <w:pPr>
+        <w:pStyle w:val="Bibliography"/>
+      </w:pPr>
+      <w:r>
+        <w:t xml:space="preserve">Arnold, P.A., Noble, D.W.A., Nicotra, A.B., Kearney, M.R., Rezende, E.L., Andrew, S.C.,</w:t>
+      </w:r>
+      <w:r>
+        <w:t xml:space="preserve"> </w:t>
+      </w:r>
+      <w:r>
+        <w:rPr>
+          <w:i/>
+          <w:iCs/>
+        </w:rPr>
+        <w:t xml:space="preserve">et al.</w:t>
+      </w:r>
+      <w:r>
+        <w:t xml:space="preserve"> (2025).</w:t>
+      </w:r>
+      <w:r>
+        <w:t xml:space="preserve"> </w:t>
+      </w:r>
+      <w:hyperlink r:id="rId68">
+        <w:r>
+          <w:rPr>
+            <w:rStyle w:val="Hyperlink"/>
+          </w:rPr>
+          <w:t xml:space="preserve">A framework for modelling thermal load sensitivity across life</w:t>
+        </w:r>
+      </w:hyperlink>
+      <w:r>
+        <w:t xml:space="preserve">.</w:t>
+      </w:r>
+      <w:r>
+        <w:t xml:space="preserve"> </w:t>
+      </w:r>
+      <w:r>
+        <w:rPr>
+          <w:i/>
+          <w:iCs/>
+        </w:rPr>
+        <w:t xml:space="preserve">Global Change Biology</w:t>
+      </w:r>
+      <w:r>
+        <w:t xml:space="preserve">, 31, e70315.</w:t>
+      </w:r>
+    </w:p>
+    <w:bookmarkEnd w:id="198"/>
+    <w:bookmarkStart w:id="199" w:name="ref-bolker_ecologicalmodels_2008"/>
+    <w:p>
+      <w:pPr>
+        <w:pStyle w:val="Bibliography"/>
+      </w:pPr>
+      <w:r>
+        <w:t xml:space="preserve">Bolker, B.M. (2008).</w:t>
+      </w:r>
+      <w:r>
+        <w:t xml:space="preserve"> </w:t>
+      </w:r>
+      <w:r>
+        <w:rPr>
+          <w:i/>
+          <w:iCs/>
+        </w:rPr>
+        <w:t xml:space="preserve">Ecological models and data in</w:t>
+      </w:r>
+      <w:r>
+        <w:rPr>
+          <w:i/>
+          <w:iCs/>
+        </w:rPr>
+        <w:t xml:space="preserve"> </w:t>
+      </w:r>
+      <w:r>
+        <w:rPr>
+          <w:i/>
+          <w:iCs/>
+        </w:rPr>
+        <w:t xml:space="preserve">R</w:t>
+      </w:r>
+      <w:r>
+        <w:t xml:space="preserve">. Princeton University Press, Princeton, NJ.</w:t>
+      </w:r>
+    </w:p>
+    <w:bookmarkEnd w:id="199"/>
+    <w:bookmarkStart w:id="200" w:name="ref-buckley_damage_2025"/>
+    <w:p>
+      <w:pPr>
+        <w:pStyle w:val="Bibliography"/>
+      </w:pPr>
+      <w:r>
+        <w:t xml:space="preserve">Buckley, L.B., Huey, R.B. &amp; Ma, C.-S. (2025).</w:t>
+      </w:r>
+      <w:r>
+        <w:t xml:space="preserve"> </w:t>
+      </w:r>
+      <w:hyperlink r:id="rId71">
+        <w:r>
+          <w:rPr>
+            <w:rStyle w:val="Hyperlink"/>
+          </w:rPr>
+          <w:t xml:space="preserve">How damage, recovery, and repair alter the fitness impacts of thermal stress</w:t>
+        </w:r>
+      </w:hyperlink>
+      <w:r>
+        <w:t xml:space="preserve">.</w:t>
+      </w:r>
+      <w:r>
+        <w:t xml:space="preserve"> </w:t>
+      </w:r>
+      <w:r>
+        <w:rPr>
+          <w:i/>
+          <w:iCs/>
+        </w:rPr>
+        <w:t xml:space="preserve">Integrative and Comparative Biology</w:t>
+      </w:r>
+      <w:r>
+        <w:t xml:space="preserve">, 65, 1061–1075.</w:t>
+      </w:r>
+    </w:p>
+    <w:bookmarkEnd w:id="200"/>
+    <w:bookmarkStart w:id="201" w:name="ref-burke_ipd_2017"/>
+    <w:p>
+      <w:pPr>
+        <w:pStyle w:val="Bibliography"/>
+      </w:pPr>
+      <w:r>
+        <w:t xml:space="preserve">Burke, D.L., Ensor, J. &amp; Riley, R.D. (2017).</w:t>
+      </w:r>
+      <w:r>
+        <w:t xml:space="preserve"> </w:t>
+      </w:r>
+      <w:hyperlink r:id="rId73">
+        <w:r>
+          <w:rPr>
+            <w:rStyle w:val="Hyperlink"/>
+          </w:rPr>
+          <w:t xml:space="preserve">Meta-analysis using individual participant data: One-stage and two-stage approaches, and why they may differ</w:t>
+        </w:r>
+      </w:hyperlink>
+      <w:r>
+        <w:t xml:space="preserve">.</w:t>
+      </w:r>
+      <w:r>
+        <w:t xml:space="preserve"> </w:t>
+      </w:r>
+      <w:r>
+        <w:rPr>
+          <w:i/>
+          <w:iCs/>
+        </w:rPr>
+        <w:t xml:space="preserve">Statistics in Medicine</w:t>
+      </w:r>
+      <w:r>
+        <w:t xml:space="preserve">, 36, 855–875.</w:t>
+      </w:r>
+    </w:p>
+    <w:bookmarkEnd w:id="201"/>
+    <w:bookmarkStart w:id="202" w:name="ref-burkner_brms_2017"/>
+    <w:p>
+      <w:pPr>
+        <w:pStyle w:val="Bibliography"/>
+      </w:pPr>
+      <w:r>
+        <w:t xml:space="preserve">Bürkner, P.-C. (2017).</w:t>
+      </w:r>
+      <w:r>
+        <w:t xml:space="preserve"> </w:t>
+      </w:r>
+      <w:hyperlink r:id="rId75">
+        <w:r>
+          <w:rPr>
+            <w:rStyle w:val="Hyperlink"/>
+          </w:rPr>
+          <w:t xml:space="preserve">brms</w:t>
+        </w:r>
+        <w:r>
+          <w:rPr>
+            <w:rStyle w:val="Hyperlink"/>
+          </w:rPr>
+          <w:t xml:space="preserve">:</w:t>
+        </w:r>
+        <w:r>
+          <w:rPr>
+            <w:rStyle w:val="Hyperlink"/>
+          </w:rPr>
+          <w:t xml:space="preserve"> </w:t>
+        </w:r>
+        <w:r>
+          <w:rPr>
+            <w:rStyle w:val="Hyperlink"/>
+          </w:rPr>
+          <w:t xml:space="preserve">An R</w:t>
         </w:r>
         <w:r>
           <w:rPr>
@@ -49581,13 +52706,7 @@
           <w:rPr>
             <w:rStyle w:val="Hyperlink"/>
           </w:rPr>
-          <w:t xml:space="preserve">B</w:t>
-        </w:r>
-        <w:r>
-          <w:rPr>
-            <w:rStyle w:val="Hyperlink"/>
-          </w:rPr>
-          <w:t xml:space="preserve">ayesian multilevel models using</w:t>
+          <w:t xml:space="preserve">Bayesian</w:t>
         </w:r>
         <w:r>
           <w:rPr>
@@ -49599,13 +52718,19 @@
           <w:rPr>
             <w:rStyle w:val="Hyperlink"/>
           </w:rPr>
-          <w:t xml:space="preserve">S</w:t>
+          <w:t xml:space="preserve">multilevel models using</w:t>
         </w:r>
         <w:r>
           <w:rPr>
             <w:rStyle w:val="Hyperlink"/>
           </w:rPr>
-          <w:t xml:space="preserve">tan</w:t>
+          <w:t xml:space="preserve"> </w:t>
+        </w:r>
+        <w:r>
+          <w:rPr>
+            <w:rStyle w:val="Hyperlink"/>
+          </w:rPr>
+          <w:t xml:space="preserve">Stan</w:t>
         </w:r>
       </w:hyperlink>
       <w:r>
@@ -49625,8 +52750,8 @@
         <w:t xml:space="preserve">, 80, 1–28.</w:t>
       </w:r>
     </w:p>
-    <w:bookmarkEnd w:id="192"/>
-    <w:bookmarkStart w:id="193" w:name="ref-carroll_measurement_2006"/>
+    <w:bookmarkEnd w:id="202"/>
+    <w:bookmarkStart w:id="203" w:name="ref-carroll_measurement_2006"/>
     <w:p>
       <w:pPr>
         <w:pStyle w:val="Bibliography"/>
@@ -49637,7 +52762,7 @@
       <w:r>
         <w:t xml:space="preserve"> </w:t>
       </w:r>
-      <w:hyperlink r:id="rId74">
+      <w:hyperlink r:id="rId77">
         <w:r>
           <w:rPr>
             <w:rStyle w:val="Hyperlink"/>
@@ -49648,11 +52773,20 @@
         </w:r>
       </w:hyperlink>
       <w:r>
-        <w:t xml:space="preserve">. 2nd edn. Chapman; Hall/CRC.</w:t>
+        <w:t xml:space="preserve">. 2nd edn.</w:t>
+      </w:r>
+      <w:r>
+        <w:t xml:space="preserve"> </w:t>
+      </w:r>
+      <w:r>
+        <w:t xml:space="preserve">Chapman and Hall/CRC</w:t>
+      </w:r>
+      <w:r>
+        <w:t xml:space="preserve">.</w:t>
       </w:r>
     </w:p>
-    <w:bookmarkEnd w:id="193"/>
-    <w:bookmarkStart w:id="194" w:name="ref-deutsch_latitude_2008"/>
+    <w:bookmarkEnd w:id="203"/>
+    <w:bookmarkStart w:id="204" w:name="ref-deutsch_latitude_2008"/>
     <w:p>
       <w:pPr>
         <w:pStyle w:val="Bibliography"/>
@@ -49676,7 +52810,7 @@
       <w:r>
         <w:t xml:space="preserve"> </w:t>
       </w:r>
-      <w:hyperlink r:id="rId76">
+      <w:hyperlink r:id="rId79">
         <w:r>
           <w:rPr>
             <w:rStyle w:val="Hyperlink"/>
@@ -49701,8 +52835,8 @@
         <w:t xml:space="preserve">, 105, 6668–6672.</w:t>
       </w:r>
     </w:p>
-    <w:bookmarkEnd w:id="194"/>
-    <w:bookmarkStart w:id="195" w:name="ref-gelman_priors_2006"/>
+    <w:bookmarkEnd w:id="204"/>
+    <w:bookmarkStart w:id="205" w:name="ref-gelman_priors_2006"/>
     <w:p>
       <w:pPr>
         <w:pStyle w:val="Bibliography"/>
@@ -49713,7 +52847,7 @@
       <w:r>
         <w:t xml:space="preserve"> </w:t>
       </w:r>
-      <w:hyperlink r:id="rId78">
+      <w:hyperlink r:id="rId81">
         <w:r>
           <w:rPr>
             <w:rStyle w:val="Hyperlink"/>
@@ -49730,13 +52864,7 @@
           <w:rPr>
             <w:rStyle w:val="Hyperlink"/>
           </w:rPr>
-          <w:t xml:space="preserve">B</w:t>
-        </w:r>
-        <w:r>
-          <w:rPr>
-            <w:rStyle w:val="Hyperlink"/>
-          </w:rPr>
-          <w:t xml:space="preserve">rowne and</w:t>
+          <w:t xml:space="preserve">Browne</w:t>
         </w:r>
         <w:r>
           <w:rPr>
@@ -49748,13 +52876,25 @@
           <w:rPr>
             <w:rStyle w:val="Hyperlink"/>
           </w:rPr>
-          <w:t xml:space="preserve">D</w:t>
+          <w:t xml:space="preserve">and</w:t>
         </w:r>
         <w:r>
           <w:rPr>
             <w:rStyle w:val="Hyperlink"/>
           </w:rPr>
-          <w:t xml:space="preserve">raper)</w:t>
+          <w:t xml:space="preserve"> </w:t>
+        </w:r>
+        <w:r>
+          <w:rPr>
+            <w:rStyle w:val="Hyperlink"/>
+          </w:rPr>
+          <w:t xml:space="preserve">Draper</w:t>
+        </w:r>
+        <w:r>
+          <w:rPr>
+            <w:rStyle w:val="Hyperlink"/>
+          </w:rPr>
+          <w:t xml:space="preserve">)</w:t>
         </w:r>
       </w:hyperlink>
       <w:r>
@@ -49774,8 +52914,8 @@
         <w:t xml:space="preserve">, 1, 515–534.</w:t>
       </w:r>
     </w:p>
-    <w:bookmarkEnd w:id="195"/>
-    <w:bookmarkStart w:id="196" w:name="ref-harrison_olre_2014"/>
+    <w:bookmarkEnd w:id="205"/>
+    <w:bookmarkStart w:id="206" w:name="ref-harrison_olre_2014"/>
     <w:p>
       <w:pPr>
         <w:pStyle w:val="Bibliography"/>
@@ -49786,7 +52926,7 @@
       <w:r>
         <w:t xml:space="preserve"> </w:t>
       </w:r>
-      <w:hyperlink r:id="rId80">
+      <w:hyperlink r:id="rId83">
         <w:r>
           <w:rPr>
             <w:rStyle w:val="Hyperlink"/>
@@ -49811,8 +52951,8 @@
         <w:t xml:space="preserve">, 2, e616.</w:t>
       </w:r>
     </w:p>
-    <w:bookmarkEnd w:id="196"/>
-    <w:bookmarkStart w:id="197" w:name="ref-harrison_mixed_2018"/>
+    <w:bookmarkEnd w:id="206"/>
+    <w:bookmarkStart w:id="207" w:name="ref-harrison_mixed_2018"/>
     <w:p>
       <w:pPr>
         <w:pStyle w:val="Bibliography"/>
@@ -49836,7 +52976,7 @@
       <w:r>
         <w:t xml:space="preserve"> </w:t>
       </w:r>
-      <w:hyperlink r:id="rId82">
+      <w:hyperlink r:id="rId85">
         <w:r>
           <w:rPr>
             <w:rStyle w:val="Hyperlink"/>
@@ -49861,8 +53001,8 @@
         <w:t xml:space="preserve">, 6, e4794.</w:t>
       </w:r>
     </w:p>
-    <w:bookmarkEnd w:id="197"/>
-    <w:bookmarkStart w:id="198" w:name="ref-jorgensen_drosophila_2019"/>
+    <w:bookmarkEnd w:id="207"/>
+    <w:bookmarkStart w:id="208" w:name="ref-jorgensen_drosophila_2019"/>
     <w:p>
       <w:pPr>
         <w:pStyle w:val="Bibliography"/>
@@ -49873,7 +53013,7 @@
       <w:r>
         <w:t xml:space="preserve"> </w:t>
       </w:r>
-      <w:hyperlink r:id="rId84">
+      <w:hyperlink r:id="rId87">
         <w:r>
           <w:rPr>
             <w:rStyle w:val="Hyperlink"/>
@@ -49890,13 +53030,19 @@
           <w:rPr>
             <w:rStyle w:val="Hyperlink"/>
           </w:rPr>
-          <w:t xml:space="preserve">D</w:t>
+          <w:t xml:space="preserve">Drosophila</w:t>
         </w:r>
         <w:r>
           <w:rPr>
             <w:rStyle w:val="Hyperlink"/>
           </w:rPr>
-          <w:t xml:space="preserve">rosophila heat tolerance: Unifying static and dynamic tolerance assays to predict heat distribution limits</w:t>
+          <w:t xml:space="preserve"> </w:t>
+        </w:r>
+        <w:r>
+          <w:rPr>
+            <w:rStyle w:val="Hyperlink"/>
+          </w:rPr>
+          <w:t xml:space="preserve">heat tolerance: Unifying static and dynamic tolerance assays to predict heat distribution limits</w:t>
         </w:r>
       </w:hyperlink>
       <w:r>
@@ -49916,8 +53062,8 @@
         <w:t xml:space="preserve">, 33, 629–642.</w:t>
       </w:r>
     </w:p>
-    <w:bookmarkEnd w:id="198"/>
-    <w:bookmarkStart w:id="199" w:name="ref-jorgensen_unifying_2021"/>
+    <w:bookmarkEnd w:id="208"/>
+    <w:bookmarkStart w:id="209" w:name="ref-jorgensen_unifying_2021"/>
     <w:p>
       <w:pPr>
         <w:pStyle w:val="Bibliography"/>
@@ -49928,7 +53074,7 @@
       <w:r>
         <w:t xml:space="preserve"> </w:t>
       </w:r>
-      <w:hyperlink r:id="rId86">
+      <w:hyperlink r:id="rId89">
         <w:r>
           <w:rPr>
             <w:rStyle w:val="Hyperlink"/>
@@ -49953,8 +53099,8 @@
         <w:t xml:space="preserve">, 11, 12840.</w:t>
       </w:r>
     </w:p>
-    <w:bookmarkEnd w:id="199"/>
-    <w:bookmarkStart w:id="200" w:name="ref-jorgensen_nature_2022"/>
+    <w:bookmarkEnd w:id="209"/>
+    <w:bookmarkStart w:id="210" w:name="ref-jorgensen_nature_2022"/>
     <w:p>
       <w:pPr>
         <w:pStyle w:val="Bibliography"/>
@@ -49965,7 +53111,7 @@
       <w:r>
         <w:t xml:space="preserve"> </w:t>
       </w:r>
-      <w:hyperlink r:id="rId88">
+      <w:hyperlink r:id="rId91">
         <w:r>
           <w:rPr>
             <w:rStyle w:val="Hyperlink"/>
@@ -49990,8 +53136,8 @@
         <w:t xml:space="preserve">, 611, 93–98.</w:t>
       </w:r>
     </w:p>
-    <w:bookmarkEnd w:id="200"/>
-    <w:bookmarkStart w:id="201" w:name="ref-kingsolver_umbanhowar_2018"/>
+    <w:bookmarkEnd w:id="210"/>
+    <w:bookmarkStart w:id="211" w:name="ref-kingsolver_umbanhowar_2018"/>
     <w:p>
       <w:pPr>
         <w:pStyle w:val="Bibliography"/>
@@ -50002,7 +53148,7 @@
       <w:r>
         <w:t xml:space="preserve"> </w:t>
       </w:r>
-      <w:hyperlink r:id="rId90">
+      <w:hyperlink r:id="rId93">
         <w:r>
           <w:rPr>
             <w:rStyle w:val="Hyperlink"/>
@@ -50027,19 +53173,69 @@
         <w:t xml:space="preserve">, 221, jeb167858.</w:t>
       </w:r>
     </w:p>
-    <w:bookmarkEnd w:id="201"/>
-    <w:bookmarkStart w:id="202" w:name="ref-nakagawa_santos_2012"/>
+    <w:bookmarkEnd w:id="211"/>
+    <w:bookmarkStart w:id="212" w:name="ref-li2023"/>
     <w:p>
       <w:pPr>
         <w:pStyle w:val="Bibliography"/>
       </w:pPr>
       <w:r>
+        <w:t xml:space="preserve">Li, Y.-J., Chen, S.-Y., Jørgensen, L.B., Overgaard, J., Renault, D., Colinet, H.,</w:t>
+      </w:r>
+      <w:r>
+        <w:t xml:space="preserve"> </w:t>
+      </w:r>
+      <w:r>
+        <w:rPr>
+          <w:i/>
+          <w:iCs/>
+        </w:rPr>
+        <w:t xml:space="preserve">et al.</w:t>
+      </w:r>
+      <w:r>
+        <w:t xml:space="preserve"> (2023).</w:t>
+      </w:r>
+      <w:r>
+        <w:t xml:space="preserve"> </w:t>
+      </w:r>
+      <w:hyperlink r:id="rId95">
+        <w:r>
+          <w:rPr>
+            <w:rStyle w:val="Hyperlink"/>
+          </w:rPr>
+          <w:t xml:space="preserve">Interspecific differences in thermal tolerance landscape explain aphid community abundance under climate change</w:t>
+        </w:r>
+      </w:hyperlink>
+      <w:r>
+        <w:t xml:space="preserve">.</w:t>
+      </w:r>
+      <w:r>
+        <w:t xml:space="preserve"> </w:t>
+      </w:r>
+      <w:r>
+        <w:rPr>
+          <w:i/>
+          <w:iCs/>
+        </w:rPr>
+        <w:t xml:space="preserve">Journal of Thermal Biology</w:t>
+      </w:r>
+      <w:r>
+        <w:t xml:space="preserve">, 114, 103583.</w:t>
+      </w:r>
+    </w:p>
+    <w:bookmarkEnd w:id="212"/>
+    <w:bookmarkStart w:id="213" w:name="ref-nakagawa_santos_2012"/>
+    <w:p>
+      <w:pPr>
+        <w:pStyle w:val="Bibliography"/>
+      </w:pPr>
+      <w:r>
         <w:t xml:space="preserve">Nakagawa, S. &amp; Santos, E.S.A. (2012).</w:t>
       </w:r>
       <w:r>
         <w:t xml:space="preserve"> </w:t>
       </w:r>
-      <w:hyperlink r:id="rId92">
+      <w:hyperlink r:id="rId97">
         <w:r>
           <w:rPr>
             <w:rStyle w:val="Hyperlink"/>
@@ -50064,8 +53260,8 @@
         <w:t xml:space="preserve">, 26, 1253–1274.</w:t>
       </w:r>
     </w:p>
-    <w:bookmarkEnd w:id="202"/>
-    <w:bookmarkStart w:id="203" w:name="ref-nielsen_nlmm_2004"/>
+    <w:bookmarkEnd w:id="213"/>
+    <w:bookmarkStart w:id="214" w:name="ref-nielsen_nlmm_2004"/>
     <w:p>
       <w:pPr>
         <w:pStyle w:val="Bibliography"/>
@@ -50076,7 +53272,7 @@
       <w:r>
         <w:t xml:space="preserve"> </w:t>
       </w:r>
-      <w:hyperlink r:id="rId94">
+      <w:hyperlink r:id="rId99">
         <w:r>
           <w:rPr>
             <w:rStyle w:val="Hyperlink"/>
@@ -50101,19 +53297,69 @@
         <w:t xml:space="preserve">, 18, 30–37.</w:t>
       </w:r>
     </w:p>
-    <w:bookmarkEnd w:id="203"/>
-    <w:bookmarkStart w:id="204" w:name="ref-orsted_finding_2022"/>
+    <w:bookmarkEnd w:id="214"/>
+    <w:bookmarkStart w:id="215" w:name="ref-noble2026"/>
     <w:p>
       <w:pPr>
         <w:pStyle w:val="Bibliography"/>
       </w:pPr>
       <w:r>
+        <w:t xml:space="preserve">Noble, D.W.A., Mayfield, M.M., Hoffmann, A.A., Chen, Z.-H., Lade, S.J., Bai, X.,</w:t>
+      </w:r>
+      <w:r>
+        <w:t xml:space="preserve"> </w:t>
+      </w:r>
+      <w:r>
+        <w:rPr>
+          <w:i/>
+          <w:iCs/>
+        </w:rPr>
+        <w:t xml:space="preserve">et al.</w:t>
+      </w:r>
+      <w:r>
+        <w:t xml:space="preserve"> (2026).</w:t>
+      </w:r>
+      <w:r>
+        <w:t xml:space="preserve"> </w:t>
+      </w:r>
+      <w:hyperlink r:id="rId101">
+        <w:r>
+          <w:rPr>
+            <w:rStyle w:val="Hyperlink"/>
+          </w:rPr>
+          <w:t xml:space="preserve">A systems modelling approach to predict biological responses to extreme heat</w:t>
+        </w:r>
+      </w:hyperlink>
+      <w:r>
+        <w:t xml:space="preserve">.</w:t>
+      </w:r>
+      <w:r>
+        <w:t xml:space="preserve"> </w:t>
+      </w:r>
+      <w:r>
+        <w:rPr>
+          <w:i/>
+          <w:iCs/>
+        </w:rPr>
+        <w:t xml:space="preserve">Trends in Ecology &amp; Evolution</w:t>
+      </w:r>
+      <w:r>
+        <w:t xml:space="preserve">.</w:t>
+      </w:r>
+    </w:p>
+    <w:bookmarkEnd w:id="215"/>
+    <w:bookmarkStart w:id="216" w:name="ref-orsted_finding_2022"/>
+    <w:p>
+      <w:pPr>
+        <w:pStyle w:val="Bibliography"/>
+      </w:pPr>
+      <w:r>
         <w:t xml:space="preserve">Ørsted, M., Jørgensen, L.B. &amp; Overgaard, J. (2022).</w:t>
       </w:r>
       <w:r>
         <w:t xml:space="preserve"> </w:t>
       </w:r>
-      <w:hyperlink r:id="rId96">
+      <w:hyperlink r:id="rId103">
         <w:r>
           <w:rPr>
             <w:rStyle w:val="Hyperlink"/>
@@ -50130,13 +53376,19 @@
           <w:rPr>
             <w:rStyle w:val="Hyperlink"/>
           </w:rPr>
-          <w:t xml:space="preserve">CT</w:t>
+          <w:t xml:space="preserve">CTmax</w:t>
         </w:r>
         <w:r>
           <w:rPr>
             <w:rStyle w:val="Hyperlink"/>
           </w:rPr>
-          <w:t xml:space="preserve">max in ectotherms</w:t>
+          <w:t xml:space="preserve"> </w:t>
+        </w:r>
+        <w:r>
+          <w:rPr>
+            <w:rStyle w:val="Hyperlink"/>
+          </w:rPr>
+          <w:t xml:space="preserve">in ectotherms</w:t>
         </w:r>
       </w:hyperlink>
       <w:r>
@@ -50156,8 +53408,8 @@
         <w:t xml:space="preserve">, 225, jeb244514.</w:t>
       </w:r>
     </w:p>
-    <w:bookmarkEnd w:id="204"/>
-    <w:bookmarkStart w:id="205" w:name="ref-orsted_suzukii_2024"/>
+    <w:bookmarkEnd w:id="216"/>
+    <w:bookmarkStart w:id="217" w:name="ref-orsted_suzukii_2024"/>
     <w:p>
       <w:pPr>
         <w:pStyle w:val="Bibliography"/>
@@ -50168,7 +53420,7 @@
       <w:r>
         <w:t xml:space="preserve"> </w:t>
       </w:r>
-      <w:hyperlink r:id="rId98">
+      <w:hyperlink r:id="rId105">
         <w:r>
           <w:rPr>
             <w:rStyle w:val="Hyperlink"/>
@@ -50185,13 +53437,19 @@
           <w:rPr>
             <w:rStyle w:val="Hyperlink"/>
           </w:rPr>
-          <w:t xml:space="preserve">D</w:t>
+          <w:t xml:space="preserve">Drosophila</w:t>
         </w:r>
         <w:r>
           <w:rPr>
             <w:rStyle w:val="Hyperlink"/>
           </w:rPr>
-          <w:t xml:space="preserve">rosophila suzukii</w:t>
+          <w:t xml:space="preserve"> </w:t>
+        </w:r>
+        <w:r>
+          <w:rPr>
+            <w:rStyle w:val="Hyperlink"/>
+          </w:rPr>
+          <w:t xml:space="preserve">suzukii</w:t>
         </w:r>
       </w:hyperlink>
       <w:r>
@@ -50211,8 +53469,8 @@
         <w:t xml:space="preserve">, 27, e14421.</w:t>
       </w:r>
     </w:p>
-    <w:bookmarkEnd w:id="205"/>
-    <w:bookmarkStart w:id="206" w:name="ref-pinsky_marine_2019"/>
+    <w:bookmarkEnd w:id="217"/>
+    <w:bookmarkStart w:id="218" w:name="ref-pinsky_marine_2019"/>
     <w:p>
       <w:pPr>
         <w:pStyle w:val="Bibliography"/>
@@ -50223,7 +53481,7 @@
       <w:r>
         <w:t xml:space="preserve"> </w:t>
       </w:r>
-      <w:hyperlink r:id="rId100">
+      <w:hyperlink r:id="rId107">
         <w:r>
           <w:rPr>
             <w:rStyle w:val="Hyperlink"/>
@@ -50248,8 +53506,8 @@
         <w:t xml:space="preserve">, 569, 108–111.</w:t>
       </w:r>
     </w:p>
-    <w:bookmarkEnd w:id="206"/>
-    <w:bookmarkStart w:id="207" w:name="ref-pottier_amphibians_2025"/>
+    <w:bookmarkEnd w:id="218"/>
+    <w:bookmarkStart w:id="219" w:name="ref-pottier_amphibians_2025"/>
     <w:p>
       <w:pPr>
         <w:pStyle w:val="Bibliography"/>
@@ -50273,7 +53531,7 @@
       <w:r>
         <w:t xml:space="preserve"> </w:t>
       </w:r>
-      <w:hyperlink r:id="rId102">
+      <w:hyperlink r:id="rId109">
         <w:r>
           <w:rPr>
             <w:rStyle w:val="Hyperlink"/>
@@ -50298,8 +53556,8 @@
         <w:t xml:space="preserve">, 639, 954–961.</w:t>
       </w:r>
     </w:p>
-    <w:bookmarkEnd w:id="207"/>
-    <w:bookmarkStart w:id="208" w:name="ref-rezende_drosophila_mortality_2020"/>
+    <w:bookmarkEnd w:id="219"/>
+    <w:bookmarkStart w:id="220" w:name="ref-rezende_drosophila_mortality_2020"/>
     <w:p>
       <w:pPr>
         <w:pStyle w:val="Bibliography"/>
@@ -50310,7 +53568,7 @@
       <w:r>
         <w:t xml:space="preserve"> </w:t>
       </w:r>
-      <w:hyperlink r:id="rId104">
+      <w:hyperlink r:id="rId111">
         <w:r>
           <w:rPr>
             <w:rStyle w:val="Hyperlink"/>
@@ -50327,13 +53585,19 @@
           <w:rPr>
             <w:rStyle w:val="Hyperlink"/>
           </w:rPr>
-          <w:t xml:space="preserve">D</w:t>
+          <w:t xml:space="preserve">Drosophila</w:t>
         </w:r>
         <w:r>
           <w:rPr>
             <w:rStyle w:val="Hyperlink"/>
           </w:rPr>
-          <w:t xml:space="preserve">rosophila populations</w:t>
+          <w:t xml:space="preserve"> </w:t>
+        </w:r>
+        <w:r>
+          <w:rPr>
+            <w:rStyle w:val="Hyperlink"/>
+          </w:rPr>
+          <w:t xml:space="preserve">populations</w:t>
         </w:r>
       </w:hyperlink>
       <w:r>
@@ -50353,8 +53617,8 @@
         <w:t xml:space="preserve">, 369, 1242–1245.</w:t>
       </w:r>
     </w:p>
-    <w:bookmarkEnd w:id="208"/>
-    <w:bookmarkStart w:id="209" w:name="ref-rezende_landscapes_2014"/>
+    <w:bookmarkEnd w:id="220"/>
+    <w:bookmarkStart w:id="221" w:name="ref-rezende_landscapes_2014"/>
     <w:p>
       <w:pPr>
         <w:pStyle w:val="Bibliography"/>
@@ -50365,7 +53629,7 @@
       <w:r>
         <w:t xml:space="preserve"> </w:t>
       </w:r>
-      <w:hyperlink r:id="rId106">
+      <w:hyperlink r:id="rId113">
         <w:r>
           <w:rPr>
             <w:rStyle w:val="Hyperlink"/>
@@ -50390,8 +53654,8 @@
         <w:t xml:space="preserve">, 28, 799–809.</w:t>
       </w:r>
     </w:p>
-    <w:bookmarkEnd w:id="209"/>
-    <w:bookmarkStart w:id="210" w:name="ref-ritz_ecotox_2010"/>
+    <w:bookmarkEnd w:id="221"/>
+    <w:bookmarkStart w:id="222" w:name="ref-ritz_ecotox_2010"/>
     <w:p>
       <w:pPr>
         <w:pStyle w:val="Bibliography"/>
@@ -50402,7 +53666,7 @@
       <w:r>
         <w:t xml:space="preserve"> </w:t>
       </w:r>
-      <w:hyperlink r:id="rId108">
+      <w:hyperlink r:id="rId115">
         <w:r>
           <w:rPr>
             <w:rStyle w:val="Hyperlink"/>
@@ -50427,8 +53691,8 @@
         <w:t xml:space="preserve">, 29, 220–229.</w:t>
       </w:r>
     </w:p>
-    <w:bookmarkEnd w:id="210"/>
-    <w:bookmarkStart w:id="211" w:name="ref-ritz_drc_2015"/>
+    <w:bookmarkEnd w:id="222"/>
+    <w:bookmarkStart w:id="223" w:name="ref-ritz_drc_2015"/>
     <w:p>
       <w:pPr>
         <w:pStyle w:val="Bibliography"/>
@@ -50439,7 +53703,7 @@
       <w:r>
         <w:t xml:space="preserve"> </w:t>
       </w:r>
-      <w:hyperlink r:id="rId110">
+      <w:hyperlink r:id="rId117">
         <w:r>
           <w:rPr>
             <w:rStyle w:val="Hyperlink"/>
@@ -50476,8 +53740,8 @@
         <w:t xml:space="preserve">, 10, e0146021.</w:t>
       </w:r>
     </w:p>
-    <w:bookmarkEnd w:id="211"/>
-    <w:bookmarkStart w:id="212" w:name="ref-ritz_streibig_2008"/>
+    <w:bookmarkEnd w:id="223"/>
+    <w:bookmarkStart w:id="224" w:name="ref-ritz_streibig_2008"/>
     <w:p>
       <w:pPr>
         <w:pStyle w:val="Bibliography"/>
@@ -50488,7 +53752,7 @@
       <w:r>
         <w:t xml:space="preserve"> </w:t>
       </w:r>
-      <w:hyperlink r:id="rId112">
+      <w:hyperlink r:id="rId119">
         <w:r>
           <w:rPr>
             <w:rStyle w:val="Hyperlink"/>
@@ -50518,8 +53782,8 @@
         <w:t xml:space="preserve">. Springer-Verlag, New York.</w:t>
       </w:r>
     </w:p>
-    <w:bookmarkEnd w:id="212"/>
-    <w:bookmarkStart w:id="213" w:name="ref-rudemo_random_1989"/>
+    <w:bookmarkEnd w:id="224"/>
+    <w:bookmarkStart w:id="225" w:name="ref-rudemo_random_1989"/>
     <w:p>
       <w:pPr>
         <w:pStyle w:val="Bibliography"/>
@@ -50530,7 +53794,7 @@
       <w:r>
         <w:t xml:space="preserve"> </w:t>
       </w:r>
-      <w:hyperlink r:id="rId114">
+      <w:hyperlink r:id="rId121">
         <w:r>
           <w:rPr>
             <w:rStyle w:val="Hyperlink"/>
@@ -50549,14 +53813,14 @@
           <w:i/>
           <w:iCs/>
         </w:rPr>
-        <w:t xml:space="preserve">Biometrics</w:t>
+        <w:t xml:space="preserve">Biometrics. Journal of the International Biometric Society</w:t>
       </w:r>
       <w:r>
         <w:t xml:space="preserve">, 45, 349–362.</w:t>
       </w:r>
     </w:p>
-    <w:bookmarkEnd w:id="213"/>
-    <w:bookmarkStart w:id="214" w:name="ref-schielzeth_centering_2010"/>
+    <w:bookmarkEnd w:id="225"/>
+    <w:bookmarkStart w:id="226" w:name="ref-schielzeth_centering_2010"/>
     <w:p>
       <w:pPr>
         <w:pStyle w:val="Bibliography"/>
@@ -50567,7 +53831,7 @@
       <w:r>
         <w:t xml:space="preserve"> </w:t>
       </w:r>
-      <w:hyperlink r:id="rId116">
+      <w:hyperlink r:id="rId123">
         <w:r>
           <w:rPr>
             <w:rStyle w:val="Hyperlink"/>
@@ -50592,8 +53856,8 @@
         <w:t xml:space="preserve">, 1, 103–113.</w:t>
       </w:r>
     </w:p>
-    <w:bookmarkEnd w:id="214"/>
-    <w:bookmarkStart w:id="215" w:name="ref-smale_marine_2019"/>
+    <w:bookmarkEnd w:id="226"/>
+    <w:bookmarkStart w:id="227" w:name="ref-smale_marine_2019"/>
     <w:p>
       <w:pPr>
         <w:pStyle w:val="Bibliography"/>
@@ -50617,7 +53881,7 @@
       <w:r>
         <w:t xml:space="preserve"> </w:t>
       </w:r>
-      <w:hyperlink r:id="rId118">
+      <w:hyperlink r:id="rId125">
         <w:r>
           <w:rPr>
             <w:rStyle w:val="Hyperlink"/>
@@ -50642,8 +53906,8 @@
         <w:t xml:space="preserve">, 9, 306–312.</w:t>
       </w:r>
     </w:p>
-    <w:bookmarkEnd w:id="215"/>
-    <w:bookmarkStart w:id="216" w:name="ref-snook_fertility_2026"/>
+    <w:bookmarkEnd w:id="227"/>
+    <w:bookmarkStart w:id="228" w:name="ref-snook_fertility_2026"/>
     <w:p>
       <w:pPr>
         <w:pStyle w:val="Bibliography"/>
@@ -50654,7 +53918,7 @@
       <w:r>
         <w:t xml:space="preserve"> </w:t>
       </w:r>
-      <w:hyperlink r:id="rId120">
+      <w:hyperlink r:id="rId127">
         <w:r>
           <w:rPr>
             <w:rStyle w:val="Hyperlink"/>
@@ -50679,8 +53943,8 @@
         <w:t xml:space="preserve">, 2, 225–241.</w:t>
       </w:r>
     </w:p>
-    <w:bookmarkEnd w:id="216"/>
-    <w:bookmarkStart w:id="217" w:name="ref-sunday_global_2011"/>
+    <w:bookmarkEnd w:id="228"/>
+    <w:bookmarkStart w:id="229" w:name="ref-sunday_global_2011"/>
     <w:p>
       <w:pPr>
         <w:pStyle w:val="Bibliography"/>
@@ -50691,7 +53955,7 @@
       <w:r>
         <w:t xml:space="preserve"> </w:t>
       </w:r>
-      <w:hyperlink r:id="rId122">
+      <w:hyperlink r:id="rId129">
         <w:r>
           <w:rPr>
             <w:rStyle w:val="Hyperlink"/>
@@ -50716,8 +53980,8 @@
         <w:t xml:space="preserve">, 278, 1823–1830.</w:t>
       </w:r>
     </w:p>
-    <w:bookmarkEnd w:id="217"/>
-    <w:bookmarkStart w:id="218" w:name="ref-sunday_redistribution_2012"/>
+    <w:bookmarkEnd w:id="229"/>
+    <w:bookmarkStart w:id="230" w:name="ref-sunday_redistribution_2012"/>
     <w:p>
       <w:pPr>
         <w:pStyle w:val="Bibliography"/>
@@ -50728,7 +53992,7 @@
       <w:r>
         <w:t xml:space="preserve"> </w:t>
       </w:r>
-      <w:hyperlink r:id="rId124">
+      <w:hyperlink r:id="rId131">
         <w:r>
           <w:rPr>
             <w:rStyle w:val="Hyperlink"/>
@@ -50753,19 +54017,56 @@
         <w:t xml:space="preserve">, 2, 686–690.</w:t>
       </w:r>
     </w:p>
-    <w:bookmarkEnd w:id="218"/>
-    <w:bookmarkStart w:id="219" w:name="ref-villeneuve_dynamic_2024"/>
+    <w:bookmarkEnd w:id="230"/>
+    <w:bookmarkStart w:id="231" w:name="ref-truebano2018"/>
     <w:p>
       <w:pPr>
         <w:pStyle w:val="Bibliography"/>
       </w:pPr>
       <w:r>
+        <w:t xml:space="preserve">Truebano, M., Fenner, P., Tills, O., Rundle, S. &amp; Rezende, E. (2018).</w:t>
+      </w:r>
+      <w:r>
+        <w:t xml:space="preserve"> </w:t>
+      </w:r>
+      <w:hyperlink r:id="rId133">
+        <w:r>
+          <w:rPr>
+            <w:rStyle w:val="Hyperlink"/>
+          </w:rPr>
+          <w:t xml:space="preserve">Thermal strategies vary with life history stage</w:t>
+        </w:r>
+      </w:hyperlink>
+      <w:r>
+        <w:t xml:space="preserve">.</w:t>
+      </w:r>
+      <w:r>
+        <w:t xml:space="preserve"> </w:t>
+      </w:r>
+      <w:r>
+        <w:rPr>
+          <w:i/>
+          <w:iCs/>
+        </w:rPr>
+        <w:t xml:space="preserve">Journal of Experimental Biology</w:t>
+      </w:r>
+      <w:r>
+        <w:t xml:space="preserve">, 221, jeb171629.</w:t>
+      </w:r>
+    </w:p>
+    <w:bookmarkEnd w:id="231"/>
+    <w:bookmarkStart w:id="232" w:name="ref-villeneuve_dynamic_2024"/>
+    <w:p>
+      <w:pPr>
+        <w:pStyle w:val="Bibliography"/>
+      </w:pPr>
+      <w:r>
         <w:t xml:space="preserve">Villeneuve, A.R. &amp; White, E.R. (2024).</w:t>
       </w:r>
       <w:r>
         <w:t xml:space="preserve"> </w:t>
       </w:r>
-      <w:hyperlink r:id="rId126">
+      <w:hyperlink r:id="rId135">
         <w:r>
           <w:rPr>
             <w:rStyle w:val="Hyperlink"/>
@@ -50790,8 +54091,8 @@
         <w:t xml:space="preserve">, 94, 1515–1527.</w:t>
       </w:r>
     </w:p>
-    <w:bookmarkEnd w:id="219"/>
-    <w:bookmarkStart w:id="220" w:name="ref-wiens_localextinctions_2016"/>
+    <w:bookmarkEnd w:id="232"/>
+    <w:bookmarkStart w:id="233" w:name="ref-wiens_localextinctions_2016"/>
     <w:p>
       <w:pPr>
         <w:pStyle w:val="Bibliography"/>
@@ -50802,7 +54103,7 @@
       <w:r>
         <w:t xml:space="preserve"> </w:t>
       </w:r>
-      <w:hyperlink r:id="rId128">
+      <w:hyperlink r:id="rId137">
         <w:r>
           <w:rPr>
             <w:rStyle w:val="Hyperlink"/>
@@ -50827,10 +54128,10 @@
         <w:t xml:space="preserve">, 14, e2001104.</w:t>
       </w:r>
     </w:p>
-    <w:bookmarkEnd w:id="220"/>
-    <w:bookmarkEnd w:id="221"/>
-    <w:bookmarkEnd w:id="222"/>
-    <w:bookmarkStart w:id="223" w:name="session-information"/>
+    <w:bookmarkEnd w:id="233"/>
+    <w:bookmarkEnd w:id="234"/>
+    <w:bookmarkEnd w:id="235"/>
+    <w:bookmarkStart w:id="236" w:name="session-information"/>
     <w:p>
       <w:pPr>
         <w:pStyle w:val="Heading1"/>
@@ -52412,7 +55713,7 @@
         <w:t xml:space="preserve">pkgconfig(v.2.0.3)</w:t>
       </w:r>
     </w:p>
-    <w:bookmarkEnd w:id="223"/>
+    <w:bookmarkEnd w:id="236"/>
     <w:sectPr>
       <w:pgSz w:h="15840" w:w="12240"/>
       <w:pgMar w:bottom="1440" w:footer="720" w:gutter="0" w:header="720" w:left="1440" w:right="1440" w:top="1440"/>

--- a/_book/A-flexible-modelling-framework-for-estimating-thermal-sensitivity-across-life.docx
+++ b/_book/A-flexible-modelling-framework-for-estimating-thermal-sensitivity-across-life.docx
@@ -39,7 +39,7 @@
         <w:pStyle w:val="Date"/>
       </w:pPr>
       <w:r>
-        <w:t xml:space="preserve">2026-05-07</w:t>
+        <w:t xml:space="preserve">2026-05-08</w:t>
       </w:r>
     </w:p>
     <w:sdt>
@@ -3184,7 +3184,7 @@
         <w:pStyle w:val="FirstParagraph"/>
       </w:pPr>
       <w:r>
-        <w:t xml:space="preserve">Let</w:t>
+        <w:t xml:space="preserve">Assuming we have mortality data for different times and temperatures, let</w:t>
       </w:r>
       <w:r>
         <w:t xml:space="preserve"> </w:t>
@@ -3276,7 +3276,7 @@
         <w:t xml:space="preserve"> </w:t>
       </w:r>
       <w:r>
-        <w:t xml:space="preserve">(minutes) at assay temperature</w:t>
+        <w:t xml:space="preserve">(e.g., minutes) at assay temperature</w:t>
       </w:r>
       <w:r>
         <w:t xml:space="preserve"> </w:t>
@@ -3302,7 +3302,7 @@
         <w:t xml:space="preserve"> </w:t>
       </w:r>
       <w:r>
-        <w:t xml:space="preserve">(°C). We model the counts directly with a binomial likelihood (but a beta-binomial likelihood function can also be used and controls for overdispersion):</w:t>
+        <w:t xml:space="preserve">(°C). We can model the counts directly with a binomial likelihood (but a beta-binomial likelihood function can also be used and controls for overdispersion):</w:t>
       </w:r>
     </w:p>
     <w:p>
@@ -4223,7 +4223,21 @@
         </m:sSub>
       </m:oMath>
       <w:r>
-        <w:t xml:space="preserve">). Here, we show that we can derived these same metrics directly from our logistic function.</w:t>
+        <w:t xml:space="preserve">). Here, we show that we can derived these same metrics directly from</w:t>
+      </w:r>
+      <w:r>
+        <w:t xml:space="preserve"> </w:t>
+      </w:r>
+      <w:hyperlink w:anchor="eq-4pl">
+        <w:r>
+          <w:rPr>
+            <w:rStyle w:val="Hyperlink"/>
+          </w:rPr>
+          <w:t xml:space="preserve">Equation 2</w:t>
+        </w:r>
+      </w:hyperlink>
+      <w:r>
+        <w:t xml:space="preserve">.</w:t>
       </w:r>
     </w:p>
     <w:p>
@@ -5459,7 +5473,7 @@
         </m:r>
       </m:oMath>
       <w:r>
-        <w:t xml:space="preserve">°C, matching the uncentred parameterisation used in classical TLS regressions. From</w:t>
+        <w:t xml:space="preserve">°C. From</w:t>
       </w:r>
       <w:r>
         <w:t xml:space="preserve"> </w:t>
@@ -5473,7 +5487,7 @@
         </w:r>
       </w:hyperlink>
       <w:r>
-        <w:t xml:space="preserve">, the classical TLS quantities fall out directly: thermal sensitivity is</w:t>
+        <w:t xml:space="preserve">, the classical TLS quantities fall out directly. Thermal sensitivity is</w:t>
       </w:r>
       <w:r>
         <w:t xml:space="preserve"> </w:t>
@@ -6733,7 +6747,7 @@
         <w:pStyle w:val="FirstParagraph"/>
       </w:pPr>
       <w:r>
-        <w:t xml:space="preserve">In practice, however, these corrections may not often be needed so long as the experimental design includes treatments that span the full mortality range — some producing near-100% survival and others near-0% — which anchors</w:t>
+        <w:t xml:space="preserve">In practice, however, these corrections may not be needed so long as the experimental design includes treatments that span the full mortality range which anchors</w:t>
       </w:r>
       <w:r>
         <w:t xml:space="preserve"> </w:t>
@@ -6860,7 +6874,7 @@
         </w:r>
       </w:hyperlink>
       <w:r>
-        <w:t xml:space="preserve">. Computing both the naive and corrected estimates and comparing them is a useful sensitivity check for whether the correction is needed in any given dataset.</w:t>
+        <w:t xml:space="preserve">. Regardless, we recommend using the correction factor as a safeguard. However, computing both the naive and corrected estimates and comparing them is a useful sensitivity check for whether the correction is needed in any given dataset.</w:t>
       </w:r>
     </w:p>
     <w:bookmarkEnd w:id="32"/>
@@ -9269,7 +9283,7 @@
         </m:d>
       </m:oMath>
       <w:r>
-        <w:t xml:space="preserve">. The per-time posterior survival is the quantity that feeds directly into demographic and population-dynamical models, where per-period mortality enters as a hazard term</w:t>
+        <w:t xml:space="preserve">. The per-time posterior survival can be fed directly into demographic and population-dynamical models, where per-period mortality enters as a hazard term</w:t>
       </w:r>
       <w:r>
         <w:t xml:space="preserve"> </w:t>
@@ -10417,22 +10431,11 @@
         </m:r>
       </m:oMath>
       <w:r>
-        <w:t xml:space="preserve">, CTmax at any reference time, and the heat-injury integral — is recovered as a one-line posterior summary of this single joint fit, as derived in §</w:t>
-      </w:r>
-      <w:hyperlink w:anchor="equivalence-with-the-classical-pipeline">
-        <w:r>
-          <w:rPr>
-            <w:rStyle w:val="Hyperlink"/>
-          </w:rPr>
-          <w:t xml:space="preserve">Equivalence with the classical pipeline</w:t>
-        </w:r>
-      </w:hyperlink>
-      <w:r>
-        <w:t xml:space="preserve">.</w:t>
+        <w:t xml:space="preserve">, CTmax at any reference time, and the heat-injury integral — is recovered as a one-line posterior summary of this single joint fit, as derived in §[Equivalence with the classical pipeline].</w:t>
       </w:r>
     </w:p>
     <w:bookmarkEnd w:id="40"/>
-    <w:bookmarkStart w:id="44" w:name="Xec90b6140c5c716811717eebe02c3ac6d8434ca"/>
+    <w:bookmarkStart w:id="42" w:name="Xec90b6140c5c716811717eebe02c3ac6d8434ca"/>
     <w:p>
       <w:pPr>
         <w:pStyle w:val="Heading1"/>
@@ -10441,208 +10444,148 @@
         <w:t xml:space="preserve">8. Case Study 1: Thermal sensitivity estimation across life stages in shrimp</w:t>
       </w:r>
     </w:p>
-    <w:bookmarkStart w:id="41" w:name="priors"/>
+    <w:bookmarkStart w:id="41" w:name="X83c280133a78de915d3b14a666f30d6a82dc387"/>
     <w:p>
       <w:pPr>
         <w:pStyle w:val="Heading2"/>
       </w:pPr>
       <w:r>
-        <w:t xml:space="preserve">8.1 Priors</w:t>
+        <w:t xml:space="preserve">8.1 What the 4PL delivers that the two-step cannot</w:t>
       </w:r>
     </w:p>
     <w:bookmarkEnd w:id="41"/>
-    <w:bookmarkStart w:id="42" w:name="random-effects-structure"/>
+    <w:bookmarkEnd w:id="42"/>
+    <w:bookmarkStart w:id="49" w:name="X2a14174f4c72db593bce4e6516c6528cdb497de"/>
+    <w:p>
+      <w:pPr>
+        <w:pStyle w:val="Heading1"/>
+      </w:pPr>
+      <w:r>
+        <w:t xml:space="preserve">9. Worked example: brown shrimp thermal tolerance</w:t>
+      </w:r>
+    </w:p>
+    <w:bookmarkStart w:id="43" w:name="data-and-experimental-design"/>
     <w:p>
       <w:pPr>
         <w:pStyle w:val="Heading2"/>
       </w:pPr>
       <w:r>
-        <w:t xml:space="preserve">8.2 Random-effects structure</w:t>
+        <w:t xml:space="preserve">9.1 Data and experimental design</w:t>
       </w:r>
     </w:p>
-    <w:bookmarkEnd w:id="42"/>
-    <w:bookmarkStart w:id="43" w:name="X7839395c41f468ab598ec75c59409da598c1b4c"/>
+    <w:bookmarkEnd w:id="43"/>
+    <w:bookmarkStart w:id="44" w:name="lethal-tdt-hierarchical-4pl-on-counts"/>
     <w:p>
       <w:pPr>
         <w:pStyle w:val="Heading2"/>
       </w:pPr>
       <w:r>
-        <w:t xml:space="preserve">8.3 Censoring, boundary observations, and overdispersion</w:t>
+        <w:t xml:space="preserve">9.2 Lethal TDT — hierarchical 4PL on counts</w:t>
       </w:r>
     </w:p>
-    <w:bookmarkEnd w:id="43"/>
     <w:bookmarkEnd w:id="44"/>
-    <w:bookmarkStart w:id="48" w:name="equivalence-with-the-classical-pipeline"/>
+    <w:bookmarkStart w:id="45" w:name="sublethal-time-to-death"/>
+    <w:p>
+      <w:pPr>
+        <w:pStyle w:val="Heading2"/>
+      </w:pPr>
+      <w:r>
+        <w:t xml:space="preserve">9.3 Sublethal time-to-death</w:t>
+      </w:r>
+    </w:p>
+    <w:bookmarkEnd w:id="45"/>
+    <w:bookmarkStart w:id="46" w:name="dynamic-ctmax-across-ramping-rates"/>
+    <w:p>
+      <w:pPr>
+        <w:pStyle w:val="Heading2"/>
+      </w:pPr>
+      <w:r>
+        <w:t xml:space="preserve">9.4 Dynamic CTmax across ramping rates</w:t>
+      </w:r>
+    </w:p>
+    <w:bookmarkEnd w:id="46"/>
+    <w:bookmarkStart w:id="47" w:name="Xa764bbb0ef06e1b16f1b866442815364d0000f8"/>
+    <w:p>
+      <w:pPr>
+        <w:pStyle w:val="Heading2"/>
+      </w:pPr>
+      <w:r>
+        <w:t xml:space="preserve">9.5 Reconciling the three endpoints via the Jørgensen ramping equation</w:t>
+      </w:r>
+    </w:p>
+    <w:bookmarkEnd w:id="47"/>
+    <w:bookmarkStart w:id="48" w:name="Xc9d8a39a8777a97080af0145482f0bf85ce7458"/>
+    <w:p>
+      <w:pPr>
+        <w:pStyle w:val="Heading2"/>
+      </w:pPr>
+      <w:r>
+        <w:t xml:space="preserve">9.6 Field-temperature heat-injury projections under warming scenarios</w:t>
+      </w:r>
+    </w:p>
+    <w:bookmarkEnd w:id="48"/>
+    <w:bookmarkEnd w:id="49"/>
+    <w:bookmarkStart w:id="53" w:name="discussion"/>
     <w:p>
       <w:pPr>
         <w:pStyle w:val="Heading1"/>
       </w:pPr>
       <w:r>
-        <w:t xml:space="preserve">9. Equivalence with the classical pipeline</w:t>
+        <w:t xml:space="preserve">10. Discussion</w:t>
       </w:r>
     </w:p>
-    <w:bookmarkStart w:id="45" w:name="X43ae953c0209c15e66f3a02d5fd4343f128bc42"/>
+    <w:bookmarkStart w:id="50" w:name="X5dac85fa1a4411486a220dbeaf8627ab0091f32"/>
     <w:p>
       <w:pPr>
         <w:pStyle w:val="Heading2"/>
       </w:pPr>
       <w:r>
-        <w:t xml:space="preserve">9.1 Closed-form mapping from 4PL parameters to z and CTmax</w:t>
+        <w:t xml:space="preserve">10.1 What changes for the field if the hierarchical 4PL becomes the default</w:t>
       </w:r>
     </w:p>
-    <w:bookmarkEnd w:id="45"/>
-    <w:bookmarkStart w:id="46" w:name="X0147c344e2b16a1aac605c4fe4f2946da80fb47"/>
+    <w:bookmarkEnd w:id="50"/>
+    <w:bookmarkStart w:id="51" w:name="limits-of-the-present-analysis"/>
     <w:p>
       <w:pPr>
         <w:pStyle w:val="Heading2"/>
       </w:pPr>
       <w:r>
-        <w:t xml:space="preserve">9.2 Heat-injury integral as a posterior quantity</w:t>
+        <w:t xml:space="preserve">10.2 Limits of the present analysis</w:t>
       </w:r>
     </w:p>
-    <w:bookmarkEnd w:id="46"/>
-    <w:bookmarkStart w:id="47" w:name="X83c280133a78de915d3b14a666f30d6a82dc387"/>
+    <w:bookmarkEnd w:id="51"/>
+    <w:bookmarkStart w:id="52" w:name="Xf0d52b04feeaedf0b5abcee2b4d231c85971023"/>
     <w:p>
       <w:pPr>
         <w:pStyle w:val="Heading2"/>
       </w:pPr>
       <w:r>
-        <w:t xml:space="preserve">9.3 What the 4PL delivers that the two-step cannot</w:t>
+        <w:t xml:space="preserve">10.3 Recommendations for primary studies and meta-analyses</w:t>
       </w:r>
     </w:p>
-    <w:bookmarkEnd w:id="47"/>
-    <w:bookmarkEnd w:id="48"/>
-    <w:bookmarkStart w:id="55" w:name="X2a14174f4c72db593bce4e6516c6528cdb497de"/>
+    <w:bookmarkEnd w:id="52"/>
+    <w:bookmarkEnd w:id="53"/>
+    <w:bookmarkStart w:id="54" w:name="conclusions"/>
     <w:p>
       <w:pPr>
         <w:pStyle w:val="Heading1"/>
       </w:pPr>
       <w:r>
-        <w:t xml:space="preserve">10. Worked example: brown shrimp thermal tolerance</w:t>
-      </w:r>
-    </w:p>
-    <w:bookmarkStart w:id="49" w:name="data-and-experimental-design"/>
-    <w:p>
-      <w:pPr>
-        <w:pStyle w:val="Heading2"/>
-      </w:pPr>
-      <w:r>
-        <w:t xml:space="preserve">10.1 Data and experimental design</w:t>
-      </w:r>
-    </w:p>
-    <w:bookmarkEnd w:id="49"/>
-    <w:bookmarkStart w:id="50" w:name="lethal-tdt-hierarchical-4pl-on-counts"/>
-    <w:p>
-      <w:pPr>
-        <w:pStyle w:val="Heading2"/>
-      </w:pPr>
-      <w:r>
-        <w:t xml:space="preserve">10.2 Lethal TDT — hierarchical 4PL on counts</w:t>
-      </w:r>
-    </w:p>
-    <w:bookmarkEnd w:id="50"/>
-    <w:bookmarkStart w:id="51" w:name="sublethal-time-to-death"/>
-    <w:p>
-      <w:pPr>
-        <w:pStyle w:val="Heading2"/>
-      </w:pPr>
-      <w:r>
-        <w:t xml:space="preserve">10.3 Sublethal time-to-death</w:t>
-      </w:r>
-    </w:p>
-    <w:bookmarkEnd w:id="51"/>
-    <w:bookmarkStart w:id="52" w:name="dynamic-ctmax-across-ramping-rates"/>
-    <w:p>
-      <w:pPr>
-        <w:pStyle w:val="Heading2"/>
-      </w:pPr>
-      <w:r>
-        <w:t xml:space="preserve">10.4 Dynamic CTmax across ramping rates</w:t>
-      </w:r>
-    </w:p>
-    <w:bookmarkEnd w:id="52"/>
-    <w:bookmarkStart w:id="53" w:name="Xa764bbb0ef06e1b16f1b866442815364d0000f8"/>
-    <w:p>
-      <w:pPr>
-        <w:pStyle w:val="Heading2"/>
-      </w:pPr>
-      <w:r>
-        <w:t xml:space="preserve">10.5 Reconciling the three endpoints via the Jørgensen ramping equation</w:t>
-      </w:r>
-    </w:p>
-    <w:bookmarkEnd w:id="53"/>
-    <w:bookmarkStart w:id="54" w:name="Xc9d8a39a8777a97080af0145482f0bf85ce7458"/>
-    <w:p>
-      <w:pPr>
-        <w:pStyle w:val="Heading2"/>
-      </w:pPr>
-      <w:r>
-        <w:t xml:space="preserve">10.6 Field-temperature heat-injury projections under warming scenarios</w:t>
+        <w:t xml:space="preserve">11. Conclusions</w:t>
       </w:r>
     </w:p>
     <w:bookmarkEnd w:id="54"/>
-    <w:bookmarkEnd w:id="55"/>
-    <w:bookmarkStart w:id="59" w:name="discussion"/>
+    <w:bookmarkStart w:id="55" w:name="acknowledgements"/>
     <w:p>
       <w:pPr>
         <w:pStyle w:val="Heading1"/>
       </w:pPr>
       <w:r>
-        <w:t xml:space="preserve">11. Discussion</w:t>
+        <w:t xml:space="preserve">12. Acknowledgements</w:t>
       </w:r>
     </w:p>
-    <w:bookmarkStart w:id="56" w:name="X5dac85fa1a4411486a220dbeaf8627ab0091f32"/>
-    <w:p>
-      <w:pPr>
-        <w:pStyle w:val="Heading2"/>
-      </w:pPr>
-      <w:r>
-        <w:t xml:space="preserve">11.1 What changes for the field if the hierarchical 4PL becomes the default</w:t>
-      </w:r>
-    </w:p>
-    <w:bookmarkEnd w:id="56"/>
-    <w:bookmarkStart w:id="57" w:name="limits-of-the-present-analysis"/>
-    <w:p>
-      <w:pPr>
-        <w:pStyle w:val="Heading2"/>
-      </w:pPr>
-      <w:r>
-        <w:t xml:space="preserve">11.2 Limits of the present analysis</w:t>
-      </w:r>
-    </w:p>
-    <w:bookmarkEnd w:id="57"/>
-    <w:bookmarkStart w:id="58" w:name="Xf0d52b04feeaedf0b5abcee2b4d231c85971023"/>
-    <w:p>
-      <w:pPr>
-        <w:pStyle w:val="Heading2"/>
-      </w:pPr>
-      <w:r>
-        <w:t xml:space="preserve">11.3 Recommendations for primary studies and meta-analyses</w:t>
-      </w:r>
-    </w:p>
-    <w:bookmarkEnd w:id="58"/>
-    <w:bookmarkEnd w:id="59"/>
-    <w:bookmarkStart w:id="60" w:name="conclusions"/>
-    <w:p>
-      <w:pPr>
-        <w:pStyle w:val="Heading1"/>
-      </w:pPr>
-      <w:r>
-        <w:t xml:space="preserve">12. Conclusions</w:t>
-      </w:r>
-    </w:p>
-    <w:bookmarkEnd w:id="60"/>
-    <w:bookmarkStart w:id="61" w:name="acknowledgements"/>
-    <w:p>
-      <w:pPr>
-        <w:pStyle w:val="Heading1"/>
-      </w:pPr>
-      <w:r>
-        <w:t xml:space="preserve">13. Acknowledgements</w:t>
-      </w:r>
-    </w:p>
-    <w:bookmarkEnd w:id="61"/>
-    <w:bookmarkStart w:id="62" w:name="author-contributions"/>
+    <w:bookmarkEnd w:id="55"/>
+    <w:bookmarkStart w:id="56" w:name="author-contributions"/>
     <w:p>
       <w:pPr>
         <w:pStyle w:val="Heading1"/>
@@ -10659,8 +10602,8 @@
         <w:t xml:space="preserve">DN conceived the project, performed the analyses, and wrote the manuscript.</w:t>
       </w:r>
     </w:p>
-    <w:bookmarkEnd w:id="62"/>
-    <w:bookmarkStart w:id="66" w:name="data-and-code-availability"/>
+    <w:bookmarkEnd w:id="56"/>
+    <w:bookmarkStart w:id="60" w:name="data-and-code-availability"/>
     <w:p>
       <w:pPr>
         <w:pStyle w:val="Heading1"/>
@@ -10679,7 +10622,7 @@
       <w:r>
         <w:t xml:space="preserve"> </w:t>
       </w:r>
-      <w:hyperlink r:id="rId63">
+      <w:hyperlink r:id="rId57">
         <w:r>
           <w:rPr>
             <w:rStyle w:val="Hyperlink"/>
@@ -10693,7 +10636,7 @@
       <w:r>
         <w:t xml:space="preserve"> </w:t>
       </w:r>
-      <w:hyperlink r:id="rId64">
+      <w:hyperlink r:id="rId58">
         <w:r>
           <w:rPr>
             <w:rStyle w:val="VerbatimChar"/>
@@ -10727,7 +10670,7 @@
       <w:r>
         <w:t xml:space="preserve"> </w:t>
       </w:r>
-      <w:hyperlink r:id="rId65">
+      <w:hyperlink r:id="rId59">
         <w:r>
           <w:rPr>
             <w:rStyle w:val="VerbatimChar"/>
@@ -10742,8 +10685,8 @@
         <w:t xml:space="preserve">as the Stan backend.</w:t>
       </w:r>
     </w:p>
-    <w:bookmarkEnd w:id="66"/>
-    <w:bookmarkStart w:id="67" w:name="conflict-of-interest"/>
+    <w:bookmarkEnd w:id="60"/>
+    <w:bookmarkStart w:id="61" w:name="conflict-of-interest"/>
     <w:p>
       <w:pPr>
         <w:pStyle w:val="Heading1"/>
@@ -10760,8 +10703,8 @@
         <w:t xml:space="preserve">The authors declare no competing interests.</w:t>
       </w:r>
     </w:p>
-    <w:bookmarkEnd w:id="67"/>
-    <w:bookmarkStart w:id="140" w:name="references"/>
+    <w:bookmarkEnd w:id="61"/>
+    <w:bookmarkStart w:id="134" w:name="references"/>
     <w:p>
       <w:pPr>
         <w:pStyle w:val="Heading1"/>
@@ -10770,8 +10713,8 @@
         <w:t xml:space="preserve">References</w:t>
       </w:r>
     </w:p>
-    <w:bookmarkStart w:id="139" w:name="refs"/>
-    <w:bookmarkStart w:id="69" w:name="ref-arnold_thermal_2025"/>
+    <w:bookmarkStart w:id="133" w:name="refs"/>
+    <w:bookmarkStart w:id="63" w:name="ref-arnold_thermal_2025"/>
     <w:p>
       <w:pPr>
         <w:pStyle w:val="Bibliography"/>
@@ -10795,7 +10738,7 @@
       <w:r>
         <w:t xml:space="preserve"> </w:t>
       </w:r>
-      <w:hyperlink r:id="rId68">
+      <w:hyperlink r:id="rId62">
         <w:r>
           <w:rPr>
             <w:rStyle w:val="Hyperlink"/>
@@ -10820,8 +10763,8 @@
         <w:t xml:space="preserve">, 31, e70315.</w:t>
       </w:r>
     </w:p>
-    <w:bookmarkEnd w:id="69"/>
-    <w:bookmarkStart w:id="70" w:name="ref-bolker_ecologicalmodels_2008"/>
+    <w:bookmarkEnd w:id="63"/>
+    <w:bookmarkStart w:id="64" w:name="ref-bolker_ecologicalmodels_2008"/>
     <w:p>
       <w:pPr>
         <w:pStyle w:val="Bibliography"/>
@@ -10857,8 +10800,8 @@
         <w:t xml:space="preserve">. Princeton University Press, Princeton, NJ.</w:t>
       </w:r>
     </w:p>
-    <w:bookmarkEnd w:id="70"/>
-    <w:bookmarkStart w:id="72" w:name="ref-buckley_damage_2025"/>
+    <w:bookmarkEnd w:id="64"/>
+    <w:bookmarkStart w:id="66" w:name="ref-buckley_damage_2025"/>
     <w:p>
       <w:pPr>
         <w:pStyle w:val="Bibliography"/>
@@ -10869,7 +10812,7 @@
       <w:r>
         <w:t xml:space="preserve"> </w:t>
       </w:r>
-      <w:hyperlink r:id="rId71">
+      <w:hyperlink r:id="rId65">
         <w:r>
           <w:rPr>
             <w:rStyle w:val="Hyperlink"/>
@@ -10894,8 +10837,8 @@
         <w:t xml:space="preserve">, 65, 1061–1075.</w:t>
       </w:r>
     </w:p>
-    <w:bookmarkEnd w:id="72"/>
-    <w:bookmarkStart w:id="74" w:name="ref-burke_ipd_2017"/>
+    <w:bookmarkEnd w:id="66"/>
+    <w:bookmarkStart w:id="68" w:name="ref-burke_ipd_2017"/>
     <w:p>
       <w:pPr>
         <w:pStyle w:val="Bibliography"/>
@@ -10906,7 +10849,7 @@
       <w:r>
         <w:t xml:space="preserve"> </w:t>
       </w:r>
-      <w:hyperlink r:id="rId73">
+      <w:hyperlink r:id="rId67">
         <w:r>
           <w:rPr>
             <w:rStyle w:val="Hyperlink"/>
@@ -10931,8 +10874,8 @@
         <w:t xml:space="preserve">, 36, 855–875.</w:t>
       </w:r>
     </w:p>
-    <w:bookmarkEnd w:id="74"/>
-    <w:bookmarkStart w:id="76" w:name="ref-burkner_brms_2017"/>
+    <w:bookmarkEnd w:id="68"/>
+    <w:bookmarkStart w:id="70" w:name="ref-burkner_brms_2017"/>
     <w:p>
       <w:pPr>
         <w:pStyle w:val="Bibliography"/>
@@ -10943,7 +10886,7 @@
       <w:r>
         <w:t xml:space="preserve"> </w:t>
       </w:r>
-      <w:hyperlink r:id="rId75">
+      <w:hyperlink r:id="rId69">
         <w:r>
           <w:rPr>
             <w:rStyle w:val="Hyperlink"/>
@@ -11034,8 +10977,8 @@
         <w:t xml:space="preserve">, 80, 1–28.</w:t>
       </w:r>
     </w:p>
-    <w:bookmarkEnd w:id="76"/>
-    <w:bookmarkStart w:id="78" w:name="ref-carroll_measurement_2006"/>
+    <w:bookmarkEnd w:id="70"/>
+    <w:bookmarkStart w:id="72" w:name="ref-carroll_measurement_2006"/>
     <w:p>
       <w:pPr>
         <w:pStyle w:val="Bibliography"/>
@@ -11046,7 +10989,7 @@
       <w:r>
         <w:t xml:space="preserve"> </w:t>
       </w:r>
-      <w:hyperlink r:id="rId77">
+      <w:hyperlink r:id="rId71">
         <w:r>
           <w:rPr>
             <w:rStyle w:val="Hyperlink"/>
@@ -11069,8 +11012,8 @@
         <w:t xml:space="preserve">.</w:t>
       </w:r>
     </w:p>
-    <w:bookmarkEnd w:id="78"/>
-    <w:bookmarkStart w:id="80" w:name="ref-deutsch_latitude_2008"/>
+    <w:bookmarkEnd w:id="72"/>
+    <w:bookmarkStart w:id="74" w:name="ref-deutsch_latitude_2008"/>
     <w:p>
       <w:pPr>
         <w:pStyle w:val="Bibliography"/>
@@ -11094,7 +11037,7 @@
       <w:r>
         <w:t xml:space="preserve"> </w:t>
       </w:r>
-      <w:hyperlink r:id="rId79">
+      <w:hyperlink r:id="rId73">
         <w:r>
           <w:rPr>
             <w:rStyle w:val="Hyperlink"/>
@@ -11119,8 +11062,8 @@
         <w:t xml:space="preserve">, 105, 6668–6672.</w:t>
       </w:r>
     </w:p>
-    <w:bookmarkEnd w:id="80"/>
-    <w:bookmarkStart w:id="82" w:name="ref-gelman_priors_2006"/>
+    <w:bookmarkEnd w:id="74"/>
+    <w:bookmarkStart w:id="76" w:name="ref-gelman_priors_2006"/>
     <w:p>
       <w:pPr>
         <w:pStyle w:val="Bibliography"/>
@@ -11131,7 +11074,7 @@
       <w:r>
         <w:t xml:space="preserve"> </w:t>
       </w:r>
-      <w:hyperlink r:id="rId81">
+      <w:hyperlink r:id="rId75">
         <w:r>
           <w:rPr>
             <w:rStyle w:val="Hyperlink"/>
@@ -11198,8 +11141,8 @@
         <w:t xml:space="preserve">, 1, 515–534.</w:t>
       </w:r>
     </w:p>
-    <w:bookmarkEnd w:id="82"/>
-    <w:bookmarkStart w:id="84" w:name="ref-harrison_olre_2014"/>
+    <w:bookmarkEnd w:id="76"/>
+    <w:bookmarkStart w:id="78" w:name="ref-harrison_olre_2014"/>
     <w:p>
       <w:pPr>
         <w:pStyle w:val="Bibliography"/>
@@ -11210,7 +11153,7 @@
       <w:r>
         <w:t xml:space="preserve"> </w:t>
       </w:r>
-      <w:hyperlink r:id="rId83">
+      <w:hyperlink r:id="rId77">
         <w:r>
           <w:rPr>
             <w:rStyle w:val="Hyperlink"/>
@@ -11235,8 +11178,8 @@
         <w:t xml:space="preserve">, 2, e616.</w:t>
       </w:r>
     </w:p>
-    <w:bookmarkEnd w:id="84"/>
-    <w:bookmarkStart w:id="86" w:name="ref-harrison_mixed_2018"/>
+    <w:bookmarkEnd w:id="78"/>
+    <w:bookmarkStart w:id="80" w:name="ref-harrison_mixed_2018"/>
     <w:p>
       <w:pPr>
         <w:pStyle w:val="Bibliography"/>
@@ -11260,7 +11203,7 @@
       <w:r>
         <w:t xml:space="preserve"> </w:t>
       </w:r>
-      <w:hyperlink r:id="rId85">
+      <w:hyperlink r:id="rId79">
         <w:r>
           <w:rPr>
             <w:rStyle w:val="Hyperlink"/>
@@ -11285,8 +11228,8 @@
         <w:t xml:space="preserve">, 6, e4794.</w:t>
       </w:r>
     </w:p>
-    <w:bookmarkEnd w:id="86"/>
-    <w:bookmarkStart w:id="88" w:name="ref-jorgensen_drosophila_2019"/>
+    <w:bookmarkEnd w:id="80"/>
+    <w:bookmarkStart w:id="82" w:name="ref-jorgensen_drosophila_2019"/>
     <w:p>
       <w:pPr>
         <w:pStyle w:val="Bibliography"/>
@@ -11297,7 +11240,7 @@
       <w:r>
         <w:t xml:space="preserve"> </w:t>
       </w:r>
-      <w:hyperlink r:id="rId87">
+      <w:hyperlink r:id="rId81">
         <w:r>
           <w:rPr>
             <w:rStyle w:val="Hyperlink"/>
@@ -11346,8 +11289,8 @@
         <w:t xml:space="preserve">, 33, 629–642.</w:t>
       </w:r>
     </w:p>
-    <w:bookmarkEnd w:id="88"/>
-    <w:bookmarkStart w:id="90" w:name="ref-jorgensen_unifying_2021"/>
+    <w:bookmarkEnd w:id="82"/>
+    <w:bookmarkStart w:id="84" w:name="ref-jorgensen_unifying_2021"/>
     <w:p>
       <w:pPr>
         <w:pStyle w:val="Bibliography"/>
@@ -11358,7 +11301,7 @@
       <w:r>
         <w:t xml:space="preserve"> </w:t>
       </w:r>
-      <w:hyperlink r:id="rId89">
+      <w:hyperlink r:id="rId83">
         <w:r>
           <w:rPr>
             <w:rStyle w:val="Hyperlink"/>
@@ -11383,8 +11326,8 @@
         <w:t xml:space="preserve">, 11, 12840.</w:t>
       </w:r>
     </w:p>
-    <w:bookmarkEnd w:id="90"/>
-    <w:bookmarkStart w:id="92" w:name="ref-jorgensen_nature_2022"/>
+    <w:bookmarkEnd w:id="84"/>
+    <w:bookmarkStart w:id="86" w:name="ref-jorgensen_nature_2022"/>
     <w:p>
       <w:pPr>
         <w:pStyle w:val="Bibliography"/>
@@ -11395,7 +11338,7 @@
       <w:r>
         <w:t xml:space="preserve"> </w:t>
       </w:r>
-      <w:hyperlink r:id="rId91">
+      <w:hyperlink r:id="rId85">
         <w:r>
           <w:rPr>
             <w:rStyle w:val="Hyperlink"/>
@@ -11420,8 +11363,8 @@
         <w:t xml:space="preserve">, 611, 93–98.</w:t>
       </w:r>
     </w:p>
-    <w:bookmarkEnd w:id="92"/>
-    <w:bookmarkStart w:id="94" w:name="ref-kingsolver_umbanhowar_2018"/>
+    <w:bookmarkEnd w:id="86"/>
+    <w:bookmarkStart w:id="88" w:name="ref-kingsolver_umbanhowar_2018"/>
     <w:p>
       <w:pPr>
         <w:pStyle w:val="Bibliography"/>
@@ -11432,7 +11375,7 @@
       <w:r>
         <w:t xml:space="preserve"> </w:t>
       </w:r>
-      <w:hyperlink r:id="rId93">
+      <w:hyperlink r:id="rId87">
         <w:r>
           <w:rPr>
             <w:rStyle w:val="Hyperlink"/>
@@ -11457,8 +11400,8 @@
         <w:t xml:space="preserve">, 221, jeb167858.</w:t>
       </w:r>
     </w:p>
-    <w:bookmarkEnd w:id="94"/>
-    <w:bookmarkStart w:id="96" w:name="ref-li2023"/>
+    <w:bookmarkEnd w:id="88"/>
+    <w:bookmarkStart w:id="90" w:name="ref-li2023"/>
     <w:p>
       <w:pPr>
         <w:pStyle w:val="Bibliography"/>
@@ -11482,7 +11425,7 @@
       <w:r>
         <w:t xml:space="preserve"> </w:t>
       </w:r>
-      <w:hyperlink r:id="rId95">
+      <w:hyperlink r:id="rId89">
         <w:r>
           <w:rPr>
             <w:rStyle w:val="Hyperlink"/>
@@ -11507,8 +11450,8 @@
         <w:t xml:space="preserve">, 114, 103583.</w:t>
       </w:r>
     </w:p>
-    <w:bookmarkEnd w:id="96"/>
-    <w:bookmarkStart w:id="98" w:name="ref-nakagawa_santos_2012"/>
+    <w:bookmarkEnd w:id="90"/>
+    <w:bookmarkStart w:id="92" w:name="ref-nakagawa_santos_2012"/>
     <w:p>
       <w:pPr>
         <w:pStyle w:val="Bibliography"/>
@@ -11519,7 +11462,7 @@
       <w:r>
         <w:t xml:space="preserve"> </w:t>
       </w:r>
-      <w:hyperlink r:id="rId97">
+      <w:hyperlink r:id="rId91">
         <w:r>
           <w:rPr>
             <w:rStyle w:val="Hyperlink"/>
@@ -11544,8 +11487,8 @@
         <w:t xml:space="preserve">, 26, 1253–1274.</w:t>
       </w:r>
     </w:p>
-    <w:bookmarkEnd w:id="98"/>
-    <w:bookmarkStart w:id="100" w:name="ref-nielsen_nlmm_2004"/>
+    <w:bookmarkEnd w:id="92"/>
+    <w:bookmarkStart w:id="94" w:name="ref-nielsen_nlmm_2004"/>
     <w:p>
       <w:pPr>
         <w:pStyle w:val="Bibliography"/>
@@ -11556,7 +11499,7 @@
       <w:r>
         <w:t xml:space="preserve"> </w:t>
       </w:r>
-      <w:hyperlink r:id="rId99">
+      <w:hyperlink r:id="rId93">
         <w:r>
           <w:rPr>
             <w:rStyle w:val="Hyperlink"/>
@@ -11581,8 +11524,8 @@
         <w:t xml:space="preserve">, 18, 30–37.</w:t>
       </w:r>
     </w:p>
-    <w:bookmarkEnd w:id="100"/>
-    <w:bookmarkStart w:id="102" w:name="ref-noble2026"/>
+    <w:bookmarkEnd w:id="94"/>
+    <w:bookmarkStart w:id="96" w:name="ref-noble2026"/>
     <w:p>
       <w:pPr>
         <w:pStyle w:val="Bibliography"/>
@@ -11606,7 +11549,7 @@
       <w:r>
         <w:t xml:space="preserve"> </w:t>
       </w:r>
-      <w:hyperlink r:id="rId101">
+      <w:hyperlink r:id="rId95">
         <w:r>
           <w:rPr>
             <w:rStyle w:val="Hyperlink"/>
@@ -11631,8 +11574,8 @@
         <w:t xml:space="preserve">.</w:t>
       </w:r>
     </w:p>
-    <w:bookmarkEnd w:id="102"/>
-    <w:bookmarkStart w:id="104" w:name="ref-orsted_finding_2022"/>
+    <w:bookmarkEnd w:id="96"/>
+    <w:bookmarkStart w:id="98" w:name="ref-orsted_finding_2022"/>
     <w:p>
       <w:pPr>
         <w:pStyle w:val="Bibliography"/>
@@ -11643,7 +11586,7 @@
       <w:r>
         <w:t xml:space="preserve"> </w:t>
       </w:r>
-      <w:hyperlink r:id="rId103">
+      <w:hyperlink r:id="rId97">
         <w:r>
           <w:rPr>
             <w:rStyle w:val="Hyperlink"/>
@@ -11692,8 +11635,8 @@
         <w:t xml:space="preserve">, 225, jeb244514.</w:t>
       </w:r>
     </w:p>
-    <w:bookmarkEnd w:id="104"/>
-    <w:bookmarkStart w:id="106" w:name="ref-orsted_suzukii_2024"/>
+    <w:bookmarkEnd w:id="98"/>
+    <w:bookmarkStart w:id="100" w:name="ref-orsted_suzukii_2024"/>
     <w:p>
       <w:pPr>
         <w:pStyle w:val="Bibliography"/>
@@ -11704,7 +11647,7 @@
       <w:r>
         <w:t xml:space="preserve"> </w:t>
       </w:r>
-      <w:hyperlink r:id="rId105">
+      <w:hyperlink r:id="rId99">
         <w:r>
           <w:rPr>
             <w:rStyle w:val="Hyperlink"/>
@@ -11753,8 +11696,8 @@
         <w:t xml:space="preserve">, 27, e14421.</w:t>
       </w:r>
     </w:p>
-    <w:bookmarkEnd w:id="106"/>
-    <w:bookmarkStart w:id="108" w:name="ref-pinsky_marine_2019"/>
+    <w:bookmarkEnd w:id="100"/>
+    <w:bookmarkStart w:id="102" w:name="ref-pinsky_marine_2019"/>
     <w:p>
       <w:pPr>
         <w:pStyle w:val="Bibliography"/>
@@ -11765,7 +11708,7 @@
       <w:r>
         <w:t xml:space="preserve"> </w:t>
       </w:r>
-      <w:hyperlink r:id="rId107">
+      <w:hyperlink r:id="rId101">
         <w:r>
           <w:rPr>
             <w:rStyle w:val="Hyperlink"/>
@@ -11790,8 +11733,8 @@
         <w:t xml:space="preserve">, 569, 108–111.</w:t>
       </w:r>
     </w:p>
-    <w:bookmarkEnd w:id="108"/>
-    <w:bookmarkStart w:id="110" w:name="ref-pottier_amphibians_2025"/>
+    <w:bookmarkEnd w:id="102"/>
+    <w:bookmarkStart w:id="104" w:name="ref-pottier_amphibians_2025"/>
     <w:p>
       <w:pPr>
         <w:pStyle w:val="Bibliography"/>
@@ -11815,7 +11758,7 @@
       <w:r>
         <w:t xml:space="preserve"> </w:t>
       </w:r>
-      <w:hyperlink r:id="rId109">
+      <w:hyperlink r:id="rId103">
         <w:r>
           <w:rPr>
             <w:rStyle w:val="Hyperlink"/>
@@ -11840,8 +11783,8 @@
         <w:t xml:space="preserve">, 639, 954–961.</w:t>
       </w:r>
     </w:p>
-    <w:bookmarkEnd w:id="110"/>
-    <w:bookmarkStart w:id="112" w:name="ref-rezende_drosophila_mortality_2020"/>
+    <w:bookmarkEnd w:id="104"/>
+    <w:bookmarkStart w:id="106" w:name="ref-rezende_drosophila_mortality_2020"/>
     <w:p>
       <w:pPr>
         <w:pStyle w:val="Bibliography"/>
@@ -11852,7 +11795,7 @@
       <w:r>
         <w:t xml:space="preserve"> </w:t>
       </w:r>
-      <w:hyperlink r:id="rId111">
+      <w:hyperlink r:id="rId105">
         <w:r>
           <w:rPr>
             <w:rStyle w:val="Hyperlink"/>
@@ -11901,8 +11844,8 @@
         <w:t xml:space="preserve">, 369, 1242–1245.</w:t>
       </w:r>
     </w:p>
-    <w:bookmarkEnd w:id="112"/>
-    <w:bookmarkStart w:id="114" w:name="ref-rezende_landscapes_2014"/>
+    <w:bookmarkEnd w:id="106"/>
+    <w:bookmarkStart w:id="108" w:name="ref-rezende_landscapes_2014"/>
     <w:p>
       <w:pPr>
         <w:pStyle w:val="Bibliography"/>
@@ -11913,7 +11856,7 @@
       <w:r>
         <w:t xml:space="preserve"> </w:t>
       </w:r>
-      <w:hyperlink r:id="rId113">
+      <w:hyperlink r:id="rId107">
         <w:r>
           <w:rPr>
             <w:rStyle w:val="Hyperlink"/>
@@ -11938,8 +11881,8 @@
         <w:t xml:space="preserve">, 28, 799–809.</w:t>
       </w:r>
     </w:p>
-    <w:bookmarkEnd w:id="114"/>
-    <w:bookmarkStart w:id="116" w:name="ref-ritz_ecotox_2010"/>
+    <w:bookmarkEnd w:id="108"/>
+    <w:bookmarkStart w:id="110" w:name="ref-ritz_ecotox_2010"/>
     <w:p>
       <w:pPr>
         <w:pStyle w:val="Bibliography"/>
@@ -11950,7 +11893,7 @@
       <w:r>
         <w:t xml:space="preserve"> </w:t>
       </w:r>
-      <w:hyperlink r:id="rId115">
+      <w:hyperlink r:id="rId109">
         <w:r>
           <w:rPr>
             <w:rStyle w:val="Hyperlink"/>
@@ -11975,8 +11918,8 @@
         <w:t xml:space="preserve">, 29, 220–229.</w:t>
       </w:r>
     </w:p>
-    <w:bookmarkEnd w:id="116"/>
-    <w:bookmarkStart w:id="118" w:name="ref-ritz_drc_2015"/>
+    <w:bookmarkEnd w:id="110"/>
+    <w:bookmarkStart w:id="112" w:name="ref-ritz_drc_2015"/>
     <w:p>
       <w:pPr>
         <w:pStyle w:val="Bibliography"/>
@@ -11987,7 +11930,7 @@
       <w:r>
         <w:t xml:space="preserve"> </w:t>
       </w:r>
-      <w:hyperlink r:id="rId117">
+      <w:hyperlink r:id="rId111">
         <w:r>
           <w:rPr>
             <w:rStyle w:val="Hyperlink"/>
@@ -12024,8 +11967,8 @@
         <w:t xml:space="preserve">, 10, e0146021.</w:t>
       </w:r>
     </w:p>
-    <w:bookmarkEnd w:id="118"/>
-    <w:bookmarkStart w:id="120" w:name="ref-ritz_streibig_2008"/>
+    <w:bookmarkEnd w:id="112"/>
+    <w:bookmarkStart w:id="114" w:name="ref-ritz_streibig_2008"/>
     <w:p>
       <w:pPr>
         <w:pStyle w:val="Bibliography"/>
@@ -12036,7 +11979,7 @@
       <w:r>
         <w:t xml:space="preserve"> </w:t>
       </w:r>
-      <w:hyperlink r:id="rId119">
+      <w:hyperlink r:id="rId113">
         <w:r>
           <w:rPr>
             <w:rStyle w:val="Hyperlink"/>
@@ -12066,8 +12009,8 @@
         <w:t xml:space="preserve">. Springer-Verlag, New York.</w:t>
       </w:r>
     </w:p>
-    <w:bookmarkEnd w:id="120"/>
-    <w:bookmarkStart w:id="122" w:name="ref-rudemo_random_1989"/>
+    <w:bookmarkEnd w:id="114"/>
+    <w:bookmarkStart w:id="116" w:name="ref-rudemo_random_1989"/>
     <w:p>
       <w:pPr>
         <w:pStyle w:val="Bibliography"/>
@@ -12078,7 +12021,7 @@
       <w:r>
         <w:t xml:space="preserve"> </w:t>
       </w:r>
-      <w:hyperlink r:id="rId121">
+      <w:hyperlink r:id="rId115">
         <w:r>
           <w:rPr>
             <w:rStyle w:val="Hyperlink"/>
@@ -12103,8 +12046,8 @@
         <w:t xml:space="preserve">, 45, 349–362.</w:t>
       </w:r>
     </w:p>
-    <w:bookmarkEnd w:id="122"/>
-    <w:bookmarkStart w:id="124" w:name="ref-schielzeth_centering_2010"/>
+    <w:bookmarkEnd w:id="116"/>
+    <w:bookmarkStart w:id="118" w:name="ref-schielzeth_centering_2010"/>
     <w:p>
       <w:pPr>
         <w:pStyle w:val="Bibliography"/>
@@ -12115,7 +12058,7 @@
       <w:r>
         <w:t xml:space="preserve"> </w:t>
       </w:r>
-      <w:hyperlink r:id="rId123">
+      <w:hyperlink r:id="rId117">
         <w:r>
           <w:rPr>
             <w:rStyle w:val="Hyperlink"/>
@@ -12140,8 +12083,8 @@
         <w:t xml:space="preserve">, 1, 103–113.</w:t>
       </w:r>
     </w:p>
-    <w:bookmarkEnd w:id="124"/>
-    <w:bookmarkStart w:id="126" w:name="ref-smale_marine_2019"/>
+    <w:bookmarkEnd w:id="118"/>
+    <w:bookmarkStart w:id="120" w:name="ref-smale_marine_2019"/>
     <w:p>
       <w:pPr>
         <w:pStyle w:val="Bibliography"/>
@@ -12165,7 +12108,7 @@
       <w:r>
         <w:t xml:space="preserve"> </w:t>
       </w:r>
-      <w:hyperlink r:id="rId125">
+      <w:hyperlink r:id="rId119">
         <w:r>
           <w:rPr>
             <w:rStyle w:val="Hyperlink"/>
@@ -12190,8 +12133,8 @@
         <w:t xml:space="preserve">, 9, 306–312.</w:t>
       </w:r>
     </w:p>
-    <w:bookmarkEnd w:id="126"/>
-    <w:bookmarkStart w:id="128" w:name="ref-snook_fertility_2026"/>
+    <w:bookmarkEnd w:id="120"/>
+    <w:bookmarkStart w:id="122" w:name="ref-snook_fertility_2026"/>
     <w:p>
       <w:pPr>
         <w:pStyle w:val="Bibliography"/>
@@ -12202,7 +12145,7 @@
       <w:r>
         <w:t xml:space="preserve"> </w:t>
       </w:r>
-      <w:hyperlink r:id="rId127">
+      <w:hyperlink r:id="rId121">
         <w:r>
           <w:rPr>
             <w:rStyle w:val="Hyperlink"/>
@@ -12227,8 +12170,8 @@
         <w:t xml:space="preserve">, 2, 225–241.</w:t>
       </w:r>
     </w:p>
-    <w:bookmarkEnd w:id="128"/>
-    <w:bookmarkStart w:id="130" w:name="ref-sunday_global_2011"/>
+    <w:bookmarkEnd w:id="122"/>
+    <w:bookmarkStart w:id="124" w:name="ref-sunday_global_2011"/>
     <w:p>
       <w:pPr>
         <w:pStyle w:val="Bibliography"/>
@@ -12239,7 +12182,7 @@
       <w:r>
         <w:t xml:space="preserve"> </w:t>
       </w:r>
-      <w:hyperlink r:id="rId129">
+      <w:hyperlink r:id="rId123">
         <w:r>
           <w:rPr>
             <w:rStyle w:val="Hyperlink"/>
@@ -12264,8 +12207,8 @@
         <w:t xml:space="preserve">, 278, 1823–1830.</w:t>
       </w:r>
     </w:p>
-    <w:bookmarkEnd w:id="130"/>
-    <w:bookmarkStart w:id="132" w:name="ref-sunday_redistribution_2012"/>
+    <w:bookmarkEnd w:id="124"/>
+    <w:bookmarkStart w:id="126" w:name="ref-sunday_redistribution_2012"/>
     <w:p>
       <w:pPr>
         <w:pStyle w:val="Bibliography"/>
@@ -12276,7 +12219,7 @@
       <w:r>
         <w:t xml:space="preserve"> </w:t>
       </w:r>
-      <w:hyperlink r:id="rId131">
+      <w:hyperlink r:id="rId125">
         <w:r>
           <w:rPr>
             <w:rStyle w:val="Hyperlink"/>
@@ -12301,8 +12244,8 @@
         <w:t xml:space="preserve">, 2, 686–690.</w:t>
       </w:r>
     </w:p>
-    <w:bookmarkEnd w:id="132"/>
-    <w:bookmarkStart w:id="134" w:name="ref-truebano2018"/>
+    <w:bookmarkEnd w:id="126"/>
+    <w:bookmarkStart w:id="128" w:name="ref-truebano2018"/>
     <w:p>
       <w:pPr>
         <w:pStyle w:val="Bibliography"/>
@@ -12313,7 +12256,7 @@
       <w:r>
         <w:t xml:space="preserve"> </w:t>
       </w:r>
-      <w:hyperlink r:id="rId133">
+      <w:hyperlink r:id="rId127">
         <w:r>
           <w:rPr>
             <w:rStyle w:val="Hyperlink"/>
@@ -12338,8 +12281,8 @@
         <w:t xml:space="preserve">, 221, jeb171629.</w:t>
       </w:r>
     </w:p>
-    <w:bookmarkEnd w:id="134"/>
-    <w:bookmarkStart w:id="136" w:name="ref-villeneuve_dynamic_2024"/>
+    <w:bookmarkEnd w:id="128"/>
+    <w:bookmarkStart w:id="130" w:name="ref-villeneuve_dynamic_2024"/>
     <w:p>
       <w:pPr>
         <w:pStyle w:val="Bibliography"/>
@@ -12350,7 +12293,7 @@
       <w:r>
         <w:t xml:space="preserve"> </w:t>
       </w:r>
-      <w:hyperlink r:id="rId135">
+      <w:hyperlink r:id="rId129">
         <w:r>
           <w:rPr>
             <w:rStyle w:val="Hyperlink"/>
@@ -12375,8 +12318,8 @@
         <w:t xml:space="preserve">, 94, 1515–1527.</w:t>
       </w:r>
     </w:p>
-    <w:bookmarkEnd w:id="136"/>
-    <w:bookmarkStart w:id="138" w:name="ref-wiens_localextinctions_2016"/>
+    <w:bookmarkEnd w:id="130"/>
+    <w:bookmarkStart w:id="132" w:name="ref-wiens_localextinctions_2016"/>
     <w:p>
       <w:pPr>
         <w:pStyle w:val="Bibliography"/>
@@ -12387,7 +12330,7 @@
       <w:r>
         <w:t xml:space="preserve"> </w:t>
       </w:r>
-      <w:hyperlink r:id="rId137">
+      <w:hyperlink r:id="rId131">
         <w:r>
           <w:rPr>
             <w:rStyle w:val="Hyperlink"/>
@@ -12412,16 +12355,16 @@
         <w:t xml:space="preserve">, 14, e2001104.</w:t>
       </w:r>
     </w:p>
-    <w:bookmarkEnd w:id="138"/>
-    <w:bookmarkEnd w:id="139"/>
-    <w:bookmarkEnd w:id="140"/>
-    <w:bookmarkStart w:id="141" w:name="X0a6b9f6e1b4d87c3bcd816dd30505d2c7e986ca"/>
+    <w:bookmarkEnd w:id="132"/>
+    <w:bookmarkEnd w:id="133"/>
+    <w:bookmarkEnd w:id="134"/>
+    <w:bookmarkStart w:id="135" w:name="X0a6b9f6e1b4d87c3bcd816dd30505d2c7e986ca"/>
     <w:p>
       <w:pPr>
         <w:pStyle w:val="Heading1"/>
       </w:pPr>
       <w:r>
-        <w:t xml:space="preserve">14. Supplementary information for: A flexible modelling framework for estimating thermal sensitivity across life</w:t>
+        <w:t xml:space="preserve">13. Supplementary information for: A flexible modelling framework for estimating thermal sensitivity across life</w:t>
       </w:r>
     </w:p>
     <w:p>
@@ -12476,14 +12419,14 @@
         <w:br/>
       </w:r>
     </w:p>
-    <w:bookmarkEnd w:id="141"/>
-    <w:bookmarkStart w:id="197" w:name="a-tutorial-with-simulations"/>
+    <w:bookmarkEnd w:id="135"/>
+    <w:bookmarkStart w:id="206" w:name="a-tutorial-with-simulations"/>
     <w:p>
       <w:pPr>
         <w:pStyle w:val="Heading1"/>
       </w:pPr>
       <w:r>
-        <w:t xml:space="preserve">15. </w:t>
+        <w:t xml:space="preserve">14. </w:t>
       </w:r>
       <w:r>
         <w:rPr>
@@ -12556,13 +12499,13 @@
         <w:t xml:space="preserve">from the single joint model, yet provide substantial downstream benefits in terms of propagating uncertainty and giving more flexibility. We then complement the simulation with a few case studies which walk through real data that is presented within the main manuscript in other sections.</w:t>
       </w:r>
     </w:p>
-    <w:bookmarkStart w:id="150" w:name="simulating-data"/>
+    <w:bookmarkStart w:id="144" w:name="simulating-data"/>
     <w:p>
       <w:pPr>
         <w:pStyle w:val="Heading3"/>
       </w:pPr>
       <w:r>
-        <w:t xml:space="preserve">15.0.1</w:t>
+        <w:t xml:space="preserve">14.0.1</w:t>
       </w:r>
       <w:r>
         <w:t xml:space="preserve"> </w:t>
@@ -12575,13 +12518,13 @@
         <w:t xml:space="preserve">Simulating Data</w:t>
       </w:r>
     </w:p>
-    <w:bookmarkStart w:id="142" w:name="sec-sim-step1"/>
+    <w:bookmarkStart w:id="136" w:name="sec-sim-step1"/>
     <w:p>
       <w:pPr>
         <w:pStyle w:val="Heading4"/>
       </w:pPr>
       <w:r>
-        <w:t xml:space="preserve">15.0.1.1 Step 1 — Setting up parameters</w:t>
+        <w:t xml:space="preserve">14.0.1.1 Step 1 — Setting up parameters</w:t>
       </w:r>
     </w:p>
     <w:p>
@@ -13776,14 +13719,14 @@
         <w:t xml:space="preserve">m_beta1</w:t>
       </w:r>
     </w:p>
-    <w:bookmarkEnd w:id="142"/>
-    <w:bookmarkStart w:id="143" w:name="sec-sim-step2"/>
+    <w:bookmarkEnd w:id="136"/>
+    <w:bookmarkStart w:id="137" w:name="sec-sim-step2"/>
     <w:p>
       <w:pPr>
         <w:pStyle w:val="Heading4"/>
       </w:pPr>
       <w:r>
-        <w:t xml:space="preserve">15.0.1.2 Step 2 — Simulated study design</w:t>
+        <w:t xml:space="preserve">14.0.1.2 Step 2 — Simulated study design</w:t>
       </w:r>
     </w:p>
     <w:p>
@@ -14603,14 +14546,14 @@
         <w:t xml:space="preserve">  )</w:t>
       </w:r>
     </w:p>
-    <w:bookmarkEnd w:id="143"/>
-    <w:bookmarkStart w:id="148" w:name="sec-sim-step3"/>
+    <w:bookmarkEnd w:id="137"/>
+    <w:bookmarkStart w:id="142" w:name="sec-sim-step3"/>
     <w:p>
       <w:pPr>
         <w:pStyle w:val="Heading4"/>
       </w:pPr>
       <w:r>
-        <w:t xml:space="preserve">15.0.1.3 Step 3 — Look at the truth before simulating</w:t>
+        <w:t xml:space="preserve">14.0.1.3 Step 3 — Look at the truth before simulating</w:t>
       </w:r>
     </w:p>
     <w:p>
@@ -14687,7 +14630,7 @@
       <w:tr>
         <w:tc>
           <w:tcPr/>
-          <w:bookmarkStart w:id="147" w:name="suppfig-true-surface"/>
+          <w:bookmarkStart w:id="141" w:name="suppfig-true-surface"/>
           <w:p>
             <w:pPr>
               <w:jc w:val="center"/>
@@ -14697,18 +14640,18 @@
                 <wp:inline>
                   <wp:extent cx="5943600" cy="3396342"/>
                   <wp:effectExtent b="0" l="0" r="0" t="0"/>
-                  <wp:docPr descr="" title="" id="145" name="Picture"/>
+                  <wp:docPr descr="" title="" id="139" name="Picture"/>
                   <a:graphic>
                     <a:graphicData uri="http://schemas.openxmlformats.org/drawingml/2006/picture">
                       <pic:pic>
                         <pic:nvPicPr>
-                          <pic:cNvPr descr="ms/supplement_files/figure-docx/plot-true-surface-1.png" id="146" name="Picture"/>
+                          <pic:cNvPr descr="ms/supplement_files/figure-docx/plot-true-surface-1.png" id="140" name="Picture"/>
                           <pic:cNvPicPr>
                             <a:picLocks noChangeArrowheads="1" noChangeAspect="1"/>
                           </pic:cNvPicPr>
                         </pic:nvPicPr>
                         <pic:blipFill>
-                          <a:blip r:embed="rId144"/>
+                          <a:blip r:embed="rId138"/>
                           <a:stretch>
                             <a:fillRect/>
                           </a:stretch>
@@ -14748,7 +14691,7 @@
               <w:t xml:space="preserve">Figure S1: The known 4PL dose-response surface used to generate the simulated data, evaluated on a dense time grid at each of the five assay temperatures. The horizontal line marks 50% survival; where each curve crosses it gives the true LT50 at that temperature.</w:t>
             </w:r>
           </w:p>
-          <w:bookmarkEnd w:id="147"/>
+          <w:bookmarkEnd w:id="141"/>
         </w:tc>
       </w:tr>
     </w:tbl>
@@ -14783,14 +14726,14 @@
         <w:t xml:space="preserve">encodes.</w:t>
       </w:r>
     </w:p>
-    <w:bookmarkEnd w:id="148"/>
-    <w:bookmarkStart w:id="149" w:name="sec-sim-step4"/>
+    <w:bookmarkEnd w:id="142"/>
+    <w:bookmarkStart w:id="143" w:name="sec-sim-step4"/>
     <w:p>
       <w:pPr>
         <w:pStyle w:val="Heading4"/>
       </w:pPr>
       <w:r>
-        <w:t xml:space="preserve">15.0.1.4 Step 4 — Generate noisy data: binomial and beta-binomial</w:t>
+        <w:t xml:space="preserve">14.0.1.4 Step 4 — Generate noisy data: binomial and beta-binomial</w:t>
       </w:r>
     </w:p>
     <w:p>
@@ -15336,15 +15279,15 @@
         <w:t xml:space="preserve">  )</w:t>
       </w:r>
     </w:p>
-    <w:bookmarkEnd w:id="149"/>
-    <w:bookmarkEnd w:id="150"/>
-    <w:bookmarkStart w:id="161" w:name="sec-twostage"/>
+    <w:bookmarkEnd w:id="143"/>
+    <w:bookmarkEnd w:id="144"/>
+    <w:bookmarkStart w:id="155" w:name="sec-twostage"/>
     <w:p>
       <w:pPr>
         <w:pStyle w:val="Heading3"/>
       </w:pPr>
       <w:r>
-        <w:t xml:space="preserve">15.0.2</w:t>
+        <w:t xml:space="preserve">14.0.2</w:t>
       </w:r>
       <w:r>
         <w:t xml:space="preserve"> </w:t>
@@ -15699,13 +15642,13 @@
         <w:t xml:space="preserve">from the fitted line.</w:t>
       </w:r>
     </w:p>
-    <w:bookmarkStart w:id="152" w:name="sec-twostage-step1"/>
+    <w:bookmarkStart w:id="146" w:name="sec-twostage-step1"/>
     <w:p>
       <w:pPr>
         <w:pStyle w:val="Heading4"/>
       </w:pPr>
       <w:r>
-        <w:t xml:space="preserve">15.0.2.1 Stage 1 — Dose-response curves at each temperature</w:t>
+        <w:t xml:space="preserve">14.0.2.1 Stage 1 — Dose-response curves at each temperature</w:t>
       </w:r>
     </w:p>
     <w:p>
@@ -16292,7 +16235,7 @@
       <w:tr>
         <w:tc>
           <w:tcPr/>
-          <w:bookmarkStart w:id="151" w:name="supptbl-stage1-lt50"/>
+          <w:bookmarkStart w:id="145" w:name="supptbl-stage1-lt50"/>
           <w:p>
             <w:pPr>
               <w:jc w:val="center"/>
@@ -17670,7 +17613,7 @@
               </w:tc>
             </w:tr>
           </w:tbl>
-          <w:bookmarkEnd w:id="151"/>
+          <w:bookmarkEnd w:id="145"/>
         </w:tc>
       </w:tr>
     </w:tbl>
@@ -17682,14 +17625,14 @@
         <w:t xml:space="preserve">With the simulation’s true asymptotes near 0 and 1, the 2PL’s forced-asymptote constraint introduces negligible bias here, so each Stage-1 estimate sits close to the simulation truth.</w:t>
       </w:r>
     </w:p>
-    <w:bookmarkEnd w:id="152"/>
-    <w:bookmarkStart w:id="160" w:name="sec-twostage-step2"/>
+    <w:bookmarkEnd w:id="146"/>
+    <w:bookmarkStart w:id="154" w:name="sec-twostage-step2"/>
     <w:p>
       <w:pPr>
         <w:pStyle w:val="Heading4"/>
       </w:pPr>
       <w:r>
-        <w:t xml:space="preserve">15.0.2.2 Stage 2 — log-linear TDT regression</w:t>
+        <w:t xml:space="preserve">14.0.2.2 Stage 2 — log-linear TDT regression</w:t>
       </w:r>
     </w:p>
     <w:p>
@@ -18598,7 +18541,7 @@
       <w:tr>
         <w:tc>
           <w:tcPr/>
-          <w:bookmarkStart w:id="156" w:name="suppfig-stage2-regression"/>
+          <w:bookmarkStart w:id="150" w:name="suppfig-stage2-regression"/>
           <w:p>
             <w:pPr>
               <w:jc w:val="center"/>
@@ -18608,18 +18551,18 @@
                 <wp:inline>
                   <wp:extent cx="5943600" cy="3820885"/>
                   <wp:effectExtent b="0" l="0" r="0" t="0"/>
-                  <wp:docPr descr="" title="" id="154" name="Picture"/>
+                  <wp:docPr descr="" title="" id="148" name="Picture"/>
                   <a:graphic>
                     <a:graphicData uri="http://schemas.openxmlformats.org/drawingml/2006/picture">
                       <pic:pic>
                         <pic:nvPicPr>
-                          <pic:cNvPr descr="ms/supplement_files/figure-docx/plot-stage2-regression-1.png" id="155" name="Picture"/>
+                          <pic:cNvPr descr="ms/supplement_files/figure-docx/plot-stage2-regression-1.png" id="149" name="Picture"/>
                           <pic:cNvPicPr>
                             <a:picLocks noChangeArrowheads="1" noChangeAspect="1"/>
                           </pic:cNvPicPr>
                         </pic:nvPicPr>
                         <pic:blipFill>
-                          <a:blip r:embed="rId153"/>
+                          <a:blip r:embed="rId147"/>
                           <a:stretch>
                             <a:fillRect/>
                           </a:stretch>
@@ -18832,7 +18775,7 @@
               <w:t xml:space="preserve">visually.</w:t>
             </w:r>
           </w:p>
-          <w:bookmarkEnd w:id="156"/>
+          <w:bookmarkEnd w:id="150"/>
         </w:tc>
       </w:tr>
     </w:tbl>
@@ -18971,18 +18914,18 @@
                 <wp:inline>
                   <wp:extent cx="152400" cy="152400"/>
                   <wp:effectExtent b="0" l="0" r="0" t="0"/>
-                  <wp:docPr descr="" title="" id="158" name="Picture"/>
+                  <wp:docPr descr="" title="" id="152" name="Picture"/>
                   <a:graphic>
                     <a:graphicData uri="http://schemas.openxmlformats.org/drawingml/2006/picture">
                       <pic:pic>
                         <pic:nvPicPr>
-                          <pic:cNvPr descr="/Applications/quarto/share/formats/docx/important.png" id="159" name="Picture"/>
+                          <pic:cNvPr descr="/Applications/quarto/share/formats/docx/important.png" id="153" name="Picture"/>
                           <pic:cNvPicPr>
                             <a:picLocks noChangeArrowheads="1" noChangeAspect="1"/>
                           </pic:cNvPicPr>
                         </pic:nvPicPr>
                         <pic:blipFill>
-                          <a:blip r:embed="rId157"/>
+                          <a:blip r:embed="rId151"/>
                           <a:stretch>
                             <a:fillRect/>
                           </a:stretch>
@@ -19045,15 +18988,15 @@
         </w:tc>
       </w:tr>
     </w:tbl>
-    <w:bookmarkEnd w:id="160"/>
-    <w:bookmarkEnd w:id="161"/>
-    <w:bookmarkStart w:id="174" w:name="sec-joint"/>
+    <w:bookmarkEnd w:id="154"/>
+    <w:bookmarkEnd w:id="155"/>
+    <w:bookmarkStart w:id="168" w:name="sec-joint"/>
     <w:p>
       <w:pPr>
         <w:pStyle w:val="Heading3"/>
       </w:pPr>
       <w:r>
-        <w:t xml:space="preserve">15.0.3</w:t>
+        <w:t xml:space="preserve">14.0.3</w:t>
       </w:r>
       <w:r>
         <w:t xml:space="preserve"> </w:t>
@@ -19217,13 +19160,13 @@
         <w:t xml:space="preserve">from the posterior, in one model rather than two.</w:t>
       </w:r>
     </w:p>
-    <w:bookmarkStart w:id="166" w:name="sec-joint-spec"/>
+    <w:bookmarkStart w:id="160" w:name="sec-joint-spec"/>
     <w:p>
       <w:pPr>
         <w:pStyle w:val="Heading4"/>
       </w:pPr>
       <w:r>
-        <w:t xml:space="preserve">15.0.3.1 Specifying the 4PL in</w:t>
+        <w:t xml:space="preserve">14.0.3.1 Specifying the 4PL in</w:t>
       </w:r>
       <w:r>
         <w:t xml:space="preserve"> </w:t>
@@ -19273,7 +19216,7 @@
       <w:pPr>
         <w:pStyle w:val="BodyText"/>
       </w:pPr>
-      <w:bookmarkStart w:id="162" w:name="eq-supp-4pl"/>
+      <w:bookmarkStart w:id="156" w:name="eq-supp-4pl"/>
       <m:oMathPara>
         <m:oMathParaPr>
           <m:jc m:val="center"/>
@@ -19471,7 +19414,7 @@
           </m:d>
         </m:oMath>
       </m:oMathPara>
-      <w:bookmarkEnd w:id="162"/>
+      <w:bookmarkEnd w:id="156"/>
     </w:p>
     <w:p>
       <w:pPr>
@@ -19646,7 +19589,7 @@
       <w:pPr>
         <w:pStyle w:val="BodyText"/>
       </w:pPr>
-      <w:bookmarkStart w:id="163" w:name="eq-supp-mid-temp"/>
+      <w:bookmarkStart w:id="157" w:name="eq-supp-mid-temp"/>
       <m:oMathPara>
         <m:oMathParaPr>
           <m:jc m:val="center"/>
@@ -19781,7 +19724,7 @@
           </m:d>
         </m:oMath>
       </m:oMathPara>
-      <w:bookmarkEnd w:id="163"/>
+      <w:bookmarkEnd w:id="157"/>
     </w:p>
     <w:p>
       <w:pPr>
@@ -21278,18 +21221,18 @@
                 <wp:inline>
                   <wp:extent cx="152400" cy="152400"/>
                   <wp:effectExtent b="0" l="0" r="0" t="0"/>
-                  <wp:docPr descr="" title="" id="164" name="Picture"/>
+                  <wp:docPr descr="" title="" id="158" name="Picture"/>
                   <a:graphic>
                     <a:graphicData uri="http://schemas.openxmlformats.org/drawingml/2006/picture">
                       <pic:pic>
                         <pic:nvPicPr>
-                          <pic:cNvPr descr="/Applications/quarto/share/formats/docx/important.png" id="165" name="Picture"/>
+                          <pic:cNvPr descr="/Applications/quarto/share/formats/docx/important.png" id="159" name="Picture"/>
                           <pic:cNvPicPr>
                             <a:picLocks noChangeArrowheads="1" noChangeAspect="1"/>
                           </pic:cNvPicPr>
                         </pic:nvPicPr>
                         <pic:blipFill>
-                          <a:blip r:embed="rId157"/>
+                          <a:blip r:embed="rId151"/>
                           <a:stretch>
                             <a:fillRect/>
                           </a:stretch>
@@ -21383,7 +21326,7 @@
                 <w:rPr>
                   <w:rStyle w:val="Hyperlink"/>
                 </w:rPr>
-                <w:t xml:space="preserve">Section 15.0.6</w:t>
+                <w:t xml:space="preserve">Section 14.0.6</w:t>
               </w:r>
             </w:hyperlink>
             <w:r>
@@ -21393,14 +21336,14 @@
         </w:tc>
       </w:tr>
     </w:tbl>
-    <w:bookmarkEnd w:id="166"/>
-    <w:bookmarkStart w:id="167" w:name="sec-joint-fit"/>
+    <w:bookmarkEnd w:id="160"/>
+    <w:bookmarkStart w:id="161" w:name="sec-joint-fit"/>
     <w:p>
       <w:pPr>
         <w:pStyle w:val="Heading4"/>
       </w:pPr>
       <w:r>
-        <w:t xml:space="preserve">15.0.3.2 Fitting the model</w:t>
+        <w:t xml:space="preserve">14.0.3.2 Fitting the model</w:t>
       </w:r>
     </w:p>
     <w:p>
@@ -22122,14 +22065,14 @@
         <w:t xml:space="preserve">R2 0.9263016 0.00105021 0.9238746 0.9280369</w:t>
       </w:r>
     </w:p>
-    <w:bookmarkEnd w:id="167"/>
-    <w:bookmarkStart w:id="173" w:name="sec-joint-recovery"/>
+    <w:bookmarkEnd w:id="161"/>
+    <w:bookmarkStart w:id="167" w:name="sec-joint-recovery"/>
     <w:p>
       <w:pPr>
         <w:pStyle w:val="Heading4"/>
       </w:pPr>
       <w:r>
-        <w:t xml:space="preserve">15.0.3.3 Checking parameter recovery</w:t>
+        <w:t xml:space="preserve">14.0.3.3 Checking parameter recovery</w:t>
       </w:r>
     </w:p>
     <w:p>
@@ -22164,7 +22107,7 @@
       <w:tr>
         <w:tc>
           <w:tcPr/>
-          <w:bookmarkStart w:id="168" w:name="supptbl-recovery"/>
+          <w:bookmarkStart w:id="162" w:name="supptbl-recovery"/>
           <w:p>
             <w:pPr>
               <w:jc w:val="center"/>
@@ -24728,7 +24671,7 @@
               </w:tc>
             </w:tr>
           </w:tbl>
-          <w:bookmarkEnd w:id="168"/>
+          <w:bookmarkEnd w:id="162"/>
         </w:tc>
       </w:tr>
     </w:tbl>
@@ -24764,7 +24707,7 @@
       <w:tr>
         <w:tc>
           <w:tcPr/>
-          <w:bookmarkStart w:id="172" w:name="suppfig-recovery-fit"/>
+          <w:bookmarkStart w:id="166" w:name="suppfig-recovery-fit"/>
           <w:p>
             <w:pPr>
               <w:jc w:val="center"/>
@@ -24774,18 +24717,18 @@
                 <wp:inline>
                   <wp:extent cx="5943600" cy="3714750"/>
                   <wp:effectExtent b="0" l="0" r="0" t="0"/>
-                  <wp:docPr descr="" title="" id="170" name="Picture"/>
+                  <wp:docPr descr="" title="" id="164" name="Picture"/>
                   <a:graphic>
                     <a:graphicData uri="http://schemas.openxmlformats.org/drawingml/2006/picture">
                       <pic:pic>
                         <pic:nvPicPr>
-                          <pic:cNvPr descr="ms/supplement_files/figure-docx/plot-recovery-fit-1.png" id="171" name="Picture"/>
+                          <pic:cNvPr descr="ms/supplement_files/figure-docx/plot-recovery-fit-1.png" id="165" name="Picture"/>
                           <pic:cNvPicPr>
                             <a:picLocks noChangeArrowheads="1" noChangeAspect="1"/>
                           </pic:cNvPicPr>
                         </pic:nvPicPr>
                         <pic:blipFill>
-                          <a:blip r:embed="rId169"/>
+                          <a:blip r:embed="rId163"/>
                           <a:stretch>
                             <a:fillRect/>
                           </a:stretch>
@@ -24825,19 +24768,19 @@
               <w:t xml:space="preserve">Figure S3: Posterior fitted 4PL curves (solid lines, with shaded 95% credible bands) overlaid on the simulated binomial data (points). One panel-coloured line per assay temperature. Where the fitted curves track the simulated proportions across all five temperatures, the model has recovered the underlying dose-response surface.</w:t>
             </w:r>
           </w:p>
-          <w:bookmarkEnd w:id="172"/>
+          <w:bookmarkEnd w:id="166"/>
         </w:tc>
       </w:tr>
     </w:tbl>
-    <w:bookmarkEnd w:id="173"/>
-    <w:bookmarkEnd w:id="174"/>
-    <w:bookmarkStart w:id="183" w:name="sec-joint-derive"/>
+    <w:bookmarkEnd w:id="167"/>
+    <w:bookmarkEnd w:id="168"/>
+    <w:bookmarkStart w:id="177" w:name="sec-joint-derive"/>
     <w:p>
       <w:pPr>
         <w:pStyle w:val="Heading3"/>
       </w:pPr>
       <w:r>
-        <w:t xml:space="preserve">15.0.4</w:t>
+        <w:t xml:space="preserve">14.0.4</w:t>
       </w:r>
       <w:r>
         <w:t xml:space="preserve"> </w:t>
@@ -25670,7 +25613,7 @@
       <w:tr>
         <w:tc>
           <w:tcPr/>
-          <w:bookmarkStart w:id="175" w:name="supptbl-tls-recovery"/>
+          <w:bookmarkStart w:id="169" w:name="supptbl-tls-recovery"/>
           <w:p>
             <w:pPr>
               <w:jc w:val="center"/>
@@ -27017,7 +26960,7 @@
               </w:tc>
             </w:tr>
           </w:tbl>
-          <w:bookmarkEnd w:id="175"/>
+          <w:bookmarkEnd w:id="169"/>
         </w:tc>
       </w:tr>
     </w:tbl>
@@ -27042,7 +26985,7 @@
       <w:tr>
         <w:tc>
           <w:tcPr/>
-          <w:bookmarkStart w:id="179" w:name="suppfig-tls-recovery"/>
+          <w:bookmarkStart w:id="173" w:name="suppfig-tls-recovery"/>
           <w:p>
             <w:pPr>
               <w:jc w:val="center"/>
@@ -27052,18 +26995,18 @@
                 <wp:inline>
                   <wp:extent cx="5943600" cy="2971800"/>
                   <wp:effectExtent b="0" l="0" r="0" t="0"/>
-                  <wp:docPr descr="" title="" id="177" name="Picture"/>
+                  <wp:docPr descr="" title="" id="171" name="Picture"/>
                   <a:graphic>
                     <a:graphicData uri="http://schemas.openxmlformats.org/drawingml/2006/picture">
                       <pic:pic>
                         <pic:nvPicPr>
-                          <pic:cNvPr descr="ms/supplement_files/figure-docx/plot-tls-recovery-1.png" id="178" name="Picture"/>
+                          <pic:cNvPr descr="ms/supplement_files/figure-docx/plot-tls-recovery-1.png" id="172" name="Picture"/>
                           <pic:cNvPicPr>
                             <a:picLocks noChangeArrowheads="1" noChangeAspect="1"/>
                           </pic:cNvPicPr>
                         </pic:nvPicPr>
                         <pic:blipFill>
-                          <a:blip r:embed="rId176"/>
+                          <a:blip r:embed="rId170"/>
                           <a:stretch>
                             <a:fillRect/>
                           </a:stretch>
@@ -27158,7 +27101,7 @@
               <w:t xml:space="preserve">from the binomial fit (blue) and beta-binomial fit (orange). Vertical dashed lines mark the simulation truth. Both posteriors are tightly concentrated around the truth, illustrating that the joint Bayesian fit recovers the classical TLS quantities with calibrated uncertainty without any additional regression step.</w:t>
             </w:r>
           </w:p>
-          <w:bookmarkEnd w:id="179"/>
+          <w:bookmarkEnd w:id="173"/>
         </w:tc>
       </w:tr>
     </w:tbl>
@@ -27364,7 +27307,7 @@
       <w:tr>
         <w:tc>
           <w:tcPr/>
-          <w:bookmarkStart w:id="180" w:name="supptbl-uncert-z-ct"/>
+          <w:bookmarkStart w:id="174" w:name="supptbl-uncert-z-ct"/>
           <w:p>
             <w:pPr>
               <w:jc w:val="center"/>
@@ -31436,7 +31379,7 @@
               </w:tc>
             </w:tr>
           </w:tbl>
-          <w:bookmarkEnd w:id="180"/>
+          <w:bookmarkEnd w:id="174"/>
         </w:tc>
       </w:tr>
     </w:tbl>
@@ -31697,18 +31640,18 @@
                 <wp:inline>
                   <wp:extent cx="152400" cy="152400"/>
                   <wp:effectExtent b="0" l="0" r="0" t="0"/>
-                  <wp:docPr descr="" title="" id="181" name="Picture"/>
+                  <wp:docPr descr="" title="" id="175" name="Picture"/>
                   <a:graphic>
                     <a:graphicData uri="http://schemas.openxmlformats.org/drawingml/2006/picture">
                       <pic:pic>
                         <pic:nvPicPr>
-                          <pic:cNvPr descr="/Applications/quarto/share/formats/docx/important.png" id="182" name="Picture"/>
+                          <pic:cNvPr descr="/Applications/quarto/share/formats/docx/important.png" id="176" name="Picture"/>
                           <pic:cNvPicPr>
                             <a:picLocks noChangeArrowheads="1" noChangeAspect="1"/>
                           </pic:cNvPicPr>
                         </pic:nvPicPr>
                         <pic:blipFill>
-                          <a:blip r:embed="rId157"/>
+                          <a:blip r:embed="rId151"/>
                           <a:stretch>
                             <a:fillRect/>
                           </a:stretch>
@@ -31771,14 +31714,14 @@
         </w:tc>
       </w:tr>
     </w:tbl>
-    <w:bookmarkEnd w:id="183"/>
-    <w:bookmarkStart w:id="186" w:name="sec-compare"/>
+    <w:bookmarkEnd w:id="177"/>
+    <w:bookmarkStart w:id="180" w:name="sec-compare"/>
     <w:p>
       <w:pPr>
         <w:pStyle w:val="Heading3"/>
       </w:pPr>
       <w:r>
-        <w:t xml:space="preserve">15.0.5</w:t>
+        <w:t xml:space="preserve">14.0.5</w:t>
       </w:r>
       <w:r>
         <w:t xml:space="preserve"> </w:t>
@@ -31791,13 +31734,13 @@
         <w:t xml:space="preserve">Comparing the two pipelines</w:t>
       </w:r>
     </w:p>
-    <w:bookmarkStart w:id="185" w:name="sec-compare-table"/>
+    <w:bookmarkStart w:id="179" w:name="sec-compare-table"/>
     <w:p>
       <w:pPr>
         <w:pStyle w:val="Heading4"/>
       </w:pPr>
       <w:r>
-        <w:t xml:space="preserve">15.0.5.1 Point-estimate agreement on the same data</w:t>
+        <w:t xml:space="preserve">14.0.5.1 Point-estimate agreement on the same data</w:t>
       </w:r>
     </w:p>
     <w:p>
@@ -31832,7 +31775,7 @@
       <w:tr>
         <w:tc>
           <w:tcPr/>
-          <w:bookmarkStart w:id="184" w:name="supptbl-twostage-compare"/>
+          <w:bookmarkStart w:id="178" w:name="supptbl-twostage-compare"/>
           <w:p>
             <w:pPr>
               <w:jc w:val="center"/>
@@ -32868,7 +32811,7 @@
               </w:tc>
             </w:tr>
           </w:tbl>
-          <w:bookmarkEnd w:id="184"/>
+          <w:bookmarkEnd w:id="178"/>
         </w:tc>
       </w:tr>
     </w:tbl>
@@ -32954,15 +32897,15 @@
         <w:t xml:space="preserve">in disagreement with the field’s existing point estimates, it reproduces them.</w:t>
       </w:r>
     </w:p>
-    <w:bookmarkEnd w:id="185"/>
-    <w:bookmarkEnd w:id="186"/>
-    <w:bookmarkStart w:id="195" w:name="sec-joint-extend"/>
+    <w:bookmarkEnd w:id="179"/>
+    <w:bookmarkEnd w:id="180"/>
+    <w:bookmarkStart w:id="189" w:name="sec-joint-extend"/>
     <w:p>
       <w:pPr>
         <w:pStyle w:val="Heading3"/>
       </w:pPr>
       <w:r>
-        <w:t xml:space="preserve">15.0.6</w:t>
+        <w:t xml:space="preserve">14.0.6</w:t>
       </w:r>
       <w:r>
         <w:t xml:space="preserve"> </w:t>
@@ -33416,7 +33359,7 @@
       <w:pPr>
         <w:pStyle w:val="BodyText"/>
       </w:pPr>
-      <w:bookmarkStart w:id="187" w:name="eq-lt50-tvarying"/>
+      <w:bookmarkStart w:id="181" w:name="eq-lt50-tvarying"/>
       <m:oMathPara>
         <m:oMathParaPr>
           <m:jc m:val="center"/>
@@ -33666,7 +33609,7 @@
           </m:d>
         </m:oMath>
       </m:oMathPara>
-      <w:bookmarkEnd w:id="187"/>
+      <w:bookmarkEnd w:id="181"/>
     </w:p>
     <w:p>
       <w:pPr>
@@ -34514,13 +34457,13 @@
         <w:t xml:space="preserve">. The output is the same kind of posterior we already have, just produced numerically rather than algebraically.</w:t>
       </w:r>
     </w:p>
-    <w:bookmarkStart w:id="188" w:name="sec-joint-extend-recipe"/>
+    <w:bookmarkStart w:id="182" w:name="sec-joint-extend-recipe"/>
     <w:p>
       <w:pPr>
         <w:pStyle w:val="Heading4"/>
       </w:pPr>
       <w:r>
-        <w:t xml:space="preserve">15.0.6.1 A numerical recipe for</w:t>
+        <w:t xml:space="preserve">14.0.6.1 A numerical recipe for</w:t>
       </w:r>
       <w:r>
         <w:t xml:space="preserve"> </w:t>
@@ -37034,7 +36977,7 @@
           <w:rPr>
             <w:rStyle w:val="Hyperlink"/>
           </w:rPr>
-          <w:t xml:space="preserve">Section 15.0.4</w:t>
+          <w:t xml:space="preserve">Section 14.0.4</w:t>
         </w:r>
       </w:hyperlink>
       <w:r>
@@ -37179,21 +37122,21 @@
           <w:rPr>
             <w:rStyle w:val="Hyperlink"/>
           </w:rPr>
-          <w:t xml:space="preserve">Section 15.0.4</w:t>
+          <w:t xml:space="preserve">Section 14.0.4</w:t>
         </w:r>
       </w:hyperlink>
       <w:r>
         <w:t xml:space="preserve">.</w:t>
       </w:r>
     </w:p>
-    <w:bookmarkEnd w:id="188"/>
-    <w:bookmarkStart w:id="194" w:name="sec-joint-extend-example"/>
+    <w:bookmarkEnd w:id="182"/>
+    <w:bookmarkStart w:id="188" w:name="sec-joint-extend-example"/>
     <w:p>
       <w:pPr>
         <w:pStyle w:val="Heading4"/>
       </w:pPr>
       <w:r>
-        <w:t xml:space="preserve">15.0.6.2 Demonstrating changes with temperature-varying shape parameters</w:t>
+        <w:t xml:space="preserve">14.0.6.2 Demonstrating changes with temperature-varying shape parameters</w:t>
       </w:r>
     </w:p>
     <w:p>
@@ -39105,7 +39048,7 @@
       <w:tr>
         <w:tc>
           <w:tcPr/>
-          <w:bookmarkStart w:id="192" w:name="suppfig-true-surface-ext"/>
+          <w:bookmarkStart w:id="186" w:name="suppfig-true-surface-ext"/>
           <w:p>
             <w:pPr>
               <w:jc w:val="center"/>
@@ -39115,18 +39058,18 @@
                 <wp:inline>
                   <wp:extent cx="5943600" cy="3714750"/>
                   <wp:effectExtent b="0" l="0" r="0" t="0"/>
-                  <wp:docPr descr="" title="" id="190" name="Picture"/>
+                  <wp:docPr descr="" title="" id="184" name="Picture"/>
                   <a:graphic>
                     <a:graphicData uri="http://schemas.openxmlformats.org/drawingml/2006/picture">
                       <pic:pic>
                         <pic:nvPicPr>
-                          <pic:cNvPr descr="ms/supplement_files/figure-docx/plot-true-surface-ext-1.png" id="191" name="Picture"/>
+                          <pic:cNvPr descr="ms/supplement_files/figure-docx/plot-true-surface-ext-1.png" id="185" name="Picture"/>
                           <pic:cNvPicPr>
                             <a:picLocks noChangeArrowheads="1" noChangeAspect="1"/>
                           </pic:cNvPicPr>
                         </pic:nvPicPr>
                         <pic:blipFill>
-                          <a:blip r:embed="rId189"/>
+                          <a:blip r:embed="rId183"/>
                           <a:stretch>
                             <a:fillRect/>
                           </a:stretch>
@@ -39194,7 +39137,7 @@
               <w:t xml:space="preserve">falls linearly with assay temperature, overlaid on the simulated beta-binomial counts (points). One coloured curve and a corresponding cloud of points per assay temperature; the horizontal dashed line marks 50% survival.</w:t>
             </w:r>
           </w:p>
-          <w:bookmarkEnd w:id="192"/>
+          <w:bookmarkEnd w:id="186"/>
         </w:tc>
       </w:tr>
     </w:tbl>
@@ -42061,7 +42004,7 @@
       <w:tr>
         <w:tc>
           <w:tcPr/>
-          <w:bookmarkStart w:id="193" w:name="supptbl-ext-recovery"/>
+          <w:bookmarkStart w:id="187" w:name="supptbl-ext-recovery"/>
           <w:p>
             <w:pPr>
               <w:jc w:val="center"/>
@@ -49140,7 +49083,7 @@
               </w:tc>
             </w:tr>
           </w:tbl>
-          <w:bookmarkEnd w:id="193"/>
+          <w:bookmarkEnd w:id="187"/>
         </w:tc>
       </w:tr>
     </w:tbl>
@@ -51305,7 +51248,7 @@
           <w:rPr>
             <w:rStyle w:val="Hyperlink"/>
           </w:rPr>
-          <w:t xml:space="preserve">Section 15.0.4</w:t>
+          <w:t xml:space="preserve">Section 14.0.4</w:t>
         </w:r>
       </w:hyperlink>
       <w:r>
@@ -52220,15 +52163,15 @@
         <w:t xml:space="preserve">curve would have more variation across temperatures and the two summaries would diverge more.</w:t>
       </w:r>
     </w:p>
-    <w:bookmarkEnd w:id="194"/>
-    <w:bookmarkEnd w:id="195"/>
-    <w:bookmarkStart w:id="196" w:name="heat-injury-accumulation"/>
+    <w:bookmarkEnd w:id="188"/>
+    <w:bookmarkEnd w:id="189"/>
+    <w:bookmarkStart w:id="205" w:name="Xe7aa7dad2263dcc53896638c26df8fa36c3ac15"/>
     <w:p>
       <w:pPr>
         <w:pStyle w:val="Heading3"/>
       </w:pPr>
       <w:r>
-        <w:t xml:space="preserve">15.0.7 Heat injury accumulation</w:t>
+        <w:t xml:space="preserve">14.0.7 Heat injury accumulation and survival under a realistic field trace</w:t>
       </w:r>
     </w:p>
     <w:p>
@@ -52236,7 +52179,7 @@
         <w:pStyle w:val="FirstParagraph"/>
       </w:pPr>
       <w:r>
-        <w:t xml:space="preserve">A particularly powerful aspect of TLS models are their ability to translate dynamic temperature times series’ from nature and predict how such temperature leads to heat injury (HI) accumlation towards a threshold (e.g.,</w:t>
+        <w:t xml:space="preserve">A particularly powerful aspect of TLS models is their ability to translate dynamic temperature time-series from nature and predict how such temperatures lead to heat injury (HI) accumulation towards a threshold (e.g.,</w:t>
       </w:r>
       <w:r>
         <w:t xml:space="preserve"> </w:t>
@@ -52465,18 +52408,3916 @@
         <w:t xml:space="preserve">)</w:t>
       </w:r>
       <w:r>
-        <w:t xml:space="preserve">. Heat Injury is calculated as:</w:t>
+        <w:t xml:space="preserve">. The joint Bayesian 4PL fit gives us not just point estimates of</w:t>
+      </w:r>
+      <w:r>
+        <w:t xml:space="preserve"> </w:t>
+      </w:r>
+      <m:oMath>
+        <m:r>
+          <m:t>z</m:t>
+        </m:r>
+      </m:oMath>
+      <w:r>
+        <w:t xml:space="preserve"> </w:t>
+      </w:r>
+      <w:r>
+        <w:t xml:space="preserve">and</w:t>
+      </w:r>
+      <w:r>
+        <w:t xml:space="preserve"> </w:t>
+      </w:r>
+      <m:oMath>
+        <m:r>
+          <m:t>C</m:t>
+        </m:r>
+        <m:sSub>
+          <m:e>
+            <m:r>
+              <m:t>T</m:t>
+            </m:r>
+          </m:e>
+          <m:sub>
+            <m:r>
+              <m:t>m</m:t>
+            </m:r>
+            <m:r>
+              <m:t>a</m:t>
+            </m:r>
+            <m:sSub>
+              <m:e>
+                <m:r>
+                  <m:t>x</m:t>
+                </m:r>
+              </m:e>
+              <m:sub>
+                <m:r>
+                  <m:t>1</m:t>
+                </m:r>
+                <m:r>
+                  <m:t>h</m:t>
+                </m:r>
+                <m:r>
+                  <m:t>r</m:t>
+                </m:r>
+              </m:sub>
+            </m:sSub>
+          </m:sub>
+        </m:sSub>
+      </m:oMath>
+      <w:r>
+        <w:t xml:space="preserve"> </w:t>
+      </w:r>
+      <w:r>
+        <w:t xml:space="preserve">but their full joint posterior, which we can push through the HI integral to obtain a posterior distribution over the predicted HI trajectory. We can also go a step further and use the</w:t>
+      </w:r>
+      <w:r>
+        <w:t xml:space="preserve"> </w:t>
+      </w:r>
+      <w:r>
+        <w:rPr>
+          <w:i/>
+          <w:iCs/>
+        </w:rPr>
+        <w:t xml:space="preserve">full</w:t>
+      </w:r>
+      <w:r>
+        <w:t xml:space="preserve"> </w:t>
+      </w:r>
+      <w:r>
+        <w:t xml:space="preserve">4PL surface to predict the cumulative survival fraction</w:t>
+      </w:r>
+      <w:r>
+        <w:t xml:space="preserve"> </w:t>
+      </w:r>
+      <m:oMath>
+        <m:sSub>
+          <m:e>
+            <m:r>
+              <m:t>S</m:t>
+            </m:r>
+          </m:e>
+          <m:sub>
+            <m:r>
+              <m:rPr>
+                <m:nor/>
+                <m:sty m:val="p"/>
+              </m:rPr>
+              <m:t>pred</m:t>
+            </m:r>
+          </m:sub>
+        </m:sSub>
+        <m:d>
+          <m:dPr>
+            <m:begChr m:val="("/>
+            <m:sepChr m:val=""/>
+            <m:endChr m:val=")"/>
+            <m:grow/>
+          </m:dPr>
+          <m:e>
+            <m:r>
+              <m:t>t</m:t>
+            </m:r>
+          </m:e>
+        </m:d>
+      </m:oMath>
+      <w:r>
+        <w:t xml:space="preserve"> </w:t>
+      </w:r>
+      <w:r>
+        <w:t xml:space="preserve">across the trajectory — the second-step prediction discussed in the manuscript at</w:t>
+      </w:r>
+      <w:r>
+        <w:t xml:space="preserve"> </w:t>
+      </w:r>
+      <w:hyperlink w:anchor="eq-S-pred">
+        <w:r>
+          <w:rPr>
+            <w:rStyle w:val="Hyperlink"/>
+          </w:rPr>
+          <w:t xml:space="preserve">Equation 10</w:t>
+        </w:r>
+      </w:hyperlink>
+      <w:r>
+        <w:t xml:space="preserve">.</w:t>
       </w:r>
     </w:p>
-    <w:bookmarkEnd w:id="196"/>
-    <w:bookmarkEnd w:id="197"/>
-    <w:bookmarkStart w:id="235" w:name="references-1"/>
+    <w:p>
+      <w:pPr>
+        <w:pStyle w:val="BodyText"/>
+      </w:pPr>
+      <w:r>
+        <w:t xml:space="preserve">Below we apply both calculations to a realistic 5-day field temperature trace using the posterior of</w:t>
+      </w:r>
+      <w:r>
+        <w:t xml:space="preserve"> </w:t>
+      </w:r>
+      <w:r>
+        <w:rPr>
+          <w:rStyle w:val="VerbatimChar"/>
+        </w:rPr>
+        <w:t xml:space="preserve">fit_bb</w:t>
+      </w:r>
+      <w:r>
+        <w:t xml:space="preserve"> </w:t>
+      </w:r>
+      <w:r>
+        <w:t xml:space="preserve">derived in</w:t>
+      </w:r>
+      <w:r>
+        <w:t xml:space="preserve"> </w:t>
+      </w:r>
+      <w:hyperlink w:anchor="sec-joint-derive">
+        <w:r>
+          <w:rPr>
+            <w:rStyle w:val="Hyperlink"/>
+          </w:rPr>
+          <w:t xml:space="preserve">Section 14.0.4</w:t>
+        </w:r>
+      </w:hyperlink>
+      <w:r>
+        <w:t xml:space="preserve">.</w:t>
+      </w:r>
+    </w:p>
+    <w:bookmarkStart w:id="194" w:name="X2565bbe8bf2ef4bf1ac0b43de14fb322f1e6d4c"/>
+    <w:p>
+      <w:pPr>
+        <w:pStyle w:val="Heading4"/>
+      </w:pPr>
+      <w:r>
+        <w:t xml:space="preserve">14.0.7.1 A simulated temperature profile across 5 days</w:t>
+      </w:r>
+    </w:p>
+    <w:p>
+      <w:pPr>
+        <w:pStyle w:val="FirstParagraph"/>
+      </w:pPr>
+      <w:r>
+        <w:t xml:space="preserve">To mimic conditions a moderately heat-tolerant ectotherm might experience over a temperate-zone late-spring period, we generate 5 days of hourly temperatures with a sinusoidal diurnal cycle, ranging from 12°C overnight to a midday peak of 24°C. The critical temperature</w:t>
+      </w:r>
+      <w:r>
+        <w:t xml:space="preserve"> </w:t>
+      </w:r>
+      <m:oMath>
+        <m:sSub>
+          <m:e>
+            <m:r>
+              <m:t>T</m:t>
+            </m:r>
+          </m:e>
+          <m:sub>
+            <m:r>
+              <m:t>c</m:t>
+            </m:r>
+          </m:sub>
+        </m:sSub>
+      </m:oMath>
+      <w:r>
+        <w:t xml:space="preserve"> </w:t>
+      </w:r>
+      <w:r>
+        <w:t xml:space="preserve">— below which damage is repaired as fast as it accrues and so there is no net damage increase</w:t>
+      </w:r>
+      <w:r>
+        <w:t xml:space="preserve"> </w:t>
+      </w:r>
+      <w:r>
+        <w:t xml:space="preserve">(</w:t>
+      </w:r>
+      <w:hyperlink w:anchor="ref-jorgensen_unifying_2021">
+        <w:r>
+          <w:rPr>
+            <w:rStyle w:val="Hyperlink"/>
+          </w:rPr>
+          <w:t xml:space="preserve">Jørgensen</w:t>
+        </w:r>
+        <w:r>
+          <w:rPr>
+            <w:rStyle w:val="Hyperlink"/>
+          </w:rPr>
+          <w:t xml:space="preserve"> </w:t>
+        </w:r>
+        <w:r>
+          <w:rPr>
+            <w:rStyle w:val="Hyperlink"/>
+            <w:i/>
+            <w:iCs/>
+          </w:rPr>
+          <w:t xml:space="preserve">et al.</w:t>
+        </w:r>
+        <w:r>
+          <w:rPr>
+            <w:rStyle w:val="Hyperlink"/>
+          </w:rPr>
+          <w:t xml:space="preserve"> </w:t>
+        </w:r>
+        <w:r>
+          <w:rPr>
+            <w:rStyle w:val="Hyperlink"/>
+          </w:rPr>
+          <w:t xml:space="preserve">2021</w:t>
+        </w:r>
+      </w:hyperlink>
+      <w:r>
+        <w:t xml:space="preserve">;</w:t>
+      </w:r>
+      <w:r>
+        <w:t xml:space="preserve"> </w:t>
+      </w:r>
+      <w:hyperlink w:anchor="ref-orsted_finding_2022">
+        <w:r>
+          <w:rPr>
+            <w:rStyle w:val="Hyperlink"/>
+          </w:rPr>
+          <w:t xml:space="preserve">Ørsted</w:t>
+        </w:r>
+        <w:r>
+          <w:rPr>
+            <w:rStyle w:val="Hyperlink"/>
+          </w:rPr>
+          <w:t xml:space="preserve"> </w:t>
+        </w:r>
+        <w:r>
+          <w:rPr>
+            <w:rStyle w:val="Hyperlink"/>
+            <w:i/>
+            <w:iCs/>
+          </w:rPr>
+          <w:t xml:space="preserve">et al.</w:t>
+        </w:r>
+        <w:r>
+          <w:rPr>
+            <w:rStyle w:val="Hyperlink"/>
+          </w:rPr>
+          <w:t xml:space="preserve"> </w:t>
+        </w:r>
+        <w:r>
+          <w:rPr>
+            <w:rStyle w:val="Hyperlink"/>
+          </w:rPr>
+          <w:t xml:space="preserve">2022</w:t>
+        </w:r>
+      </w:hyperlink>
+      <w:r>
+        <w:t xml:space="preserve">)</w:t>
+      </w:r>
+      <w:r>
+        <w:t xml:space="preserve"> </w:t>
+      </w:r>
+      <w:r>
+        <w:t xml:space="preserve">— is set to 20°C. Injury accumulates only during the warmer part of each day. The simulated organism has</w:t>
+      </w:r>
+      <w:r>
+        <w:t xml:space="preserve"> </w:t>
+      </w:r>
+      <m:oMath>
+        <m:r>
+          <m:t>C</m:t>
+        </m:r>
+        <m:sSub>
+          <m:e>
+            <m:r>
+              <m:t>T</m:t>
+            </m:r>
+          </m:e>
+          <m:sub>
+            <m:r>
+              <m:t>m</m:t>
+            </m:r>
+            <m:r>
+              <m:t>a</m:t>
+            </m:r>
+            <m:sSub>
+              <m:e>
+                <m:r>
+                  <m:t>x</m:t>
+                </m:r>
+              </m:e>
+              <m:sub>
+                <m:r>
+                  <m:t>1</m:t>
+                </m:r>
+                <m:r>
+                  <m:t>h</m:t>
+                </m:r>
+                <m:r>
+                  <m:t>r</m:t>
+                </m:r>
+              </m:sub>
+            </m:sSub>
+          </m:sub>
+        </m:sSub>
+        <m:r>
+          <m:rPr>
+            <m:sty m:val="p"/>
+          </m:rPr>
+          <m:t>≈</m:t>
+        </m:r>
+        <m:r>
+          <m:t>32.1</m:t>
+        </m:r>
+      </m:oMath>
+      <w:r>
+        <w:t xml:space="preserve">°C and</w:t>
+      </w:r>
+      <w:r>
+        <w:t xml:space="preserve"> </w:t>
+      </w:r>
+      <m:oMath>
+        <m:r>
+          <m:t>z</m:t>
+        </m:r>
+        <m:r>
+          <m:rPr>
+            <m:sty m:val="p"/>
+          </m:rPr>
+          <m:t>≈</m:t>
+        </m:r>
+        <m:r>
+          <m:t>6.7</m:t>
+        </m:r>
+      </m:oMath>
+      <w:r>
+        <w:t xml:space="preserve">°C (from</w:t>
+      </w:r>
+      <w:r>
+        <w:t xml:space="preserve"> </w:t>
+      </w:r>
+      <w:r>
+        <w:rPr>
+          <w:rStyle w:val="VerbatimChar"/>
+        </w:rPr>
+        <w:t xml:space="preserve">true_params</w:t>
+      </w:r>
+      <w:r>
+        <w:t xml:space="preserve"> </w:t>
+      </w:r>
+      <w:r>
+        <w:t xml:space="preserve">in</w:t>
+      </w:r>
+      <w:r>
+        <w:t xml:space="preserve"> </w:t>
+      </w:r>
+      <w:hyperlink w:anchor="sec-sim-step1">
+        <w:r>
+          <w:rPr>
+            <w:rStyle w:val="Hyperlink"/>
+          </w:rPr>
+          <w:t xml:space="preserve">Section 14.0.1.1</w:t>
+        </w:r>
+      </w:hyperlink>
+      <w:r>
+        <w:t xml:space="preserve">), so the daily peak at 24°C remains 8°C below the 1-hour critical limit — moderate, sub-lethal heat stress that builds cumulatively across days.</w:t>
+      </w:r>
+    </w:p>
+    <w:p>
+      <w:pPr>
+        <w:pStyle w:val="SourceCode"/>
+      </w:pPr>
+      <w:r>
+        <w:rPr>
+          <w:rStyle w:val="CommentTok"/>
+        </w:rPr>
+        <w:t xml:space="preserve"># Hourly temperature trace: 5 days, sinusoidal diurnal cycle</w:t>
+      </w:r>
+      <w:r>
+        <w:br/>
+      </w:r>
+      <w:r>
+        <w:rPr>
+          <w:rStyle w:val="NormalTok"/>
+        </w:rPr>
+        <w:t xml:space="preserve">hi_hours  </w:t>
+      </w:r>
+      <w:r>
+        <w:rPr>
+          <w:rStyle w:val="OtherTok"/>
+        </w:rPr>
+        <w:t xml:space="preserve">&lt;-</w:t>
+      </w:r>
+      <w:r>
+        <w:rPr>
+          <w:rStyle w:val="NormalTok"/>
+        </w:rPr>
+        <w:t xml:space="preserve"> </w:t>
+      </w:r>
+      <w:r>
+        <w:rPr>
+          <w:rStyle w:val="DecValTok"/>
+        </w:rPr>
+        <w:t xml:space="preserve">0</w:t>
+      </w:r>
+      <w:r>
+        <w:rPr>
+          <w:rStyle w:val="SpecialCharTok"/>
+        </w:rPr>
+        <w:t xml:space="preserve">:</w:t>
+      </w:r>
+      <w:r>
+        <w:rPr>
+          <w:rStyle w:val="NormalTok"/>
+        </w:rPr>
+        <w:t xml:space="preserve">(</w:t>
+      </w:r>
+      <w:r>
+        <w:rPr>
+          <w:rStyle w:val="DecValTok"/>
+        </w:rPr>
+        <w:t xml:space="preserve">24</w:t>
+      </w:r>
+      <w:r>
+        <w:rPr>
+          <w:rStyle w:val="NormalTok"/>
+        </w:rPr>
+        <w:t xml:space="preserve"> </w:t>
+      </w:r>
+      <w:r>
+        <w:rPr>
+          <w:rStyle w:val="SpecialCharTok"/>
+        </w:rPr>
+        <w:t xml:space="preserve">*</w:t>
+      </w:r>
+      <w:r>
+        <w:rPr>
+          <w:rStyle w:val="NormalTok"/>
+        </w:rPr>
+        <w:t xml:space="preserve"> </w:t>
+      </w:r>
+      <w:r>
+        <w:rPr>
+          <w:rStyle w:val="DecValTok"/>
+        </w:rPr>
+        <w:t xml:space="preserve">5</w:t>
+      </w:r>
+      <w:r>
+        <w:rPr>
+          <w:rStyle w:val="NormalTok"/>
+        </w:rPr>
+        <w:t xml:space="preserve"> </w:t>
+      </w:r>
+      <w:r>
+        <w:rPr>
+          <w:rStyle w:val="SpecialCharTok"/>
+        </w:rPr>
+        <w:t xml:space="preserve">-</w:t>
+      </w:r>
+      <w:r>
+        <w:rPr>
+          <w:rStyle w:val="NormalTok"/>
+        </w:rPr>
+        <w:t xml:space="preserve"> </w:t>
+      </w:r>
+      <w:r>
+        <w:rPr>
+          <w:rStyle w:val="DecValTok"/>
+        </w:rPr>
+        <w:t xml:space="preserve">1</w:t>
+      </w:r>
+      <w:r>
+        <w:rPr>
+          <w:rStyle w:val="NormalTok"/>
+        </w:rPr>
+        <w:t xml:space="preserve">)</w:t>
+      </w:r>
+      <w:r>
+        <w:br/>
+      </w:r>
+      <w:r>
+        <w:rPr>
+          <w:rStyle w:val="NormalTok"/>
+        </w:rPr>
+        <w:t xml:space="preserve">hi_T_traj </w:t>
+      </w:r>
+      <w:r>
+        <w:rPr>
+          <w:rStyle w:val="OtherTok"/>
+        </w:rPr>
+        <w:t xml:space="preserve">&lt;-</w:t>
+      </w:r>
+      <w:r>
+        <w:rPr>
+          <w:rStyle w:val="NormalTok"/>
+        </w:rPr>
+        <w:t xml:space="preserve"> </w:t>
+      </w:r>
+      <w:r>
+        <w:rPr>
+          <w:rStyle w:val="DecValTok"/>
+        </w:rPr>
+        <w:t xml:space="preserve">18</w:t>
+      </w:r>
+      <w:r>
+        <w:rPr>
+          <w:rStyle w:val="NormalTok"/>
+        </w:rPr>
+        <w:t xml:space="preserve"> </w:t>
+      </w:r>
+      <w:r>
+        <w:rPr>
+          <w:rStyle w:val="SpecialCharTok"/>
+        </w:rPr>
+        <w:t xml:space="preserve">+</w:t>
+      </w:r>
+      <w:r>
+        <w:rPr>
+          <w:rStyle w:val="NormalTok"/>
+        </w:rPr>
+        <w:t xml:space="preserve"> </w:t>
+      </w:r>
+      <w:r>
+        <w:rPr>
+          <w:rStyle w:val="DecValTok"/>
+        </w:rPr>
+        <w:t xml:space="preserve">6</w:t>
+      </w:r>
+      <w:r>
+        <w:rPr>
+          <w:rStyle w:val="NormalTok"/>
+        </w:rPr>
+        <w:t xml:space="preserve"> </w:t>
+      </w:r>
+      <w:r>
+        <w:rPr>
+          <w:rStyle w:val="SpecialCharTok"/>
+        </w:rPr>
+        <w:t xml:space="preserve">*</w:t>
+      </w:r>
+      <w:r>
+        <w:rPr>
+          <w:rStyle w:val="NormalTok"/>
+        </w:rPr>
+        <w:t xml:space="preserve"> </w:t>
+      </w:r>
+      <w:r>
+        <w:rPr>
+          <w:rStyle w:val="FunctionTok"/>
+        </w:rPr>
+        <w:t xml:space="preserve">sin</w:t>
+      </w:r>
+      <w:r>
+        <w:rPr>
+          <w:rStyle w:val="NormalTok"/>
+        </w:rPr>
+        <w:t xml:space="preserve">(</w:t>
+      </w:r>
+      <w:r>
+        <w:rPr>
+          <w:rStyle w:val="DecValTok"/>
+        </w:rPr>
+        <w:t xml:space="preserve">2</w:t>
+      </w:r>
+      <w:r>
+        <w:rPr>
+          <w:rStyle w:val="NormalTok"/>
+        </w:rPr>
+        <w:t xml:space="preserve"> </w:t>
+      </w:r>
+      <w:r>
+        <w:rPr>
+          <w:rStyle w:val="SpecialCharTok"/>
+        </w:rPr>
+        <w:t xml:space="preserve">*</w:t>
+      </w:r>
+      <w:r>
+        <w:rPr>
+          <w:rStyle w:val="NormalTok"/>
+        </w:rPr>
+        <w:t xml:space="preserve"> pi </w:t>
+      </w:r>
+      <w:r>
+        <w:rPr>
+          <w:rStyle w:val="SpecialCharTok"/>
+        </w:rPr>
+        <w:t xml:space="preserve">*</w:t>
+      </w:r>
+      <w:r>
+        <w:rPr>
+          <w:rStyle w:val="NormalTok"/>
+        </w:rPr>
+        <w:t xml:space="preserve"> (hi_hours </w:t>
+      </w:r>
+      <w:r>
+        <w:rPr>
+          <w:rStyle w:val="SpecialCharTok"/>
+        </w:rPr>
+        <w:t xml:space="preserve">-</w:t>
+      </w:r>
+      <w:r>
+        <w:rPr>
+          <w:rStyle w:val="NormalTok"/>
+        </w:rPr>
+        <w:t xml:space="preserve"> </w:t>
+      </w:r>
+      <w:r>
+        <w:rPr>
+          <w:rStyle w:val="DecValTok"/>
+        </w:rPr>
+        <w:t xml:space="preserve">6</w:t>
+      </w:r>
+      <w:r>
+        <w:rPr>
+          <w:rStyle w:val="NormalTok"/>
+        </w:rPr>
+        <w:t xml:space="preserve">) </w:t>
+      </w:r>
+      <w:r>
+        <w:rPr>
+          <w:rStyle w:val="SpecialCharTok"/>
+        </w:rPr>
+        <w:t xml:space="preserve">/</w:t>
+      </w:r>
+      <w:r>
+        <w:rPr>
+          <w:rStyle w:val="NormalTok"/>
+        </w:rPr>
+        <w:t xml:space="preserve"> </w:t>
+      </w:r>
+      <w:r>
+        <w:rPr>
+          <w:rStyle w:val="DecValTok"/>
+        </w:rPr>
+        <w:t xml:space="preserve">24</w:t>
+      </w:r>
+      <w:r>
+        <w:rPr>
+          <w:rStyle w:val="NormalTok"/>
+        </w:rPr>
+        <w:t xml:space="preserve">)   </w:t>
+      </w:r>
+      <w:r>
+        <w:rPr>
+          <w:rStyle w:val="CommentTok"/>
+        </w:rPr>
+        <w:t xml:space="preserve"># range 12-24 °C</w:t>
+      </w:r>
+      <w:r>
+        <w:br/>
+      </w:r>
+      <w:r>
+        <w:rPr>
+          <w:rStyle w:val="NormalTok"/>
+        </w:rPr>
+        <w:t xml:space="preserve">hi_T_c    </w:t>
+      </w:r>
+      <w:r>
+        <w:rPr>
+          <w:rStyle w:val="OtherTok"/>
+        </w:rPr>
+        <w:t xml:space="preserve">&lt;-</w:t>
+      </w:r>
+      <w:r>
+        <w:rPr>
+          <w:rStyle w:val="NormalTok"/>
+        </w:rPr>
+        <w:t xml:space="preserve"> </w:t>
+      </w:r>
+      <w:r>
+        <w:rPr>
+          <w:rStyle w:val="DecValTok"/>
+        </w:rPr>
+        <w:t xml:space="preserve">20</w:t>
+      </w:r>
+      <w:r>
+        <w:rPr>
+          <w:rStyle w:val="NormalTok"/>
+        </w:rPr>
+        <w:t xml:space="preserve">                                            </w:t>
+      </w:r>
+      <w:r>
+        <w:rPr>
+          <w:rStyle w:val="CommentTok"/>
+        </w:rPr>
+        <w:t xml:space="preserve"># damage threshold (°C)</w:t>
+      </w:r>
+    </w:p>
+    <w:tbl>
+      <w:tblPr>
+        <w:tblStyle w:val="Table"/>
+        <w:tblW w:type="pct" w:w="5000"/>
+        <w:tblLayout w:type="fixed"/>
+        <w:tblLook w:firstRow="0" w:lastRow="0" w:firstColumn="0" w:lastColumn="0" w:noHBand="0" w:noVBand="0" w:val="0000"/>
+      </w:tblPr>
+      <w:tblGrid>
+        <w:gridCol w:w="7920"/>
+      </w:tblGrid>
+      <w:tr>
+        <w:tc>
+          <w:tcPr/>
+          <w:bookmarkStart w:id="193" w:name="suppfig-hi-trace"/>
+          <w:p>
+            <w:pPr>
+              <w:jc w:val="center"/>
+            </w:pPr>
+            <w:r>
+              <w:drawing>
+                <wp:inline>
+                  <wp:extent cx="5943600" cy="2122714"/>
+                  <wp:effectExtent b="0" l="0" r="0" t="0"/>
+                  <wp:docPr descr="" title="" id="191" name="Picture"/>
+                  <a:graphic>
+                    <a:graphicData uri="http://schemas.openxmlformats.org/drawingml/2006/picture">
+                      <pic:pic>
+                        <pic:nvPicPr>
+                          <pic:cNvPr descr="ms/supplement_files/figure-docx/plot-hi-trace-1.png" id="192" name="Picture"/>
+                          <pic:cNvPicPr>
+                            <a:picLocks noChangeArrowheads="1" noChangeAspect="1"/>
+                          </pic:cNvPicPr>
+                        </pic:nvPicPr>
+                        <pic:blipFill>
+                          <a:blip r:embed="rId190"/>
+                          <a:stretch>
+                            <a:fillRect/>
+                          </a:stretch>
+                        </pic:blipFill>
+                        <pic:spPr bwMode="auto">
+                          <a:xfrm>
+                            <a:off x="0" y="0"/>
+                            <a:ext cx="5943600" cy="2122714"/>
+                          </a:xfrm>
+                          <a:prstGeom prst="rect">
+                            <a:avLst/>
+                          </a:prstGeom>
+                          <a:noFill/>
+                          <a:ln w="9525">
+                            <a:noFill/>
+                            <a:headEnd/>
+                            <a:tailEnd/>
+                          </a:ln>
+                        </pic:spPr>
+                      </pic:pic>
+                    </a:graphicData>
+                  </a:graphic>
+                </wp:inline>
+              </w:drawing>
+            </w:r>
+          </w:p>
+          <w:p>
+            <w:pPr>
+              <w:jc w:val="center"/>
+            </w:pPr>
+            <w:pPr>
+              <w:jc w:val="start"/>
+              <w:spacing w:before="200"/>
+              <w:pStyle w:val="ImageCaption"/>
+            </w:pPr>
+            <w:r>
+              <w:t xml:space="preserve">Figure S6: 5-day diurnal temperature trace used for the heat-injury and survival predictions. The dashed line is the damage-accumulation threshold</w:t>
+            </w:r>
+            <w:r>
+              <w:t xml:space="preserve"> </w:t>
+            </w:r>
+            <m:oMath>
+              <m:sSub>
+                <m:e>
+                  <m:r>
+                    <m:t>T</m:t>
+                  </m:r>
+                </m:e>
+                <m:sub>
+                  <m:r>
+                    <m:t>c</m:t>
+                  </m:r>
+                </m:sub>
+              </m:sSub>
+              <m:r>
+                <m:rPr>
+                  <m:sty m:val="p"/>
+                </m:rPr>
+                <m:t>=</m:t>
+              </m:r>
+              <m:r>
+                <m:t>20</m:t>
+              </m:r>
+            </m:oMath>
+            <w:r>
+              <w:t xml:space="preserve"> </w:t>
+            </w:r>
+            <w:r>
+              <w:t xml:space="preserve">°C; the dotted line is the simulated organism’s</w:t>
+            </w:r>
+            <w:r>
+              <w:t xml:space="preserve"> </w:t>
+            </w:r>
+            <m:oMath>
+              <m:r>
+                <m:t>C</m:t>
+              </m:r>
+              <m:sSub>
+                <m:e>
+                  <m:r>
+                    <m:t>T</m:t>
+                  </m:r>
+                </m:e>
+                <m:sub>
+                  <m:r>
+                    <m:t>m</m:t>
+                  </m:r>
+                  <m:r>
+                    <m:t>a</m:t>
+                  </m:r>
+                  <m:sSub>
+                    <m:e>
+                      <m:r>
+                        <m:t>x</m:t>
+                      </m:r>
+                    </m:e>
+                    <m:sub>
+                      <m:r>
+                        <m:t>1</m:t>
+                      </m:r>
+                      <m:r>
+                        <m:t>h</m:t>
+                      </m:r>
+                      <m:r>
+                        <m:t>r</m:t>
+                      </m:r>
+                    </m:sub>
+                  </m:sSub>
+                </m:sub>
+              </m:sSub>
+              <m:r>
+                <m:rPr>
+                  <m:sty m:val="p"/>
+                </m:rPr>
+                <m:t>≈</m:t>
+              </m:r>
+              <m:r>
+                <m:t>32.1</m:t>
+              </m:r>
+            </m:oMath>
+            <w:r>
+              <w:t xml:space="preserve">°C — well above the daily peaks, so accumulation is sub-lethal and gradual.</w:t>
+            </w:r>
+          </w:p>
+          <w:bookmarkEnd w:id="193"/>
+        </w:tc>
+      </w:tr>
+    </w:tbl>
+    <w:bookmarkEnd w:id="194"/>
+    <w:bookmarkStart w:id="199" w:name="Xe6877a6f5dc983cb0dd5eab502e7dafa22c855c"/>
+    <w:p>
+      <w:pPr>
+        <w:pStyle w:val="Heading4"/>
+      </w:pPr>
+      <w:r>
+        <w:t xml:space="preserve">14.0.7.2 HI accumulation with full posterior uncertainty</w:t>
+      </w:r>
+    </w:p>
+    <w:p>
+      <w:pPr>
+        <w:pStyle w:val="FirstParagraph"/>
+      </w:pPr>
+      <w:r>
+        <w:t xml:space="preserve">For each posterior sample of</w:t>
+      </w:r>
+      <w:r>
+        <w:t xml:space="preserve"> </w:t>
+      </w:r>
+      <m:oMath>
+        <m:d>
+          <m:dPr>
+            <m:begChr m:val="("/>
+            <m:sepChr m:val=""/>
+            <m:endChr m:val=")"/>
+            <m:grow/>
+          </m:dPr>
+          <m:e>
+            <m:r>
+              <m:t>z</m:t>
+            </m:r>
+            <m:r>
+              <m:rPr>
+                <m:sty m:val="p"/>
+              </m:rPr>
+              <m:t>,</m:t>
+            </m:r>
+            <m:r>
+              <m:t>C</m:t>
+            </m:r>
+            <m:sSub>
+              <m:e>
+                <m:r>
+                  <m:t>T</m:t>
+                </m:r>
+              </m:e>
+              <m:sub>
+                <m:r>
+                  <m:t>m</m:t>
+                </m:r>
+                <m:r>
+                  <m:t>a</m:t>
+                </m:r>
+                <m:sSub>
+                  <m:e>
+                    <m:r>
+                      <m:t>x</m:t>
+                    </m:r>
+                  </m:e>
+                  <m:sub>
+                    <m:r>
+                      <m:t>1</m:t>
+                    </m:r>
+                    <m:r>
+                      <m:t>h</m:t>
+                    </m:r>
+                    <m:r>
+                      <m:t>r</m:t>
+                    </m:r>
+                  </m:sub>
+                </m:sSub>
+              </m:sub>
+            </m:sSub>
+          </m:e>
+        </m:d>
+      </m:oMath>
+      <w:r>
+        <w:t xml:space="preserve">, we evaluate the HI integral (</w:t>
+      </w:r>
+      <w:hyperlink w:anchor="eq-hi">
+        <w:r>
+          <w:rPr>
+            <w:rStyle w:val="Hyperlink"/>
+          </w:rPr>
+          <w:t xml:space="preserve">Equation 7</w:t>
+        </w:r>
+      </w:hyperlink>
+      <w:r>
+        <w:t xml:space="preserve">) across the temperature trace. Each sample produces one possible HI(</w:t>
+      </w:r>
+      <m:oMath>
+        <m:r>
+          <m:t>t</m:t>
+        </m:r>
+      </m:oMath>
+      <w:r>
+        <w:t xml:space="preserve">) trajectory. The posterior median and 95% credible interval at every hour will then summarise the prediction with full parameter uncertainty.</w:t>
+      </w:r>
+    </w:p>
+    <w:p>
+      <w:pPr>
+        <w:pStyle w:val="SourceCode"/>
+      </w:pPr>
+      <w:r>
+        <w:rPr>
+          <w:rStyle w:val="CommentTok"/>
+        </w:rPr>
+        <w:t xml:space="preserve"># Subsample 500 posterior draws from the beta-binomial fit for speed.</w:t>
+      </w:r>
+      <w:r>
+        <w:br/>
+      </w:r>
+      <w:r>
+        <w:rPr>
+          <w:rStyle w:val="FunctionTok"/>
+        </w:rPr>
+        <w:t xml:space="preserve">set.seed</w:t>
+      </w:r>
+      <w:r>
+        <w:rPr>
+          <w:rStyle w:val="NormalTok"/>
+        </w:rPr>
+        <w:t xml:space="preserve">(</w:t>
+      </w:r>
+      <w:r>
+        <w:rPr>
+          <w:rStyle w:val="DecValTok"/>
+        </w:rPr>
+        <w:t xml:space="preserve">20260507</w:t>
+      </w:r>
+      <w:r>
+        <w:rPr>
+          <w:rStyle w:val="NormalTok"/>
+        </w:rPr>
+        <w:t xml:space="preserve">)</w:t>
+      </w:r>
+      <w:r>
+        <w:br/>
+      </w:r>
+      <w:r>
+        <w:rPr>
+          <w:rStyle w:val="NormalTok"/>
+        </w:rPr>
+        <w:t xml:space="preserve">hi_draws </w:t>
+      </w:r>
+      <w:r>
+        <w:rPr>
+          <w:rStyle w:val="OtherTok"/>
+        </w:rPr>
+        <w:t xml:space="preserve">&lt;-</w:t>
+      </w:r>
+      <w:r>
+        <w:rPr>
+          <w:rStyle w:val="NormalTok"/>
+        </w:rPr>
+        <w:t xml:space="preserve"> posterior</w:t>
+      </w:r>
+      <w:r>
+        <w:rPr>
+          <w:rStyle w:val="SpecialCharTok"/>
+        </w:rPr>
+        <w:t xml:space="preserve">::</w:t>
+      </w:r>
+      <w:r>
+        <w:rPr>
+          <w:rStyle w:val="FunctionTok"/>
+        </w:rPr>
+        <w:t xml:space="preserve">as_draws_df</w:t>
+      </w:r>
+      <w:r>
+        <w:rPr>
+          <w:rStyle w:val="NormalTok"/>
+        </w:rPr>
+        <w:t xml:space="preserve">(fit_bb) </w:t>
+      </w:r>
+      <w:r>
+        <w:rPr>
+          <w:rStyle w:val="SpecialCharTok"/>
+        </w:rPr>
+        <w:t xml:space="preserve">|&gt;</w:t>
+      </w:r>
+      <w:r>
+        <w:br/>
+      </w:r>
+      <w:r>
+        <w:rPr>
+          <w:rStyle w:val="NormalTok"/>
+        </w:rPr>
+        <w:t xml:space="preserve">  dplyr</w:t>
+      </w:r>
+      <w:r>
+        <w:rPr>
+          <w:rStyle w:val="SpecialCharTok"/>
+        </w:rPr>
+        <w:t xml:space="preserve">::</w:t>
+      </w:r>
+      <w:r>
+        <w:rPr>
+          <w:rStyle w:val="FunctionTok"/>
+        </w:rPr>
+        <w:t xml:space="preserve">mutate</w:t>
+      </w:r>
+      <w:r>
+        <w:rPr>
+          <w:rStyle w:val="NormalTok"/>
+        </w:rPr>
+        <w:t xml:space="preserve">(</w:t>
+      </w:r>
+      <w:r>
+        <w:br/>
+      </w:r>
+      <w:r>
+        <w:rPr>
+          <w:rStyle w:val="NormalTok"/>
+        </w:rPr>
+        <w:t xml:space="preserve">    </w:t>
+      </w:r>
+      <w:r>
+        <w:rPr>
+          <w:rStyle w:val="AttributeTok"/>
+        </w:rPr>
+        <w:t xml:space="preserve">z         =</w:t>
+      </w:r>
+      <w:r>
+        <w:rPr>
+          <w:rStyle w:val="NormalTok"/>
+        </w:rPr>
+        <w:t xml:space="preserve"> </w:t>
+      </w:r>
+      <w:r>
+        <w:rPr>
+          <w:rStyle w:val="SpecialCharTok"/>
+        </w:rPr>
+        <w:t xml:space="preserve">-</w:t>
+      </w:r>
+      <w:r>
+        <w:rPr>
+          <w:rStyle w:val="DecValTok"/>
+        </w:rPr>
+        <w:t xml:space="preserve">1</w:t>
+      </w:r>
+      <w:r>
+        <w:rPr>
+          <w:rStyle w:val="NormalTok"/>
+        </w:rPr>
+        <w:t xml:space="preserve"> </w:t>
+      </w:r>
+      <w:r>
+        <w:rPr>
+          <w:rStyle w:val="SpecialCharTok"/>
+        </w:rPr>
+        <w:t xml:space="preserve">/</w:t>
+      </w:r>
+      <w:r>
+        <w:rPr>
+          <w:rStyle w:val="NormalTok"/>
+        </w:rPr>
+        <w:t xml:space="preserve"> b_mid_T_c,</w:t>
+      </w:r>
+      <w:r>
+        <w:br/>
+      </w:r>
+      <w:r>
+        <w:rPr>
+          <w:rStyle w:val="NormalTok"/>
+        </w:rPr>
+        <w:t xml:space="preserve">    </w:t>
+      </w:r>
+      <w:r>
+        <w:rPr>
+          <w:rStyle w:val="AttributeTok"/>
+        </w:rPr>
+        <w:t xml:space="preserve">alpha     =</w:t>
+      </w:r>
+      <w:r>
+        <w:rPr>
+          <w:rStyle w:val="NormalTok"/>
+        </w:rPr>
+        <w:t xml:space="preserve"> b_mid_Intercept </w:t>
+      </w:r>
+      <w:r>
+        <w:rPr>
+          <w:rStyle w:val="SpecialCharTok"/>
+        </w:rPr>
+        <w:t xml:space="preserve">+</w:t>
+      </w:r>
+      <w:r>
+        <w:br/>
+      </w:r>
+      <w:r>
+        <w:rPr>
+          <w:rStyle w:val="NormalTok"/>
+        </w:rPr>
+        <w:t xml:space="preserve">                  (</w:t>
+      </w:r>
+      <w:r>
+        <w:rPr>
+          <w:rStyle w:val="DecValTok"/>
+        </w:rPr>
+        <w:t xml:space="preserve">1</w:t>
+      </w:r>
+      <w:r>
+        <w:rPr>
+          <w:rStyle w:val="NormalTok"/>
+        </w:rPr>
+        <w:t xml:space="preserve"> </w:t>
+      </w:r>
+      <w:r>
+        <w:rPr>
+          <w:rStyle w:val="SpecialCharTok"/>
+        </w:rPr>
+        <w:t xml:space="preserve">/</w:t>
+      </w:r>
+      <w:r>
+        <w:rPr>
+          <w:rStyle w:val="NormalTok"/>
+        </w:rPr>
+        <w:t xml:space="preserve"> b_k_Intercept) </w:t>
+      </w:r>
+      <w:r>
+        <w:rPr>
+          <w:rStyle w:val="SpecialCharTok"/>
+        </w:rPr>
+        <w:t xml:space="preserve">*</w:t>
+      </w:r>
+      <w:r>
+        <w:br/>
+      </w:r>
+      <w:r>
+        <w:rPr>
+          <w:rStyle w:val="NormalTok"/>
+        </w:rPr>
+        <w:t xml:space="preserve">                  </w:t>
+      </w:r>
+      <w:r>
+        <w:rPr>
+          <w:rStyle w:val="FunctionTok"/>
+        </w:rPr>
+        <w:t xml:space="preserve">log</w:t>
+      </w:r>
+      <w:r>
+        <w:rPr>
+          <w:rStyle w:val="NormalTok"/>
+        </w:rPr>
+        <w:t xml:space="preserve">((b_u_Intercept </w:t>
+      </w:r>
+      <w:r>
+        <w:rPr>
+          <w:rStyle w:val="SpecialCharTok"/>
+        </w:rPr>
+        <w:t xml:space="preserve">-</w:t>
+      </w:r>
+      <w:r>
+        <w:rPr>
+          <w:rStyle w:val="NormalTok"/>
+        </w:rPr>
+        <w:t xml:space="preserve"> </w:t>
+      </w:r>
+      <w:r>
+        <w:rPr>
+          <w:rStyle w:val="FloatTok"/>
+        </w:rPr>
+        <w:t xml:space="preserve">0.5</w:t>
+      </w:r>
+      <w:r>
+        <w:rPr>
+          <w:rStyle w:val="NormalTok"/>
+        </w:rPr>
+        <w:t xml:space="preserve">) </w:t>
+      </w:r>
+      <w:r>
+        <w:rPr>
+          <w:rStyle w:val="SpecialCharTok"/>
+        </w:rPr>
+        <w:t xml:space="preserve">/</w:t>
+      </w:r>
+      <w:r>
+        <w:rPr>
+          <w:rStyle w:val="NormalTok"/>
+        </w:rPr>
+        <w:t xml:space="preserve"> (</w:t>
+      </w:r>
+      <w:r>
+        <w:rPr>
+          <w:rStyle w:val="FloatTok"/>
+        </w:rPr>
+        <w:t xml:space="preserve">0.5</w:t>
+      </w:r>
+      <w:r>
+        <w:rPr>
+          <w:rStyle w:val="NormalTok"/>
+        </w:rPr>
+        <w:t xml:space="preserve"> </w:t>
+      </w:r>
+      <w:r>
+        <w:rPr>
+          <w:rStyle w:val="SpecialCharTok"/>
+        </w:rPr>
+        <w:t xml:space="preserve">-</w:t>
+      </w:r>
+      <w:r>
+        <w:rPr>
+          <w:rStyle w:val="NormalTok"/>
+        </w:rPr>
+        <w:t xml:space="preserve"> b_ell_Intercept)) </w:t>
+      </w:r>
+      <w:r>
+        <w:rPr>
+          <w:rStyle w:val="SpecialCharTok"/>
+        </w:rPr>
+        <w:t xml:space="preserve">-</w:t>
+      </w:r>
+      <w:r>
+        <w:br/>
+      </w:r>
+      <w:r>
+        <w:rPr>
+          <w:rStyle w:val="NormalTok"/>
+        </w:rPr>
+        <w:t xml:space="preserve">                  b_mid_T_c </w:t>
+      </w:r>
+      <w:r>
+        <w:rPr>
+          <w:rStyle w:val="SpecialCharTok"/>
+        </w:rPr>
+        <w:t xml:space="preserve">*</w:t>
+      </w:r>
+      <w:r>
+        <w:rPr>
+          <w:rStyle w:val="NormalTok"/>
+        </w:rPr>
+        <w:t xml:space="preserve"> true_params</w:t>
+      </w:r>
+      <w:r>
+        <w:rPr>
+          <w:rStyle w:val="SpecialCharTok"/>
+        </w:rPr>
+        <w:t xml:space="preserve">$</w:t>
+      </w:r>
+      <w:r>
+        <w:rPr>
+          <w:rStyle w:val="NormalTok"/>
+        </w:rPr>
+        <w:t xml:space="preserve">T_bar,</w:t>
+      </w:r>
+      <w:r>
+        <w:br/>
+      </w:r>
+      <w:r>
+        <w:rPr>
+          <w:rStyle w:val="NormalTok"/>
+        </w:rPr>
+        <w:t xml:space="preserve">    </w:t>
+      </w:r>
+      <w:r>
+        <w:rPr>
+          <w:rStyle w:val="AttributeTok"/>
+        </w:rPr>
+        <w:t xml:space="preserve">CTmax_1hr =</w:t>
+      </w:r>
+      <w:r>
+        <w:rPr>
+          <w:rStyle w:val="NormalTok"/>
+        </w:rPr>
+        <w:t xml:space="preserve"> (</w:t>
+      </w:r>
+      <w:r>
+        <w:rPr>
+          <w:rStyle w:val="FunctionTok"/>
+        </w:rPr>
+        <w:t xml:space="preserve">log10</w:t>
+      </w:r>
+      <w:r>
+        <w:rPr>
+          <w:rStyle w:val="NormalTok"/>
+        </w:rPr>
+        <w:t xml:space="preserve">(</w:t>
+      </w:r>
+      <w:r>
+        <w:rPr>
+          <w:rStyle w:val="DecValTok"/>
+        </w:rPr>
+        <w:t xml:space="preserve">60</w:t>
+      </w:r>
+      <w:r>
+        <w:rPr>
+          <w:rStyle w:val="NormalTok"/>
+        </w:rPr>
+        <w:t xml:space="preserve">) </w:t>
+      </w:r>
+      <w:r>
+        <w:rPr>
+          <w:rStyle w:val="SpecialCharTok"/>
+        </w:rPr>
+        <w:t xml:space="preserve">-</w:t>
+      </w:r>
+      <w:r>
+        <w:rPr>
+          <w:rStyle w:val="NormalTok"/>
+        </w:rPr>
+        <w:t xml:space="preserve"> alpha) </w:t>
+      </w:r>
+      <w:r>
+        <w:rPr>
+          <w:rStyle w:val="SpecialCharTok"/>
+        </w:rPr>
+        <w:t xml:space="preserve">/</w:t>
+      </w:r>
+      <w:r>
+        <w:rPr>
+          <w:rStyle w:val="NormalTok"/>
+        </w:rPr>
+        <w:t xml:space="preserve"> b_mid_T_c</w:t>
+      </w:r>
+      <w:r>
+        <w:br/>
+      </w:r>
+      <w:r>
+        <w:rPr>
+          <w:rStyle w:val="NormalTok"/>
+        </w:rPr>
+        <w:t xml:space="preserve">  ) </w:t>
+      </w:r>
+      <w:r>
+        <w:rPr>
+          <w:rStyle w:val="SpecialCharTok"/>
+        </w:rPr>
+        <w:t xml:space="preserve">|&gt;</w:t>
+      </w:r>
+      <w:r>
+        <w:br/>
+      </w:r>
+      <w:r>
+        <w:rPr>
+          <w:rStyle w:val="NormalTok"/>
+        </w:rPr>
+        <w:t xml:space="preserve">  dplyr</w:t>
+      </w:r>
+      <w:r>
+        <w:rPr>
+          <w:rStyle w:val="SpecialCharTok"/>
+        </w:rPr>
+        <w:t xml:space="preserve">::</w:t>
+      </w:r>
+      <w:r>
+        <w:rPr>
+          <w:rStyle w:val="FunctionTok"/>
+        </w:rPr>
+        <w:t xml:space="preserve">slice_sample</w:t>
+      </w:r>
+      <w:r>
+        <w:rPr>
+          <w:rStyle w:val="NormalTok"/>
+        </w:rPr>
+        <w:t xml:space="preserve">(</w:t>
+      </w:r>
+      <w:r>
+        <w:rPr>
+          <w:rStyle w:val="AttributeTok"/>
+        </w:rPr>
+        <w:t xml:space="preserve">n =</w:t>
+      </w:r>
+      <w:r>
+        <w:rPr>
+          <w:rStyle w:val="NormalTok"/>
+        </w:rPr>
+        <w:t xml:space="preserve"> </w:t>
+      </w:r>
+      <w:r>
+        <w:rPr>
+          <w:rStyle w:val="DecValTok"/>
+        </w:rPr>
+        <w:t xml:space="preserve">500</w:t>
+      </w:r>
+      <w:r>
+        <w:rPr>
+          <w:rStyle w:val="NormalTok"/>
+        </w:rPr>
+        <w:t xml:space="preserve">)</w:t>
+      </w:r>
+      <w:r>
+        <w:br/>
+      </w:r>
+      <w:r>
+        <w:br/>
+      </w:r>
+      <w:r>
+        <w:rPr>
+          <w:rStyle w:val="CommentTok"/>
+        </w:rPr>
+        <w:t xml:space="preserve"># Build the (n_hours × n_draws) rate matrix and cumsum down each column.</w:t>
+      </w:r>
+      <w:r>
+        <w:br/>
+      </w:r>
+      <w:r>
+        <w:rPr>
+          <w:rStyle w:val="NormalTok"/>
+        </w:rPr>
+        <w:t xml:space="preserve">n_h </w:t>
+      </w:r>
+      <w:r>
+        <w:rPr>
+          <w:rStyle w:val="OtherTok"/>
+        </w:rPr>
+        <w:t xml:space="preserve">&lt;-</w:t>
+      </w:r>
+      <w:r>
+        <w:rPr>
+          <w:rStyle w:val="NormalTok"/>
+        </w:rPr>
+        <w:t xml:space="preserve"> </w:t>
+      </w:r>
+      <w:r>
+        <w:rPr>
+          <w:rStyle w:val="FunctionTok"/>
+        </w:rPr>
+        <w:t xml:space="preserve">length</w:t>
+      </w:r>
+      <w:r>
+        <w:rPr>
+          <w:rStyle w:val="NormalTok"/>
+        </w:rPr>
+        <w:t xml:space="preserve">(hi_T_traj)</w:t>
+      </w:r>
+      <w:r>
+        <w:br/>
+      </w:r>
+      <w:r>
+        <w:rPr>
+          <w:rStyle w:val="NormalTok"/>
+        </w:rPr>
+        <w:t xml:space="preserve">n_d </w:t>
+      </w:r>
+      <w:r>
+        <w:rPr>
+          <w:rStyle w:val="OtherTok"/>
+        </w:rPr>
+        <w:t xml:space="preserve">&lt;-</w:t>
+      </w:r>
+      <w:r>
+        <w:rPr>
+          <w:rStyle w:val="NormalTok"/>
+        </w:rPr>
+        <w:t xml:space="preserve"> </w:t>
+      </w:r>
+      <w:r>
+        <w:rPr>
+          <w:rStyle w:val="FunctionTok"/>
+        </w:rPr>
+        <w:t xml:space="preserve">nrow</w:t>
+      </w:r>
+      <w:r>
+        <w:rPr>
+          <w:rStyle w:val="NormalTok"/>
+        </w:rPr>
+        <w:t xml:space="preserve">(hi_draws)</w:t>
+      </w:r>
+      <w:r>
+        <w:br/>
+      </w:r>
+      <w:r>
+        <w:br/>
+      </w:r>
+      <w:r>
+        <w:rPr>
+          <w:rStyle w:val="NormalTok"/>
+        </w:rPr>
+        <w:t xml:space="preserve">T_mat  </w:t>
+      </w:r>
+      <w:r>
+        <w:rPr>
+          <w:rStyle w:val="OtherTok"/>
+        </w:rPr>
+        <w:t xml:space="preserve">&lt;-</w:t>
+      </w:r>
+      <w:r>
+        <w:rPr>
+          <w:rStyle w:val="NormalTok"/>
+        </w:rPr>
+        <w:t xml:space="preserve"> </w:t>
+      </w:r>
+      <w:r>
+        <w:rPr>
+          <w:rStyle w:val="FunctionTok"/>
+        </w:rPr>
+        <w:t xml:space="preserve">matrix</w:t>
+      </w:r>
+      <w:r>
+        <w:rPr>
+          <w:rStyle w:val="NormalTok"/>
+        </w:rPr>
+        <w:t xml:space="preserve">(hi_T_traj, n_h, n_d)</w:t>
+      </w:r>
+      <w:r>
+        <w:br/>
+      </w:r>
+      <w:r>
+        <w:rPr>
+          <w:rStyle w:val="NormalTok"/>
+        </w:rPr>
+        <w:t xml:space="preserve">CT_mat </w:t>
+      </w:r>
+      <w:r>
+        <w:rPr>
+          <w:rStyle w:val="OtherTok"/>
+        </w:rPr>
+        <w:t xml:space="preserve">&lt;-</w:t>
+      </w:r>
+      <w:r>
+        <w:rPr>
+          <w:rStyle w:val="NormalTok"/>
+        </w:rPr>
+        <w:t xml:space="preserve"> </w:t>
+      </w:r>
+      <w:r>
+        <w:rPr>
+          <w:rStyle w:val="FunctionTok"/>
+        </w:rPr>
+        <w:t xml:space="preserve">matrix</w:t>
+      </w:r>
+      <w:r>
+        <w:rPr>
+          <w:rStyle w:val="NormalTok"/>
+        </w:rPr>
+        <w:t xml:space="preserve">(hi_draws</w:t>
+      </w:r>
+      <w:r>
+        <w:rPr>
+          <w:rStyle w:val="SpecialCharTok"/>
+        </w:rPr>
+        <w:t xml:space="preserve">$</w:t>
+      </w:r>
+      <w:r>
+        <w:rPr>
+          <w:rStyle w:val="NormalTok"/>
+        </w:rPr>
+        <w:t xml:space="preserve">CTmax_1hr, n_h, n_d, </w:t>
+      </w:r>
+      <w:r>
+        <w:rPr>
+          <w:rStyle w:val="AttributeTok"/>
+        </w:rPr>
+        <w:t xml:space="preserve">byrow =</w:t>
+      </w:r>
+      <w:r>
+        <w:rPr>
+          <w:rStyle w:val="NormalTok"/>
+        </w:rPr>
+        <w:t xml:space="preserve"> </w:t>
+      </w:r>
+      <w:r>
+        <w:rPr>
+          <w:rStyle w:val="ConstantTok"/>
+        </w:rPr>
+        <w:t xml:space="preserve">TRUE</w:t>
+      </w:r>
+      <w:r>
+        <w:rPr>
+          <w:rStyle w:val="NormalTok"/>
+        </w:rPr>
+        <w:t xml:space="preserve">)</w:t>
+      </w:r>
+      <w:r>
+        <w:br/>
+      </w:r>
+      <w:r>
+        <w:rPr>
+          <w:rStyle w:val="NormalTok"/>
+        </w:rPr>
+        <w:t xml:space="preserve">z_mat  </w:t>
+      </w:r>
+      <w:r>
+        <w:rPr>
+          <w:rStyle w:val="OtherTok"/>
+        </w:rPr>
+        <w:t xml:space="preserve">&lt;-</w:t>
+      </w:r>
+      <w:r>
+        <w:rPr>
+          <w:rStyle w:val="NormalTok"/>
+        </w:rPr>
+        <w:t xml:space="preserve"> </w:t>
+      </w:r>
+      <w:r>
+        <w:rPr>
+          <w:rStyle w:val="FunctionTok"/>
+        </w:rPr>
+        <w:t xml:space="preserve">matrix</w:t>
+      </w:r>
+      <w:r>
+        <w:rPr>
+          <w:rStyle w:val="NormalTok"/>
+        </w:rPr>
+        <w:t xml:space="preserve">(hi_draws</w:t>
+      </w:r>
+      <w:r>
+        <w:rPr>
+          <w:rStyle w:val="SpecialCharTok"/>
+        </w:rPr>
+        <w:t xml:space="preserve">$</w:t>
+      </w:r>
+      <w:r>
+        <w:rPr>
+          <w:rStyle w:val="NormalTok"/>
+        </w:rPr>
+        <w:t xml:space="preserve">z, n_h, n_d, </w:t>
+      </w:r>
+      <w:r>
+        <w:rPr>
+          <w:rStyle w:val="AttributeTok"/>
+        </w:rPr>
+        <w:t xml:space="preserve">byrow =</w:t>
+      </w:r>
+      <w:r>
+        <w:rPr>
+          <w:rStyle w:val="NormalTok"/>
+        </w:rPr>
+        <w:t xml:space="preserve"> </w:t>
+      </w:r>
+      <w:r>
+        <w:rPr>
+          <w:rStyle w:val="ConstantTok"/>
+        </w:rPr>
+        <w:t xml:space="preserve">TRUE</w:t>
+      </w:r>
+      <w:r>
+        <w:rPr>
+          <w:rStyle w:val="NormalTok"/>
+        </w:rPr>
+        <w:t xml:space="preserve">)</w:t>
+      </w:r>
+      <w:r>
+        <w:br/>
+      </w:r>
+      <w:r>
+        <w:br/>
+      </w:r>
+      <w:r>
+        <w:rPr>
+          <w:rStyle w:val="CommentTok"/>
+        </w:rPr>
+        <w:t xml:space="preserve"># Calculate the rates of HI accumulation from our posterior samples of z and CTmax for the given temperature time series</w:t>
+      </w:r>
+      <w:r>
+        <w:br/>
+      </w:r>
+      <w:r>
+        <w:rPr>
+          <w:rStyle w:val="NormalTok"/>
+        </w:rPr>
+        <w:t xml:space="preserve">rates              </w:t>
+      </w:r>
+      <w:r>
+        <w:rPr>
+          <w:rStyle w:val="OtherTok"/>
+        </w:rPr>
+        <w:t xml:space="preserve">&lt;-</w:t>
+      </w:r>
+      <w:r>
+        <w:rPr>
+          <w:rStyle w:val="NormalTok"/>
+        </w:rPr>
+        <w:t xml:space="preserve"> </w:t>
+      </w:r>
+      <w:r>
+        <w:rPr>
+          <w:rStyle w:val="DecValTok"/>
+        </w:rPr>
+        <w:t xml:space="preserve">100</w:t>
+      </w:r>
+      <w:r>
+        <w:rPr>
+          <w:rStyle w:val="NormalTok"/>
+        </w:rPr>
+        <w:t xml:space="preserve"> </w:t>
+      </w:r>
+      <w:r>
+        <w:rPr>
+          <w:rStyle w:val="SpecialCharTok"/>
+        </w:rPr>
+        <w:t xml:space="preserve">*</w:t>
+      </w:r>
+      <w:r>
+        <w:rPr>
+          <w:rStyle w:val="NormalTok"/>
+        </w:rPr>
+        <w:t xml:space="preserve"> </w:t>
+      </w:r>
+      <w:r>
+        <w:rPr>
+          <w:rStyle w:val="DecValTok"/>
+        </w:rPr>
+        <w:t xml:space="preserve">10</w:t>
+      </w:r>
+      <w:r>
+        <w:rPr>
+          <w:rStyle w:val="NormalTok"/>
+        </w:rPr>
+        <w:t xml:space="preserve"> </w:t>
+      </w:r>
+      <w:r>
+        <w:rPr>
+          <w:rStyle w:val="SpecialCharTok"/>
+        </w:rPr>
+        <w:t xml:space="preserve">^</w:t>
+      </w:r>
+      <w:r>
+        <w:rPr>
+          <w:rStyle w:val="NormalTok"/>
+        </w:rPr>
+        <w:t xml:space="preserve"> ((T_mat </w:t>
+      </w:r>
+      <w:r>
+        <w:rPr>
+          <w:rStyle w:val="SpecialCharTok"/>
+        </w:rPr>
+        <w:t xml:space="preserve">-</w:t>
+      </w:r>
+      <w:r>
+        <w:rPr>
+          <w:rStyle w:val="NormalTok"/>
+        </w:rPr>
+        <w:t xml:space="preserve"> CT_mat) </w:t>
+      </w:r>
+      <w:r>
+        <w:rPr>
+          <w:rStyle w:val="SpecialCharTok"/>
+        </w:rPr>
+        <w:t xml:space="preserve">/</w:t>
+      </w:r>
+      <w:r>
+        <w:rPr>
+          <w:rStyle w:val="NormalTok"/>
+        </w:rPr>
+        <w:t xml:space="preserve"> z_mat)</w:t>
+      </w:r>
+      <w:r>
+        <w:br/>
+      </w:r>
+      <w:r>
+        <w:rPr>
+          <w:rStyle w:val="NormalTok"/>
+        </w:rPr>
+        <w:t xml:space="preserve">rates[T_mat </w:t>
+      </w:r>
+      <w:r>
+        <w:rPr>
+          <w:rStyle w:val="SpecialCharTok"/>
+        </w:rPr>
+        <w:t xml:space="preserve">&lt;=</w:t>
+      </w:r>
+      <w:r>
+        <w:rPr>
+          <w:rStyle w:val="NormalTok"/>
+        </w:rPr>
+        <w:t xml:space="preserve"> hi_T_c] </w:t>
+      </w:r>
+      <w:r>
+        <w:rPr>
+          <w:rStyle w:val="OtherTok"/>
+        </w:rPr>
+        <w:t xml:space="preserve">&lt;-</w:t>
+      </w:r>
+      <w:r>
+        <w:rPr>
+          <w:rStyle w:val="NormalTok"/>
+        </w:rPr>
+        <w:t xml:space="preserve"> </w:t>
+      </w:r>
+      <w:r>
+        <w:rPr>
+          <w:rStyle w:val="DecValTok"/>
+        </w:rPr>
+        <w:t xml:space="preserve">0</w:t>
+      </w:r>
+      <w:r>
+        <w:br/>
+      </w:r>
+      <w:r>
+        <w:rPr>
+          <w:rStyle w:val="NormalTok"/>
+        </w:rPr>
+        <w:t xml:space="preserve">HI_traj            </w:t>
+      </w:r>
+      <w:r>
+        <w:rPr>
+          <w:rStyle w:val="OtherTok"/>
+        </w:rPr>
+        <w:t xml:space="preserve">&lt;-</w:t>
+      </w:r>
+      <w:r>
+        <w:rPr>
+          <w:rStyle w:val="NormalTok"/>
+        </w:rPr>
+        <w:t xml:space="preserve"> </w:t>
+      </w:r>
+      <w:r>
+        <w:rPr>
+          <w:rStyle w:val="FunctionTok"/>
+        </w:rPr>
+        <w:t xml:space="preserve">apply</w:t>
+      </w:r>
+      <w:r>
+        <w:rPr>
+          <w:rStyle w:val="NormalTok"/>
+        </w:rPr>
+        <w:t xml:space="preserve">(rates, </w:t>
+      </w:r>
+      <w:r>
+        <w:rPr>
+          <w:rStyle w:val="DecValTok"/>
+        </w:rPr>
+        <w:t xml:space="preserve">2</w:t>
+      </w:r>
+      <w:r>
+        <w:rPr>
+          <w:rStyle w:val="NormalTok"/>
+        </w:rPr>
+        <w:t xml:space="preserve">, cumsum)</w:t>
+      </w:r>
+      <w:r>
+        <w:br/>
+      </w:r>
+      <w:r>
+        <w:rPr>
+          <w:rStyle w:val="NormalTok"/>
+        </w:rPr>
+        <w:t xml:space="preserve">HI_traj[HI_traj </w:t>
+      </w:r>
+      <w:r>
+        <w:rPr>
+          <w:rStyle w:val="SpecialCharTok"/>
+        </w:rPr>
+        <w:t xml:space="preserve">&gt;</w:t>
+      </w:r>
+      <w:r>
+        <w:rPr>
+          <w:rStyle w:val="NormalTok"/>
+        </w:rPr>
+        <w:t xml:space="preserve"> </w:t>
+      </w:r>
+      <w:r>
+        <w:rPr>
+          <w:rStyle w:val="DecValTok"/>
+        </w:rPr>
+        <w:t xml:space="preserve">200</w:t>
+      </w:r>
+      <w:r>
+        <w:rPr>
+          <w:rStyle w:val="NormalTok"/>
+        </w:rPr>
+        <w:t xml:space="preserve">] </w:t>
+      </w:r>
+      <w:r>
+        <w:rPr>
+          <w:rStyle w:val="OtherTok"/>
+        </w:rPr>
+        <w:t xml:space="preserve">&lt;-</w:t>
+      </w:r>
+      <w:r>
+        <w:rPr>
+          <w:rStyle w:val="NormalTok"/>
+        </w:rPr>
+        <w:t xml:space="preserve"> </w:t>
+      </w:r>
+      <w:r>
+        <w:rPr>
+          <w:rStyle w:val="DecValTok"/>
+        </w:rPr>
+        <w:t xml:space="preserve">200</w:t>
+      </w:r>
+      <w:r>
+        <w:rPr>
+          <w:rStyle w:val="NormalTok"/>
+        </w:rPr>
+        <w:t xml:space="preserve"> </w:t>
+      </w:r>
+      <w:r>
+        <w:rPr>
+          <w:rStyle w:val="CommentTok"/>
+        </w:rPr>
+        <w:t xml:space="preserve"># Cap at 200% because survival can't go beyond that.</w:t>
+      </w:r>
+      <w:r>
+        <w:br/>
+      </w:r>
+      <w:r>
+        <w:br/>
+      </w:r>
+      <w:r>
+        <w:rPr>
+          <w:rStyle w:val="CommentTok"/>
+        </w:rPr>
+        <w:t xml:space="preserve"># Create a summary table that takes the median and 95% CI across the posterior samples for each hour. </w:t>
+      </w:r>
+      <w:r>
+        <w:br/>
+      </w:r>
+      <w:r>
+        <w:rPr>
+          <w:rStyle w:val="NormalTok"/>
+        </w:rPr>
+        <w:t xml:space="preserve">hi_summary </w:t>
+      </w:r>
+      <w:r>
+        <w:rPr>
+          <w:rStyle w:val="OtherTok"/>
+        </w:rPr>
+        <w:t xml:space="preserve">&lt;-</w:t>
+      </w:r>
+      <w:r>
+        <w:rPr>
+          <w:rStyle w:val="NormalTok"/>
+        </w:rPr>
+        <w:t xml:space="preserve"> tibble</w:t>
+      </w:r>
+      <w:r>
+        <w:rPr>
+          <w:rStyle w:val="SpecialCharTok"/>
+        </w:rPr>
+        <w:t xml:space="preserve">::</w:t>
+      </w:r>
+      <w:r>
+        <w:rPr>
+          <w:rStyle w:val="FunctionTok"/>
+        </w:rPr>
+        <w:t xml:space="preserve">tibble</w:t>
+      </w:r>
+      <w:r>
+        <w:rPr>
+          <w:rStyle w:val="NormalTok"/>
+        </w:rPr>
+        <w:t xml:space="preserve">(</w:t>
+      </w:r>
+      <w:r>
+        <w:br/>
+      </w:r>
+      <w:r>
+        <w:rPr>
+          <w:rStyle w:val="NormalTok"/>
+        </w:rPr>
+        <w:t xml:space="preserve">  </w:t>
+      </w:r>
+      <w:r>
+        <w:rPr>
+          <w:rStyle w:val="AttributeTok"/>
+        </w:rPr>
+        <w:t xml:space="preserve">hour   =</w:t>
+      </w:r>
+      <w:r>
+        <w:rPr>
+          <w:rStyle w:val="NormalTok"/>
+        </w:rPr>
+        <w:t xml:space="preserve"> hi_hours,</w:t>
+      </w:r>
+      <w:r>
+        <w:br/>
+      </w:r>
+      <w:r>
+        <w:rPr>
+          <w:rStyle w:val="NormalTok"/>
+        </w:rPr>
+        <w:t xml:space="preserve">  </w:t>
+      </w:r>
+      <w:r>
+        <w:rPr>
+          <w:rStyle w:val="AttributeTok"/>
+        </w:rPr>
+        <w:t xml:space="preserve">median =</w:t>
+      </w:r>
+      <w:r>
+        <w:rPr>
+          <w:rStyle w:val="NormalTok"/>
+        </w:rPr>
+        <w:t xml:space="preserve"> </w:t>
+      </w:r>
+      <w:r>
+        <w:rPr>
+          <w:rStyle w:val="FunctionTok"/>
+        </w:rPr>
+        <w:t xml:space="preserve">apply</w:t>
+      </w:r>
+      <w:r>
+        <w:rPr>
+          <w:rStyle w:val="NormalTok"/>
+        </w:rPr>
+        <w:t xml:space="preserve">(HI_traj, </w:t>
+      </w:r>
+      <w:r>
+        <w:rPr>
+          <w:rStyle w:val="DecValTok"/>
+        </w:rPr>
+        <w:t xml:space="preserve">1</w:t>
+      </w:r>
+      <w:r>
+        <w:rPr>
+          <w:rStyle w:val="NormalTok"/>
+        </w:rPr>
+        <w:t xml:space="preserve">, median),</w:t>
+      </w:r>
+      <w:r>
+        <w:br/>
+      </w:r>
+      <w:r>
+        <w:rPr>
+          <w:rStyle w:val="NormalTok"/>
+        </w:rPr>
+        <w:t xml:space="preserve">  </w:t>
+      </w:r>
+      <w:r>
+        <w:rPr>
+          <w:rStyle w:val="AttributeTok"/>
+        </w:rPr>
+        <w:t xml:space="preserve">lower  =</w:t>
+      </w:r>
+      <w:r>
+        <w:rPr>
+          <w:rStyle w:val="NormalTok"/>
+        </w:rPr>
+        <w:t xml:space="preserve"> </w:t>
+      </w:r>
+      <w:r>
+        <w:rPr>
+          <w:rStyle w:val="FunctionTok"/>
+        </w:rPr>
+        <w:t xml:space="preserve">apply</w:t>
+      </w:r>
+      <w:r>
+        <w:rPr>
+          <w:rStyle w:val="NormalTok"/>
+        </w:rPr>
+        <w:t xml:space="preserve">(HI_traj, </w:t>
+      </w:r>
+      <w:r>
+        <w:rPr>
+          <w:rStyle w:val="DecValTok"/>
+        </w:rPr>
+        <w:t xml:space="preserve">1</w:t>
+      </w:r>
+      <w:r>
+        <w:rPr>
+          <w:rStyle w:val="NormalTok"/>
+        </w:rPr>
+        <w:t xml:space="preserve">, quantile, </w:t>
+      </w:r>
+      <w:r>
+        <w:rPr>
+          <w:rStyle w:val="AttributeTok"/>
+        </w:rPr>
+        <w:t xml:space="preserve">probs =</w:t>
+      </w:r>
+      <w:r>
+        <w:rPr>
+          <w:rStyle w:val="NormalTok"/>
+        </w:rPr>
+        <w:t xml:space="preserve"> </w:t>
+      </w:r>
+      <w:r>
+        <w:rPr>
+          <w:rStyle w:val="FloatTok"/>
+        </w:rPr>
+        <w:t xml:space="preserve">0.025</w:t>
+      </w:r>
+      <w:r>
+        <w:rPr>
+          <w:rStyle w:val="NormalTok"/>
+        </w:rPr>
+        <w:t xml:space="preserve">),</w:t>
+      </w:r>
+      <w:r>
+        <w:br/>
+      </w:r>
+      <w:r>
+        <w:rPr>
+          <w:rStyle w:val="NormalTok"/>
+        </w:rPr>
+        <w:t xml:space="preserve">  </w:t>
+      </w:r>
+      <w:r>
+        <w:rPr>
+          <w:rStyle w:val="AttributeTok"/>
+        </w:rPr>
+        <w:t xml:space="preserve">upper  =</w:t>
+      </w:r>
+      <w:r>
+        <w:rPr>
+          <w:rStyle w:val="NormalTok"/>
+        </w:rPr>
+        <w:t xml:space="preserve"> </w:t>
+      </w:r>
+      <w:r>
+        <w:rPr>
+          <w:rStyle w:val="FunctionTok"/>
+        </w:rPr>
+        <w:t xml:space="preserve">apply</w:t>
+      </w:r>
+      <w:r>
+        <w:rPr>
+          <w:rStyle w:val="NormalTok"/>
+        </w:rPr>
+        <w:t xml:space="preserve">(HI_traj, </w:t>
+      </w:r>
+      <w:r>
+        <w:rPr>
+          <w:rStyle w:val="DecValTok"/>
+        </w:rPr>
+        <w:t xml:space="preserve">1</w:t>
+      </w:r>
+      <w:r>
+        <w:rPr>
+          <w:rStyle w:val="NormalTok"/>
+        </w:rPr>
+        <w:t xml:space="preserve">, quantile, </w:t>
+      </w:r>
+      <w:r>
+        <w:rPr>
+          <w:rStyle w:val="AttributeTok"/>
+        </w:rPr>
+        <w:t xml:space="preserve">probs =</w:t>
+      </w:r>
+      <w:r>
+        <w:rPr>
+          <w:rStyle w:val="NormalTok"/>
+        </w:rPr>
+        <w:t xml:space="preserve"> </w:t>
+      </w:r>
+      <w:r>
+        <w:rPr>
+          <w:rStyle w:val="FloatTok"/>
+        </w:rPr>
+        <w:t xml:space="preserve">0.975</w:t>
+      </w:r>
+      <w:r>
+        <w:rPr>
+          <w:rStyle w:val="NormalTok"/>
+        </w:rPr>
+        <w:t xml:space="preserve">)</w:t>
+      </w:r>
+      <w:r>
+        <w:br/>
+      </w:r>
+      <w:r>
+        <w:rPr>
+          <w:rStyle w:val="NormalTok"/>
+        </w:rPr>
+        <w:t xml:space="preserve">)</w:t>
+      </w:r>
+    </w:p>
+    <w:tbl>
+      <w:tblPr>
+        <w:tblStyle w:val="Table"/>
+        <w:tblW w:type="pct" w:w="5000"/>
+        <w:tblLayout w:type="fixed"/>
+        <w:tblLook w:firstRow="0" w:lastRow="0" w:firstColumn="0" w:lastColumn="0" w:noHBand="0" w:noVBand="0" w:val="0000"/>
+      </w:tblPr>
+      <w:tblGrid>
+        <w:gridCol w:w="7920"/>
+      </w:tblGrid>
+      <w:tr>
+        <w:tc>
+          <w:tcPr/>
+          <w:bookmarkStart w:id="198" w:name="suppfig-hi-accumulation"/>
+          <w:p>
+            <w:pPr>
+              <w:jc w:val="center"/>
+            </w:pPr>
+            <w:r>
+              <w:drawing>
+                <wp:inline>
+                  <wp:extent cx="5943600" cy="2971800"/>
+                  <wp:effectExtent b="0" l="0" r="0" t="0"/>
+                  <wp:docPr descr="" title="" id="196" name="Picture"/>
+                  <a:graphic>
+                    <a:graphicData uri="http://schemas.openxmlformats.org/drawingml/2006/picture">
+                      <pic:pic>
+                        <pic:nvPicPr>
+                          <pic:cNvPr descr="ms/supplement_files/figure-docx/plot-hi-accumulation-1.png" id="197" name="Picture"/>
+                          <pic:cNvPicPr>
+                            <a:picLocks noChangeArrowheads="1" noChangeAspect="1"/>
+                          </pic:cNvPicPr>
+                        </pic:nvPicPr>
+                        <pic:blipFill>
+                          <a:blip r:embed="rId195"/>
+                          <a:stretch>
+                            <a:fillRect/>
+                          </a:stretch>
+                        </pic:blipFill>
+                        <pic:spPr bwMode="auto">
+                          <a:xfrm>
+                            <a:off x="0" y="0"/>
+                            <a:ext cx="5943600" cy="2971800"/>
+                          </a:xfrm>
+                          <a:prstGeom prst="rect">
+                            <a:avLst/>
+                          </a:prstGeom>
+                          <a:noFill/>
+                          <a:ln w="9525">
+                            <a:noFill/>
+                            <a:headEnd/>
+                            <a:tailEnd/>
+                          </a:ln>
+                        </pic:spPr>
+                      </pic:pic>
+                    </a:graphicData>
+                  </a:graphic>
+                </wp:inline>
+              </w:drawing>
+            </w:r>
+          </w:p>
+          <w:p>
+            <w:pPr>
+              <w:jc w:val="center"/>
+            </w:pPr>
+            <w:pPr>
+              <w:jc w:val="start"/>
+              <w:spacing w:before="200"/>
+              <w:pStyle w:val="ImageCaption"/>
+            </w:pPr>
+            <w:r>
+              <w:t xml:space="preserve">Figure S7: Posterior cumulative heat-injury trajectory under the 5-day field trace. Solid line is the posterior median across 500 draws of</w:t>
+            </w:r>
+            <w:r>
+              <w:t xml:space="preserve"> </w:t>
+            </w:r>
+            <m:oMath>
+              <m:d>
+                <m:dPr>
+                  <m:begChr m:val="("/>
+                  <m:sepChr m:val=""/>
+                  <m:endChr m:val=")"/>
+                  <m:grow/>
+                </m:dPr>
+                <m:e>
+                  <m:r>
+                    <m:t>z</m:t>
+                  </m:r>
+                  <m:r>
+                    <m:rPr>
+                      <m:sty m:val="p"/>
+                    </m:rPr>
+                    <m:t>,</m:t>
+                  </m:r>
+                  <m:r>
+                    <m:t>C</m:t>
+                  </m:r>
+                  <m:sSub>
+                    <m:e>
+                      <m:r>
+                        <m:t>T</m:t>
+                      </m:r>
+                    </m:e>
+                    <m:sub>
+                      <m:r>
+                        <m:t>m</m:t>
+                      </m:r>
+                      <m:r>
+                        <m:t>a</m:t>
+                      </m:r>
+                      <m:sSub>
+                        <m:e>
+                          <m:r>
+                            <m:t>x</m:t>
+                          </m:r>
+                        </m:e>
+                        <m:sub>
+                          <m:r>
+                            <m:t>1</m:t>
+                          </m:r>
+                          <m:r>
+                            <m:t>h</m:t>
+                          </m:r>
+                          <m:r>
+                            <m:t>r</m:t>
+                          </m:r>
+                        </m:sub>
+                      </m:sSub>
+                    </m:sub>
+                  </m:sSub>
+                </m:e>
+              </m:d>
+            </m:oMath>
+            <w:r>
+              <w:t xml:space="preserve"> </w:t>
+            </w:r>
+            <w:r>
+              <w:t xml:space="preserve">from</w:t>
+            </w:r>
+            <w:r>
+              <w:t xml:space="preserve"> </w:t>
+            </w:r>
+            <w:r>
+              <w:rPr>
+                <w:rStyle w:val="VerbatimChar"/>
+              </w:rPr>
+              <w:t xml:space="preserve">fit_bb</w:t>
+            </w:r>
+            <w:r>
+              <w:t xml:space="preserve">; shaded band is the 95% credible interval. The dashed line marks the</w:t>
+            </w:r>
+            <w:r>
+              <w:t xml:space="preserve"> </w:t>
+            </w:r>
+            <m:oMath>
+              <m:r>
+                <m:t>L</m:t>
+              </m:r>
+              <m:sSub>
+                <m:e>
+                  <m:r>
+                    <m:t>T</m:t>
+                  </m:r>
+                </m:e>
+                <m:sub>
+                  <m:r>
+                    <m:t>50</m:t>
+                  </m:r>
+                </m:sub>
+              </m:sSub>
+            </m:oMath>
+            <w:r>
+              <w:t xml:space="preserve"> </w:t>
+            </w:r>
+            <w:r>
+              <w:t xml:space="preserve">threshold (</w:t>
+            </w:r>
+            <m:oMath>
+              <m:r>
+                <m:t>H</m:t>
+              </m:r>
+              <m:r>
+                <m:t>I</m:t>
+              </m:r>
+              <m:r>
+                <m:rPr>
+                  <m:sty m:val="p"/>
+                </m:rPr>
+                <m:t>=</m:t>
+              </m:r>
+              <m:r>
+                <m:t>100</m:t>
+              </m:r>
+              <m:r>
+                <m:rPr>
+                  <m:sty m:val="p"/>
+                </m:rPr>
+                <m:t>%</m:t>
+              </m:r>
+            </m:oMath>
+            <w:r>
+              <w:t xml:space="preserve">), which the population is predicted to cross by day 3.</w:t>
+            </w:r>
+          </w:p>
+          <w:bookmarkEnd w:id="198"/>
+        </w:tc>
+      </w:tr>
+    </w:tbl>
+    <w:p>
+      <w:pPr>
+        <w:pStyle w:val="BodyText"/>
+      </w:pPr>
+      <w:r>
+        <w:t xml:space="preserve">By the end of day 5 the posterior median HI is 192% (95% CI: 159% to 200%) — i.e., the population has accumulated roughly 1.9</w:t>
+      </w:r>
+      <w:r>
+        <w:t xml:space="preserve"> </w:t>
+      </w:r>
+      <m:oMath>
+        <m:r>
+          <m:rPr>
+            <m:sty m:val="p"/>
+          </m:rPr>
+          <m:t>×</m:t>
+        </m:r>
+      </m:oMath>
+      <w:r>
+        <w:t xml:space="preserve"> </w:t>
+      </w:r>
+      <w:r>
+        <w:t xml:space="preserve">the lethal dose under this exposure.</w:t>
+      </w:r>
+    </w:p>
+    <w:bookmarkEnd w:id="199"/>
+    <w:bookmarkStart w:id="204" w:name="Xb3b11273ea892ff4aeb7c2ae041ff3fdc5de6b0"/>
+    <w:p>
+      <w:pPr>
+        <w:pStyle w:val="Heading4"/>
+      </w:pPr>
+      <w:r>
+        <w:t xml:space="preserve">14.0.7.3 Predicting survival from the full 4PL surface</w:t>
+      </w:r>
+    </w:p>
+    <w:p>
+      <w:pPr>
+        <w:pStyle w:val="FirstParagraph"/>
+      </w:pPr>
+      <w:r>
+        <w:t xml:space="preserve">The HI integral compresses the trajectory into a single threshold-crossing summary. The joint Bayesian 4PL fit also lets us predict the</w:t>
+      </w:r>
+      <w:r>
+        <w:t xml:space="preserve"> </w:t>
+      </w:r>
+      <w:r>
+        <w:rPr>
+          <w:i/>
+          <w:iCs/>
+        </w:rPr>
+        <w:t xml:space="preserve">full</w:t>
+      </w:r>
+      <w:r>
+        <w:t xml:space="preserve"> </w:t>
+      </w:r>
+      <w:r>
+        <w:t xml:space="preserve">survival fraction</w:t>
+      </w:r>
+      <w:r>
+        <w:t xml:space="preserve"> </w:t>
+      </w:r>
+      <m:oMath>
+        <m:sSub>
+          <m:e>
+            <m:r>
+              <m:t>S</m:t>
+            </m:r>
+          </m:e>
+          <m:sub>
+            <m:r>
+              <m:rPr>
+                <m:nor/>
+                <m:sty m:val="p"/>
+              </m:rPr>
+              <m:t>pred</m:t>
+            </m:r>
+          </m:sub>
+        </m:sSub>
+        <m:d>
+          <m:dPr>
+            <m:begChr m:val="("/>
+            <m:sepChr m:val=""/>
+            <m:endChr m:val=")"/>
+            <m:grow/>
+          </m:dPr>
+          <m:e>
+            <m:r>
+              <m:t>t</m:t>
+            </m:r>
+          </m:e>
+        </m:d>
+      </m:oMath>
+      <w:r>
+        <w:t xml:space="preserve"> </w:t>
+      </w:r>
+      <w:r>
+        <w:t xml:space="preserve">at every time point along the trace, by accumulating effective exposure time at a reference temperature and reading survival off the dose-response surface at the cumulative effective time (</w:t>
+      </w:r>
+      <w:hyperlink w:anchor="eq-S-pred">
+        <w:r>
+          <w:rPr>
+            <w:rStyle w:val="Hyperlink"/>
+          </w:rPr>
+          <w:t xml:space="preserve">Equation 10</w:t>
+        </w:r>
+      </w:hyperlink>
+      <w:r>
+        <w:t xml:space="preserve">). We use</w:t>
+      </w:r>
+      <w:r>
+        <w:t xml:space="preserve"> </w:t>
+      </w:r>
+      <m:oMath>
+        <m:sSub>
+          <m:e>
+            <m:r>
+              <m:t>T</m:t>
+            </m:r>
+          </m:e>
+          <m:sub>
+            <m:r>
+              <m:rPr>
+                <m:nor/>
+                <m:sty m:val="p"/>
+              </m:rPr>
+              <m:t>ref</m:t>
+            </m:r>
+          </m:sub>
+        </m:sSub>
+        <m:r>
+          <m:rPr>
+            <m:sty m:val="p"/>
+          </m:rPr>
+          <m:t>=</m:t>
+        </m:r>
+        <m:acc>
+          <m:accPr>
+            <m:chr m:val="‾"/>
+          </m:accPr>
+          <m:e>
+            <m:r>
+              <m:t>T</m:t>
+            </m:r>
+          </m:e>
+        </m:acc>
+        <m:r>
+          <m:rPr>
+            <m:sty m:val="p"/>
+          </m:rPr>
+          <m:t>=</m:t>
+        </m:r>
+        <m:r>
+          <m:t>34</m:t>
+        </m:r>
+      </m:oMath>
+      <w:r>
+        <w:t xml:space="preserve"> </w:t>
+      </w:r>
+      <w:r>
+        <w:t xml:space="preserve">°C — the grand-mean temperature of the original assays — so the surface is evaluated at the most data-rich part of the dose-response.</w:t>
+      </w:r>
+    </w:p>
+    <w:p>
+      <w:pPr>
+        <w:pStyle w:val="SourceCode"/>
+      </w:pPr>
+      <w:r>
+        <w:rPr>
+          <w:rStyle w:val="NormalTok"/>
+        </w:rPr>
+        <w:t xml:space="preserve">T_ref </w:t>
+      </w:r>
+      <w:r>
+        <w:rPr>
+          <w:rStyle w:val="OtherTok"/>
+        </w:rPr>
+        <w:t xml:space="preserve">&lt;-</w:t>
+      </w:r>
+      <w:r>
+        <w:rPr>
+          <w:rStyle w:val="NormalTok"/>
+        </w:rPr>
+        <w:t xml:space="preserve"> true_params</w:t>
+      </w:r>
+      <w:r>
+        <w:rPr>
+          <w:rStyle w:val="SpecialCharTok"/>
+        </w:rPr>
+        <w:t xml:space="preserve">$</w:t>
+      </w:r>
+      <w:r>
+        <w:rPr>
+          <w:rStyle w:val="NormalTok"/>
+        </w:rPr>
+        <w:t xml:space="preserve">T_bar</w:t>
+      </w:r>
+      <w:r>
+        <w:br/>
+      </w:r>
+      <w:r>
+        <w:br/>
+      </w:r>
+      <w:r>
+        <w:rPr>
+          <w:rStyle w:val="CommentTok"/>
+        </w:rPr>
+        <w:t xml:space="preserve"># For each draw, accumulate effective minutes at T_ref, then evaluate the 4PL.</w:t>
+      </w:r>
+      <w:r>
+        <w:br/>
+      </w:r>
+      <w:r>
+        <w:rPr>
+          <w:rStyle w:val="NormalTok"/>
+        </w:rPr>
+        <w:t xml:space="preserve">S_traj </w:t>
+      </w:r>
+      <w:r>
+        <w:rPr>
+          <w:rStyle w:val="OtherTok"/>
+        </w:rPr>
+        <w:t xml:space="preserve">&lt;-</w:t>
+      </w:r>
+      <w:r>
+        <w:rPr>
+          <w:rStyle w:val="NormalTok"/>
+        </w:rPr>
+        <w:t xml:space="preserve"> </w:t>
+      </w:r>
+      <w:r>
+        <w:rPr>
+          <w:rStyle w:val="FunctionTok"/>
+        </w:rPr>
+        <w:t xml:space="preserve">matrix</w:t>
+      </w:r>
+      <w:r>
+        <w:rPr>
+          <w:rStyle w:val="NormalTok"/>
+        </w:rPr>
+        <w:t xml:space="preserve">(</w:t>
+      </w:r>
+      <w:r>
+        <w:rPr>
+          <w:rStyle w:val="DecValTok"/>
+        </w:rPr>
+        <w:t xml:space="preserve">0</w:t>
+      </w:r>
+      <w:r>
+        <w:rPr>
+          <w:rStyle w:val="NormalTok"/>
+        </w:rPr>
+        <w:t xml:space="preserve">, n_h, n_d)</w:t>
+      </w:r>
+      <w:r>
+        <w:br/>
+      </w:r>
+      <w:r>
+        <w:rPr>
+          <w:rStyle w:val="ControlFlowTok"/>
+        </w:rPr>
+        <w:t xml:space="preserve">for</w:t>
+      </w:r>
+      <w:r>
+        <w:rPr>
+          <w:rStyle w:val="NormalTok"/>
+        </w:rPr>
+        <w:t xml:space="preserve"> (d </w:t>
+      </w:r>
+      <w:r>
+        <w:rPr>
+          <w:rStyle w:val="ControlFlowTok"/>
+        </w:rPr>
+        <w:t xml:space="preserve">in</w:t>
+      </w:r>
+      <w:r>
+        <w:rPr>
+          <w:rStyle w:val="NormalTok"/>
+        </w:rPr>
+        <w:t xml:space="preserve"> </w:t>
+      </w:r>
+      <w:r>
+        <w:rPr>
+          <w:rStyle w:val="FunctionTok"/>
+        </w:rPr>
+        <w:t xml:space="preserve">seq_len</w:t>
+      </w:r>
+      <w:r>
+        <w:rPr>
+          <w:rStyle w:val="NormalTok"/>
+        </w:rPr>
+        <w:t xml:space="preserve">(n_d)) {</w:t>
+      </w:r>
+      <w:r>
+        <w:br/>
+      </w:r>
+      <w:r>
+        <w:rPr>
+          <w:rStyle w:val="NormalTok"/>
+        </w:rPr>
+        <w:t xml:space="preserve">  z_d     </w:t>
+      </w:r>
+      <w:r>
+        <w:rPr>
+          <w:rStyle w:val="OtherTok"/>
+        </w:rPr>
+        <w:t xml:space="preserve">&lt;-</w:t>
+      </w:r>
+      <w:r>
+        <w:rPr>
+          <w:rStyle w:val="NormalTok"/>
+        </w:rPr>
+        <w:t xml:space="preserve"> hi_draws</w:t>
+      </w:r>
+      <w:r>
+        <w:rPr>
+          <w:rStyle w:val="SpecialCharTok"/>
+        </w:rPr>
+        <w:t xml:space="preserve">$</w:t>
+      </w:r>
+      <w:r>
+        <w:rPr>
+          <w:rStyle w:val="NormalTok"/>
+        </w:rPr>
+        <w:t xml:space="preserve">z[d]</w:t>
+      </w:r>
+      <w:r>
+        <w:br/>
+      </w:r>
+      <w:r>
+        <w:rPr>
+          <w:rStyle w:val="NormalTok"/>
+        </w:rPr>
+        <w:t xml:space="preserve">  ell_d   </w:t>
+      </w:r>
+      <w:r>
+        <w:rPr>
+          <w:rStyle w:val="OtherTok"/>
+        </w:rPr>
+        <w:t xml:space="preserve">&lt;-</w:t>
+      </w:r>
+      <w:r>
+        <w:rPr>
+          <w:rStyle w:val="NormalTok"/>
+        </w:rPr>
+        <w:t xml:space="preserve"> hi_draws</w:t>
+      </w:r>
+      <w:r>
+        <w:rPr>
+          <w:rStyle w:val="SpecialCharTok"/>
+        </w:rPr>
+        <w:t xml:space="preserve">$</w:t>
+      </w:r>
+      <w:r>
+        <w:rPr>
+          <w:rStyle w:val="NormalTok"/>
+        </w:rPr>
+        <w:t xml:space="preserve">b_ell_Intercept[d]</w:t>
+      </w:r>
+      <w:r>
+        <w:br/>
+      </w:r>
+      <w:r>
+        <w:rPr>
+          <w:rStyle w:val="NormalTok"/>
+        </w:rPr>
+        <w:t xml:space="preserve">  u_d     </w:t>
+      </w:r>
+      <w:r>
+        <w:rPr>
+          <w:rStyle w:val="OtherTok"/>
+        </w:rPr>
+        <w:t xml:space="preserve">&lt;-</w:t>
+      </w:r>
+      <w:r>
+        <w:rPr>
+          <w:rStyle w:val="NormalTok"/>
+        </w:rPr>
+        <w:t xml:space="preserve"> hi_draws</w:t>
+      </w:r>
+      <w:r>
+        <w:rPr>
+          <w:rStyle w:val="SpecialCharTok"/>
+        </w:rPr>
+        <w:t xml:space="preserve">$</w:t>
+      </w:r>
+      <w:r>
+        <w:rPr>
+          <w:rStyle w:val="NormalTok"/>
+        </w:rPr>
+        <w:t xml:space="preserve">b_u_Intercept[d]</w:t>
+      </w:r>
+      <w:r>
+        <w:br/>
+      </w:r>
+      <w:r>
+        <w:rPr>
+          <w:rStyle w:val="NormalTok"/>
+        </w:rPr>
+        <w:t xml:space="preserve">  k_d     </w:t>
+      </w:r>
+      <w:r>
+        <w:rPr>
+          <w:rStyle w:val="OtherTok"/>
+        </w:rPr>
+        <w:t xml:space="preserve">&lt;-</w:t>
+      </w:r>
+      <w:r>
+        <w:rPr>
+          <w:rStyle w:val="NormalTok"/>
+        </w:rPr>
+        <w:t xml:space="preserve"> hi_draws</w:t>
+      </w:r>
+      <w:r>
+        <w:rPr>
+          <w:rStyle w:val="SpecialCharTok"/>
+        </w:rPr>
+        <w:t xml:space="preserve">$</w:t>
+      </w:r>
+      <w:r>
+        <w:rPr>
+          <w:rStyle w:val="NormalTok"/>
+        </w:rPr>
+        <w:t xml:space="preserve">b_k_Intercept[d]</w:t>
+      </w:r>
+      <w:r>
+        <w:br/>
+      </w:r>
+      <w:r>
+        <w:rPr>
+          <w:rStyle w:val="NormalTok"/>
+        </w:rPr>
+        <w:t xml:space="preserve">  beta0_d </w:t>
+      </w:r>
+      <w:r>
+        <w:rPr>
+          <w:rStyle w:val="OtherTok"/>
+        </w:rPr>
+        <w:t xml:space="preserve">&lt;-</w:t>
+      </w:r>
+      <w:r>
+        <w:rPr>
+          <w:rStyle w:val="NormalTok"/>
+        </w:rPr>
+        <w:t xml:space="preserve"> hi_draws</w:t>
+      </w:r>
+      <w:r>
+        <w:rPr>
+          <w:rStyle w:val="SpecialCharTok"/>
+        </w:rPr>
+        <w:t xml:space="preserve">$</w:t>
+      </w:r>
+      <w:r>
+        <w:rPr>
+          <w:rStyle w:val="NormalTok"/>
+        </w:rPr>
+        <w:t xml:space="preserve">b_mid_Intercept[d]   </w:t>
+      </w:r>
+      <w:r>
+        <w:rPr>
+          <w:rStyle w:val="CommentTok"/>
+        </w:rPr>
+        <w:t xml:space="preserve"># midpoint at T_bar (in log10-min)</w:t>
+      </w:r>
+      <w:r>
+        <w:br/>
+      </w:r>
+      <w:r>
+        <w:br/>
+      </w:r>
+      <w:r>
+        <w:rPr>
+          <w:rStyle w:val="NormalTok"/>
+        </w:rPr>
+        <w:t xml:space="preserve">  </w:t>
+      </w:r>
+      <w:r>
+        <w:rPr>
+          <w:rStyle w:val="CommentTok"/>
+        </w:rPr>
+        <w:t xml:space="preserve"># Effective-time increment in MINUTES per hourly bin at T_ref = T_bar.</w:t>
+      </w:r>
+      <w:r>
+        <w:br/>
+      </w:r>
+      <w:r>
+        <w:rPr>
+          <w:rStyle w:val="NormalTok"/>
+        </w:rPr>
+        <w:t xml:space="preserve">  inc_min     </w:t>
+      </w:r>
+      <w:r>
+        <w:rPr>
+          <w:rStyle w:val="OtherTok"/>
+        </w:rPr>
+        <w:t xml:space="preserve">&lt;-</w:t>
+      </w:r>
+      <w:r>
+        <w:rPr>
+          <w:rStyle w:val="NormalTok"/>
+        </w:rPr>
+        <w:t xml:space="preserve"> </w:t>
+      </w:r>
+      <w:r>
+        <w:rPr>
+          <w:rStyle w:val="FunctionTok"/>
+        </w:rPr>
+        <w:t xml:space="preserve">ifelse</w:t>
+      </w:r>
+      <w:r>
+        <w:rPr>
+          <w:rStyle w:val="NormalTok"/>
+        </w:rPr>
+        <w:t xml:space="preserve">(hi_T_traj </w:t>
+      </w:r>
+      <w:r>
+        <w:rPr>
+          <w:rStyle w:val="SpecialCharTok"/>
+        </w:rPr>
+        <w:t xml:space="preserve">&gt;</w:t>
+      </w:r>
+      <w:r>
+        <w:rPr>
+          <w:rStyle w:val="NormalTok"/>
+        </w:rPr>
+        <w:t xml:space="preserve"> hi_T_c,</w:t>
+      </w:r>
+      <w:r>
+        <w:br/>
+      </w:r>
+      <w:r>
+        <w:rPr>
+          <w:rStyle w:val="NormalTok"/>
+        </w:rPr>
+        <w:t xml:space="preserve">                        </w:t>
+      </w:r>
+      <w:r>
+        <w:rPr>
+          <w:rStyle w:val="DecValTok"/>
+        </w:rPr>
+        <w:t xml:space="preserve">60</w:t>
+      </w:r>
+      <w:r>
+        <w:rPr>
+          <w:rStyle w:val="NormalTok"/>
+        </w:rPr>
+        <w:t xml:space="preserve"> </w:t>
+      </w:r>
+      <w:r>
+        <w:rPr>
+          <w:rStyle w:val="SpecialCharTok"/>
+        </w:rPr>
+        <w:t xml:space="preserve">*</w:t>
+      </w:r>
+      <w:r>
+        <w:rPr>
+          <w:rStyle w:val="NormalTok"/>
+        </w:rPr>
+        <w:t xml:space="preserve"> </w:t>
+      </w:r>
+      <w:r>
+        <w:rPr>
+          <w:rStyle w:val="DecValTok"/>
+        </w:rPr>
+        <w:t xml:space="preserve">10</w:t>
+      </w:r>
+      <w:r>
+        <w:rPr>
+          <w:rStyle w:val="NormalTok"/>
+        </w:rPr>
+        <w:t xml:space="preserve"> </w:t>
+      </w:r>
+      <w:r>
+        <w:rPr>
+          <w:rStyle w:val="SpecialCharTok"/>
+        </w:rPr>
+        <w:t xml:space="preserve">^</w:t>
+      </w:r>
+      <w:r>
+        <w:rPr>
+          <w:rStyle w:val="NormalTok"/>
+        </w:rPr>
+        <w:t xml:space="preserve"> ((hi_T_traj </w:t>
+      </w:r>
+      <w:r>
+        <w:rPr>
+          <w:rStyle w:val="SpecialCharTok"/>
+        </w:rPr>
+        <w:t xml:space="preserve">-</w:t>
+      </w:r>
+      <w:r>
+        <w:rPr>
+          <w:rStyle w:val="NormalTok"/>
+        </w:rPr>
+        <w:t xml:space="preserve"> T_ref) </w:t>
+      </w:r>
+      <w:r>
+        <w:rPr>
+          <w:rStyle w:val="SpecialCharTok"/>
+        </w:rPr>
+        <w:t xml:space="preserve">/</w:t>
+      </w:r>
+      <w:r>
+        <w:rPr>
+          <w:rStyle w:val="NormalTok"/>
+        </w:rPr>
+        <w:t xml:space="preserve"> z_d),</w:t>
+      </w:r>
+      <w:r>
+        <w:br/>
+      </w:r>
+      <w:r>
+        <w:rPr>
+          <w:rStyle w:val="NormalTok"/>
+        </w:rPr>
+        <w:t xml:space="preserve">                        </w:t>
+      </w:r>
+      <w:r>
+        <w:rPr>
+          <w:rStyle w:val="DecValTok"/>
+        </w:rPr>
+        <w:t xml:space="preserve">0</w:t>
+      </w:r>
+      <w:r>
+        <w:rPr>
+          <w:rStyle w:val="NormalTok"/>
+        </w:rPr>
+        <w:t xml:space="preserve">)</w:t>
+      </w:r>
+      <w:r>
+        <w:br/>
+      </w:r>
+      <w:r>
+        <w:rPr>
+          <w:rStyle w:val="NormalTok"/>
+        </w:rPr>
+        <w:t xml:space="preserve">  tau_eff_min </w:t>
+      </w:r>
+      <w:r>
+        <w:rPr>
+          <w:rStyle w:val="OtherTok"/>
+        </w:rPr>
+        <w:t xml:space="preserve">&lt;-</w:t>
+      </w:r>
+      <w:r>
+        <w:rPr>
+          <w:rStyle w:val="NormalTok"/>
+        </w:rPr>
+        <w:t xml:space="preserve"> </w:t>
+      </w:r>
+      <w:r>
+        <w:rPr>
+          <w:rStyle w:val="FunctionTok"/>
+        </w:rPr>
+        <w:t xml:space="preserve">cumsum</w:t>
+      </w:r>
+      <w:r>
+        <w:rPr>
+          <w:rStyle w:val="NormalTok"/>
+        </w:rPr>
+        <w:t xml:space="preserve">(inc_min)</w:t>
+      </w:r>
+      <w:r>
+        <w:br/>
+      </w:r>
+      <w:r>
+        <w:br/>
+      </w:r>
+      <w:r>
+        <w:rPr>
+          <w:rStyle w:val="NormalTok"/>
+        </w:rPr>
+        <w:t xml:space="preserve">  </w:t>
+      </w:r>
+      <w:r>
+        <w:rPr>
+          <w:rStyle w:val="CommentTok"/>
+        </w:rPr>
+        <w:t xml:space="preserve"># 4PL surface evaluated at (T_ref, tau_eff). Note that tau_eff_min can be 0, and log10(0)is infinity so we used .Machine$double.eps to identify and replace any zeros with a very small number 2.22x10^-16 to avoid conversion problems</w:t>
+      </w:r>
+      <w:r>
+        <w:br/>
+      </w:r>
+      <w:r>
+        <w:rPr>
+          <w:rStyle w:val="NormalTok"/>
+        </w:rPr>
+        <w:t xml:space="preserve">  log10_tau   </w:t>
+      </w:r>
+      <w:r>
+        <w:rPr>
+          <w:rStyle w:val="OtherTok"/>
+        </w:rPr>
+        <w:t xml:space="preserve">&lt;-</w:t>
+      </w:r>
+      <w:r>
+        <w:rPr>
+          <w:rStyle w:val="NormalTok"/>
+        </w:rPr>
+        <w:t xml:space="preserve"> </w:t>
+      </w:r>
+      <w:r>
+        <w:rPr>
+          <w:rStyle w:val="FunctionTok"/>
+        </w:rPr>
+        <w:t xml:space="preserve">log10</w:t>
+      </w:r>
+      <w:r>
+        <w:rPr>
+          <w:rStyle w:val="NormalTok"/>
+        </w:rPr>
+        <w:t xml:space="preserve">(</w:t>
+      </w:r>
+      <w:r>
+        <w:rPr>
+          <w:rStyle w:val="FunctionTok"/>
+        </w:rPr>
+        <w:t xml:space="preserve">pmax</w:t>
+      </w:r>
+      <w:r>
+        <w:rPr>
+          <w:rStyle w:val="NormalTok"/>
+        </w:rPr>
+        <w:t xml:space="preserve">(tau_eff_min, .Machine</w:t>
+      </w:r>
+      <w:r>
+        <w:rPr>
+          <w:rStyle w:val="SpecialCharTok"/>
+        </w:rPr>
+        <w:t xml:space="preserve">$</w:t>
+      </w:r>
+      <w:r>
+        <w:rPr>
+          <w:rStyle w:val="NormalTok"/>
+        </w:rPr>
+        <w:t xml:space="preserve">double.eps))</w:t>
+      </w:r>
+      <w:r>
+        <w:br/>
+      </w:r>
+      <w:r>
+        <w:rPr>
+          <w:rStyle w:val="NormalTok"/>
+        </w:rPr>
+        <w:t xml:space="preserve">  S_traj[, d] </w:t>
+      </w:r>
+      <w:r>
+        <w:rPr>
+          <w:rStyle w:val="OtherTok"/>
+        </w:rPr>
+        <w:t xml:space="preserve">&lt;-</w:t>
+      </w:r>
+      <w:r>
+        <w:rPr>
+          <w:rStyle w:val="NormalTok"/>
+        </w:rPr>
+        <w:t xml:space="preserve"> ell_d </w:t>
+      </w:r>
+      <w:r>
+        <w:rPr>
+          <w:rStyle w:val="SpecialCharTok"/>
+        </w:rPr>
+        <w:t xml:space="preserve">+</w:t>
+      </w:r>
+      <w:r>
+        <w:rPr>
+          <w:rStyle w:val="NormalTok"/>
+        </w:rPr>
+        <w:t xml:space="preserve"> (u_d </w:t>
+      </w:r>
+      <w:r>
+        <w:rPr>
+          <w:rStyle w:val="SpecialCharTok"/>
+        </w:rPr>
+        <w:t xml:space="preserve">-</w:t>
+      </w:r>
+      <w:r>
+        <w:rPr>
+          <w:rStyle w:val="NormalTok"/>
+        </w:rPr>
+        <w:t xml:space="preserve"> ell_d) </w:t>
+      </w:r>
+      <w:r>
+        <w:rPr>
+          <w:rStyle w:val="SpecialCharTok"/>
+        </w:rPr>
+        <w:t xml:space="preserve">/</w:t>
+      </w:r>
+      <w:r>
+        <w:br/>
+      </w:r>
+      <w:r>
+        <w:rPr>
+          <w:rStyle w:val="NormalTok"/>
+        </w:rPr>
+        <w:t xml:space="preserve">                  (</w:t>
+      </w:r>
+      <w:r>
+        <w:rPr>
+          <w:rStyle w:val="DecValTok"/>
+        </w:rPr>
+        <w:t xml:space="preserve">1</w:t>
+      </w:r>
+      <w:r>
+        <w:rPr>
+          <w:rStyle w:val="NormalTok"/>
+        </w:rPr>
+        <w:t xml:space="preserve"> </w:t>
+      </w:r>
+      <w:r>
+        <w:rPr>
+          <w:rStyle w:val="SpecialCharTok"/>
+        </w:rPr>
+        <w:t xml:space="preserve">+</w:t>
+      </w:r>
+      <w:r>
+        <w:rPr>
+          <w:rStyle w:val="NormalTok"/>
+        </w:rPr>
+        <w:t xml:space="preserve"> </w:t>
+      </w:r>
+      <w:r>
+        <w:rPr>
+          <w:rStyle w:val="FunctionTok"/>
+        </w:rPr>
+        <w:t xml:space="preserve">exp</w:t>
+      </w:r>
+      <w:r>
+        <w:rPr>
+          <w:rStyle w:val="NormalTok"/>
+        </w:rPr>
+        <w:t xml:space="preserve">(k_d </w:t>
+      </w:r>
+      <w:r>
+        <w:rPr>
+          <w:rStyle w:val="SpecialCharTok"/>
+        </w:rPr>
+        <w:t xml:space="preserve">*</w:t>
+      </w:r>
+      <w:r>
+        <w:rPr>
+          <w:rStyle w:val="NormalTok"/>
+        </w:rPr>
+        <w:t xml:space="preserve"> (log10_tau </w:t>
+      </w:r>
+      <w:r>
+        <w:rPr>
+          <w:rStyle w:val="SpecialCharTok"/>
+        </w:rPr>
+        <w:t xml:space="preserve">-</w:t>
+      </w:r>
+      <w:r>
+        <w:rPr>
+          <w:rStyle w:val="NormalTok"/>
+        </w:rPr>
+        <w:t xml:space="preserve"> beta0_d)))</w:t>
+      </w:r>
+      <w:r>
+        <w:br/>
+      </w:r>
+      <w:r>
+        <w:rPr>
+          <w:rStyle w:val="NormalTok"/>
+        </w:rPr>
+        <w:t xml:space="preserve">}</w:t>
+      </w:r>
+      <w:r>
+        <w:br/>
+      </w:r>
+      <w:r>
+        <w:br/>
+      </w:r>
+      <w:r>
+        <w:rPr>
+          <w:rStyle w:val="NormalTok"/>
+        </w:rPr>
+        <w:t xml:space="preserve">S_summary </w:t>
+      </w:r>
+      <w:r>
+        <w:rPr>
+          <w:rStyle w:val="OtherTok"/>
+        </w:rPr>
+        <w:t xml:space="preserve">&lt;-</w:t>
+      </w:r>
+      <w:r>
+        <w:rPr>
+          <w:rStyle w:val="NormalTok"/>
+        </w:rPr>
+        <w:t xml:space="preserve"> tibble</w:t>
+      </w:r>
+      <w:r>
+        <w:rPr>
+          <w:rStyle w:val="SpecialCharTok"/>
+        </w:rPr>
+        <w:t xml:space="preserve">::</w:t>
+      </w:r>
+      <w:r>
+        <w:rPr>
+          <w:rStyle w:val="FunctionTok"/>
+        </w:rPr>
+        <w:t xml:space="preserve">tibble</w:t>
+      </w:r>
+      <w:r>
+        <w:rPr>
+          <w:rStyle w:val="NormalTok"/>
+        </w:rPr>
+        <w:t xml:space="preserve">(</w:t>
+      </w:r>
+      <w:r>
+        <w:br/>
+      </w:r>
+      <w:r>
+        <w:rPr>
+          <w:rStyle w:val="NormalTok"/>
+        </w:rPr>
+        <w:t xml:space="preserve">  </w:t>
+      </w:r>
+      <w:r>
+        <w:rPr>
+          <w:rStyle w:val="AttributeTok"/>
+        </w:rPr>
+        <w:t xml:space="preserve">hour   =</w:t>
+      </w:r>
+      <w:r>
+        <w:rPr>
+          <w:rStyle w:val="NormalTok"/>
+        </w:rPr>
+        <w:t xml:space="preserve"> hi_hours,</w:t>
+      </w:r>
+      <w:r>
+        <w:br/>
+      </w:r>
+      <w:r>
+        <w:rPr>
+          <w:rStyle w:val="NormalTok"/>
+        </w:rPr>
+        <w:t xml:space="preserve">  </w:t>
+      </w:r>
+      <w:r>
+        <w:rPr>
+          <w:rStyle w:val="AttributeTok"/>
+        </w:rPr>
+        <w:t xml:space="preserve">median =</w:t>
+      </w:r>
+      <w:r>
+        <w:rPr>
+          <w:rStyle w:val="NormalTok"/>
+        </w:rPr>
+        <w:t xml:space="preserve"> </w:t>
+      </w:r>
+      <w:r>
+        <w:rPr>
+          <w:rStyle w:val="FunctionTok"/>
+        </w:rPr>
+        <w:t xml:space="preserve">apply</w:t>
+      </w:r>
+      <w:r>
+        <w:rPr>
+          <w:rStyle w:val="NormalTok"/>
+        </w:rPr>
+        <w:t xml:space="preserve">(S_traj, </w:t>
+      </w:r>
+      <w:r>
+        <w:rPr>
+          <w:rStyle w:val="DecValTok"/>
+        </w:rPr>
+        <w:t xml:space="preserve">1</w:t>
+      </w:r>
+      <w:r>
+        <w:rPr>
+          <w:rStyle w:val="NormalTok"/>
+        </w:rPr>
+        <w:t xml:space="preserve">, median),</w:t>
+      </w:r>
+      <w:r>
+        <w:br/>
+      </w:r>
+      <w:r>
+        <w:rPr>
+          <w:rStyle w:val="NormalTok"/>
+        </w:rPr>
+        <w:t xml:space="preserve">  </w:t>
+      </w:r>
+      <w:r>
+        <w:rPr>
+          <w:rStyle w:val="AttributeTok"/>
+        </w:rPr>
+        <w:t xml:space="preserve">lower  =</w:t>
+      </w:r>
+      <w:r>
+        <w:rPr>
+          <w:rStyle w:val="NormalTok"/>
+        </w:rPr>
+        <w:t xml:space="preserve"> </w:t>
+      </w:r>
+      <w:r>
+        <w:rPr>
+          <w:rStyle w:val="FunctionTok"/>
+        </w:rPr>
+        <w:t xml:space="preserve">apply</w:t>
+      </w:r>
+      <w:r>
+        <w:rPr>
+          <w:rStyle w:val="NormalTok"/>
+        </w:rPr>
+        <w:t xml:space="preserve">(S_traj, </w:t>
+      </w:r>
+      <w:r>
+        <w:rPr>
+          <w:rStyle w:val="DecValTok"/>
+        </w:rPr>
+        <w:t xml:space="preserve">1</w:t>
+      </w:r>
+      <w:r>
+        <w:rPr>
+          <w:rStyle w:val="NormalTok"/>
+        </w:rPr>
+        <w:t xml:space="preserve">, quantile, </w:t>
+      </w:r>
+      <w:r>
+        <w:rPr>
+          <w:rStyle w:val="AttributeTok"/>
+        </w:rPr>
+        <w:t xml:space="preserve">probs =</w:t>
+      </w:r>
+      <w:r>
+        <w:rPr>
+          <w:rStyle w:val="NormalTok"/>
+        </w:rPr>
+        <w:t xml:space="preserve"> </w:t>
+      </w:r>
+      <w:r>
+        <w:rPr>
+          <w:rStyle w:val="FloatTok"/>
+        </w:rPr>
+        <w:t xml:space="preserve">0.025</w:t>
+      </w:r>
+      <w:r>
+        <w:rPr>
+          <w:rStyle w:val="NormalTok"/>
+        </w:rPr>
+        <w:t xml:space="preserve">),</w:t>
+      </w:r>
+      <w:r>
+        <w:br/>
+      </w:r>
+      <w:r>
+        <w:rPr>
+          <w:rStyle w:val="NormalTok"/>
+        </w:rPr>
+        <w:t xml:space="preserve">  </w:t>
+      </w:r>
+      <w:r>
+        <w:rPr>
+          <w:rStyle w:val="AttributeTok"/>
+        </w:rPr>
+        <w:t xml:space="preserve">upper  =</w:t>
+      </w:r>
+      <w:r>
+        <w:rPr>
+          <w:rStyle w:val="NormalTok"/>
+        </w:rPr>
+        <w:t xml:space="preserve"> </w:t>
+      </w:r>
+      <w:r>
+        <w:rPr>
+          <w:rStyle w:val="FunctionTok"/>
+        </w:rPr>
+        <w:t xml:space="preserve">apply</w:t>
+      </w:r>
+      <w:r>
+        <w:rPr>
+          <w:rStyle w:val="NormalTok"/>
+        </w:rPr>
+        <w:t xml:space="preserve">(S_traj, </w:t>
+      </w:r>
+      <w:r>
+        <w:rPr>
+          <w:rStyle w:val="DecValTok"/>
+        </w:rPr>
+        <w:t xml:space="preserve">1</w:t>
+      </w:r>
+      <w:r>
+        <w:rPr>
+          <w:rStyle w:val="NormalTok"/>
+        </w:rPr>
+        <w:t xml:space="preserve">, quantile, </w:t>
+      </w:r>
+      <w:r>
+        <w:rPr>
+          <w:rStyle w:val="AttributeTok"/>
+        </w:rPr>
+        <w:t xml:space="preserve">probs =</w:t>
+      </w:r>
+      <w:r>
+        <w:rPr>
+          <w:rStyle w:val="NormalTok"/>
+        </w:rPr>
+        <w:t xml:space="preserve"> </w:t>
+      </w:r>
+      <w:r>
+        <w:rPr>
+          <w:rStyle w:val="FloatTok"/>
+        </w:rPr>
+        <w:t xml:space="preserve">0.975</w:t>
+      </w:r>
+      <w:r>
+        <w:rPr>
+          <w:rStyle w:val="NormalTok"/>
+        </w:rPr>
+        <w:t xml:space="preserve">)</w:t>
+      </w:r>
+      <w:r>
+        <w:br/>
+      </w:r>
+      <w:r>
+        <w:rPr>
+          <w:rStyle w:val="NormalTok"/>
+        </w:rPr>
+        <w:t xml:space="preserve">)</w:t>
+      </w:r>
+    </w:p>
+    <w:tbl>
+      <w:tblPr>
+        <w:tblStyle w:val="Table"/>
+        <w:tblW w:type="pct" w:w="5000"/>
+        <w:tblLayout w:type="fixed"/>
+        <w:tblLook w:firstRow="0" w:lastRow="0" w:firstColumn="0" w:lastColumn="0" w:noHBand="0" w:noVBand="0" w:val="0000"/>
+      </w:tblPr>
+      <w:tblGrid>
+        <w:gridCol w:w="7920"/>
+      </w:tblGrid>
+      <w:tr>
+        <w:tc>
+          <w:tcPr/>
+          <w:bookmarkStart w:id="203" w:name="suppfig-survival-pred"/>
+          <w:p>
+            <w:pPr>
+              <w:jc w:val="center"/>
+            </w:pPr>
+            <w:r>
+              <w:drawing>
+                <wp:inline>
+                  <wp:extent cx="5943600" cy="2971800"/>
+                  <wp:effectExtent b="0" l="0" r="0" t="0"/>
+                  <wp:docPr descr="" title="" id="201" name="Picture"/>
+                  <a:graphic>
+                    <a:graphicData uri="http://schemas.openxmlformats.org/drawingml/2006/picture">
+                      <pic:pic>
+                        <pic:nvPicPr>
+                          <pic:cNvPr descr="ms/supplement_files/figure-docx/plot-s-pred-1.png" id="202" name="Picture"/>
+                          <pic:cNvPicPr>
+                            <a:picLocks noChangeArrowheads="1" noChangeAspect="1"/>
+                          </pic:cNvPicPr>
+                        </pic:nvPicPr>
+                        <pic:blipFill>
+                          <a:blip r:embed="rId200"/>
+                          <a:stretch>
+                            <a:fillRect/>
+                          </a:stretch>
+                        </pic:blipFill>
+                        <pic:spPr bwMode="auto">
+                          <a:xfrm>
+                            <a:off x="0" y="0"/>
+                            <a:ext cx="5943600" cy="2971800"/>
+                          </a:xfrm>
+                          <a:prstGeom prst="rect">
+                            <a:avLst/>
+                          </a:prstGeom>
+                          <a:noFill/>
+                          <a:ln w="9525">
+                            <a:noFill/>
+                            <a:headEnd/>
+                            <a:tailEnd/>
+                          </a:ln>
+                        </pic:spPr>
+                      </pic:pic>
+                    </a:graphicData>
+                  </a:graphic>
+                </wp:inline>
+              </w:drawing>
+            </w:r>
+          </w:p>
+          <w:p>
+            <w:pPr>
+              <w:jc w:val="center"/>
+            </w:pPr>
+            <w:pPr>
+              <w:jc w:val="start"/>
+              <w:spacing w:before="200"/>
+              <w:pStyle w:val="ImageCaption"/>
+            </w:pPr>
+            <w:r>
+              <w:t xml:space="preserve">Figure S8: Posterior predicted population-level survival fraction under the 5-day field trace, computed from the model (</w:t>
+            </w:r>
+            <w:hyperlink w:anchor="eq-S-pred">
+              <w:r>
+                <w:rPr>
+                  <w:rStyle w:val="Hyperlink"/>
+                </w:rPr>
+                <w:t xml:space="preserve">Equation 10</w:t>
+              </w:r>
+            </w:hyperlink>
+            <w:r>
+              <w:t xml:space="preserve">). Solid line is the posterior median across 500 draws of</w:t>
+            </w:r>
+            <w:r>
+              <w:t xml:space="preserve"> </w:t>
+            </w:r>
+            <m:oMath>
+              <m:d>
+                <m:dPr>
+                  <m:begChr m:val="("/>
+                  <m:sepChr m:val=""/>
+                  <m:endChr m:val=")"/>
+                  <m:grow/>
+                </m:dPr>
+                <m:e>
+                  <m:r>
+                    <m:rPr>
+                      <m:sty m:val="p"/>
+                    </m:rPr>
+                    <m:t>ℓ</m:t>
+                  </m:r>
+                  <m:r>
+                    <m:rPr>
+                      <m:sty m:val="p"/>
+                    </m:rPr>
+                    <m:t>,</m:t>
+                  </m:r>
+                  <m:r>
+                    <m:t>u</m:t>
+                  </m:r>
+                  <m:r>
+                    <m:rPr>
+                      <m:sty m:val="p"/>
+                    </m:rPr>
+                    <m:t>,</m:t>
+                  </m:r>
+                  <m:r>
+                    <m:t>k</m:t>
+                  </m:r>
+                  <m:r>
+                    <m:rPr>
+                      <m:sty m:val="p"/>
+                    </m:rPr>
+                    <m:t>,</m:t>
+                  </m:r>
+                  <m:sSub>
+                    <m:e>
+                      <m:r>
+                        <m:t>β</m:t>
+                      </m:r>
+                    </m:e>
+                    <m:sub>
+                      <m:r>
+                        <m:t>0</m:t>
+                      </m:r>
+                    </m:sub>
+                  </m:sSub>
+                  <m:r>
+                    <m:rPr>
+                      <m:sty m:val="p"/>
+                    </m:rPr>
+                    <m:t>,</m:t>
+                  </m:r>
+                  <m:sSub>
+                    <m:e>
+                      <m:r>
+                        <m:t>β</m:t>
+                      </m:r>
+                    </m:e>
+                    <m:sub>
+                      <m:r>
+                        <m:t>1</m:t>
+                      </m:r>
+                    </m:sub>
+                  </m:sSub>
+                </m:e>
+              </m:d>
+            </m:oMath>
+            <w:r>
+              <w:t xml:space="preserve"> </w:t>
+            </w:r>
+            <w:r>
+              <w:t xml:space="preserve">from</w:t>
+            </w:r>
+            <w:r>
+              <w:t xml:space="preserve"> </w:t>
+            </w:r>
+            <w:r>
+              <w:rPr>
+                <w:rStyle w:val="VerbatimChar"/>
+              </w:rPr>
+              <w:t xml:space="preserve">fit_bb</w:t>
+            </w:r>
+            <w:r>
+              <w:t xml:space="preserve">; shaded band is the 95% credible interval. The dashed line marks 50% survival, the threshold the HI integral compresses into a single crossing time.</w:t>
+            </w:r>
+          </w:p>
+          <w:bookmarkEnd w:id="203"/>
+        </w:tc>
+      </w:tr>
+    </w:tbl>
+    <w:p>
+      <w:pPr>
+        <w:pStyle w:val="BodyText"/>
+      </w:pPr>
+      <w:r>
+        <w:t xml:space="preserve">By the end of day 5 the posterior median predicted survival is 0.13 (95% CI: 0.09 to 0.21). The two predictions tell consistent stories:</w:t>
+      </w:r>
+      <w:r>
+        <w:t xml:space="preserve"> </w:t>
+      </w:r>
+      <m:oMath>
+        <m:sSub>
+          <m:e>
+            <m:r>
+              <m:t>S</m:t>
+            </m:r>
+          </m:e>
+          <m:sub>
+            <m:r>
+              <m:rPr>
+                <m:nor/>
+                <m:sty m:val="p"/>
+              </m:rPr>
+              <m:t>pred</m:t>
+            </m:r>
+          </m:sub>
+        </m:sSub>
+        <m:d>
+          <m:dPr>
+            <m:begChr m:val="("/>
+            <m:sepChr m:val=""/>
+            <m:endChr m:val=")"/>
+            <m:grow/>
+          </m:dPr>
+          <m:e>
+            <m:r>
+              <m:t>t</m:t>
+            </m:r>
+          </m:e>
+        </m:d>
+      </m:oMath>
+      <w:r>
+        <w:t xml:space="preserve"> </w:t>
+      </w:r>
+      <w:r>
+        <w:t xml:space="preserve">falls through 0.5 at the same time that</w:t>
+      </w:r>
+      <w:r>
+        <w:t xml:space="preserve"> </w:t>
+      </w:r>
+      <m:oMath>
+        <m:r>
+          <m:t>H</m:t>
+        </m:r>
+        <m:r>
+          <m:t>I</m:t>
+        </m:r>
+        <m:d>
+          <m:dPr>
+            <m:begChr m:val="("/>
+            <m:sepChr m:val=""/>
+            <m:endChr m:val=")"/>
+            <m:grow/>
+          </m:dPr>
+          <m:e>
+            <m:r>
+              <m:t>t</m:t>
+            </m:r>
+          </m:e>
+        </m:d>
+      </m:oMath>
+      <w:r>
+        <w:t xml:space="preserve"> </w:t>
+      </w:r>
+      <w:r>
+        <w:t xml:space="preserve">rises through 100 %, but</w:t>
+      </w:r>
+      <w:r>
+        <w:t xml:space="preserve"> </w:t>
+      </w:r>
+      <m:oMath>
+        <m:sSub>
+          <m:e>
+            <m:r>
+              <m:t>S</m:t>
+            </m:r>
+          </m:e>
+          <m:sub>
+            <m:r>
+              <m:rPr>
+                <m:nor/>
+                <m:sty m:val="p"/>
+              </m:rPr>
+              <m:t>pred</m:t>
+            </m:r>
+          </m:sub>
+        </m:sSub>
+        <m:d>
+          <m:dPr>
+            <m:begChr m:val="("/>
+            <m:sepChr m:val=""/>
+            <m:endChr m:val=")"/>
+            <m:grow/>
+          </m:dPr>
+          <m:e>
+            <m:r>
+              <m:t>t</m:t>
+            </m:r>
+          </m:e>
+        </m:d>
+      </m:oMath>
+      <w:r>
+        <w:t xml:space="preserve"> </w:t>
+      </w:r>
+      <w:r>
+        <w:t xml:space="preserve">provides the entire cumulative survival curve. Survival can then be used directly for population-dynamical models, which has been suggsted by</w:t>
+      </w:r>
+      <w:r>
+        <w:t xml:space="preserve"> </w:t>
+      </w:r>
+      <w:r>
+        <w:t xml:space="preserve">Noble</w:t>
+      </w:r>
+      <w:r>
+        <w:t xml:space="preserve"> </w:t>
+      </w:r>
+      <w:r>
+        <w:rPr>
+          <w:i/>
+          <w:iCs/>
+        </w:rPr>
+        <w:t xml:space="preserve">et al.</w:t>
+      </w:r>
+      <w:r>
+        <w:t xml:space="preserve"> </w:t>
+      </w:r>
+      <w:r>
+        <w:t xml:space="preserve">(</w:t>
+      </w:r>
+      <w:hyperlink w:anchor="ref-noble2026">
+        <w:r>
+          <w:rPr>
+            <w:rStyle w:val="Hyperlink"/>
+          </w:rPr>
+          <w:t xml:space="preserve">2026</w:t>
+        </w:r>
+      </w:hyperlink>
+      <w:r>
+        <w:t xml:space="preserve">)</w:t>
+      </w:r>
+      <w:r>
+        <w:t xml:space="preserve">.</w:t>
+      </w:r>
+    </w:p>
+    <w:bookmarkEnd w:id="204"/>
+    <w:bookmarkEnd w:id="205"/>
+    <w:bookmarkEnd w:id="206"/>
+    <w:bookmarkStart w:id="244" w:name="references-1"/>
     <w:p>
       <w:pPr>
         <w:pStyle w:val="Heading1"/>
       </w:pPr>
       <w:r>
-        <w:t xml:space="preserve">16. </w:t>
+        <w:t xml:space="preserve">15. </w:t>
       </w:r>
       <w:r>
         <w:rPr>
@@ -52486,8 +56327,8 @@
         <w:t xml:space="preserve">References</w:t>
       </w:r>
     </w:p>
-    <w:bookmarkStart w:id="234" w:name="refs"/>
-    <w:bookmarkStart w:id="198" w:name="ref-arnold_thermal_2025"/>
+    <w:bookmarkStart w:id="243" w:name="refs"/>
+    <w:bookmarkStart w:id="207" w:name="ref-arnold_thermal_2025"/>
     <w:p>
       <w:pPr>
         <w:pStyle w:val="Bibliography"/>
@@ -52511,7 +56352,7 @@
       <w:r>
         <w:t xml:space="preserve"> </w:t>
       </w:r>
-      <w:hyperlink r:id="rId68">
+      <w:hyperlink r:id="rId62">
         <w:r>
           <w:rPr>
             <w:rStyle w:val="Hyperlink"/>
@@ -52536,8 +56377,8 @@
         <w:t xml:space="preserve">, 31, e70315.</w:t>
       </w:r>
     </w:p>
-    <w:bookmarkEnd w:id="198"/>
-    <w:bookmarkStart w:id="199" w:name="ref-bolker_ecologicalmodels_2008"/>
+    <w:bookmarkEnd w:id="207"/>
+    <w:bookmarkStart w:id="208" w:name="ref-bolker_ecologicalmodels_2008"/>
     <w:p>
       <w:pPr>
         <w:pStyle w:val="Bibliography"/>
@@ -52573,8 +56414,8 @@
         <w:t xml:space="preserve">. Princeton University Press, Princeton, NJ.</w:t>
       </w:r>
     </w:p>
-    <w:bookmarkEnd w:id="199"/>
-    <w:bookmarkStart w:id="200" w:name="ref-buckley_damage_2025"/>
+    <w:bookmarkEnd w:id="208"/>
+    <w:bookmarkStart w:id="209" w:name="ref-buckley_damage_2025"/>
     <w:p>
       <w:pPr>
         <w:pStyle w:val="Bibliography"/>
@@ -52585,7 +56426,7 @@
       <w:r>
         <w:t xml:space="preserve"> </w:t>
       </w:r>
-      <w:hyperlink r:id="rId71">
+      <w:hyperlink r:id="rId65">
         <w:r>
           <w:rPr>
             <w:rStyle w:val="Hyperlink"/>
@@ -52610,8 +56451,8 @@
         <w:t xml:space="preserve">, 65, 1061–1075.</w:t>
       </w:r>
     </w:p>
-    <w:bookmarkEnd w:id="200"/>
-    <w:bookmarkStart w:id="201" w:name="ref-burke_ipd_2017"/>
+    <w:bookmarkEnd w:id="209"/>
+    <w:bookmarkStart w:id="210" w:name="ref-burke_ipd_2017"/>
     <w:p>
       <w:pPr>
         <w:pStyle w:val="Bibliography"/>
@@ -52622,7 +56463,7 @@
       <w:r>
         <w:t xml:space="preserve"> </w:t>
       </w:r>
-      <w:hyperlink r:id="rId73">
+      <w:hyperlink r:id="rId67">
         <w:r>
           <w:rPr>
             <w:rStyle w:val="Hyperlink"/>
@@ -52647,8 +56488,8 @@
         <w:t xml:space="preserve">, 36, 855–875.</w:t>
       </w:r>
     </w:p>
-    <w:bookmarkEnd w:id="201"/>
-    <w:bookmarkStart w:id="202" w:name="ref-burkner_brms_2017"/>
+    <w:bookmarkEnd w:id="210"/>
+    <w:bookmarkStart w:id="211" w:name="ref-burkner_brms_2017"/>
     <w:p>
       <w:pPr>
         <w:pStyle w:val="Bibliography"/>
@@ -52659,7 +56500,7 @@
       <w:r>
         <w:t xml:space="preserve"> </w:t>
       </w:r>
-      <w:hyperlink r:id="rId75">
+      <w:hyperlink r:id="rId69">
         <w:r>
           <w:rPr>
             <w:rStyle w:val="Hyperlink"/>
@@ -52750,8 +56591,8 @@
         <w:t xml:space="preserve">, 80, 1–28.</w:t>
       </w:r>
     </w:p>
-    <w:bookmarkEnd w:id="202"/>
-    <w:bookmarkStart w:id="203" w:name="ref-carroll_measurement_2006"/>
+    <w:bookmarkEnd w:id="211"/>
+    <w:bookmarkStart w:id="212" w:name="ref-carroll_measurement_2006"/>
     <w:p>
       <w:pPr>
         <w:pStyle w:val="Bibliography"/>
@@ -52762,7 +56603,7 @@
       <w:r>
         <w:t xml:space="preserve"> </w:t>
       </w:r>
-      <w:hyperlink r:id="rId77">
+      <w:hyperlink r:id="rId71">
         <w:r>
           <w:rPr>
             <w:rStyle w:val="Hyperlink"/>
@@ -52785,8 +56626,8 @@
         <w:t xml:space="preserve">.</w:t>
       </w:r>
     </w:p>
-    <w:bookmarkEnd w:id="203"/>
-    <w:bookmarkStart w:id="204" w:name="ref-deutsch_latitude_2008"/>
+    <w:bookmarkEnd w:id="212"/>
+    <w:bookmarkStart w:id="213" w:name="ref-deutsch_latitude_2008"/>
     <w:p>
       <w:pPr>
         <w:pStyle w:val="Bibliography"/>
@@ -52810,7 +56651,7 @@
       <w:r>
         <w:t xml:space="preserve"> </w:t>
       </w:r>
-      <w:hyperlink r:id="rId79">
+      <w:hyperlink r:id="rId73">
         <w:r>
           <w:rPr>
             <w:rStyle w:val="Hyperlink"/>
@@ -52835,8 +56676,8 @@
         <w:t xml:space="preserve">, 105, 6668–6672.</w:t>
       </w:r>
     </w:p>
-    <w:bookmarkEnd w:id="204"/>
-    <w:bookmarkStart w:id="205" w:name="ref-gelman_priors_2006"/>
+    <w:bookmarkEnd w:id="213"/>
+    <w:bookmarkStart w:id="214" w:name="ref-gelman_priors_2006"/>
     <w:p>
       <w:pPr>
         <w:pStyle w:val="Bibliography"/>
@@ -52847,7 +56688,7 @@
       <w:r>
         <w:t xml:space="preserve"> </w:t>
       </w:r>
-      <w:hyperlink r:id="rId81">
+      <w:hyperlink r:id="rId75">
         <w:r>
           <w:rPr>
             <w:rStyle w:val="Hyperlink"/>
@@ -52914,8 +56755,8 @@
         <w:t xml:space="preserve">, 1, 515–534.</w:t>
       </w:r>
     </w:p>
-    <w:bookmarkEnd w:id="205"/>
-    <w:bookmarkStart w:id="206" w:name="ref-harrison_olre_2014"/>
+    <w:bookmarkEnd w:id="214"/>
+    <w:bookmarkStart w:id="215" w:name="ref-harrison_olre_2014"/>
     <w:p>
       <w:pPr>
         <w:pStyle w:val="Bibliography"/>
@@ -52926,7 +56767,7 @@
       <w:r>
         <w:t xml:space="preserve"> </w:t>
       </w:r>
-      <w:hyperlink r:id="rId83">
+      <w:hyperlink r:id="rId77">
         <w:r>
           <w:rPr>
             <w:rStyle w:val="Hyperlink"/>
@@ -52951,8 +56792,8 @@
         <w:t xml:space="preserve">, 2, e616.</w:t>
       </w:r>
     </w:p>
-    <w:bookmarkEnd w:id="206"/>
-    <w:bookmarkStart w:id="207" w:name="ref-harrison_mixed_2018"/>
+    <w:bookmarkEnd w:id="215"/>
+    <w:bookmarkStart w:id="216" w:name="ref-harrison_mixed_2018"/>
     <w:p>
       <w:pPr>
         <w:pStyle w:val="Bibliography"/>
@@ -52976,7 +56817,7 @@
       <w:r>
         <w:t xml:space="preserve"> </w:t>
       </w:r>
-      <w:hyperlink r:id="rId85">
+      <w:hyperlink r:id="rId79">
         <w:r>
           <w:rPr>
             <w:rStyle w:val="Hyperlink"/>
@@ -53001,8 +56842,8 @@
         <w:t xml:space="preserve">, 6, e4794.</w:t>
       </w:r>
     </w:p>
-    <w:bookmarkEnd w:id="207"/>
-    <w:bookmarkStart w:id="208" w:name="ref-jorgensen_drosophila_2019"/>
+    <w:bookmarkEnd w:id="216"/>
+    <w:bookmarkStart w:id="217" w:name="ref-jorgensen_drosophila_2019"/>
     <w:p>
       <w:pPr>
         <w:pStyle w:val="Bibliography"/>
@@ -53013,7 +56854,7 @@
       <w:r>
         <w:t xml:space="preserve"> </w:t>
       </w:r>
-      <w:hyperlink r:id="rId87">
+      <w:hyperlink r:id="rId81">
         <w:r>
           <w:rPr>
             <w:rStyle w:val="Hyperlink"/>
@@ -53062,8 +56903,8 @@
         <w:t xml:space="preserve">, 33, 629–642.</w:t>
       </w:r>
     </w:p>
-    <w:bookmarkEnd w:id="208"/>
-    <w:bookmarkStart w:id="209" w:name="ref-jorgensen_unifying_2021"/>
+    <w:bookmarkEnd w:id="217"/>
+    <w:bookmarkStart w:id="218" w:name="ref-jorgensen_unifying_2021"/>
     <w:p>
       <w:pPr>
         <w:pStyle w:val="Bibliography"/>
@@ -53074,7 +56915,7 @@
       <w:r>
         <w:t xml:space="preserve"> </w:t>
       </w:r>
-      <w:hyperlink r:id="rId89">
+      <w:hyperlink r:id="rId83">
         <w:r>
           <w:rPr>
             <w:rStyle w:val="Hyperlink"/>
@@ -53099,8 +56940,8 @@
         <w:t xml:space="preserve">, 11, 12840.</w:t>
       </w:r>
     </w:p>
-    <w:bookmarkEnd w:id="209"/>
-    <w:bookmarkStart w:id="210" w:name="ref-jorgensen_nature_2022"/>
+    <w:bookmarkEnd w:id="218"/>
+    <w:bookmarkStart w:id="219" w:name="ref-jorgensen_nature_2022"/>
     <w:p>
       <w:pPr>
         <w:pStyle w:val="Bibliography"/>
@@ -53111,7 +56952,7 @@
       <w:r>
         <w:t xml:space="preserve"> </w:t>
       </w:r>
-      <w:hyperlink r:id="rId91">
+      <w:hyperlink r:id="rId85">
         <w:r>
           <w:rPr>
             <w:rStyle w:val="Hyperlink"/>
@@ -53136,8 +56977,8 @@
         <w:t xml:space="preserve">, 611, 93–98.</w:t>
       </w:r>
     </w:p>
-    <w:bookmarkEnd w:id="210"/>
-    <w:bookmarkStart w:id="211" w:name="ref-kingsolver_umbanhowar_2018"/>
+    <w:bookmarkEnd w:id="219"/>
+    <w:bookmarkStart w:id="220" w:name="ref-kingsolver_umbanhowar_2018"/>
     <w:p>
       <w:pPr>
         <w:pStyle w:val="Bibliography"/>
@@ -53148,7 +56989,7 @@
       <w:r>
         <w:t xml:space="preserve"> </w:t>
       </w:r>
-      <w:hyperlink r:id="rId93">
+      <w:hyperlink r:id="rId87">
         <w:r>
           <w:rPr>
             <w:rStyle w:val="Hyperlink"/>
@@ -53173,8 +57014,8 @@
         <w:t xml:space="preserve">, 221, jeb167858.</w:t>
       </w:r>
     </w:p>
-    <w:bookmarkEnd w:id="211"/>
-    <w:bookmarkStart w:id="212" w:name="ref-li2023"/>
+    <w:bookmarkEnd w:id="220"/>
+    <w:bookmarkStart w:id="221" w:name="ref-li2023"/>
     <w:p>
       <w:pPr>
         <w:pStyle w:val="Bibliography"/>
@@ -53198,7 +57039,7 @@
       <w:r>
         <w:t xml:space="preserve"> </w:t>
       </w:r>
-      <w:hyperlink r:id="rId95">
+      <w:hyperlink r:id="rId89">
         <w:r>
           <w:rPr>
             <w:rStyle w:val="Hyperlink"/>
@@ -53223,8 +57064,8 @@
         <w:t xml:space="preserve">, 114, 103583.</w:t>
       </w:r>
     </w:p>
-    <w:bookmarkEnd w:id="212"/>
-    <w:bookmarkStart w:id="213" w:name="ref-nakagawa_santos_2012"/>
+    <w:bookmarkEnd w:id="221"/>
+    <w:bookmarkStart w:id="222" w:name="ref-nakagawa_santos_2012"/>
     <w:p>
       <w:pPr>
         <w:pStyle w:val="Bibliography"/>
@@ -53235,7 +57076,7 @@
       <w:r>
         <w:t xml:space="preserve"> </w:t>
       </w:r>
-      <w:hyperlink r:id="rId97">
+      <w:hyperlink r:id="rId91">
         <w:r>
           <w:rPr>
             <w:rStyle w:val="Hyperlink"/>
@@ -53260,8 +57101,8 @@
         <w:t xml:space="preserve">, 26, 1253–1274.</w:t>
       </w:r>
     </w:p>
-    <w:bookmarkEnd w:id="213"/>
-    <w:bookmarkStart w:id="214" w:name="ref-nielsen_nlmm_2004"/>
+    <w:bookmarkEnd w:id="222"/>
+    <w:bookmarkStart w:id="223" w:name="ref-nielsen_nlmm_2004"/>
     <w:p>
       <w:pPr>
         <w:pStyle w:val="Bibliography"/>
@@ -53272,7 +57113,7 @@
       <w:r>
         <w:t xml:space="preserve"> </w:t>
       </w:r>
-      <w:hyperlink r:id="rId99">
+      <w:hyperlink r:id="rId93">
         <w:r>
           <w:rPr>
             <w:rStyle w:val="Hyperlink"/>
@@ -53297,8 +57138,8 @@
         <w:t xml:space="preserve">, 18, 30–37.</w:t>
       </w:r>
     </w:p>
-    <w:bookmarkEnd w:id="214"/>
-    <w:bookmarkStart w:id="215" w:name="ref-noble2026"/>
+    <w:bookmarkEnd w:id="223"/>
+    <w:bookmarkStart w:id="224" w:name="ref-noble2026"/>
     <w:p>
       <w:pPr>
         <w:pStyle w:val="Bibliography"/>
@@ -53322,7 +57163,7 @@
       <w:r>
         <w:t xml:space="preserve"> </w:t>
       </w:r>
-      <w:hyperlink r:id="rId101">
+      <w:hyperlink r:id="rId95">
         <w:r>
           <w:rPr>
             <w:rStyle w:val="Hyperlink"/>
@@ -53347,8 +57188,8 @@
         <w:t xml:space="preserve">.</w:t>
       </w:r>
     </w:p>
-    <w:bookmarkEnd w:id="215"/>
-    <w:bookmarkStart w:id="216" w:name="ref-orsted_finding_2022"/>
+    <w:bookmarkEnd w:id="224"/>
+    <w:bookmarkStart w:id="225" w:name="ref-orsted_finding_2022"/>
     <w:p>
       <w:pPr>
         <w:pStyle w:val="Bibliography"/>
@@ -53359,7 +57200,7 @@
       <w:r>
         <w:t xml:space="preserve"> </w:t>
       </w:r>
-      <w:hyperlink r:id="rId103">
+      <w:hyperlink r:id="rId97">
         <w:r>
           <w:rPr>
             <w:rStyle w:val="Hyperlink"/>
@@ -53408,8 +57249,8 @@
         <w:t xml:space="preserve">, 225, jeb244514.</w:t>
       </w:r>
     </w:p>
-    <w:bookmarkEnd w:id="216"/>
-    <w:bookmarkStart w:id="217" w:name="ref-orsted_suzukii_2024"/>
+    <w:bookmarkEnd w:id="225"/>
+    <w:bookmarkStart w:id="226" w:name="ref-orsted_suzukii_2024"/>
     <w:p>
       <w:pPr>
         <w:pStyle w:val="Bibliography"/>
@@ -53420,7 +57261,7 @@
       <w:r>
         <w:t xml:space="preserve"> </w:t>
       </w:r>
-      <w:hyperlink r:id="rId105">
+      <w:hyperlink r:id="rId99">
         <w:r>
           <w:rPr>
             <w:rStyle w:val="Hyperlink"/>
@@ -53469,8 +57310,8 @@
         <w:t xml:space="preserve">, 27, e14421.</w:t>
       </w:r>
     </w:p>
-    <w:bookmarkEnd w:id="217"/>
-    <w:bookmarkStart w:id="218" w:name="ref-pinsky_marine_2019"/>
+    <w:bookmarkEnd w:id="226"/>
+    <w:bookmarkStart w:id="227" w:name="ref-pinsky_marine_2019"/>
     <w:p>
       <w:pPr>
         <w:pStyle w:val="Bibliography"/>
@@ -53481,7 +57322,7 @@
       <w:r>
         <w:t xml:space="preserve"> </w:t>
       </w:r>
-      <w:hyperlink r:id="rId107">
+      <w:hyperlink r:id="rId101">
         <w:r>
           <w:rPr>
             <w:rStyle w:val="Hyperlink"/>
@@ -53506,8 +57347,8 @@
         <w:t xml:space="preserve">, 569, 108–111.</w:t>
       </w:r>
     </w:p>
-    <w:bookmarkEnd w:id="218"/>
-    <w:bookmarkStart w:id="219" w:name="ref-pottier_amphibians_2025"/>
+    <w:bookmarkEnd w:id="227"/>
+    <w:bookmarkStart w:id="228" w:name="ref-pottier_amphibians_2025"/>
     <w:p>
       <w:pPr>
         <w:pStyle w:val="Bibliography"/>
@@ -53531,7 +57372,7 @@
       <w:r>
         <w:t xml:space="preserve"> </w:t>
       </w:r>
-      <w:hyperlink r:id="rId109">
+      <w:hyperlink r:id="rId103">
         <w:r>
           <w:rPr>
             <w:rStyle w:val="Hyperlink"/>
@@ -53556,8 +57397,8 @@
         <w:t xml:space="preserve">, 639, 954–961.</w:t>
       </w:r>
     </w:p>
-    <w:bookmarkEnd w:id="219"/>
-    <w:bookmarkStart w:id="220" w:name="ref-rezende_drosophila_mortality_2020"/>
+    <w:bookmarkEnd w:id="228"/>
+    <w:bookmarkStart w:id="229" w:name="ref-rezende_drosophila_mortality_2020"/>
     <w:p>
       <w:pPr>
         <w:pStyle w:val="Bibliography"/>
@@ -53568,7 +57409,7 @@
       <w:r>
         <w:t xml:space="preserve"> </w:t>
       </w:r>
-      <w:hyperlink r:id="rId111">
+      <w:hyperlink r:id="rId105">
         <w:r>
           <w:rPr>
             <w:rStyle w:val="Hyperlink"/>
@@ -53617,8 +57458,8 @@
         <w:t xml:space="preserve">, 369, 1242–1245.</w:t>
       </w:r>
     </w:p>
-    <w:bookmarkEnd w:id="220"/>
-    <w:bookmarkStart w:id="221" w:name="ref-rezende_landscapes_2014"/>
+    <w:bookmarkEnd w:id="229"/>
+    <w:bookmarkStart w:id="230" w:name="ref-rezende_landscapes_2014"/>
     <w:p>
       <w:pPr>
         <w:pStyle w:val="Bibliography"/>
@@ -53629,7 +57470,7 @@
       <w:r>
         <w:t xml:space="preserve"> </w:t>
       </w:r>
-      <w:hyperlink r:id="rId113">
+      <w:hyperlink r:id="rId107">
         <w:r>
           <w:rPr>
             <w:rStyle w:val="Hyperlink"/>
@@ -53654,8 +57495,8 @@
         <w:t xml:space="preserve">, 28, 799–809.</w:t>
       </w:r>
     </w:p>
-    <w:bookmarkEnd w:id="221"/>
-    <w:bookmarkStart w:id="222" w:name="ref-ritz_ecotox_2010"/>
+    <w:bookmarkEnd w:id="230"/>
+    <w:bookmarkStart w:id="231" w:name="ref-ritz_ecotox_2010"/>
     <w:p>
       <w:pPr>
         <w:pStyle w:val="Bibliography"/>
@@ -53666,7 +57507,7 @@
       <w:r>
         <w:t xml:space="preserve"> </w:t>
       </w:r>
-      <w:hyperlink r:id="rId115">
+      <w:hyperlink r:id="rId109">
         <w:r>
           <w:rPr>
             <w:rStyle w:val="Hyperlink"/>
@@ -53691,8 +57532,8 @@
         <w:t xml:space="preserve">, 29, 220–229.</w:t>
       </w:r>
     </w:p>
-    <w:bookmarkEnd w:id="222"/>
-    <w:bookmarkStart w:id="223" w:name="ref-ritz_drc_2015"/>
+    <w:bookmarkEnd w:id="231"/>
+    <w:bookmarkStart w:id="232" w:name="ref-ritz_drc_2015"/>
     <w:p>
       <w:pPr>
         <w:pStyle w:val="Bibliography"/>
@@ -53703,7 +57544,7 @@
       <w:r>
         <w:t xml:space="preserve"> </w:t>
       </w:r>
-      <w:hyperlink r:id="rId117">
+      <w:hyperlink r:id="rId111">
         <w:r>
           <w:rPr>
             <w:rStyle w:val="Hyperlink"/>
@@ -53740,8 +57581,8 @@
         <w:t xml:space="preserve">, 10, e0146021.</w:t>
       </w:r>
     </w:p>
-    <w:bookmarkEnd w:id="223"/>
-    <w:bookmarkStart w:id="224" w:name="ref-ritz_streibig_2008"/>
+    <w:bookmarkEnd w:id="232"/>
+    <w:bookmarkStart w:id="233" w:name="ref-ritz_streibig_2008"/>
     <w:p>
       <w:pPr>
         <w:pStyle w:val="Bibliography"/>
@@ -53752,7 +57593,7 @@
       <w:r>
         <w:t xml:space="preserve"> </w:t>
       </w:r>
-      <w:hyperlink r:id="rId119">
+      <w:hyperlink r:id="rId113">
         <w:r>
           <w:rPr>
             <w:rStyle w:val="Hyperlink"/>
@@ -53782,8 +57623,8 @@
         <w:t xml:space="preserve">. Springer-Verlag, New York.</w:t>
       </w:r>
     </w:p>
-    <w:bookmarkEnd w:id="224"/>
-    <w:bookmarkStart w:id="225" w:name="ref-rudemo_random_1989"/>
+    <w:bookmarkEnd w:id="233"/>
+    <w:bookmarkStart w:id="234" w:name="ref-rudemo_random_1989"/>
     <w:p>
       <w:pPr>
         <w:pStyle w:val="Bibliography"/>
@@ -53794,7 +57635,7 @@
       <w:r>
         <w:t xml:space="preserve"> </w:t>
       </w:r>
-      <w:hyperlink r:id="rId121">
+      <w:hyperlink r:id="rId115">
         <w:r>
           <w:rPr>
             <w:rStyle w:val="Hyperlink"/>
@@ -53819,8 +57660,8 @@
         <w:t xml:space="preserve">, 45, 349–362.</w:t>
       </w:r>
     </w:p>
-    <w:bookmarkEnd w:id="225"/>
-    <w:bookmarkStart w:id="226" w:name="ref-schielzeth_centering_2010"/>
+    <w:bookmarkEnd w:id="234"/>
+    <w:bookmarkStart w:id="235" w:name="ref-schielzeth_centering_2010"/>
     <w:p>
       <w:pPr>
         <w:pStyle w:val="Bibliography"/>
@@ -53831,7 +57672,7 @@
       <w:r>
         <w:t xml:space="preserve"> </w:t>
       </w:r>
-      <w:hyperlink r:id="rId123">
+      <w:hyperlink r:id="rId117">
         <w:r>
           <w:rPr>
             <w:rStyle w:val="Hyperlink"/>
@@ -53856,8 +57697,8 @@
         <w:t xml:space="preserve">, 1, 103–113.</w:t>
       </w:r>
     </w:p>
-    <w:bookmarkEnd w:id="226"/>
-    <w:bookmarkStart w:id="227" w:name="ref-smale_marine_2019"/>
+    <w:bookmarkEnd w:id="235"/>
+    <w:bookmarkStart w:id="236" w:name="ref-smale_marine_2019"/>
     <w:p>
       <w:pPr>
         <w:pStyle w:val="Bibliography"/>
@@ -53881,7 +57722,7 @@
       <w:r>
         <w:t xml:space="preserve"> </w:t>
       </w:r>
-      <w:hyperlink r:id="rId125">
+      <w:hyperlink r:id="rId119">
         <w:r>
           <w:rPr>
             <w:rStyle w:val="Hyperlink"/>
@@ -53906,8 +57747,8 @@
         <w:t xml:space="preserve">, 9, 306–312.</w:t>
       </w:r>
     </w:p>
-    <w:bookmarkEnd w:id="227"/>
-    <w:bookmarkStart w:id="228" w:name="ref-snook_fertility_2026"/>
+    <w:bookmarkEnd w:id="236"/>
+    <w:bookmarkStart w:id="237" w:name="ref-snook_fertility_2026"/>
     <w:p>
       <w:pPr>
         <w:pStyle w:val="Bibliography"/>
@@ -53918,7 +57759,7 @@
       <w:r>
         <w:t xml:space="preserve"> </w:t>
       </w:r>
-      <w:hyperlink r:id="rId127">
+      <w:hyperlink r:id="rId121">
         <w:r>
           <w:rPr>
             <w:rStyle w:val="Hyperlink"/>
@@ -53943,8 +57784,8 @@
         <w:t xml:space="preserve">, 2, 225–241.</w:t>
       </w:r>
     </w:p>
-    <w:bookmarkEnd w:id="228"/>
-    <w:bookmarkStart w:id="229" w:name="ref-sunday_global_2011"/>
+    <w:bookmarkEnd w:id="237"/>
+    <w:bookmarkStart w:id="238" w:name="ref-sunday_global_2011"/>
     <w:p>
       <w:pPr>
         <w:pStyle w:val="Bibliography"/>
@@ -53955,7 +57796,7 @@
       <w:r>
         <w:t xml:space="preserve"> </w:t>
       </w:r>
-      <w:hyperlink r:id="rId129">
+      <w:hyperlink r:id="rId123">
         <w:r>
           <w:rPr>
             <w:rStyle w:val="Hyperlink"/>
@@ -53980,8 +57821,8 @@
         <w:t xml:space="preserve">, 278, 1823–1830.</w:t>
       </w:r>
     </w:p>
-    <w:bookmarkEnd w:id="229"/>
-    <w:bookmarkStart w:id="230" w:name="ref-sunday_redistribution_2012"/>
+    <w:bookmarkEnd w:id="238"/>
+    <w:bookmarkStart w:id="239" w:name="ref-sunday_redistribution_2012"/>
     <w:p>
       <w:pPr>
         <w:pStyle w:val="Bibliography"/>
@@ -53992,7 +57833,7 @@
       <w:r>
         <w:t xml:space="preserve"> </w:t>
       </w:r>
-      <w:hyperlink r:id="rId131">
+      <w:hyperlink r:id="rId125">
         <w:r>
           <w:rPr>
             <w:rStyle w:val="Hyperlink"/>
@@ -54017,8 +57858,8 @@
         <w:t xml:space="preserve">, 2, 686–690.</w:t>
       </w:r>
     </w:p>
-    <w:bookmarkEnd w:id="230"/>
-    <w:bookmarkStart w:id="231" w:name="ref-truebano2018"/>
+    <w:bookmarkEnd w:id="239"/>
+    <w:bookmarkStart w:id="240" w:name="ref-truebano2018"/>
     <w:p>
       <w:pPr>
         <w:pStyle w:val="Bibliography"/>
@@ -54029,7 +57870,7 @@
       <w:r>
         <w:t xml:space="preserve"> </w:t>
       </w:r>
-      <w:hyperlink r:id="rId133">
+      <w:hyperlink r:id="rId127">
         <w:r>
           <w:rPr>
             <w:rStyle w:val="Hyperlink"/>
@@ -54054,8 +57895,8 @@
         <w:t xml:space="preserve">, 221, jeb171629.</w:t>
       </w:r>
     </w:p>
-    <w:bookmarkEnd w:id="231"/>
-    <w:bookmarkStart w:id="232" w:name="ref-villeneuve_dynamic_2024"/>
+    <w:bookmarkEnd w:id="240"/>
+    <w:bookmarkStart w:id="241" w:name="ref-villeneuve_dynamic_2024"/>
     <w:p>
       <w:pPr>
         <w:pStyle w:val="Bibliography"/>
@@ -54066,7 +57907,7 @@
       <w:r>
         <w:t xml:space="preserve"> </w:t>
       </w:r>
-      <w:hyperlink r:id="rId135">
+      <w:hyperlink r:id="rId129">
         <w:r>
           <w:rPr>
             <w:rStyle w:val="Hyperlink"/>
@@ -54091,8 +57932,8 @@
         <w:t xml:space="preserve">, 94, 1515–1527.</w:t>
       </w:r>
     </w:p>
-    <w:bookmarkEnd w:id="232"/>
-    <w:bookmarkStart w:id="233" w:name="ref-wiens_localextinctions_2016"/>
+    <w:bookmarkEnd w:id="241"/>
+    <w:bookmarkStart w:id="242" w:name="ref-wiens_localextinctions_2016"/>
     <w:p>
       <w:pPr>
         <w:pStyle w:val="Bibliography"/>
@@ -54103,7 +57944,7 @@
       <w:r>
         <w:t xml:space="preserve"> </w:t>
       </w:r>
-      <w:hyperlink r:id="rId137">
+      <w:hyperlink r:id="rId131">
         <w:r>
           <w:rPr>
             <w:rStyle w:val="Hyperlink"/>
@@ -54128,16 +57969,16 @@
         <w:t xml:space="preserve">, 14, e2001104.</w:t>
       </w:r>
     </w:p>
-    <w:bookmarkEnd w:id="233"/>
-    <w:bookmarkEnd w:id="234"/>
-    <w:bookmarkEnd w:id="235"/>
-    <w:bookmarkStart w:id="236" w:name="session-information"/>
+    <w:bookmarkEnd w:id="242"/>
+    <w:bookmarkEnd w:id="243"/>
+    <w:bookmarkEnd w:id="244"/>
+    <w:bookmarkStart w:id="245" w:name="session-information"/>
     <w:p>
       <w:pPr>
         <w:pStyle w:val="Heading1"/>
       </w:pPr>
       <w:r>
-        <w:t xml:space="preserve">17. </w:t>
+        <w:t xml:space="preserve">16. </w:t>
       </w:r>
       <w:r>
         <w:rPr>
@@ -55713,7 +59554,7 @@
         <w:t xml:space="preserve">pkgconfig(v.2.0.3)</w:t>
       </w:r>
     </w:p>
-    <w:bookmarkEnd w:id="236"/>
+    <w:bookmarkEnd w:id="245"/>
     <w:sectPr>
       <w:pgSz w:h="15840" w:w="12240"/>
       <w:pgMar w:bottom="1440" w:footer="720" w:gutter="0" w:header="720" w:left="1440" w:right="1440" w:top="1440"/>
